--- a/docs/04-use-cases.docx
+++ b/docs/04-use-cases.docx
@@ -628,51 +628,7 @@
         </w:rPr>
       </w:pPr>
       <w:r>
-        <w:rPr>
-          <w:rFonts w:ascii="Courier New" w:eastAsia="Times New Roman" w:hAnsi="Courier New" w:cs="Courier New"/>
-          <w:sz w:val="20"/>
-          <w:szCs w:val="20"/>
-          <w:lang w:val="en-US" w:eastAsia="ru-RU"/>
-        </w:rPr>
-        <w:t>Upload Photo</w:t>
-      </w:r>
-      <w:r>
-        <w:rPr>
-          <w:rFonts w:ascii="Courier New" w:eastAsia="Times New Roman" w:hAnsi="Courier New" w:cs="Courier New"/>
-          <w:sz w:val="20"/>
-          <w:szCs w:val="20"/>
-          <w:lang w:val="en-US" w:eastAsia="ru-RU"/>
-        </w:rPr>
-        <w:br/>
-      </w:r>
-      <w:r>
-        <w:rPr>
-          <w:rFonts w:ascii="Courier New" w:eastAsia="Times New Roman" w:hAnsi="Courier New" w:cs="Courier New"/>
-          <w:sz w:val="20"/>
-          <w:szCs w:val="20"/>
-          <w:lang w:val="en-US" w:eastAsia="ru-RU"/>
-        </w:rPr>
-        <w:br/>
-        <w:t>Delete Photo</w:t>
-      </w:r>
-      <w:r>
-        <w:rPr>
-          <w:rFonts w:ascii="Courier New" w:eastAsia="Times New Roman" w:hAnsi="Courier New" w:cs="Courier New"/>
-          <w:sz w:val="20"/>
-          <w:szCs w:val="20"/>
-          <w:lang w:val="en-US" w:eastAsia="ru-RU"/>
-        </w:rPr>
-        <w:br/>
-      </w:r>
-      <w:r>
-        <w:rPr>
-          <w:rFonts w:ascii="Courier New" w:eastAsia="Times New Roman" w:hAnsi="Courier New" w:cs="Courier New"/>
-          <w:sz w:val="20"/>
-          <w:szCs w:val="20"/>
-          <w:lang w:val="en-US" w:eastAsia="ru-RU"/>
-        </w:rPr>
-        <w:br/>
-        <w:t>Get Photo</w:t>
+        <w:t>Upload Photo List Memory Media Download Thumbnail Download Display Delete Media</w:t>
       </w:r>
     </w:p>
     <w:p>
@@ -5135,478 +5091,105 @@
       </w:r>
     </w:p>
     <w:p>
-      <w:pPr>
-        <w:spacing w:before="100" w:beforeAutospacing="1" w:after="100" w:afterAutospacing="1" w:line="240" w:lineRule="auto"/>
-        <w:outlineLvl w:val="0"/>
-        <w:rPr>
-          <w:rFonts w:ascii="Times New Roman" w:eastAsia="Times New Roman" w:hAnsi="Times New Roman" w:cs="Times New Roman"/>
-          <w:b/>
-          <w:bCs/>
-          <w:kern w:val="36"/>
-          <w:sz w:val="48"/>
-          <w:szCs w:val="48"/>
-          <w:lang w:val="en-US" w:eastAsia="ru-RU"/>
-        </w:rPr>
-      </w:pPr>
-      <w:r>
-        <w:rPr>
-          <w:rFonts w:ascii="Times New Roman" w:eastAsia="Times New Roman" w:hAnsi="Times New Roman" w:cs="Times New Roman"/>
-          <w:b/>
-          <w:bCs/>
-          <w:kern w:val="36"/>
-          <w:sz w:val="48"/>
-          <w:szCs w:val="48"/>
-          <w:lang w:val="en-US" w:eastAsia="ru-RU"/>
-        </w:rPr>
-        <w:t>Use Case №9</w:t>
-      </w:r>
-    </w:p>
-    <w:p>
-      <w:pPr>
-        <w:spacing w:before="100" w:beforeAutospacing="1" w:after="100" w:afterAutospacing="1" w:line="240" w:lineRule="auto"/>
-        <w:outlineLvl w:val="1"/>
-        <w:rPr>
-          <w:rFonts w:ascii="Times New Roman" w:eastAsia="Times New Roman" w:hAnsi="Times New Roman" w:cs="Times New Roman"/>
-          <w:b/>
-          <w:bCs/>
-          <w:sz w:val="36"/>
-          <w:szCs w:val="36"/>
-          <w:lang w:val="en-US" w:eastAsia="ru-RU"/>
-        </w:rPr>
-      </w:pPr>
-      <w:r>
-        <w:rPr>
-          <w:rFonts w:ascii="Times New Roman" w:eastAsia="Times New Roman" w:hAnsi="Times New Roman" w:cs="Times New Roman"/>
-          <w:b/>
-          <w:bCs/>
-          <w:sz w:val="36"/>
-          <w:szCs w:val="36"/>
-          <w:lang w:val="en-US" w:eastAsia="ru-RU"/>
-        </w:rPr>
+      <w:pPr/>
+      <w:r>
+        <w:t>Use Case No.9</w:t>
+      </w:r>
+    </w:p>
+    <w:p>
+      <w:pPr/>
+      <w:r>
         <w:t>Upload Photo</w:t>
       </w:r>
     </w:p>
     <w:p>
-      <w:pPr>
-        <w:spacing w:before="100" w:beforeAutospacing="1" w:after="100" w:afterAutospacing="1" w:line="240" w:lineRule="auto"/>
-        <w:rPr>
-          <w:rFonts w:ascii="Times New Roman" w:eastAsia="Times New Roman" w:hAnsi="Times New Roman" w:cs="Times New Roman"/>
-          <w:sz w:val="24"/>
-          <w:szCs w:val="24"/>
-          <w:lang w:val="en-US" w:eastAsia="ru-RU"/>
-        </w:rPr>
-      </w:pPr>
-      <w:r>
-        <w:rPr>
-          <w:rFonts w:ascii="Times New Roman" w:eastAsia="Times New Roman" w:hAnsi="Times New Roman" w:cs="Times New Roman"/>
-          <w:sz w:val="24"/>
-          <w:szCs w:val="24"/>
-          <w:lang w:eastAsia="ru-RU"/>
-        </w:rPr>
-        <w:t>Отдельный</w:t>
-      </w:r>
-      <w:r>
-        <w:rPr>
-          <w:rFonts w:ascii="Times New Roman" w:eastAsia="Times New Roman" w:hAnsi="Times New Roman" w:cs="Times New Roman"/>
-          <w:sz w:val="24"/>
-          <w:szCs w:val="24"/>
-          <w:lang w:val="en-US" w:eastAsia="ru-RU"/>
-        </w:rPr>
-        <w:t xml:space="preserve"> Use Case.</w:t>
-      </w:r>
-    </w:p>
-    <w:p>
-      <w:pPr>
-        <w:spacing w:before="100" w:beforeAutospacing="1" w:after="100" w:afterAutospacing="1" w:line="240" w:lineRule="auto"/>
-        <w:rPr>
-          <w:rFonts w:ascii="Times New Roman" w:eastAsia="Times New Roman" w:hAnsi="Times New Roman" w:cs="Times New Roman"/>
-          <w:sz w:val="24"/>
-          <w:szCs w:val="24"/>
-          <w:lang w:eastAsia="ru-RU"/>
-        </w:rPr>
-      </w:pPr>
-      <w:r>
-        <w:rPr>
-          <w:rFonts w:ascii="Times New Roman" w:eastAsia="Times New Roman" w:hAnsi="Times New Roman" w:cs="Times New Roman"/>
-          <w:sz w:val="24"/>
-          <w:szCs w:val="24"/>
-          <w:lang w:eastAsia="ru-RU"/>
-        </w:rPr>
-        <w:t>И это важно.</w:t>
-      </w:r>
-    </w:p>
-    <w:p>
-      <w:pPr>
-        <w:spacing w:before="100" w:beforeAutospacing="1" w:after="100" w:afterAutospacing="1" w:line="240" w:lineRule="auto"/>
-        <w:rPr>
-          <w:rFonts w:ascii="Times New Roman" w:eastAsia="Times New Roman" w:hAnsi="Times New Roman" w:cs="Times New Roman"/>
-          <w:sz w:val="24"/>
-          <w:szCs w:val="24"/>
-          <w:lang w:eastAsia="ru-RU"/>
-        </w:rPr>
-      </w:pPr>
-      <w:r>
-        <w:rPr>
-          <w:rFonts w:ascii="Times New Roman" w:eastAsia="Times New Roman" w:hAnsi="Times New Roman" w:cs="Times New Roman"/>
-          <w:sz w:val="24"/>
-          <w:szCs w:val="24"/>
-          <w:lang w:eastAsia="ru-RU"/>
-        </w:rPr>
-        <w:t>Многие проекты ошибочно делают:</w:t>
-      </w:r>
-    </w:p>
-    <w:p>
-      <w:pPr>
-        <w:tabs>
-          <w:tab w:val="left" w:pos="916"/>
-          <w:tab w:val="left" w:pos="1832"/>
-          <w:tab w:val="left" w:pos="2748"/>
-          <w:tab w:val="left" w:pos="3664"/>
-          <w:tab w:val="left" w:pos="4580"/>
-          <w:tab w:val="left" w:pos="5496"/>
-          <w:tab w:val="left" w:pos="6412"/>
-          <w:tab w:val="left" w:pos="7328"/>
-          <w:tab w:val="left" w:pos="8244"/>
-          <w:tab w:val="left" w:pos="9160"/>
-          <w:tab w:val="left" w:pos="10076"/>
-          <w:tab w:val="left" w:pos="10992"/>
-          <w:tab w:val="left" w:pos="11908"/>
-          <w:tab w:val="left" w:pos="12824"/>
-          <w:tab w:val="left" w:pos="13740"/>
-          <w:tab w:val="left" w:pos="14656"/>
-        </w:tabs>
-        <w:spacing w:after="0" w:line="240" w:lineRule="auto"/>
-        <w:rPr>
-          <w:rFonts w:ascii="Courier New" w:eastAsia="Times New Roman" w:hAnsi="Courier New" w:cs="Courier New"/>
-          <w:sz w:val="20"/>
-          <w:szCs w:val="20"/>
-          <w:lang w:eastAsia="ru-RU"/>
-        </w:rPr>
-      </w:pPr>
-      <w:r>
-        <w:rPr>
-          <w:rFonts w:ascii="Courier New" w:eastAsia="Times New Roman" w:hAnsi="Courier New" w:cs="Courier New"/>
-          <w:sz w:val="20"/>
-          <w:szCs w:val="20"/>
-          <w:lang w:eastAsia="ru-RU"/>
-        </w:rPr>
-        <w:t>CreateMemory + UploadFile</w:t>
-      </w:r>
-    </w:p>
-    <w:p>
-      <w:pPr>
-        <w:spacing w:before="100" w:beforeAutospacing="1" w:after="100" w:afterAutospacing="1" w:line="240" w:lineRule="auto"/>
-        <w:rPr>
-          <w:rFonts w:ascii="Times New Roman" w:eastAsia="Times New Roman" w:hAnsi="Times New Roman" w:cs="Times New Roman"/>
-          <w:sz w:val="24"/>
-          <w:szCs w:val="24"/>
-          <w:lang w:eastAsia="ru-RU"/>
-        </w:rPr>
-      </w:pPr>
-      <w:r>
-        <w:rPr>
-          <w:rFonts w:ascii="Times New Roman" w:eastAsia="Times New Roman" w:hAnsi="Times New Roman" w:cs="Times New Roman"/>
-          <w:sz w:val="24"/>
-          <w:szCs w:val="24"/>
-          <w:lang w:eastAsia="ru-RU"/>
-        </w:rPr>
-        <w:t>в одной операции.</w:t>
-      </w:r>
-    </w:p>
-    <w:p>
-      <w:pPr>
-        <w:spacing w:after="0" w:line="240" w:lineRule="auto"/>
-        <w:rPr>
-          <w:rFonts w:ascii="Times New Roman" w:eastAsia="Times New Roman" w:hAnsi="Times New Roman" w:cs="Times New Roman"/>
-          <w:sz w:val="24"/>
-          <w:szCs w:val="24"/>
-          <w:lang w:eastAsia="ru-RU"/>
-        </w:rPr>
-      </w:pPr>
-      <w:r>
-        <w:rPr>
-          <w:rFonts w:ascii="Times New Roman" w:eastAsia="Times New Roman" w:hAnsi="Times New Roman" w:cs="Times New Roman"/>
-          <w:sz w:val="24"/>
-          <w:szCs w:val="24"/>
-          <w:lang w:eastAsia="ru-RU"/>
-        </w:rPr>
-        <w:pict w14:anchorId="4326011C">
-          <v:rect id="_x0000_i1070" style="width:0;height:1.5pt" o:hralign="center" o:hrstd="t" o:hr="t" fillcolor="#a0a0a0" stroked="f"/>
-        </w:pict>
-      </w:r>
-    </w:p>
-    <w:p>
-      <w:pPr>
-        <w:spacing w:before="100" w:beforeAutospacing="1" w:after="100" w:afterAutospacing="1" w:line="240" w:lineRule="auto"/>
-        <w:rPr>
-          <w:rFonts w:ascii="Times New Roman" w:eastAsia="Times New Roman" w:hAnsi="Times New Roman" w:cs="Times New Roman"/>
-          <w:sz w:val="24"/>
-          <w:szCs w:val="24"/>
-          <w:lang w:eastAsia="ru-RU"/>
-        </w:rPr>
-      </w:pPr>
-      <w:r>
-        <w:rPr>
-          <w:rFonts w:ascii="Times New Roman" w:eastAsia="Times New Roman" w:hAnsi="Times New Roman" w:cs="Times New Roman"/>
-          <w:sz w:val="24"/>
-          <w:szCs w:val="24"/>
-          <w:lang w:eastAsia="ru-RU"/>
-        </w:rPr>
-        <w:t>Я бы разделил.</w:t>
-      </w:r>
-    </w:p>
-    <w:p>
-      <w:pPr>
-        <w:spacing w:before="100" w:beforeAutospacing="1" w:after="100" w:afterAutospacing="1" w:line="240" w:lineRule="auto"/>
-        <w:rPr>
-          <w:rFonts w:ascii="Times New Roman" w:eastAsia="Times New Roman" w:hAnsi="Times New Roman" w:cs="Times New Roman"/>
-          <w:sz w:val="24"/>
-          <w:szCs w:val="24"/>
-          <w:lang w:eastAsia="ru-RU"/>
-        </w:rPr>
-      </w:pPr>
-      <w:r>
-        <w:rPr>
-          <w:rFonts w:ascii="Times New Roman" w:eastAsia="Times New Roman" w:hAnsi="Times New Roman" w:cs="Times New Roman"/>
-          <w:sz w:val="24"/>
-          <w:szCs w:val="24"/>
-          <w:lang w:eastAsia="ru-RU"/>
-        </w:rPr>
-        <w:t>Сначала:</w:t>
-      </w:r>
-    </w:p>
-    <w:p>
-      <w:pPr>
-        <w:tabs>
-          <w:tab w:val="left" w:pos="916"/>
-          <w:tab w:val="left" w:pos="1832"/>
-          <w:tab w:val="left" w:pos="2748"/>
-          <w:tab w:val="left" w:pos="3664"/>
-          <w:tab w:val="left" w:pos="4580"/>
-          <w:tab w:val="left" w:pos="5496"/>
-          <w:tab w:val="left" w:pos="6412"/>
-          <w:tab w:val="left" w:pos="7328"/>
-          <w:tab w:val="left" w:pos="8244"/>
-          <w:tab w:val="left" w:pos="9160"/>
-          <w:tab w:val="left" w:pos="10076"/>
-          <w:tab w:val="left" w:pos="10992"/>
-          <w:tab w:val="left" w:pos="11908"/>
-          <w:tab w:val="left" w:pos="12824"/>
-          <w:tab w:val="left" w:pos="13740"/>
-          <w:tab w:val="left" w:pos="14656"/>
-        </w:tabs>
-        <w:spacing w:after="0" w:line="240" w:lineRule="auto"/>
-        <w:rPr>
-          <w:rFonts w:ascii="Courier New" w:eastAsia="Times New Roman" w:hAnsi="Courier New" w:cs="Courier New"/>
-          <w:sz w:val="20"/>
-          <w:szCs w:val="20"/>
-          <w:lang w:eastAsia="ru-RU"/>
-        </w:rPr>
-      </w:pPr>
-      <w:r>
-        <w:rPr>
-          <w:rFonts w:ascii="Courier New" w:eastAsia="Times New Roman" w:hAnsi="Courier New" w:cs="Courier New"/>
-          <w:sz w:val="20"/>
-          <w:szCs w:val="20"/>
-          <w:lang w:eastAsia="ru-RU"/>
-        </w:rPr>
-        <w:t>Create Memory</w:t>
-      </w:r>
-    </w:p>
-    <w:p>
-      <w:pPr>
-        <w:spacing w:before="100" w:beforeAutospacing="1" w:after="100" w:afterAutospacing="1" w:line="240" w:lineRule="auto"/>
-        <w:rPr>
-          <w:rFonts w:ascii="Times New Roman" w:eastAsia="Times New Roman" w:hAnsi="Times New Roman" w:cs="Times New Roman"/>
-          <w:sz w:val="24"/>
-          <w:szCs w:val="24"/>
-          <w:lang w:eastAsia="ru-RU"/>
-        </w:rPr>
-      </w:pPr>
-      <w:r>
-        <w:rPr>
-          <w:rFonts w:ascii="Times New Roman" w:eastAsia="Times New Roman" w:hAnsi="Times New Roman" w:cs="Times New Roman"/>
-          <w:sz w:val="24"/>
-          <w:szCs w:val="24"/>
-          <w:lang w:eastAsia="ru-RU"/>
-        </w:rPr>
-        <w:t>Потом:</w:t>
-      </w:r>
-    </w:p>
-    <w:p>
-      <w:pPr>
-        <w:tabs>
-          <w:tab w:val="left" w:pos="916"/>
-          <w:tab w:val="left" w:pos="1832"/>
-          <w:tab w:val="left" w:pos="2748"/>
-          <w:tab w:val="left" w:pos="3664"/>
-          <w:tab w:val="left" w:pos="4580"/>
-          <w:tab w:val="left" w:pos="5496"/>
-          <w:tab w:val="left" w:pos="6412"/>
-          <w:tab w:val="left" w:pos="7328"/>
-          <w:tab w:val="left" w:pos="8244"/>
-          <w:tab w:val="left" w:pos="9160"/>
-          <w:tab w:val="left" w:pos="10076"/>
-          <w:tab w:val="left" w:pos="10992"/>
-          <w:tab w:val="left" w:pos="11908"/>
-          <w:tab w:val="left" w:pos="12824"/>
-          <w:tab w:val="left" w:pos="13740"/>
-          <w:tab w:val="left" w:pos="14656"/>
-        </w:tabs>
-        <w:spacing w:after="0" w:line="240" w:lineRule="auto"/>
-        <w:rPr>
-          <w:rFonts w:ascii="Courier New" w:eastAsia="Times New Roman" w:hAnsi="Courier New" w:cs="Courier New"/>
-          <w:sz w:val="20"/>
-          <w:szCs w:val="20"/>
-          <w:lang w:eastAsia="ru-RU"/>
-        </w:rPr>
-      </w:pPr>
-      <w:r>
-        <w:rPr>
-          <w:rFonts w:ascii="Courier New" w:eastAsia="Times New Roman" w:hAnsi="Courier New" w:cs="Courier New"/>
-          <w:sz w:val="20"/>
-          <w:szCs w:val="20"/>
-          <w:lang w:eastAsia="ru-RU"/>
-        </w:rPr>
-        <w:t>Upload Photo</w:t>
-      </w:r>
-    </w:p>
-    <w:p>
-      <w:pPr>
-        <w:spacing w:after="0" w:line="240" w:lineRule="auto"/>
-        <w:rPr>
-          <w:rFonts w:ascii="Times New Roman" w:eastAsia="Times New Roman" w:hAnsi="Times New Roman" w:cs="Times New Roman"/>
-          <w:sz w:val="24"/>
-          <w:szCs w:val="24"/>
-          <w:lang w:eastAsia="ru-RU"/>
-        </w:rPr>
-      </w:pPr>
-      <w:r>
-        <w:rPr>
-          <w:rFonts w:ascii="Times New Roman" w:eastAsia="Times New Roman" w:hAnsi="Times New Roman" w:cs="Times New Roman"/>
-          <w:sz w:val="24"/>
-          <w:szCs w:val="24"/>
-          <w:lang w:eastAsia="ru-RU"/>
-        </w:rPr>
-        <w:pict w14:anchorId="24055648">
-          <v:rect id="_x0000_i1071" style="width:0;height:1.5pt" o:hralign="center" o:hrstd="t" o:hr="t" fillcolor="#a0a0a0" stroked="f"/>
-        </w:pict>
-      </w:r>
-    </w:p>
-    <w:p>
-      <w:pPr>
-        <w:spacing w:before="100" w:beforeAutospacing="1" w:after="100" w:afterAutospacing="1" w:line="240" w:lineRule="auto"/>
-        <w:rPr>
-          <w:rFonts w:ascii="Times New Roman" w:eastAsia="Times New Roman" w:hAnsi="Times New Roman" w:cs="Times New Roman"/>
-          <w:sz w:val="24"/>
-          <w:szCs w:val="24"/>
-          <w:lang w:eastAsia="ru-RU"/>
-        </w:rPr>
-      </w:pPr>
-      <w:r>
-        <w:rPr>
-          <w:rFonts w:ascii="Times New Roman" w:eastAsia="Times New Roman" w:hAnsi="Times New Roman" w:cs="Times New Roman"/>
-          <w:sz w:val="24"/>
-          <w:szCs w:val="24"/>
-          <w:lang w:eastAsia="ru-RU"/>
-        </w:rPr>
-        <w:t>Преимущества:</w:t>
-      </w:r>
-    </w:p>
-    <w:p>
-      <w:pPr>
-        <w:numPr>
-          <w:ilvl w:val="0"/>
-          <w:numId w:val="5"/>
-        </w:numPr>
-        <w:spacing w:before="100" w:beforeAutospacing="1" w:after="100" w:afterAutospacing="1" w:line="240" w:lineRule="auto"/>
-        <w:rPr>
-          <w:rFonts w:ascii="Times New Roman" w:eastAsia="Times New Roman" w:hAnsi="Times New Roman" w:cs="Times New Roman"/>
-          <w:sz w:val="24"/>
-          <w:szCs w:val="24"/>
-          <w:lang w:eastAsia="ru-RU"/>
-        </w:rPr>
-      </w:pPr>
-      <w:r>
-        <w:rPr>
-          <w:rFonts w:ascii="Times New Roman" w:eastAsia="Times New Roman" w:hAnsi="Times New Roman" w:cs="Times New Roman"/>
-          <w:sz w:val="24"/>
-          <w:szCs w:val="24"/>
-          <w:lang w:eastAsia="ru-RU"/>
-        </w:rPr>
-        <w:t xml:space="preserve">проще транзакции; </w:t>
-      </w:r>
-    </w:p>
-    <w:p>
-      <w:pPr>
-        <w:numPr>
-          <w:ilvl w:val="0"/>
-          <w:numId w:val="5"/>
-        </w:numPr>
-        <w:spacing w:before="100" w:beforeAutospacing="1" w:after="100" w:afterAutospacing="1" w:line="240" w:lineRule="auto"/>
-        <w:rPr>
-          <w:rFonts w:ascii="Times New Roman" w:eastAsia="Times New Roman" w:hAnsi="Times New Roman" w:cs="Times New Roman"/>
-          <w:sz w:val="24"/>
-          <w:szCs w:val="24"/>
-          <w:lang w:eastAsia="ru-RU"/>
-        </w:rPr>
-      </w:pPr>
-      <w:r>
-        <w:rPr>
-          <w:rFonts w:ascii="Times New Roman" w:eastAsia="Times New Roman" w:hAnsi="Times New Roman" w:cs="Times New Roman"/>
-          <w:sz w:val="24"/>
-          <w:szCs w:val="24"/>
-          <w:lang w:eastAsia="ru-RU"/>
-        </w:rPr>
-        <w:t xml:space="preserve">проще ретраи; </w:t>
-      </w:r>
-    </w:p>
-    <w:p>
-      <w:pPr>
-        <w:numPr>
-          <w:ilvl w:val="0"/>
-          <w:numId w:val="5"/>
-        </w:numPr>
-        <w:spacing w:before="100" w:beforeAutospacing="1" w:after="100" w:afterAutospacing="1" w:line="240" w:lineRule="auto"/>
-        <w:rPr>
-          <w:rFonts w:ascii="Times New Roman" w:eastAsia="Times New Roman" w:hAnsi="Times New Roman" w:cs="Times New Roman"/>
-          <w:sz w:val="24"/>
-          <w:szCs w:val="24"/>
-          <w:lang w:eastAsia="ru-RU"/>
-        </w:rPr>
-      </w:pPr>
-      <w:r>
-        <w:rPr>
-          <w:rFonts w:ascii="Times New Roman" w:eastAsia="Times New Roman" w:hAnsi="Times New Roman" w:cs="Times New Roman"/>
-          <w:sz w:val="24"/>
-          <w:szCs w:val="24"/>
-          <w:lang w:eastAsia="ru-RU"/>
-        </w:rPr>
-        <w:t xml:space="preserve">проще MinIO; </w:t>
-      </w:r>
-    </w:p>
-    <w:p>
-      <w:pPr>
-        <w:numPr>
-          <w:ilvl w:val="0"/>
-          <w:numId w:val="5"/>
-        </w:numPr>
-        <w:spacing w:before="100" w:beforeAutospacing="1" w:after="100" w:afterAutospacing="1" w:line="240" w:lineRule="auto"/>
-        <w:rPr>
-          <w:rFonts w:ascii="Times New Roman" w:eastAsia="Times New Roman" w:hAnsi="Times New Roman" w:cs="Times New Roman"/>
-          <w:sz w:val="24"/>
-          <w:szCs w:val="24"/>
-          <w:lang w:eastAsia="ru-RU"/>
-        </w:rPr>
-      </w:pPr>
-      <w:r>
-        <w:rPr>
-          <w:rFonts w:ascii="Times New Roman" w:eastAsia="Times New Roman" w:hAnsi="Times New Roman" w:cs="Times New Roman"/>
-          <w:sz w:val="24"/>
-          <w:szCs w:val="24"/>
-          <w:lang w:eastAsia="ru-RU"/>
-        </w:rPr>
-        <w:t xml:space="preserve">проще мобильный клиент. </w:t>
+      <w:pPr/>
+      <w:r>
+        <w:t>Actor: authenticated current Story participant with media mutation permission.</w:t>
+      </w:r>
+    </w:p>
+    <w:p>
+      <w:pPr/>
+      <w:r>
+        <w:t>Main flow: Flutter selects a photo, performs client preprocessing, sends a prepared JPEG candidate as authenticated multipart file, backend locks Memory, checks membership and mutation authorization, runs authoritative image processing, stores DISPLAY and THUMBNAIL in private storage, saves MediaFile metadata and returns MediaResponse.</w:t>
+      </w:r>
+    </w:p>
+    <w:p>
+      <w:pPr/>
+      <w:r>
+        <w:t>The client does not provide mediaId, storage keys, thumbnail, persistent MIME, file sizes, createdAt, role or storyId.</w:t>
+      </w:r>
+    </w:p>
+    <w:p>
+      <w:pPr/>
+      <w:r>
+        <w:t>Use Case No.10</w:t>
+      </w:r>
+    </w:p>
+    <w:p>
+      <w:pPr/>
+      <w:r>
+        <w:t>List Memory Media</w:t>
+      </w:r>
+    </w:p>
+    <w:p>
+      <w:pPr/>
+      <w:r>
+        <w:t>Actor: any current Story participant who can access the Memory.</w:t>
+      </w:r>
+    </w:p>
+    <w:p>
+      <w:pPr/>
+      <w:r>
+        <w:t>Main flow: backend checks Memory/StoryParticipant access and returns ordered MediaResponse list without storage keys.</w:t>
+      </w:r>
+    </w:p>
+    <w:p>
+      <w:pPr/>
+      <w:r>
+        <w:t>Use Case No.11</w:t>
+      </w:r>
+    </w:p>
+    <w:p>
+      <w:pPr/>
+      <w:r>
+        <w:t>Download Thumbnail / Download Display</w:t>
+      </w:r>
+    </w:p>
+    <w:p>
+      <w:pPr/>
+      <w:r>
+        <w:t>Actor: any current Story participant.</w:t>
+      </w:r>
+    </w:p>
+    <w:p>
+      <w:pPr/>
+      <w:r>
+        <w:t>Main flow: backend checks mediaId -&gt; Memory -&gt; StoryParticipant, then reads a private object through StorageService and streams the authenticated binary representation.</w:t>
+      </w:r>
+    </w:p>
+    <w:p>
+      <w:pPr/>
+      <w:r>
+        <w:t>Use Case No.12</w:t>
+      </w:r>
+    </w:p>
+    <w:p>
+      <w:pPr/>
+      <w:r>
+        <w:t>Delete Media</w:t>
+      </w:r>
+    </w:p>
+    <w:p>
+      <w:pPr/>
+      <w:r>
+        <w:t>Actor: current participant with media mutation permission.</w:t>
+      </w:r>
+    </w:p>
+    <w:p>
+      <w:pPr/>
+      <w:r>
+        <w:t>Main flow: backend loads MediaFile, locks parent Memory, checks membership/mutation authorization, deletes DB metadata and after commit performs best-effort cleanup for DISPLAY and THUMBNAIL.</w:t>
       </w:r>
     </w:p>
     <w:p>

--- a/docs/04-use-cases.docx
+++ b/docs/04-use-cases.docx
@@ -171,7 +171,7 @@
           <w:szCs w:val="24"/>
           <w:lang w:eastAsia="ru-RU"/>
         </w:rPr>
-        <w:pict w14:anchorId="77FE387A">
+        <w:pict w14:anchorId="0F015D7A">
           <v:rect id="_x0000_i1025" style="width:0;height:1.5pt" o:hralign="center" o:hrstd="t" o:hr="t" fillcolor="#a0a0a0" stroked="f"/>
         </w:pict>
       </w:r>
@@ -408,7 +408,7 @@
           <w:szCs w:val="24"/>
           <w:lang w:eastAsia="ru-RU"/>
         </w:rPr>
-        <w:pict w14:anchorId="6EC9A6AA">
+        <w:pict w14:anchorId="0F015D7B">
           <v:rect id="_x0000_i1026" style="width:0;height:1.5pt" o:hralign="center" o:hrstd="t" o:hr="t" fillcolor="#a0a0a0" stroked="f"/>
         </w:pict>
       </w:r>
@@ -569,7 +569,7 @@
           <w:szCs w:val="24"/>
           <w:lang w:eastAsia="ru-RU"/>
         </w:rPr>
-        <w:pict w14:anchorId="490BBBD2">
+        <w:pict w14:anchorId="0F015D7C">
           <v:rect id="_x0000_i1027" style="width:0;height:1.5pt" o:hralign="center" o:hrstd="t" o:hr="t" fillcolor="#a0a0a0" stroked="f"/>
         </w:pict>
       </w:r>
@@ -628,33 +628,466 @@
         </w:rPr>
       </w:pPr>
       <w:r>
-        <w:t>Upload Photo List Memory Media Download Thumbnail Download Display Delete Media</w:t>
-      </w:r>
-    </w:p>
-    <w:p>
-      <w:pPr>
-        <w:spacing w:after="0" w:line="240" w:lineRule="auto"/>
-        <w:rPr>
-          <w:rFonts w:ascii="Times New Roman" w:eastAsia="Times New Roman" w:hAnsi="Times New Roman" w:cs="Times New Roman"/>
-          <w:sz w:val="24"/>
-          <w:szCs w:val="24"/>
-          <w:lang w:eastAsia="ru-RU"/>
-        </w:rPr>
-      </w:pPr>
-      <w:r>
-        <w:rPr>
-          <w:rFonts w:ascii="Times New Roman" w:eastAsia="Times New Roman" w:hAnsi="Times New Roman" w:cs="Times New Roman"/>
-          <w:sz w:val="24"/>
-          <w:szCs w:val="24"/>
-          <w:lang w:eastAsia="ru-RU"/>
-        </w:rPr>
-        <w:pict w14:anchorId="62314F10">
-          <v:rect id="_x0000_i1028" style="width:0;height:1.5pt" o:hralign="center" o:hrstd="t" o:hr="t" fillcolor="#a0a0a0" stroked="f"/>
-        </w:pict>
-      </w:r>
-    </w:p>
-    <w:p>
-      <w:pPr>
+        <w:rPr>
+          <w:rFonts w:ascii="Courier New" w:eastAsia="Times New Roman" w:hAnsi="Courier New" w:cs="Courier New"/>
+          <w:sz w:val="20"/>
+          <w:szCs w:val="20"/>
+          <w:lang w:val="en-US" w:eastAsia="ru-RU"/>
+        </w:rPr>
+        <w:t>Upload Photo</w:t>
+      </w:r>
+      <w:r>
+        <w:rPr>
+          <w:rFonts w:ascii="Courier New" w:eastAsia="Times New Roman" w:hAnsi="Courier New" w:cs="Courier New"/>
+          <w:sz w:val="20"/>
+          <w:szCs w:val="20"/>
+          <w:lang w:val="en-US" w:eastAsia="ru-RU"/>
+        </w:rPr>
+        <w:br/>
+      </w:r>
+      <w:r>
+        <w:rPr>
+          <w:rFonts w:ascii="Courier New" w:eastAsia="Times New Roman" w:hAnsi="Courier New" w:cs="Courier New"/>
+          <w:sz w:val="20"/>
+          <w:szCs w:val="20"/>
+          <w:lang w:val="en-US" w:eastAsia="ru-RU"/>
+        </w:rPr>
+        <w:br/>
+        <w:t>Delete Photo</w:t>
+      </w:r>
+      <w:r>
+        <w:rPr>
+          <w:rFonts w:ascii="Courier New" w:eastAsia="Times New Roman" w:hAnsi="Courier New" w:cs="Courier New"/>
+          <w:sz w:val="20"/>
+          <w:szCs w:val="20"/>
+          <w:lang w:val="en-US" w:eastAsia="ru-RU"/>
+        </w:rPr>
+        <w:br/>
+      </w:r>
+      <w:r>
+        <w:rPr>
+          <w:rFonts w:ascii="Courier New" w:eastAsia="Times New Roman" w:hAnsi="Courier New" w:cs="Courier New"/>
+          <w:sz w:val="20"/>
+          <w:szCs w:val="20"/>
+          <w:lang w:val="en-US" w:eastAsia="ru-RU"/>
+        </w:rPr>
+        <w:br/>
+        <w:t>Get Photo</w:t>
+      </w:r>
+    </w:p>
+    <w:p>
+      <w:pPr>
+        <w:pStyle w:val="a4"/>
+        <w:numPr>
+          <w:ilvl w:val="0"/>
+          <w:numId w:val="8"/>
+        </w:numPr>
+        <w:spacing w:after="0" w:line="240" w:lineRule="auto"/>
+        <w:rPr>
+          <w:rFonts w:ascii="Times New Roman" w:eastAsia="Times New Roman" w:hAnsi="Times New Roman" w:cs="Times New Roman"/>
+          <w:sz w:val="24"/>
+          <w:szCs w:val="24"/>
+          <w:lang w:val="en-US" w:eastAsia="ru-RU"/>
+        </w:rPr>
+      </w:pPr>
+      <w:r>
+        <w:rPr>
+          <w:rFonts w:ascii="Times New Roman" w:eastAsia="Times New Roman" w:hAnsi="Times New Roman" w:cs="Times New Roman"/>
+          <w:sz w:val="24"/>
+          <w:szCs w:val="24"/>
+          <w:lang w:val="en-US" w:eastAsia="ru-RU"/>
+        </w:rPr>
+        <w:t>Memory read responses may include an optional photo preview.</w:t>
+      </w:r>
+    </w:p>
+    <w:p>
+      <w:pPr>
+        <w:pStyle w:val="a4"/>
+        <w:numPr>
+          <w:ilvl w:val="0"/>
+          <w:numId w:val="8"/>
+        </w:numPr>
+        <w:spacing w:after="0" w:line="240" w:lineRule="auto"/>
+        <w:rPr>
+          <w:rFonts w:ascii="Times New Roman" w:eastAsia="Times New Roman" w:hAnsi="Times New Roman" w:cs="Times New Roman"/>
+          <w:sz w:val="24"/>
+          <w:szCs w:val="24"/>
+          <w:lang w:val="en-US" w:eastAsia="ru-RU"/>
+        </w:rPr>
+      </w:pPr>
+    </w:p>
+    <w:p>
+      <w:pPr>
+        <w:pStyle w:val="a4"/>
+        <w:numPr>
+          <w:ilvl w:val="0"/>
+          <w:numId w:val="8"/>
+        </w:numPr>
+        <w:spacing w:after="0" w:line="240" w:lineRule="auto"/>
+        <w:rPr>
+          <w:rFonts w:ascii="Times New Roman" w:eastAsia="Times New Roman" w:hAnsi="Times New Roman" w:cs="Times New Roman"/>
+          <w:sz w:val="24"/>
+          <w:szCs w:val="24"/>
+          <w:lang w:val="en-US" w:eastAsia="ru-RU"/>
+        </w:rPr>
+      </w:pPr>
+      <w:r>
+        <w:rPr>
+          <w:rFonts w:ascii="Times New Roman" w:eastAsia="Times New Roman" w:hAnsi="Times New Roman" w:cs="Times New Roman"/>
+          <w:sz w:val="24"/>
+          <w:szCs w:val="24"/>
+          <w:lang w:val="en-US" w:eastAsia="ru-RU"/>
+        </w:rPr>
+        <w:lastRenderedPageBreak/>
+        <w:t>Preview is derived from existing MediaFile data and does not modify</w:t>
+      </w:r>
+    </w:p>
+    <w:p>
+      <w:pPr>
+        <w:pStyle w:val="a4"/>
+        <w:numPr>
+          <w:ilvl w:val="0"/>
+          <w:numId w:val="8"/>
+        </w:numPr>
+        <w:spacing w:after="0" w:line="240" w:lineRule="auto"/>
+        <w:rPr>
+          <w:rFonts w:ascii="Times New Roman" w:eastAsia="Times New Roman" w:hAnsi="Times New Roman" w:cs="Times New Roman"/>
+          <w:sz w:val="24"/>
+          <w:szCs w:val="24"/>
+          <w:lang w:val="en-US" w:eastAsia="ru-RU"/>
+        </w:rPr>
+      </w:pPr>
+      <w:r>
+        <w:rPr>
+          <w:rFonts w:ascii="Times New Roman" w:eastAsia="Times New Roman" w:hAnsi="Times New Roman" w:cs="Times New Roman"/>
+          <w:sz w:val="24"/>
+          <w:szCs w:val="24"/>
+          <w:lang w:val="en-US" w:eastAsia="ru-RU"/>
+        </w:rPr>
+        <w:t>the Memory aggregate.</w:t>
+      </w:r>
+    </w:p>
+    <w:p>
+      <w:pPr>
+        <w:pStyle w:val="a4"/>
+        <w:numPr>
+          <w:ilvl w:val="0"/>
+          <w:numId w:val="8"/>
+        </w:numPr>
+        <w:spacing w:after="0" w:line="240" w:lineRule="auto"/>
+        <w:rPr>
+          <w:rFonts w:ascii="Times New Roman" w:eastAsia="Times New Roman" w:hAnsi="Times New Roman" w:cs="Times New Roman"/>
+          <w:sz w:val="24"/>
+          <w:szCs w:val="24"/>
+          <w:lang w:val="en-US" w:eastAsia="ru-RU"/>
+        </w:rPr>
+      </w:pPr>
+    </w:p>
+    <w:p>
+      <w:pPr>
+        <w:pStyle w:val="a4"/>
+        <w:numPr>
+          <w:ilvl w:val="0"/>
+          <w:numId w:val="8"/>
+        </w:numPr>
+        <w:spacing w:after="0" w:line="240" w:lineRule="auto"/>
+        <w:rPr>
+          <w:rFonts w:ascii="Times New Roman" w:eastAsia="Times New Roman" w:hAnsi="Times New Roman" w:cs="Times New Roman"/>
+          <w:sz w:val="24"/>
+          <w:szCs w:val="24"/>
+          <w:lang w:val="en-US" w:eastAsia="ru-RU"/>
+        </w:rPr>
+      </w:pPr>
+      <w:r>
+        <w:rPr>
+          <w:rFonts w:ascii="Times New Roman" w:eastAsia="Times New Roman" w:hAnsi="Times New Roman" w:cs="Times New Roman"/>
+          <w:sz w:val="24"/>
+          <w:szCs w:val="24"/>
+          <w:lang w:val="en-US" w:eastAsia="ru-RU"/>
+        </w:rPr>
+        <w:t>If PHOTO media exists:</w:t>
+      </w:r>
+    </w:p>
+    <w:p>
+      <w:pPr>
+        <w:pStyle w:val="a4"/>
+        <w:numPr>
+          <w:ilvl w:val="0"/>
+          <w:numId w:val="8"/>
+        </w:numPr>
+        <w:spacing w:after="0" w:line="240" w:lineRule="auto"/>
+        <w:rPr>
+          <w:rFonts w:ascii="Times New Roman" w:eastAsia="Times New Roman" w:hAnsi="Times New Roman" w:cs="Times New Roman"/>
+          <w:sz w:val="24"/>
+          <w:szCs w:val="24"/>
+          <w:lang w:val="en-US" w:eastAsia="ru-RU"/>
+        </w:rPr>
+      </w:pPr>
+      <w:r>
+        <w:rPr>
+          <w:rFonts w:ascii="Times New Roman" w:eastAsia="Times New Roman" w:hAnsi="Times New Roman" w:cs="Times New Roman"/>
+          <w:sz w:val="24"/>
+          <w:szCs w:val="24"/>
+          <w:lang w:val="en-US" w:eastAsia="ru-RU"/>
+        </w:rPr>
+        <w:t>return the first PHOTO by createdAt ASC, id ASC as previewPhoto.</w:t>
+      </w:r>
+    </w:p>
+    <w:p>
+      <w:pPr>
+        <w:pStyle w:val="a4"/>
+        <w:numPr>
+          <w:ilvl w:val="0"/>
+          <w:numId w:val="8"/>
+        </w:numPr>
+        <w:spacing w:after="0" w:line="240" w:lineRule="auto"/>
+        <w:rPr>
+          <w:rFonts w:ascii="Times New Roman" w:eastAsia="Times New Roman" w:hAnsi="Times New Roman" w:cs="Times New Roman"/>
+          <w:sz w:val="24"/>
+          <w:szCs w:val="24"/>
+          <w:lang w:val="en-US" w:eastAsia="ru-RU"/>
+        </w:rPr>
+      </w:pPr>
+    </w:p>
+    <w:p>
+      <w:pPr>
+        <w:pStyle w:val="a4"/>
+        <w:numPr>
+          <w:ilvl w:val="0"/>
+          <w:numId w:val="8"/>
+        </w:numPr>
+        <w:spacing w:after="0" w:line="240" w:lineRule="auto"/>
+        <w:rPr>
+          <w:rFonts w:ascii="Times New Roman" w:eastAsia="Times New Roman" w:hAnsi="Times New Roman" w:cs="Times New Roman"/>
+          <w:sz w:val="24"/>
+          <w:szCs w:val="24"/>
+          <w:lang w:val="en-US" w:eastAsia="ru-RU"/>
+        </w:rPr>
+      </w:pPr>
+      <w:r>
+        <w:rPr>
+          <w:rFonts w:ascii="Times New Roman" w:eastAsia="Times New Roman" w:hAnsi="Times New Roman" w:cs="Times New Roman"/>
+          <w:sz w:val="24"/>
+          <w:szCs w:val="24"/>
+          <w:lang w:val="en-US" w:eastAsia="ru-RU"/>
+        </w:rPr>
+        <w:t>If no PHOTO exists:</w:t>
+      </w:r>
+    </w:p>
+    <w:p>
+      <w:pPr>
+        <w:pStyle w:val="a4"/>
+        <w:numPr>
+          <w:ilvl w:val="0"/>
+          <w:numId w:val="8"/>
+        </w:numPr>
+        <w:spacing w:after="0" w:line="240" w:lineRule="auto"/>
+        <w:rPr>
+          <w:rFonts w:ascii="Times New Roman" w:eastAsia="Times New Roman" w:hAnsi="Times New Roman" w:cs="Times New Roman"/>
+          <w:sz w:val="24"/>
+          <w:szCs w:val="24"/>
+          <w:lang w:val="en-US" w:eastAsia="ru-RU"/>
+        </w:rPr>
+      </w:pPr>
+      <w:r>
+        <w:rPr>
+          <w:rFonts w:ascii="Times New Roman" w:eastAsia="Times New Roman" w:hAnsi="Times New Roman" w:cs="Times New Roman"/>
+          <w:sz w:val="24"/>
+          <w:szCs w:val="24"/>
+          <w:lang w:val="en-US" w:eastAsia="ru-RU"/>
+        </w:rPr>
+        <w:t>previewPhoto = null.</w:t>
+      </w:r>
+    </w:p>
+    <w:p>
+      <w:pPr>
+        <w:pStyle w:val="a4"/>
+        <w:numPr>
+          <w:ilvl w:val="0"/>
+          <w:numId w:val="8"/>
+        </w:numPr>
+        <w:spacing w:after="0" w:line="240" w:lineRule="auto"/>
+        <w:rPr>
+          <w:rFonts w:ascii="Times New Roman" w:eastAsia="Times New Roman" w:hAnsi="Times New Roman" w:cs="Times New Roman"/>
+          <w:sz w:val="24"/>
+          <w:szCs w:val="24"/>
+          <w:lang w:val="en-US" w:eastAsia="ru-RU"/>
+        </w:rPr>
+      </w:pPr>
+    </w:p>
+    <w:p>
+      <w:pPr>
+        <w:pStyle w:val="a4"/>
+        <w:numPr>
+          <w:ilvl w:val="0"/>
+          <w:numId w:val="8"/>
+        </w:numPr>
+        <w:spacing w:after="0" w:line="240" w:lineRule="auto"/>
+        <w:rPr>
+          <w:rFonts w:ascii="Times New Roman" w:eastAsia="Times New Roman" w:hAnsi="Times New Roman" w:cs="Times New Roman"/>
+          <w:sz w:val="24"/>
+          <w:szCs w:val="24"/>
+          <w:lang w:val="en-US" w:eastAsia="ru-RU"/>
+        </w:rPr>
+      </w:pPr>
+      <w:r>
+        <w:rPr>
+          <w:rFonts w:ascii="Times New Roman" w:eastAsia="Times New Roman" w:hAnsi="Times New Roman" w:cs="Times New Roman"/>
+          <w:sz w:val="24"/>
+          <w:szCs w:val="24"/>
+          <w:lang w:val="en-US" w:eastAsia="ru-RU"/>
+        </w:rPr>
+        <w:t>The preview is intended for visual Memory surfaces such as:</w:t>
+      </w:r>
+    </w:p>
+    <w:p>
+      <w:pPr>
+        <w:pStyle w:val="a4"/>
+        <w:numPr>
+          <w:ilvl w:val="0"/>
+          <w:numId w:val="8"/>
+        </w:numPr>
+        <w:spacing w:after="0" w:line="240" w:lineRule="auto"/>
+        <w:rPr>
+          <w:rFonts w:ascii="Times New Roman" w:eastAsia="Times New Roman" w:hAnsi="Times New Roman" w:cs="Times New Roman"/>
+          <w:sz w:val="24"/>
+          <w:szCs w:val="24"/>
+          <w:lang w:val="en-US" w:eastAsia="ru-RU"/>
+        </w:rPr>
+      </w:pPr>
+      <w:r>
+        <w:rPr>
+          <w:rFonts w:ascii="Times New Roman" w:eastAsia="Times New Roman" w:hAnsi="Times New Roman" w:cs="Times New Roman"/>
+          <w:sz w:val="24"/>
+          <w:szCs w:val="24"/>
+          <w:lang w:val="en-US" w:eastAsia="ru-RU"/>
+        </w:rPr>
+        <w:t>- Story Memories;</w:t>
+      </w:r>
+    </w:p>
+    <w:p>
+      <w:pPr>
+        <w:pStyle w:val="a4"/>
+        <w:numPr>
+          <w:ilvl w:val="0"/>
+          <w:numId w:val="8"/>
+        </w:numPr>
+        <w:spacing w:after="0" w:line="240" w:lineRule="auto"/>
+        <w:rPr>
+          <w:rFonts w:ascii="Times New Roman" w:eastAsia="Times New Roman" w:hAnsi="Times New Roman" w:cs="Times New Roman"/>
+          <w:sz w:val="24"/>
+          <w:szCs w:val="24"/>
+          <w:lang w:val="en-US" w:eastAsia="ru-RU"/>
+        </w:rPr>
+      </w:pPr>
+      <w:r>
+        <w:rPr>
+          <w:rFonts w:ascii="Times New Roman" w:eastAsia="Times New Roman" w:hAnsi="Times New Roman" w:cs="Times New Roman"/>
+          <w:sz w:val="24"/>
+          <w:szCs w:val="24"/>
+          <w:lang w:val="en-US" w:eastAsia="ru-RU"/>
+        </w:rPr>
+        <w:t>- Story Map preview;</w:t>
+      </w:r>
+    </w:p>
+    <w:p>
+      <w:pPr>
+        <w:pStyle w:val="a4"/>
+        <w:numPr>
+          <w:ilvl w:val="0"/>
+          <w:numId w:val="8"/>
+        </w:numPr>
+        <w:spacing w:after="0" w:line="240" w:lineRule="auto"/>
+        <w:rPr>
+          <w:rFonts w:ascii="Times New Roman" w:eastAsia="Times New Roman" w:hAnsi="Times New Roman" w:cs="Times New Roman"/>
+          <w:sz w:val="24"/>
+          <w:szCs w:val="24"/>
+          <w:lang w:val="en-US" w:eastAsia="ru-RU"/>
+        </w:rPr>
+      </w:pPr>
+      <w:r>
+        <w:rPr>
+          <w:rFonts w:ascii="Times New Roman" w:eastAsia="Times New Roman" w:hAnsi="Times New Roman" w:cs="Times New Roman"/>
+          <w:sz w:val="24"/>
+          <w:szCs w:val="24"/>
+          <w:lang w:val="en-US" w:eastAsia="ru-RU"/>
+        </w:rPr>
+        <w:t>- Story Timeline;</w:t>
+      </w:r>
+    </w:p>
+    <w:p>
+      <w:pPr>
+        <w:pStyle w:val="a4"/>
+        <w:numPr>
+          <w:ilvl w:val="0"/>
+          <w:numId w:val="8"/>
+        </w:numPr>
+        <w:spacing w:after="0" w:line="240" w:lineRule="auto"/>
+        <w:rPr>
+          <w:rFonts w:ascii="Times New Roman" w:eastAsia="Times New Roman" w:hAnsi="Times New Roman" w:cs="Times New Roman"/>
+          <w:sz w:val="24"/>
+          <w:szCs w:val="24"/>
+          <w:lang w:val="en-US" w:eastAsia="ru-RU"/>
+        </w:rPr>
+      </w:pPr>
+      <w:r>
+        <w:rPr>
+          <w:rFonts w:ascii="Times New Roman" w:eastAsia="Times New Roman" w:hAnsi="Times New Roman" w:cs="Times New Roman"/>
+          <w:sz w:val="24"/>
+          <w:szCs w:val="24"/>
+          <w:lang w:val="en-US" w:eastAsia="ru-RU"/>
+        </w:rPr>
+        <w:t>- future visual Memory cards.</w:t>
+      </w:r>
+    </w:p>
+    <w:p>
+      <w:pPr>
+        <w:pStyle w:val="a4"/>
+        <w:numPr>
+          <w:ilvl w:val="0"/>
+          <w:numId w:val="8"/>
+        </w:numPr>
+        <w:spacing w:after="0" w:line="240" w:lineRule="auto"/>
+        <w:rPr>
+          <w:rFonts w:ascii="Times New Roman" w:eastAsia="Times New Roman" w:hAnsi="Times New Roman" w:cs="Times New Roman"/>
+          <w:sz w:val="24"/>
+          <w:szCs w:val="24"/>
+          <w:lang w:val="en-US" w:eastAsia="ru-RU"/>
+        </w:rPr>
+      </w:pPr>
+    </w:p>
+    <w:p>
+      <w:pPr>
+        <w:pStyle w:val="a4"/>
+        <w:numPr>
+          <w:ilvl w:val="0"/>
+          <w:numId w:val="8"/>
+        </w:numPr>
+        <w:spacing w:after="0" w:line="240" w:lineRule="auto"/>
+        <w:rPr>
+          <w:rFonts w:ascii="Times New Roman" w:eastAsia="Times New Roman" w:hAnsi="Times New Roman" w:cs="Times New Roman"/>
+          <w:sz w:val="24"/>
+          <w:szCs w:val="24"/>
+          <w:lang w:val="en-US" w:eastAsia="ru-RU"/>
+        </w:rPr>
+      </w:pPr>
+      <w:r>
+        <w:rPr>
+          <w:rFonts w:ascii="Times New Roman" w:eastAsia="Times New Roman" w:hAnsi="Times New Roman" w:cs="Times New Roman"/>
+          <w:sz w:val="24"/>
+          <w:szCs w:val="24"/>
+          <w:lang w:val="en-US" w:eastAsia="ru-RU"/>
+        </w:rPr>
+        <w:t>The read operation must not perform one media-list request per Memory.</w:t>
+      </w:r>
+    </w:p>
+    <w:p>
+      <w:pPr>
+        <w:pStyle w:val="a4"/>
+        <w:numPr>
+          <w:ilvl w:val="0"/>
+          <w:numId w:val="8"/>
+        </w:numPr>
         <w:spacing w:before="100" w:beforeAutospacing="1" w:after="100" w:afterAutospacing="1" w:line="240" w:lineRule="auto"/>
         <w:outlineLvl w:val="0"/>
         <w:rPr>
@@ -697,7 +1130,6 @@
           <w:szCs w:val="24"/>
           <w:lang w:eastAsia="ru-RU"/>
         </w:rPr>
-        <w:lastRenderedPageBreak/>
         <w:t>Это ядро всего продукта.</w:t>
       </w:r>
     </w:p>
@@ -718,7 +1150,7 @@
           <w:szCs w:val="24"/>
           <w:lang w:eastAsia="ru-RU"/>
         </w:rPr>
-        <w:pict w14:anchorId="18B3089C">
+        <w:pict w14:anchorId="0F015D7E">
           <v:rect id="_x0000_i1029" style="width:0;height:1.5pt" o:hralign="center" o:hrstd="t" o:hr="t" fillcolor="#a0a0a0" stroked="f"/>
         </w:pict>
       </w:r>
@@ -792,7 +1224,7 @@
           <w:szCs w:val="24"/>
           <w:lang w:eastAsia="ru-RU"/>
         </w:rPr>
-        <w:pict w14:anchorId="275DFC73">
+        <w:pict w14:anchorId="0F015D7F">
           <v:rect id="_x0000_i1030" style="width:0;height:1.5pt" o:hralign="center" o:hrstd="t" o:hr="t" fillcolor="#a0a0a0" stroked="f"/>
         </w:pict>
       </w:r>
@@ -859,7 +1291,7 @@
           <w:szCs w:val="24"/>
           <w:lang w:eastAsia="ru-RU"/>
         </w:rPr>
-        <w:pict w14:anchorId="5BAA8EF5">
+        <w:pict w14:anchorId="0F015D80">
           <v:rect id="_x0000_i1031" style="width:0;height:1.5pt" o:hralign="center" o:hrstd="t" o:hr="t" fillcolor="#a0a0a0" stroked="f"/>
         </w:pict>
       </w:r>
@@ -924,6 +1356,7 @@
           <w:szCs w:val="20"/>
           <w:lang w:eastAsia="ru-RU"/>
         </w:rPr>
+        <w:lastRenderedPageBreak/>
         <w:t>Authenticated User</w:t>
       </w:r>
     </w:p>
@@ -944,7 +1377,7 @@
           <w:szCs w:val="24"/>
           <w:lang w:eastAsia="ru-RU"/>
         </w:rPr>
-        <w:pict w14:anchorId="393B3C46">
+        <w:pict w14:anchorId="0F015D81">
           <v:rect id="_x0000_i1032" style="width:0;height:1.5pt" o:hralign="center" o:hrstd="t" o:hr="t" fillcolor="#a0a0a0" stroked="f"/>
         </w:pict>
       </w:r>
@@ -1029,7 +1462,7 @@
           <w:szCs w:val="24"/>
           <w:lang w:eastAsia="ru-RU"/>
         </w:rPr>
-        <w:pict w14:anchorId="30841928">
+        <w:pict w14:anchorId="0F015D82">
           <v:rect id="_x0000_i1033" style="width:0;height:1.5pt" o:hralign="center" o:hrstd="t" o:hr="t" fillcolor="#a0a0a0" stroked="f"/>
         </w:pict>
       </w:r>
@@ -1146,7 +1579,7 @@
           <w:szCs w:val="24"/>
           <w:lang w:eastAsia="ru-RU"/>
         </w:rPr>
-        <w:pict w14:anchorId="56C5D132">
+        <w:pict w14:anchorId="0F015D83">
           <v:rect id="_x0000_i1034" style="width:0;height:1.5pt" o:hralign="center" o:hrstd="t" o:hr="t" fillcolor="#a0a0a0" stroked="f"/>
         </w:pict>
       </w:r>
@@ -1265,7 +1698,7 @@
           <w:szCs w:val="24"/>
           <w:lang w:eastAsia="ru-RU"/>
         </w:rPr>
-        <w:pict w14:anchorId="7DF757CE">
+        <w:pict w14:anchorId="0F015D84">
           <v:rect id="_x0000_i1035" style="width:0;height:1.5pt" o:hralign="center" o:hrstd="t" o:hr="t" fillcolor="#a0a0a0" stroked="f"/>
         </w:pict>
       </w:r>
@@ -1369,7 +1802,7 @@
           <w:szCs w:val="24"/>
           <w:lang w:eastAsia="ru-RU"/>
         </w:rPr>
-        <w:pict w14:anchorId="14F08894">
+        <w:pict w14:anchorId="0F015D85">
           <v:rect id="_x0000_i1036" style="width:0;height:1.5pt" o:hralign="center" o:hrstd="t" o:hr="t" fillcolor="#a0a0a0" stroked="f"/>
         </w:pict>
       </w:r>
@@ -1434,7 +1867,6 @@
           <w:szCs w:val="20"/>
           <w:lang w:eastAsia="ru-RU"/>
         </w:rPr>
-        <w:lastRenderedPageBreak/>
         <w:t>Название обязательно</w:t>
       </w:r>
       <w:r>
@@ -1474,7 +1906,7 @@
           <w:szCs w:val="24"/>
           <w:lang w:eastAsia="ru-RU"/>
         </w:rPr>
-        <w:pict w14:anchorId="6AB44A4A">
+        <w:pict w14:anchorId="0F015D86">
           <v:rect id="_x0000_i1037" style="width:0;height:1.5pt" o:hralign="center" o:hrstd="t" o:hr="t" fillcolor="#a0a0a0" stroked="f"/>
         </w:pict>
       </w:r>
@@ -1548,7 +1980,7 @@
           <w:szCs w:val="24"/>
           <w:lang w:eastAsia="ru-RU"/>
         </w:rPr>
-        <w:pict w14:anchorId="2192DF63">
+        <w:pict w14:anchorId="0F015D87">
           <v:rect id="_x0000_i1038" style="width:0;height:1.5pt" o:hralign="center" o:hrstd="t" o:hr="t" fillcolor="#a0a0a0" stroked="f"/>
         </w:pict>
       </w:r>
@@ -1615,7 +2047,7 @@
           <w:szCs w:val="24"/>
           <w:lang w:eastAsia="ru-RU"/>
         </w:rPr>
-        <w:pict w14:anchorId="1A909F07">
+        <w:pict w14:anchorId="0F015D88">
           <v:rect id="_x0000_i1039" style="width:0;height:1.5pt" o:hralign="center" o:hrstd="t" o:hr="t" fillcolor="#a0a0a0" stroked="f"/>
         </w:pict>
       </w:r>
@@ -1710,6 +2142,7 @@
           <w:szCs w:val="24"/>
           <w:lang w:eastAsia="ru-RU"/>
         </w:rPr>
+        <w:lastRenderedPageBreak/>
         <w:t>(Я бы сразу разрешил обоим.)</w:t>
       </w:r>
     </w:p>
@@ -1730,7 +2163,7 @@
           <w:szCs w:val="24"/>
           <w:lang w:eastAsia="ru-RU"/>
         </w:rPr>
-        <w:pict w14:anchorId="39317CA7">
+        <w:pict w14:anchorId="0F015D89">
           <v:rect id="_x0000_i1040" style="width:0;height:1.5pt" o:hralign="center" o:hrstd="t" o:hr="t" fillcolor="#a0a0a0" stroked="f"/>
         </w:pict>
       </w:r>
@@ -1873,7 +2306,7 @@
           <w:szCs w:val="24"/>
           <w:lang w:eastAsia="ru-RU"/>
         </w:rPr>
-        <w:pict w14:anchorId="3A87D37B">
+        <w:pict w14:anchorId="0F015D8A">
           <v:rect id="_x0000_i1041" style="width:0;height:1.5pt" o:hralign="center" o:hrstd="t" o:hr="t" fillcolor="#a0a0a0" stroked="f"/>
         </w:pict>
       </w:r>
@@ -1958,7 +2391,7 @@
           <w:szCs w:val="24"/>
           <w:lang w:eastAsia="ru-RU"/>
         </w:rPr>
-        <w:pict w14:anchorId="07C8F419">
+        <w:pict w14:anchorId="0F015D8B">
           <v:rect id="_x0000_i1042" style="width:0;height:1.5pt" o:hralign="center" o:hrstd="t" o:hr="t" fillcolor="#a0a0a0" stroked="f"/>
         </w:pict>
       </w:r>
@@ -2114,45 +2547,33 @@
           <w:lang w:eastAsia="ru-RU"/>
         </w:rPr>
       </w:pPr>
-      <w:proofErr w:type="gramStart"/>
-      <w:r>
-        <w:rPr>
-          <w:rFonts w:ascii="Courier New" w:eastAsia="Times New Roman" w:hAnsi="Courier New" w:cs="Courier New"/>
-          <w:sz w:val="20"/>
-          <w:szCs w:val="20"/>
-          <w:lang w:eastAsia="ru-RU"/>
-        </w:rPr>
-        <w:t>usedAt !</w:t>
-      </w:r>
-      <w:proofErr w:type="gramEnd"/>
-      <w:r>
-        <w:rPr>
-          <w:rFonts w:ascii="Courier New" w:eastAsia="Times New Roman" w:hAnsi="Courier New" w:cs="Courier New"/>
-          <w:sz w:val="20"/>
-          <w:szCs w:val="20"/>
-          <w:lang w:eastAsia="ru-RU"/>
-        </w:rPr>
-        <w:t>= null</w:t>
-      </w:r>
-    </w:p>
-    <w:p>
-      <w:pPr>
-        <w:spacing w:before="100" w:beforeAutospacing="1" w:after="100" w:afterAutospacing="1" w:line="240" w:lineRule="auto"/>
-        <w:rPr>
-          <w:rFonts w:ascii="Times New Roman" w:eastAsia="Times New Roman" w:hAnsi="Times New Roman" w:cs="Times New Roman"/>
-          <w:sz w:val="24"/>
-          <w:szCs w:val="24"/>
-          <w:lang w:eastAsia="ru-RU"/>
-        </w:rPr>
-      </w:pPr>
-      <w:r>
-        <w:rPr>
-          <w:rFonts w:ascii="Times New Roman" w:eastAsia="Times New Roman" w:hAnsi="Times New Roman" w:cs="Times New Roman"/>
-          <w:sz w:val="24"/>
-          <w:szCs w:val="24"/>
-          <w:lang w:eastAsia="ru-RU"/>
-        </w:rPr>
-        <w:lastRenderedPageBreak/>
+      <w:r>
+        <w:rPr>
+          <w:rFonts w:ascii="Courier New" w:eastAsia="Times New Roman" w:hAnsi="Courier New" w:cs="Courier New"/>
+          <w:sz w:val="20"/>
+          <w:szCs w:val="20"/>
+          <w:lang w:eastAsia="ru-RU"/>
+        </w:rPr>
+        <w:t>usedAt != null</w:t>
+      </w:r>
+    </w:p>
+    <w:p>
+      <w:pPr>
+        <w:spacing w:before="100" w:beforeAutospacing="1" w:after="100" w:afterAutospacing="1" w:line="240" w:lineRule="auto"/>
+        <w:rPr>
+          <w:rFonts w:ascii="Times New Roman" w:eastAsia="Times New Roman" w:hAnsi="Times New Roman" w:cs="Times New Roman"/>
+          <w:sz w:val="24"/>
+          <w:szCs w:val="24"/>
+          <w:lang w:eastAsia="ru-RU"/>
+        </w:rPr>
+      </w:pPr>
+      <w:r>
+        <w:rPr>
+          <w:rFonts w:ascii="Times New Roman" w:eastAsia="Times New Roman" w:hAnsi="Times New Roman" w:cs="Times New Roman"/>
+          <w:sz w:val="24"/>
+          <w:szCs w:val="24"/>
+          <w:lang w:eastAsia="ru-RU"/>
+        </w:rPr>
         <w:t>сразу блокирует повторное использование.</w:t>
       </w:r>
     </w:p>
@@ -2193,7 +2614,7 @@
           <w:szCs w:val="24"/>
           <w:lang w:eastAsia="ru-RU"/>
         </w:rPr>
-        <w:pict w14:anchorId="43491176">
+        <w:pict w14:anchorId="0F015D8C">
           <v:rect id="_x0000_i1043" style="width:0;height:1.5pt" o:hralign="center" o:hrstd="t" o:hr="t" fillcolor="#a0a0a0" stroked="f"/>
         </w:pict>
       </w:r>
@@ -2267,7 +2688,7 @@
           <w:szCs w:val="24"/>
           <w:lang w:eastAsia="ru-RU"/>
         </w:rPr>
-        <w:pict w14:anchorId="652FC66A">
+        <w:pict w14:anchorId="0F015D8D">
           <v:rect id="_x0000_i1044" style="width:0;height:1.5pt" o:hralign="center" o:hrstd="t" o:hr="t" fillcolor="#a0a0a0" stroked="f"/>
         </w:pict>
       </w:r>
@@ -2334,7 +2755,7 @@
           <w:szCs w:val="24"/>
           <w:lang w:eastAsia="ru-RU"/>
         </w:rPr>
-        <w:pict w14:anchorId="74DBB595">
+        <w:pict w14:anchorId="0F015D8E">
           <v:rect id="_x0000_i1045" style="width:0;height:1.5pt" o:hralign="center" o:hrstd="t" o:hr="t" fillcolor="#a0a0a0" stroked="f"/>
         </w:pict>
       </w:r>
@@ -2419,7 +2840,8 @@
           <w:szCs w:val="24"/>
           <w:lang w:eastAsia="ru-RU"/>
         </w:rPr>
-        <w:pict w14:anchorId="2BD2169B">
+        <w:lastRenderedPageBreak/>
+        <w:pict w14:anchorId="0F015D8F">
           <v:rect id="_x0000_i1046" style="width:0;height:1.5pt" o:hralign="center" o:hrstd="t" o:hr="t" fillcolor="#a0a0a0" stroked="f"/>
         </w:pict>
       </w:r>
@@ -2586,7 +3008,7 @@
           <w:szCs w:val="24"/>
           <w:lang w:eastAsia="ru-RU"/>
         </w:rPr>
-        <w:pict w14:anchorId="35BA0D5A">
+        <w:pict w14:anchorId="0F015D90">
           <v:rect id="_x0000_i1047" style="width:0;height:1.5pt" o:hralign="center" o:hrstd="t" o:hr="t" fillcolor="#a0a0a0" stroked="f"/>
         </w:pict>
       </w:r>
@@ -2671,7 +3093,7 @@
           <w:szCs w:val="24"/>
           <w:lang w:eastAsia="ru-RU"/>
         </w:rPr>
-        <w:pict w14:anchorId="3D9F15C1">
+        <w:pict w14:anchorId="0F015D91">
           <v:rect id="_x0000_i1048" style="width:0;height:1.5pt" o:hralign="center" o:hrstd="t" o:hr="t" fillcolor="#a0a0a0" stroked="f"/>
         </w:pict>
       </w:r>
@@ -2745,7 +3167,7 @@
           <w:szCs w:val="24"/>
           <w:lang w:eastAsia="ru-RU"/>
         </w:rPr>
-        <w:pict w14:anchorId="1B1261B6">
+        <w:pict w14:anchorId="0F015D92">
           <v:rect id="_x0000_i1049" style="width:0;height:1.5pt" o:hralign="center" o:hrstd="t" o:hr="t" fillcolor="#a0a0a0" stroked="f"/>
         </w:pict>
       </w:r>
@@ -2812,7 +3234,7 @@
           <w:szCs w:val="24"/>
           <w:lang w:eastAsia="ru-RU"/>
         </w:rPr>
-        <w:pict w14:anchorId="2B3B395E">
+        <w:pict w14:anchorId="0F015D93">
           <v:rect id="_x0000_i1050" style="width:0;height:1.5pt" o:hralign="center" o:hrstd="t" o:hr="t" fillcolor="#a0a0a0" stroked="f"/>
         </w:pict>
       </w:r>
@@ -2839,7 +3261,6 @@
           <w:szCs w:val="27"/>
           <w:lang w:eastAsia="ru-RU"/>
         </w:rPr>
-        <w:lastRenderedPageBreak/>
         <w:t>Актор</w:t>
       </w:r>
     </w:p>
@@ -2898,7 +3319,7 @@
           <w:szCs w:val="24"/>
           <w:lang w:eastAsia="ru-RU"/>
         </w:rPr>
-        <w:pict w14:anchorId="1A14921C">
+        <w:pict w14:anchorId="0F015D94">
           <v:rect id="_x0000_i1051" style="width:0;height:1.5pt" o:hralign="center" o:hrstd="t" o:hr="t" fillcolor="#a0a0a0" stroked="f"/>
         </w:pict>
       </w:r>
@@ -3081,7 +3502,7 @@
           <w:szCs w:val="24"/>
           <w:lang w:eastAsia="ru-RU"/>
         </w:rPr>
-        <w:pict w14:anchorId="2235F02D">
+        <w:pict w14:anchorId="0F015D95">
           <v:rect id="_x0000_i1052" style="width:0;height:1.5pt" o:hralign="center" o:hrstd="t" o:hr="t" fillcolor="#a0a0a0" stroked="f"/>
         </w:pict>
       </w:r>
@@ -3123,6 +3544,7 @@
           <w:szCs w:val="24"/>
           <w:lang w:eastAsia="ru-RU"/>
         </w:rPr>
+        <w:lastRenderedPageBreak/>
         <w:t>Например:</w:t>
       </w:r>
     </w:p>
@@ -3278,7 +3700,7 @@
           <w:szCs w:val="24"/>
           <w:lang w:eastAsia="ru-RU"/>
         </w:rPr>
-        <w:pict w14:anchorId="0A4BA413">
+        <w:pict w14:anchorId="0F015D96">
           <v:rect id="_x0000_i1053" style="width:0;height:1.5pt" o:hralign="center" o:hrstd="t" o:hr="t" fillcolor="#a0a0a0" stroked="f"/>
         </w:pict>
       </w:r>
@@ -3398,7 +3820,7 @@
           <w:szCs w:val="24"/>
           <w:lang w:eastAsia="ru-RU"/>
         </w:rPr>
-        <w:pict w14:anchorId="12E22973">
+        <w:pict w14:anchorId="0F015D97">
           <v:rect id="_x0000_i1054" style="width:0;height:1.5pt" o:hralign="center" o:hrstd="t" o:hr="t" fillcolor="#a0a0a0" stroked="f"/>
         </w:pict>
       </w:r>
@@ -3537,7 +3959,6 @@
           <w:szCs w:val="24"/>
           <w:lang w:eastAsia="ru-RU"/>
         </w:rPr>
-        <w:lastRenderedPageBreak/>
         <w:t>Но модель должна учитывать его уже сейчас.</w:t>
       </w:r>
     </w:p>
@@ -3558,7 +3979,7 @@
           <w:szCs w:val="24"/>
           <w:lang w:eastAsia="ru-RU"/>
         </w:rPr>
-        <w:pict w14:anchorId="095CCB44">
+        <w:pict w14:anchorId="0F015D98">
           <v:rect id="_x0000_i1055" style="width:0;height:1.5pt" o:hralign="center" o:hrstd="t" o:hr="t" fillcolor="#a0a0a0" stroked="f"/>
         </w:pict>
       </w:r>
@@ -3711,7 +4132,7 @@
           <w:szCs w:val="24"/>
           <w:lang w:eastAsia="ru-RU"/>
         </w:rPr>
-        <w:pict w14:anchorId="47EEA2CE">
+        <w:pict w14:anchorId="0F015D99">
           <v:rect id="_x0000_i1056" style="width:0;height:1.5pt" o:hralign="center" o:hrstd="t" o:hr="t" fillcolor="#a0a0a0" stroked="f"/>
         </w:pict>
       </w:r>
@@ -3778,7 +4199,7 @@
           <w:szCs w:val="24"/>
           <w:lang w:eastAsia="ru-RU"/>
         </w:rPr>
-        <w:pict w14:anchorId="28E88E08">
+        <w:pict w14:anchorId="0F015D9A">
           <v:rect id="_x0000_i1057" style="width:0;height:1.5pt" o:hralign="center" o:hrstd="t" o:hr="t" fillcolor="#a0a0a0" stroked="f"/>
         </w:pict>
       </w:r>
@@ -3807,6 +4228,7 @@
           <w:szCs w:val="48"/>
           <w:lang w:eastAsia="ru-RU"/>
         </w:rPr>
+        <w:lastRenderedPageBreak/>
         <w:t>Use Case №6</w:t>
       </w:r>
     </w:p>
@@ -3872,7 +4294,7 @@
           <w:szCs w:val="24"/>
           <w:lang w:eastAsia="ru-RU"/>
         </w:rPr>
-        <w:pict w14:anchorId="7C9D9089">
+        <w:pict w14:anchorId="0F015D9B">
           <v:rect id="_x0000_i1058" style="width:0;height:1.5pt" o:hralign="center" o:hrstd="t" o:hr="t" fillcolor="#a0a0a0" stroked="f"/>
         </w:pict>
       </w:r>
@@ -3939,7 +4361,7 @@
           <w:szCs w:val="24"/>
           <w:lang w:eastAsia="ru-RU"/>
         </w:rPr>
-        <w:pict w14:anchorId="43BECA7C">
+        <w:pict w14:anchorId="0F015D9C">
           <v:rect id="_x0000_i1059" style="width:0;height:1.5pt" o:hralign="center" o:hrstd="t" o:hr="t" fillcolor="#a0a0a0" stroked="f"/>
         </w:pict>
       </w:r>
@@ -4044,7 +4466,7 @@
           <w:szCs w:val="24"/>
           <w:lang w:eastAsia="ru-RU"/>
         </w:rPr>
-        <w:pict w14:anchorId="096AD47C">
+        <w:pict w14:anchorId="0F015D9D">
           <v:rect id="_x0000_i1060" style="width:0;height:1.5pt" o:hralign="center" o:hrstd="t" o:hr="t" fillcolor="#a0a0a0" stroked="f"/>
         </w:pict>
       </w:r>
@@ -4225,7 +4647,6 @@
           <w:szCs w:val="20"/>
           <w:lang w:val="en-US" w:eastAsia="ru-RU"/>
         </w:rPr>
-        <w:lastRenderedPageBreak/>
         <w:br/>
         <w:t>eventDate</w:t>
       </w:r>
@@ -4247,7 +4668,7 @@
           <w:szCs w:val="24"/>
           <w:lang w:eastAsia="ru-RU"/>
         </w:rPr>
-        <w:pict w14:anchorId="62665FED">
+        <w:pict w14:anchorId="0F015D9E">
           <v:rect id="_x0000_i1061" style="width:0;height:1.5pt" o:hralign="center" o:hrstd="t" o:hr="t" fillcolor="#a0a0a0" stroked="f"/>
         </w:pict>
       </w:r>
@@ -4366,7 +4787,7 @@
           <w:szCs w:val="24"/>
           <w:lang w:eastAsia="ru-RU"/>
         </w:rPr>
-        <w:pict w14:anchorId="0C7B00DC">
+        <w:pict w14:anchorId="0F015D9F">
           <v:rect id="_x0000_i1062" style="width:0;height:1.5pt" o:hralign="center" o:hrstd="t" o:hr="t" fillcolor="#a0a0a0" stroked="f"/>
         </w:pict>
       </w:r>
@@ -4489,7 +4910,7 @@
           <w:szCs w:val="24"/>
           <w:lang w:eastAsia="ru-RU"/>
         </w:rPr>
-        <w:pict w14:anchorId="65DCB1C4">
+        <w:pict w14:anchorId="0F015DA0">
           <v:rect id="_x0000_i1063" style="width:0;height:1.5pt" o:hralign="center" o:hrstd="t" o:hr="t" fillcolor="#a0a0a0" stroked="f"/>
         </w:pict>
       </w:r>
@@ -4518,6 +4939,7 @@
           <w:szCs w:val="48"/>
           <w:lang w:eastAsia="ru-RU"/>
         </w:rPr>
+        <w:lastRenderedPageBreak/>
         <w:t>Use Case №7</w:t>
       </w:r>
     </w:p>
@@ -4563,7 +4985,7 @@
           <w:szCs w:val="24"/>
           <w:lang w:eastAsia="ru-RU"/>
         </w:rPr>
-        <w:pict w14:anchorId="5E9C8EBB">
+        <w:pict w14:anchorId="0F015DA1">
           <v:rect id="_x0000_i1064" style="width:0;height:1.5pt" o:hralign="center" o:hrstd="t" o:hr="t" fillcolor="#a0a0a0" stroked="f"/>
         </w:pict>
       </w:r>
@@ -4706,7 +5128,7 @@
           <w:szCs w:val="24"/>
           <w:lang w:eastAsia="ru-RU"/>
         </w:rPr>
-        <w:pict w14:anchorId="371C96AB">
+        <w:pict w14:anchorId="0F015DA2">
           <v:rect id="_x0000_i1065" style="width:0;height:1.5pt" o:hralign="center" o:hrstd="t" o:hr="t" fillcolor="#a0a0a0" stroked="f"/>
         </w:pict>
       </w:r>
@@ -4748,7 +5170,7 @@
           <w:szCs w:val="24"/>
           <w:lang w:eastAsia="ru-RU"/>
         </w:rPr>
-        <w:pict w14:anchorId="5ECCE5D3">
+        <w:pict w14:anchorId="0F015DA3">
           <v:rect id="_x0000_i1066" style="width:0;height:1.5pt" o:hralign="center" o:hrstd="t" o:hr="t" fillcolor="#a0a0a0" stroked="f"/>
         </w:pict>
       </w:r>
@@ -4842,7 +5264,7 @@
           <w:szCs w:val="24"/>
           <w:lang w:eastAsia="ru-RU"/>
         </w:rPr>
-        <w:pict w14:anchorId="7599C955">
+        <w:pict w14:anchorId="0F015DA4">
           <v:rect id="_x0000_i1067" style="width:0;height:1.5pt" o:hralign="center" o:hrstd="t" o:hr="t" fillcolor="#a0a0a0" stroked="f"/>
         </w:pict>
       </w:r>
@@ -4929,7 +5351,6 @@
           <w:szCs w:val="20"/>
           <w:lang w:val="en-US" w:eastAsia="ru-RU"/>
         </w:rPr>
-        <w:lastRenderedPageBreak/>
         <w:t>OWNER</w:t>
       </w:r>
       <w:r>
@@ -5005,7 +5426,7 @@
           <w:szCs w:val="24"/>
           <w:lang w:eastAsia="ru-RU"/>
         </w:rPr>
-        <w:pict w14:anchorId="27CDC17C">
+        <w:pict w14:anchorId="0F015DA5">
           <v:rect id="_x0000_i1068" style="width:0;height:1.5pt" o:hralign="center" o:hrstd="t" o:hr="t" fillcolor="#a0a0a0" stroked="f"/>
         </w:pict>
       </w:r>
@@ -5085,132 +5506,8 @@
           <w:szCs w:val="24"/>
           <w:lang w:eastAsia="ru-RU"/>
         </w:rPr>
-        <w:pict w14:anchorId="1B84726A">
+        <w:pict w14:anchorId="0F015DA6">
           <v:rect id="_x0000_i1069" style="width:0;height:1.5pt" o:hralign="center" o:hrstd="t" o:hr="t" fillcolor="#a0a0a0" stroked="f"/>
-        </w:pict>
-      </w:r>
-    </w:p>
-    <w:p>
-      <w:pPr/>
-      <w:r>
-        <w:t>Use Case No.9</w:t>
-      </w:r>
-    </w:p>
-    <w:p>
-      <w:pPr/>
-      <w:r>
-        <w:t>Upload Photo</w:t>
-      </w:r>
-    </w:p>
-    <w:p>
-      <w:pPr/>
-      <w:r>
-        <w:t>Actor: authenticated current Story participant with media mutation permission.</w:t>
-      </w:r>
-    </w:p>
-    <w:p>
-      <w:pPr/>
-      <w:r>
-        <w:t>Main flow: Flutter selects a photo, performs client preprocessing, sends a prepared JPEG candidate as authenticated multipart file, backend locks Memory, checks membership and mutation authorization, runs authoritative image processing, stores DISPLAY and THUMBNAIL in private storage, saves MediaFile metadata and returns MediaResponse.</w:t>
-      </w:r>
-    </w:p>
-    <w:p>
-      <w:pPr/>
-      <w:r>
-        <w:t>The client does not provide mediaId, storage keys, thumbnail, persistent MIME, file sizes, createdAt, role or storyId.</w:t>
-      </w:r>
-    </w:p>
-    <w:p>
-      <w:pPr/>
-      <w:r>
-        <w:t>Use Case No.10</w:t>
-      </w:r>
-    </w:p>
-    <w:p>
-      <w:pPr/>
-      <w:r>
-        <w:t>List Memory Media</w:t>
-      </w:r>
-    </w:p>
-    <w:p>
-      <w:pPr/>
-      <w:r>
-        <w:t>Actor: any current Story participant who can access the Memory.</w:t>
-      </w:r>
-    </w:p>
-    <w:p>
-      <w:pPr/>
-      <w:r>
-        <w:t>Main flow: backend checks Memory/StoryParticipant access and returns ordered MediaResponse list without storage keys.</w:t>
-      </w:r>
-    </w:p>
-    <w:p>
-      <w:pPr/>
-      <w:r>
-        <w:t>Use Case No.11</w:t>
-      </w:r>
-    </w:p>
-    <w:p>
-      <w:pPr/>
-      <w:r>
-        <w:t>Download Thumbnail / Download Display</w:t>
-      </w:r>
-    </w:p>
-    <w:p>
-      <w:pPr/>
-      <w:r>
-        <w:t>Actor: any current Story participant.</w:t>
-      </w:r>
-    </w:p>
-    <w:p>
-      <w:pPr/>
-      <w:r>
-        <w:t>Main flow: backend checks mediaId -&gt; Memory -&gt; StoryParticipant, then reads a private object through StorageService and streams the authenticated binary representation.</w:t>
-      </w:r>
-    </w:p>
-    <w:p>
-      <w:pPr/>
-      <w:r>
-        <w:t>Use Case No.12</w:t>
-      </w:r>
-    </w:p>
-    <w:p>
-      <w:pPr/>
-      <w:r>
-        <w:t>Delete Media</w:t>
-      </w:r>
-    </w:p>
-    <w:p>
-      <w:pPr/>
-      <w:r>
-        <w:t>Actor: current participant with media mutation permission.</w:t>
-      </w:r>
-    </w:p>
-    <w:p>
-      <w:pPr/>
-      <w:r>
-        <w:t>Main flow: backend loads MediaFile, locks parent Memory, checks membership/mutation authorization, deletes DB metadata and after commit performs best-effort cleanup for DISPLAY and THUMBNAIL.</w:t>
-      </w:r>
-    </w:p>
-    <w:p>
-      <w:pPr>
-        <w:spacing w:after="0" w:line="240" w:lineRule="auto"/>
-        <w:rPr>
-          <w:rFonts w:ascii="Times New Roman" w:eastAsia="Times New Roman" w:hAnsi="Times New Roman" w:cs="Times New Roman"/>
-          <w:sz w:val="24"/>
-          <w:szCs w:val="24"/>
-          <w:lang w:eastAsia="ru-RU"/>
-        </w:rPr>
-      </w:pPr>
-      <w:r>
-        <w:rPr>
-          <w:rFonts w:ascii="Times New Roman" w:eastAsia="Times New Roman" w:hAnsi="Times New Roman" w:cs="Times New Roman"/>
-          <w:sz w:val="24"/>
-          <w:szCs w:val="24"/>
-          <w:lang w:eastAsia="ru-RU"/>
-        </w:rPr>
-        <w:pict w14:anchorId="7BCBCA17">
-          <v:rect id="_x0000_i1072" style="width:0;height:1.5pt" o:hralign="center" o:hrstd="t" o:hr="t" fillcolor="#a0a0a0" stroked="f"/>
         </w:pict>
       </w:r>
     </w:p>
@@ -5225,7 +5522,7 @@
           <w:kern w:val="36"/>
           <w:sz w:val="48"/>
           <w:szCs w:val="48"/>
-          <w:lang w:eastAsia="ru-RU"/>
+          <w:lang w:val="en-US" w:eastAsia="ru-RU"/>
         </w:rPr>
       </w:pPr>
       <w:r>
@@ -5236,9 +5533,9 @@
           <w:kern w:val="36"/>
           <w:sz w:val="48"/>
           <w:szCs w:val="48"/>
-          <w:lang w:eastAsia="ru-RU"/>
-        </w:rPr>
-        <w:t>Use Case №10</w:t>
+          <w:lang w:val="en-US" w:eastAsia="ru-RU"/>
+        </w:rPr>
+        <w:t>Use Case №9</w:t>
       </w:r>
     </w:p>
     <w:p>
@@ -5251,7 +5548,7 @@
           <w:bCs/>
           <w:sz w:val="36"/>
           <w:szCs w:val="36"/>
-          <w:lang w:eastAsia="ru-RU"/>
+          <w:lang w:val="en-US" w:eastAsia="ru-RU"/>
         </w:rPr>
       </w:pPr>
       <w:r>
@@ -5261,9 +5558,38 @@
           <w:bCs/>
           <w:sz w:val="36"/>
           <w:szCs w:val="36"/>
-          <w:lang w:eastAsia="ru-RU"/>
-        </w:rPr>
-        <w:t>Story Playback</w:t>
+          <w:lang w:val="en-US" w:eastAsia="ru-RU"/>
+        </w:rPr>
+        <w:t>Upload Photo</w:t>
+      </w:r>
+    </w:p>
+    <w:p>
+      <w:pPr>
+        <w:spacing w:before="100" w:beforeAutospacing="1" w:after="100" w:afterAutospacing="1" w:line="240" w:lineRule="auto"/>
+        <w:rPr>
+          <w:rFonts w:ascii="Times New Roman" w:eastAsia="Times New Roman" w:hAnsi="Times New Roman" w:cs="Times New Roman"/>
+          <w:sz w:val="24"/>
+          <w:szCs w:val="24"/>
+          <w:lang w:val="en-US" w:eastAsia="ru-RU"/>
+        </w:rPr>
+      </w:pPr>
+      <w:r>
+        <w:rPr>
+          <w:rFonts w:ascii="Times New Roman" w:eastAsia="Times New Roman" w:hAnsi="Times New Roman" w:cs="Times New Roman"/>
+          <w:sz w:val="24"/>
+          <w:szCs w:val="24"/>
+          <w:lang w:eastAsia="ru-RU"/>
+        </w:rPr>
+        <w:t>Отдельный</w:t>
+      </w:r>
+      <w:r>
+        <w:rPr>
+          <w:rFonts w:ascii="Times New Roman" w:eastAsia="Times New Roman" w:hAnsi="Times New Roman" w:cs="Times New Roman"/>
+          <w:sz w:val="24"/>
+          <w:szCs w:val="24"/>
+          <w:lang w:val="en-US" w:eastAsia="ru-RU"/>
+        </w:rPr>
+        <w:t xml:space="preserve"> Use Case.</w:t>
       </w:r>
     </w:p>
     <w:p>
@@ -5284,369 +5610,27 @@
           <w:lang w:eastAsia="ru-RU"/>
         </w:rPr>
         <w:lastRenderedPageBreak/>
-        <w:t>Вот тут начинается настоящая магия продукта.</w:t>
-      </w:r>
-    </w:p>
-    <w:p>
-      <w:pPr>
-        <w:spacing w:after="0" w:line="240" w:lineRule="auto"/>
-        <w:rPr>
-          <w:rFonts w:ascii="Times New Roman" w:eastAsia="Times New Roman" w:hAnsi="Times New Roman" w:cs="Times New Roman"/>
-          <w:sz w:val="24"/>
-          <w:szCs w:val="24"/>
-          <w:lang w:eastAsia="ru-RU"/>
-        </w:rPr>
-      </w:pPr>
-      <w:r>
-        <w:rPr>
-          <w:rFonts w:ascii="Times New Roman" w:eastAsia="Times New Roman" w:hAnsi="Times New Roman" w:cs="Times New Roman"/>
-          <w:sz w:val="24"/>
-          <w:szCs w:val="24"/>
-          <w:lang w:eastAsia="ru-RU"/>
-        </w:rPr>
-        <w:pict w14:anchorId="5414CE90">
-          <v:rect id="_x0000_i1073" style="width:0;height:1.5pt" o:hralign="center" o:hrstd="t" o:hr="t" fillcolor="#a0a0a0" stroked="f"/>
-        </w:pict>
-      </w:r>
-    </w:p>
-    <w:p>
-      <w:pPr>
-        <w:spacing w:before="100" w:beforeAutospacing="1" w:after="100" w:afterAutospacing="1" w:line="240" w:lineRule="auto"/>
-        <w:outlineLvl w:val="2"/>
-        <w:rPr>
-          <w:rFonts w:ascii="Times New Roman" w:eastAsia="Times New Roman" w:hAnsi="Times New Roman" w:cs="Times New Roman"/>
-          <w:b/>
-          <w:bCs/>
-          <w:sz w:val="27"/>
-          <w:szCs w:val="27"/>
-          <w:lang w:eastAsia="ru-RU"/>
-        </w:rPr>
-      </w:pPr>
-      <w:r>
-        <w:rPr>
-          <w:rFonts w:ascii="Times New Roman" w:eastAsia="Times New Roman" w:hAnsi="Times New Roman" w:cs="Times New Roman"/>
-          <w:b/>
-          <w:bCs/>
-          <w:sz w:val="27"/>
-          <w:szCs w:val="27"/>
-          <w:lang w:eastAsia="ru-RU"/>
-        </w:rPr>
-        <w:t>Цель</w:t>
-      </w:r>
-    </w:p>
-    <w:p>
-      <w:pPr>
-        <w:spacing w:before="100" w:beforeAutospacing="1" w:after="100" w:afterAutospacing="1" w:line="240" w:lineRule="auto"/>
-        <w:rPr>
-          <w:rFonts w:ascii="Times New Roman" w:eastAsia="Times New Roman" w:hAnsi="Times New Roman" w:cs="Times New Roman"/>
-          <w:sz w:val="24"/>
-          <w:szCs w:val="24"/>
-          <w:lang w:eastAsia="ru-RU"/>
-        </w:rPr>
-      </w:pPr>
-      <w:r>
-        <w:rPr>
-          <w:rFonts w:ascii="Times New Roman" w:eastAsia="Times New Roman" w:hAnsi="Times New Roman" w:cs="Times New Roman"/>
-          <w:sz w:val="24"/>
-          <w:szCs w:val="24"/>
-          <w:lang w:eastAsia="ru-RU"/>
-        </w:rPr>
-        <w:t>Воспроизвести историю как путешествие.</w:t>
-      </w:r>
-    </w:p>
-    <w:p>
-      <w:pPr>
-        <w:spacing w:after="0" w:line="240" w:lineRule="auto"/>
-        <w:rPr>
-          <w:rFonts w:ascii="Times New Roman" w:eastAsia="Times New Roman" w:hAnsi="Times New Roman" w:cs="Times New Roman"/>
-          <w:sz w:val="24"/>
-          <w:szCs w:val="24"/>
-          <w:lang w:eastAsia="ru-RU"/>
-        </w:rPr>
-      </w:pPr>
-      <w:r>
-        <w:rPr>
-          <w:rFonts w:ascii="Times New Roman" w:eastAsia="Times New Roman" w:hAnsi="Times New Roman" w:cs="Times New Roman"/>
-          <w:sz w:val="24"/>
-          <w:szCs w:val="24"/>
-          <w:lang w:eastAsia="ru-RU"/>
-        </w:rPr>
-        <w:pict w14:anchorId="3D454E0B">
-          <v:rect id="_x0000_i1074" style="width:0;height:1.5pt" o:hralign="center" o:hrstd="t" o:hr="t" fillcolor="#a0a0a0" stroked="f"/>
-        </w:pict>
-      </w:r>
-    </w:p>
-    <w:p>
-      <w:pPr>
-        <w:spacing w:before="100" w:beforeAutospacing="1" w:after="100" w:afterAutospacing="1" w:line="240" w:lineRule="auto"/>
-        <w:outlineLvl w:val="2"/>
-        <w:rPr>
-          <w:rFonts w:ascii="Times New Roman" w:eastAsia="Times New Roman" w:hAnsi="Times New Roman" w:cs="Times New Roman"/>
-          <w:b/>
-          <w:bCs/>
-          <w:sz w:val="27"/>
-          <w:szCs w:val="27"/>
-          <w:lang w:eastAsia="ru-RU"/>
-        </w:rPr>
-      </w:pPr>
-      <w:r>
-        <w:rPr>
-          <w:rFonts w:ascii="Times New Roman" w:eastAsia="Times New Roman" w:hAnsi="Times New Roman" w:cs="Times New Roman"/>
-          <w:b/>
-          <w:bCs/>
-          <w:sz w:val="27"/>
-          <w:szCs w:val="27"/>
-          <w:lang w:eastAsia="ru-RU"/>
-        </w:rPr>
-        <w:t>Основной сценарий</w:t>
-      </w:r>
-    </w:p>
-    <w:p>
-      <w:pPr>
-        <w:numPr>
-          <w:ilvl w:val="0"/>
-          <w:numId w:val="6"/>
-        </w:numPr>
-        <w:spacing w:before="100" w:beforeAutospacing="1" w:after="100" w:afterAutospacing="1" w:line="240" w:lineRule="auto"/>
-        <w:rPr>
-          <w:rFonts w:ascii="Times New Roman" w:eastAsia="Times New Roman" w:hAnsi="Times New Roman" w:cs="Times New Roman"/>
-          <w:sz w:val="24"/>
-          <w:szCs w:val="24"/>
-          <w:lang w:eastAsia="ru-RU"/>
-        </w:rPr>
-      </w:pPr>
-      <w:r>
-        <w:rPr>
-          <w:rFonts w:ascii="Times New Roman" w:eastAsia="Times New Roman" w:hAnsi="Times New Roman" w:cs="Times New Roman"/>
-          <w:sz w:val="24"/>
-          <w:szCs w:val="24"/>
-          <w:lang w:eastAsia="ru-RU"/>
-        </w:rPr>
-        <w:t xml:space="preserve">Получить все Memory истории. </w:t>
-      </w:r>
-    </w:p>
-    <w:p>
-      <w:pPr>
-        <w:numPr>
-          <w:ilvl w:val="0"/>
-          <w:numId w:val="6"/>
-        </w:numPr>
-        <w:spacing w:before="100" w:beforeAutospacing="1" w:after="100" w:afterAutospacing="1" w:line="240" w:lineRule="auto"/>
-        <w:rPr>
-          <w:rFonts w:ascii="Times New Roman" w:eastAsia="Times New Roman" w:hAnsi="Times New Roman" w:cs="Times New Roman"/>
-          <w:sz w:val="24"/>
-          <w:szCs w:val="24"/>
-          <w:lang w:eastAsia="ru-RU"/>
-        </w:rPr>
-      </w:pPr>
-      <w:r>
-        <w:rPr>
-          <w:rFonts w:ascii="Times New Roman" w:eastAsia="Times New Roman" w:hAnsi="Times New Roman" w:cs="Times New Roman"/>
-          <w:sz w:val="24"/>
-          <w:szCs w:val="24"/>
-          <w:lang w:eastAsia="ru-RU"/>
-        </w:rPr>
-        <w:t xml:space="preserve">Отсортировать по eventDate. </w:t>
-      </w:r>
-    </w:p>
-    <w:p>
-      <w:pPr>
-        <w:numPr>
-          <w:ilvl w:val="0"/>
-          <w:numId w:val="6"/>
-        </w:numPr>
-        <w:spacing w:before="100" w:beforeAutospacing="1" w:after="100" w:afterAutospacing="1" w:line="240" w:lineRule="auto"/>
-        <w:rPr>
-          <w:rFonts w:ascii="Times New Roman" w:eastAsia="Times New Roman" w:hAnsi="Times New Roman" w:cs="Times New Roman"/>
-          <w:sz w:val="24"/>
-          <w:szCs w:val="24"/>
-          <w:lang w:eastAsia="ru-RU"/>
-        </w:rPr>
-      </w:pPr>
-      <w:r>
-        <w:rPr>
-          <w:rFonts w:ascii="Times New Roman" w:eastAsia="Times New Roman" w:hAnsi="Times New Roman" w:cs="Times New Roman"/>
-          <w:sz w:val="24"/>
-          <w:szCs w:val="24"/>
-          <w:lang w:eastAsia="ru-RU"/>
-        </w:rPr>
-        <w:t xml:space="preserve">Построить последовательность. </w:t>
-      </w:r>
-    </w:p>
-    <w:p>
-      <w:pPr>
-        <w:numPr>
-          <w:ilvl w:val="0"/>
-          <w:numId w:val="6"/>
-        </w:numPr>
-        <w:spacing w:before="100" w:beforeAutospacing="1" w:after="100" w:afterAutospacing="1" w:line="240" w:lineRule="auto"/>
-        <w:rPr>
-          <w:rFonts w:ascii="Times New Roman" w:eastAsia="Times New Roman" w:hAnsi="Times New Roman" w:cs="Times New Roman"/>
-          <w:sz w:val="24"/>
-          <w:szCs w:val="24"/>
-          <w:lang w:eastAsia="ru-RU"/>
-        </w:rPr>
-      </w:pPr>
-      <w:r>
-        <w:rPr>
-          <w:rFonts w:ascii="Times New Roman" w:eastAsia="Times New Roman" w:hAnsi="Times New Roman" w:cs="Times New Roman"/>
-          <w:sz w:val="24"/>
-          <w:szCs w:val="24"/>
-          <w:lang w:eastAsia="ru-RU"/>
-        </w:rPr>
-        <w:t xml:space="preserve">Передать её клиенту. </w:t>
-      </w:r>
-    </w:p>
-    <w:p>
-      <w:pPr>
-        <w:spacing w:after="0" w:line="240" w:lineRule="auto"/>
-        <w:rPr>
-          <w:rFonts w:ascii="Times New Roman" w:eastAsia="Times New Roman" w:hAnsi="Times New Roman" w:cs="Times New Roman"/>
-          <w:sz w:val="24"/>
-          <w:szCs w:val="24"/>
-          <w:lang w:eastAsia="ru-RU"/>
-        </w:rPr>
-      </w:pPr>
-      <w:r>
-        <w:rPr>
-          <w:rFonts w:ascii="Times New Roman" w:eastAsia="Times New Roman" w:hAnsi="Times New Roman" w:cs="Times New Roman"/>
-          <w:sz w:val="24"/>
-          <w:szCs w:val="24"/>
-          <w:lang w:eastAsia="ru-RU"/>
-        </w:rPr>
-        <w:pict w14:anchorId="26CFCCC5">
-          <v:rect id="_x0000_i1075" style="width:0;height:1.5pt" o:hralign="center" o:hrstd="t" o:hr="t" fillcolor="#a0a0a0" stroked="f"/>
-        </w:pict>
-      </w:r>
-    </w:p>
-    <w:p>
-      <w:pPr>
-        <w:spacing w:before="100" w:beforeAutospacing="1" w:after="100" w:afterAutospacing="1" w:line="240" w:lineRule="auto"/>
-        <w:outlineLvl w:val="2"/>
-        <w:rPr>
-          <w:rFonts w:ascii="Times New Roman" w:eastAsia="Times New Roman" w:hAnsi="Times New Roman" w:cs="Times New Roman"/>
-          <w:b/>
-          <w:bCs/>
-          <w:sz w:val="27"/>
-          <w:szCs w:val="27"/>
-          <w:lang w:eastAsia="ru-RU"/>
-        </w:rPr>
-      </w:pPr>
-      <w:r>
-        <w:rPr>
-          <w:rFonts w:ascii="Times New Roman" w:eastAsia="Times New Roman" w:hAnsi="Times New Roman" w:cs="Times New Roman"/>
-          <w:b/>
-          <w:bCs/>
-          <w:sz w:val="27"/>
-          <w:szCs w:val="27"/>
-          <w:lang w:eastAsia="ru-RU"/>
-        </w:rPr>
-        <w:t>Важное решение</w:t>
-      </w:r>
-    </w:p>
-    <w:p>
-      <w:pPr>
-        <w:spacing w:before="100" w:beforeAutospacing="1" w:after="100" w:afterAutospacing="1" w:line="240" w:lineRule="auto"/>
-        <w:rPr>
-          <w:rFonts w:ascii="Times New Roman" w:eastAsia="Times New Roman" w:hAnsi="Times New Roman" w:cs="Times New Roman"/>
-          <w:sz w:val="24"/>
-          <w:szCs w:val="24"/>
-          <w:lang w:eastAsia="ru-RU"/>
-        </w:rPr>
-      </w:pPr>
-      <w:r>
-        <w:rPr>
-          <w:rFonts w:ascii="Times New Roman" w:eastAsia="Times New Roman" w:hAnsi="Times New Roman" w:cs="Times New Roman"/>
-          <w:sz w:val="24"/>
-          <w:szCs w:val="24"/>
-          <w:lang w:eastAsia="ru-RU"/>
-        </w:rPr>
-        <w:t>Я бы не генерировал видео на backend.</w:t>
-      </w:r>
-    </w:p>
-    <w:p>
-      <w:pPr>
-        <w:spacing w:before="100" w:beforeAutospacing="1" w:after="100" w:afterAutospacing="1" w:line="240" w:lineRule="auto"/>
-        <w:rPr>
-          <w:rFonts w:ascii="Times New Roman" w:eastAsia="Times New Roman" w:hAnsi="Times New Roman" w:cs="Times New Roman"/>
-          <w:sz w:val="24"/>
-          <w:szCs w:val="24"/>
-          <w:lang w:val="en-US" w:eastAsia="ru-RU"/>
-        </w:rPr>
-      </w:pPr>
-      <w:r>
-        <w:rPr>
-          <w:rFonts w:ascii="Times New Roman" w:eastAsia="Times New Roman" w:hAnsi="Times New Roman" w:cs="Times New Roman"/>
-          <w:sz w:val="24"/>
-          <w:szCs w:val="24"/>
-          <w:lang w:eastAsia="ru-RU"/>
-        </w:rPr>
-        <w:t>Вообще</w:t>
-      </w:r>
-      <w:r>
-        <w:rPr>
-          <w:rFonts w:ascii="Times New Roman" w:eastAsia="Times New Roman" w:hAnsi="Times New Roman" w:cs="Times New Roman"/>
-          <w:sz w:val="24"/>
-          <w:szCs w:val="24"/>
-          <w:lang w:val="en-US" w:eastAsia="ru-RU"/>
-        </w:rPr>
-        <w:t>.</w:t>
-      </w:r>
-    </w:p>
-    <w:p>
-      <w:pPr>
-        <w:spacing w:before="100" w:beforeAutospacing="1" w:after="100" w:afterAutospacing="1" w:line="240" w:lineRule="auto"/>
-        <w:rPr>
-          <w:rFonts w:ascii="Times New Roman" w:eastAsia="Times New Roman" w:hAnsi="Times New Roman" w:cs="Times New Roman"/>
-          <w:sz w:val="24"/>
-          <w:szCs w:val="24"/>
-          <w:lang w:val="en-US" w:eastAsia="ru-RU"/>
-        </w:rPr>
-      </w:pPr>
-      <w:r>
-        <w:rPr>
-          <w:rFonts w:ascii="Times New Roman" w:eastAsia="Times New Roman" w:hAnsi="Times New Roman" w:cs="Times New Roman"/>
-          <w:sz w:val="24"/>
-          <w:szCs w:val="24"/>
-          <w:lang w:val="en-US" w:eastAsia="ru-RU"/>
-        </w:rPr>
-        <w:t xml:space="preserve">Backend </w:t>
-      </w:r>
-      <w:r>
-        <w:rPr>
-          <w:rFonts w:ascii="Times New Roman" w:eastAsia="Times New Roman" w:hAnsi="Times New Roman" w:cs="Times New Roman"/>
-          <w:sz w:val="24"/>
-          <w:szCs w:val="24"/>
-          <w:lang w:eastAsia="ru-RU"/>
-        </w:rPr>
-        <w:t>должен</w:t>
-      </w:r>
-      <w:r>
-        <w:rPr>
-          <w:rFonts w:ascii="Times New Roman" w:eastAsia="Times New Roman" w:hAnsi="Times New Roman" w:cs="Times New Roman"/>
-          <w:sz w:val="24"/>
-          <w:szCs w:val="24"/>
-          <w:lang w:val="en-US" w:eastAsia="ru-RU"/>
-        </w:rPr>
-        <w:t xml:space="preserve"> </w:t>
-      </w:r>
-      <w:r>
-        <w:rPr>
-          <w:rFonts w:ascii="Times New Roman" w:eastAsia="Times New Roman" w:hAnsi="Times New Roman" w:cs="Times New Roman"/>
-          <w:sz w:val="24"/>
-          <w:szCs w:val="24"/>
-          <w:lang w:eastAsia="ru-RU"/>
-        </w:rPr>
-        <w:t>вернуть</w:t>
-      </w:r>
-      <w:r>
-        <w:rPr>
-          <w:rFonts w:ascii="Times New Roman" w:eastAsia="Times New Roman" w:hAnsi="Times New Roman" w:cs="Times New Roman"/>
-          <w:sz w:val="24"/>
-          <w:szCs w:val="24"/>
-          <w:lang w:val="en-US" w:eastAsia="ru-RU"/>
-        </w:rPr>
-        <w:t>:</w:t>
+        <w:t>И это важно.</w:t>
+      </w:r>
+    </w:p>
+    <w:p>
+      <w:pPr>
+        <w:spacing w:before="100" w:beforeAutospacing="1" w:after="100" w:afterAutospacing="1" w:line="240" w:lineRule="auto"/>
+        <w:rPr>
+          <w:rFonts w:ascii="Times New Roman" w:eastAsia="Times New Roman" w:hAnsi="Times New Roman" w:cs="Times New Roman"/>
+          <w:sz w:val="24"/>
+          <w:szCs w:val="24"/>
+          <w:lang w:eastAsia="ru-RU"/>
+        </w:rPr>
+      </w:pPr>
+      <w:r>
+        <w:rPr>
+          <w:rFonts w:ascii="Times New Roman" w:eastAsia="Times New Roman" w:hAnsi="Times New Roman" w:cs="Times New Roman"/>
+          <w:sz w:val="24"/>
+          <w:szCs w:val="24"/>
+          <w:lang w:eastAsia="ru-RU"/>
+        </w:rPr>
+        <w:t>Многие проекты ошибочно делают:</w:t>
       </w:r>
     </w:p>
     <w:p>
@@ -5674,6 +5658,817 @@
           <w:rFonts w:ascii="Courier New" w:eastAsia="Times New Roman" w:hAnsi="Courier New" w:cs="Courier New"/>
           <w:sz w:val="20"/>
           <w:szCs w:val="20"/>
+          <w:lang w:eastAsia="ru-RU"/>
+        </w:rPr>
+      </w:pPr>
+      <w:r>
+        <w:rPr>
+          <w:rFonts w:ascii="Courier New" w:eastAsia="Times New Roman" w:hAnsi="Courier New" w:cs="Courier New"/>
+          <w:sz w:val="20"/>
+          <w:szCs w:val="20"/>
+          <w:lang w:eastAsia="ru-RU"/>
+        </w:rPr>
+        <w:t>CreateMemory + UploadFile</w:t>
+      </w:r>
+    </w:p>
+    <w:p>
+      <w:pPr>
+        <w:spacing w:before="100" w:beforeAutospacing="1" w:after="100" w:afterAutospacing="1" w:line="240" w:lineRule="auto"/>
+        <w:rPr>
+          <w:rFonts w:ascii="Times New Roman" w:eastAsia="Times New Roman" w:hAnsi="Times New Roman" w:cs="Times New Roman"/>
+          <w:sz w:val="24"/>
+          <w:szCs w:val="24"/>
+          <w:lang w:eastAsia="ru-RU"/>
+        </w:rPr>
+      </w:pPr>
+      <w:r>
+        <w:rPr>
+          <w:rFonts w:ascii="Times New Roman" w:eastAsia="Times New Roman" w:hAnsi="Times New Roman" w:cs="Times New Roman"/>
+          <w:sz w:val="24"/>
+          <w:szCs w:val="24"/>
+          <w:lang w:eastAsia="ru-RU"/>
+        </w:rPr>
+        <w:t>в одной операции.</w:t>
+      </w:r>
+    </w:p>
+    <w:p>
+      <w:pPr>
+        <w:spacing w:after="0" w:line="240" w:lineRule="auto"/>
+        <w:rPr>
+          <w:rFonts w:ascii="Times New Roman" w:eastAsia="Times New Roman" w:hAnsi="Times New Roman" w:cs="Times New Roman"/>
+          <w:sz w:val="24"/>
+          <w:szCs w:val="24"/>
+          <w:lang w:eastAsia="ru-RU"/>
+        </w:rPr>
+      </w:pPr>
+      <w:r>
+        <w:rPr>
+          <w:rFonts w:ascii="Times New Roman" w:eastAsia="Times New Roman" w:hAnsi="Times New Roman" w:cs="Times New Roman"/>
+          <w:sz w:val="24"/>
+          <w:szCs w:val="24"/>
+          <w:lang w:eastAsia="ru-RU"/>
+        </w:rPr>
+        <w:pict w14:anchorId="0F015DA7">
+          <v:rect id="_x0000_i1070" style="width:0;height:1.5pt" o:hralign="center" o:hrstd="t" o:hr="t" fillcolor="#a0a0a0" stroked="f"/>
+        </w:pict>
+      </w:r>
+    </w:p>
+    <w:p>
+      <w:pPr>
+        <w:spacing w:before="100" w:beforeAutospacing="1" w:after="100" w:afterAutospacing="1" w:line="240" w:lineRule="auto"/>
+        <w:rPr>
+          <w:rFonts w:ascii="Times New Roman" w:eastAsia="Times New Roman" w:hAnsi="Times New Roman" w:cs="Times New Roman"/>
+          <w:sz w:val="24"/>
+          <w:szCs w:val="24"/>
+          <w:lang w:eastAsia="ru-RU"/>
+        </w:rPr>
+      </w:pPr>
+      <w:r>
+        <w:rPr>
+          <w:rFonts w:ascii="Times New Roman" w:eastAsia="Times New Roman" w:hAnsi="Times New Roman" w:cs="Times New Roman"/>
+          <w:sz w:val="24"/>
+          <w:szCs w:val="24"/>
+          <w:lang w:eastAsia="ru-RU"/>
+        </w:rPr>
+        <w:t>Я бы разделил.</w:t>
+      </w:r>
+    </w:p>
+    <w:p>
+      <w:pPr>
+        <w:spacing w:before="100" w:beforeAutospacing="1" w:after="100" w:afterAutospacing="1" w:line="240" w:lineRule="auto"/>
+        <w:rPr>
+          <w:rFonts w:ascii="Times New Roman" w:eastAsia="Times New Roman" w:hAnsi="Times New Roman" w:cs="Times New Roman"/>
+          <w:sz w:val="24"/>
+          <w:szCs w:val="24"/>
+          <w:lang w:eastAsia="ru-RU"/>
+        </w:rPr>
+      </w:pPr>
+      <w:r>
+        <w:rPr>
+          <w:rFonts w:ascii="Times New Roman" w:eastAsia="Times New Roman" w:hAnsi="Times New Roman" w:cs="Times New Roman"/>
+          <w:sz w:val="24"/>
+          <w:szCs w:val="24"/>
+          <w:lang w:eastAsia="ru-RU"/>
+        </w:rPr>
+        <w:t>Сначала:</w:t>
+      </w:r>
+    </w:p>
+    <w:p>
+      <w:pPr>
+        <w:tabs>
+          <w:tab w:val="left" w:pos="916"/>
+          <w:tab w:val="left" w:pos="1832"/>
+          <w:tab w:val="left" w:pos="2748"/>
+          <w:tab w:val="left" w:pos="3664"/>
+          <w:tab w:val="left" w:pos="4580"/>
+          <w:tab w:val="left" w:pos="5496"/>
+          <w:tab w:val="left" w:pos="6412"/>
+          <w:tab w:val="left" w:pos="7328"/>
+          <w:tab w:val="left" w:pos="8244"/>
+          <w:tab w:val="left" w:pos="9160"/>
+          <w:tab w:val="left" w:pos="10076"/>
+          <w:tab w:val="left" w:pos="10992"/>
+          <w:tab w:val="left" w:pos="11908"/>
+          <w:tab w:val="left" w:pos="12824"/>
+          <w:tab w:val="left" w:pos="13740"/>
+          <w:tab w:val="left" w:pos="14656"/>
+        </w:tabs>
+        <w:spacing w:after="0" w:line="240" w:lineRule="auto"/>
+        <w:rPr>
+          <w:rFonts w:ascii="Courier New" w:eastAsia="Times New Roman" w:hAnsi="Courier New" w:cs="Courier New"/>
+          <w:sz w:val="20"/>
+          <w:szCs w:val="20"/>
+          <w:lang w:eastAsia="ru-RU"/>
+        </w:rPr>
+      </w:pPr>
+      <w:r>
+        <w:rPr>
+          <w:rFonts w:ascii="Courier New" w:eastAsia="Times New Roman" w:hAnsi="Courier New" w:cs="Courier New"/>
+          <w:sz w:val="20"/>
+          <w:szCs w:val="20"/>
+          <w:lang w:eastAsia="ru-RU"/>
+        </w:rPr>
+        <w:t>Create Memory</w:t>
+      </w:r>
+    </w:p>
+    <w:p>
+      <w:pPr>
+        <w:spacing w:before="100" w:beforeAutospacing="1" w:after="100" w:afterAutospacing="1" w:line="240" w:lineRule="auto"/>
+        <w:rPr>
+          <w:rFonts w:ascii="Times New Roman" w:eastAsia="Times New Roman" w:hAnsi="Times New Roman" w:cs="Times New Roman"/>
+          <w:sz w:val="24"/>
+          <w:szCs w:val="24"/>
+          <w:lang w:eastAsia="ru-RU"/>
+        </w:rPr>
+      </w:pPr>
+      <w:r>
+        <w:rPr>
+          <w:rFonts w:ascii="Times New Roman" w:eastAsia="Times New Roman" w:hAnsi="Times New Roman" w:cs="Times New Roman"/>
+          <w:sz w:val="24"/>
+          <w:szCs w:val="24"/>
+          <w:lang w:eastAsia="ru-RU"/>
+        </w:rPr>
+        <w:t>Потом:</w:t>
+      </w:r>
+    </w:p>
+    <w:p>
+      <w:pPr>
+        <w:tabs>
+          <w:tab w:val="left" w:pos="916"/>
+          <w:tab w:val="left" w:pos="1832"/>
+          <w:tab w:val="left" w:pos="2748"/>
+          <w:tab w:val="left" w:pos="3664"/>
+          <w:tab w:val="left" w:pos="4580"/>
+          <w:tab w:val="left" w:pos="5496"/>
+          <w:tab w:val="left" w:pos="6412"/>
+          <w:tab w:val="left" w:pos="7328"/>
+          <w:tab w:val="left" w:pos="8244"/>
+          <w:tab w:val="left" w:pos="9160"/>
+          <w:tab w:val="left" w:pos="10076"/>
+          <w:tab w:val="left" w:pos="10992"/>
+          <w:tab w:val="left" w:pos="11908"/>
+          <w:tab w:val="left" w:pos="12824"/>
+          <w:tab w:val="left" w:pos="13740"/>
+          <w:tab w:val="left" w:pos="14656"/>
+        </w:tabs>
+        <w:spacing w:after="0" w:line="240" w:lineRule="auto"/>
+        <w:rPr>
+          <w:rFonts w:ascii="Courier New" w:eastAsia="Times New Roman" w:hAnsi="Courier New" w:cs="Courier New"/>
+          <w:sz w:val="20"/>
+          <w:szCs w:val="20"/>
+          <w:lang w:eastAsia="ru-RU"/>
+        </w:rPr>
+      </w:pPr>
+      <w:r>
+        <w:rPr>
+          <w:rFonts w:ascii="Courier New" w:eastAsia="Times New Roman" w:hAnsi="Courier New" w:cs="Courier New"/>
+          <w:sz w:val="20"/>
+          <w:szCs w:val="20"/>
+          <w:lang w:eastAsia="ru-RU"/>
+        </w:rPr>
+        <w:t>Upload Photo</w:t>
+      </w:r>
+    </w:p>
+    <w:p>
+      <w:pPr>
+        <w:spacing w:after="0" w:line="240" w:lineRule="auto"/>
+        <w:rPr>
+          <w:rFonts w:ascii="Times New Roman" w:eastAsia="Times New Roman" w:hAnsi="Times New Roman" w:cs="Times New Roman"/>
+          <w:sz w:val="24"/>
+          <w:szCs w:val="24"/>
+          <w:lang w:eastAsia="ru-RU"/>
+        </w:rPr>
+      </w:pPr>
+      <w:r>
+        <w:rPr>
+          <w:rFonts w:ascii="Times New Roman" w:eastAsia="Times New Roman" w:hAnsi="Times New Roman" w:cs="Times New Roman"/>
+          <w:sz w:val="24"/>
+          <w:szCs w:val="24"/>
+          <w:lang w:eastAsia="ru-RU"/>
+        </w:rPr>
+        <w:pict w14:anchorId="0F015DA8">
+          <v:rect id="_x0000_i1071" style="width:0;height:1.5pt" o:hralign="center" o:hrstd="t" o:hr="t" fillcolor="#a0a0a0" stroked="f"/>
+        </w:pict>
+      </w:r>
+    </w:p>
+    <w:p>
+      <w:pPr>
+        <w:spacing w:before="100" w:beforeAutospacing="1" w:after="100" w:afterAutospacing="1" w:line="240" w:lineRule="auto"/>
+        <w:rPr>
+          <w:rFonts w:ascii="Times New Roman" w:eastAsia="Times New Roman" w:hAnsi="Times New Roman" w:cs="Times New Roman"/>
+          <w:sz w:val="24"/>
+          <w:szCs w:val="24"/>
+          <w:lang w:eastAsia="ru-RU"/>
+        </w:rPr>
+      </w:pPr>
+      <w:r>
+        <w:rPr>
+          <w:rFonts w:ascii="Times New Roman" w:eastAsia="Times New Roman" w:hAnsi="Times New Roman" w:cs="Times New Roman"/>
+          <w:sz w:val="24"/>
+          <w:szCs w:val="24"/>
+          <w:lang w:eastAsia="ru-RU"/>
+        </w:rPr>
+        <w:t>Преимущества:</w:t>
+      </w:r>
+    </w:p>
+    <w:p>
+      <w:pPr>
+        <w:numPr>
+          <w:ilvl w:val="0"/>
+          <w:numId w:val="5"/>
+        </w:numPr>
+        <w:spacing w:before="100" w:beforeAutospacing="1" w:after="100" w:afterAutospacing="1" w:line="240" w:lineRule="auto"/>
+        <w:rPr>
+          <w:rFonts w:ascii="Times New Roman" w:eastAsia="Times New Roman" w:hAnsi="Times New Roman" w:cs="Times New Roman"/>
+          <w:sz w:val="24"/>
+          <w:szCs w:val="24"/>
+          <w:lang w:eastAsia="ru-RU"/>
+        </w:rPr>
+      </w:pPr>
+      <w:r>
+        <w:rPr>
+          <w:rFonts w:ascii="Times New Roman" w:eastAsia="Times New Roman" w:hAnsi="Times New Roman" w:cs="Times New Roman"/>
+          <w:sz w:val="24"/>
+          <w:szCs w:val="24"/>
+          <w:lang w:eastAsia="ru-RU"/>
+        </w:rPr>
+        <w:t xml:space="preserve">проще транзакции; </w:t>
+      </w:r>
+    </w:p>
+    <w:p>
+      <w:pPr>
+        <w:numPr>
+          <w:ilvl w:val="0"/>
+          <w:numId w:val="5"/>
+        </w:numPr>
+        <w:spacing w:before="100" w:beforeAutospacing="1" w:after="100" w:afterAutospacing="1" w:line="240" w:lineRule="auto"/>
+        <w:rPr>
+          <w:rFonts w:ascii="Times New Roman" w:eastAsia="Times New Roman" w:hAnsi="Times New Roman" w:cs="Times New Roman"/>
+          <w:sz w:val="24"/>
+          <w:szCs w:val="24"/>
+          <w:lang w:eastAsia="ru-RU"/>
+        </w:rPr>
+      </w:pPr>
+      <w:r>
+        <w:rPr>
+          <w:rFonts w:ascii="Times New Roman" w:eastAsia="Times New Roman" w:hAnsi="Times New Roman" w:cs="Times New Roman"/>
+          <w:sz w:val="24"/>
+          <w:szCs w:val="24"/>
+          <w:lang w:eastAsia="ru-RU"/>
+        </w:rPr>
+        <w:t xml:space="preserve">проще ретраи; </w:t>
+      </w:r>
+    </w:p>
+    <w:p>
+      <w:pPr>
+        <w:numPr>
+          <w:ilvl w:val="0"/>
+          <w:numId w:val="5"/>
+        </w:numPr>
+        <w:spacing w:before="100" w:beforeAutospacing="1" w:after="100" w:afterAutospacing="1" w:line="240" w:lineRule="auto"/>
+        <w:rPr>
+          <w:rFonts w:ascii="Times New Roman" w:eastAsia="Times New Roman" w:hAnsi="Times New Roman" w:cs="Times New Roman"/>
+          <w:sz w:val="24"/>
+          <w:szCs w:val="24"/>
+          <w:lang w:eastAsia="ru-RU"/>
+        </w:rPr>
+      </w:pPr>
+      <w:r>
+        <w:rPr>
+          <w:rFonts w:ascii="Times New Roman" w:eastAsia="Times New Roman" w:hAnsi="Times New Roman" w:cs="Times New Roman"/>
+          <w:sz w:val="24"/>
+          <w:szCs w:val="24"/>
+          <w:lang w:eastAsia="ru-RU"/>
+        </w:rPr>
+        <w:t xml:space="preserve">проще MinIO; </w:t>
+      </w:r>
+    </w:p>
+    <w:p>
+      <w:pPr>
+        <w:numPr>
+          <w:ilvl w:val="0"/>
+          <w:numId w:val="5"/>
+        </w:numPr>
+        <w:spacing w:before="100" w:beforeAutospacing="1" w:after="100" w:afterAutospacing="1" w:line="240" w:lineRule="auto"/>
+        <w:rPr>
+          <w:rFonts w:ascii="Times New Roman" w:eastAsia="Times New Roman" w:hAnsi="Times New Roman" w:cs="Times New Roman"/>
+          <w:sz w:val="24"/>
+          <w:szCs w:val="24"/>
+          <w:lang w:eastAsia="ru-RU"/>
+        </w:rPr>
+      </w:pPr>
+      <w:r>
+        <w:rPr>
+          <w:rFonts w:ascii="Times New Roman" w:eastAsia="Times New Roman" w:hAnsi="Times New Roman" w:cs="Times New Roman"/>
+          <w:sz w:val="24"/>
+          <w:szCs w:val="24"/>
+          <w:lang w:eastAsia="ru-RU"/>
+        </w:rPr>
+        <w:t xml:space="preserve">проще мобильный клиент. </w:t>
+      </w:r>
+    </w:p>
+    <w:p>
+      <w:pPr>
+        <w:spacing w:after="0" w:line="240" w:lineRule="auto"/>
+        <w:rPr>
+          <w:rFonts w:ascii="Times New Roman" w:eastAsia="Times New Roman" w:hAnsi="Times New Roman" w:cs="Times New Roman"/>
+          <w:sz w:val="24"/>
+          <w:szCs w:val="24"/>
+          <w:lang w:eastAsia="ru-RU"/>
+        </w:rPr>
+      </w:pPr>
+      <w:r>
+        <w:rPr>
+          <w:rFonts w:ascii="Times New Roman" w:eastAsia="Times New Roman" w:hAnsi="Times New Roman" w:cs="Times New Roman"/>
+          <w:sz w:val="24"/>
+          <w:szCs w:val="24"/>
+          <w:lang w:eastAsia="ru-RU"/>
+        </w:rPr>
+        <w:pict w14:anchorId="0F015DA9">
+          <v:rect id="_x0000_i1072" style="width:0;height:1.5pt" o:hralign="center" o:hrstd="t" o:hr="t" fillcolor="#a0a0a0" stroked="f"/>
+        </w:pict>
+      </w:r>
+    </w:p>
+    <w:p>
+      <w:pPr>
+        <w:spacing w:before="100" w:beforeAutospacing="1" w:after="100" w:afterAutospacing="1" w:line="240" w:lineRule="auto"/>
+        <w:outlineLvl w:val="0"/>
+        <w:rPr>
+          <w:rFonts w:ascii="Times New Roman" w:eastAsia="Times New Roman" w:hAnsi="Times New Roman" w:cs="Times New Roman"/>
+          <w:b/>
+          <w:bCs/>
+          <w:kern w:val="36"/>
+          <w:sz w:val="48"/>
+          <w:szCs w:val="48"/>
+          <w:lang w:eastAsia="ru-RU"/>
+        </w:rPr>
+      </w:pPr>
+      <w:r>
+        <w:rPr>
+          <w:rFonts w:ascii="Times New Roman" w:eastAsia="Times New Roman" w:hAnsi="Times New Roman" w:cs="Times New Roman"/>
+          <w:b/>
+          <w:bCs/>
+          <w:kern w:val="36"/>
+          <w:sz w:val="48"/>
+          <w:szCs w:val="48"/>
+          <w:lang w:eastAsia="ru-RU"/>
+        </w:rPr>
+        <w:t>Use Case №10</w:t>
+      </w:r>
+    </w:p>
+    <w:p>
+      <w:pPr>
+        <w:spacing w:before="100" w:beforeAutospacing="1" w:after="100" w:afterAutospacing="1" w:line="240" w:lineRule="auto"/>
+        <w:outlineLvl w:val="1"/>
+        <w:rPr>
+          <w:rFonts w:ascii="Times New Roman" w:eastAsia="Times New Roman" w:hAnsi="Times New Roman" w:cs="Times New Roman"/>
+          <w:b/>
+          <w:bCs/>
+          <w:sz w:val="36"/>
+          <w:szCs w:val="36"/>
+          <w:lang w:eastAsia="ru-RU"/>
+        </w:rPr>
+      </w:pPr>
+      <w:r>
+        <w:rPr>
+          <w:rFonts w:ascii="Times New Roman" w:eastAsia="Times New Roman" w:hAnsi="Times New Roman" w:cs="Times New Roman"/>
+          <w:b/>
+          <w:bCs/>
+          <w:sz w:val="36"/>
+          <w:szCs w:val="36"/>
+          <w:lang w:eastAsia="ru-RU"/>
+        </w:rPr>
+        <w:t>Story Playback</w:t>
+      </w:r>
+    </w:p>
+    <w:p>
+      <w:pPr>
+        <w:spacing w:before="100" w:beforeAutospacing="1" w:after="100" w:afterAutospacing="1" w:line="240" w:lineRule="auto"/>
+        <w:rPr>
+          <w:rFonts w:ascii="Times New Roman" w:eastAsia="Times New Roman" w:hAnsi="Times New Roman" w:cs="Times New Roman"/>
+          <w:sz w:val="24"/>
+          <w:szCs w:val="24"/>
+          <w:lang w:eastAsia="ru-RU"/>
+        </w:rPr>
+      </w:pPr>
+      <w:r>
+        <w:rPr>
+          <w:rFonts w:ascii="Times New Roman" w:eastAsia="Times New Roman" w:hAnsi="Times New Roman" w:cs="Times New Roman"/>
+          <w:sz w:val="24"/>
+          <w:szCs w:val="24"/>
+          <w:lang w:eastAsia="ru-RU"/>
+        </w:rPr>
+        <w:t>Вот тут начинается настоящая магия продукта.</w:t>
+      </w:r>
+    </w:p>
+    <w:p>
+      <w:pPr>
+        <w:spacing w:after="0" w:line="240" w:lineRule="auto"/>
+        <w:rPr>
+          <w:rFonts w:ascii="Times New Roman" w:eastAsia="Times New Roman" w:hAnsi="Times New Roman" w:cs="Times New Roman"/>
+          <w:sz w:val="24"/>
+          <w:szCs w:val="24"/>
+          <w:lang w:eastAsia="ru-RU"/>
+        </w:rPr>
+      </w:pPr>
+      <w:r>
+        <w:rPr>
+          <w:rFonts w:ascii="Times New Roman" w:eastAsia="Times New Roman" w:hAnsi="Times New Roman" w:cs="Times New Roman"/>
+          <w:sz w:val="24"/>
+          <w:szCs w:val="24"/>
+          <w:lang w:eastAsia="ru-RU"/>
+        </w:rPr>
+        <w:pict w14:anchorId="0F015DAA">
+          <v:rect id="_x0000_i1073" style="width:0;height:1.5pt" o:hralign="center" o:hrstd="t" o:hr="t" fillcolor="#a0a0a0" stroked="f"/>
+        </w:pict>
+      </w:r>
+    </w:p>
+    <w:p>
+      <w:pPr>
+        <w:spacing w:before="100" w:beforeAutospacing="1" w:after="100" w:afterAutospacing="1" w:line="240" w:lineRule="auto"/>
+        <w:outlineLvl w:val="2"/>
+        <w:rPr>
+          <w:rFonts w:ascii="Times New Roman" w:eastAsia="Times New Roman" w:hAnsi="Times New Roman" w:cs="Times New Roman"/>
+          <w:b/>
+          <w:bCs/>
+          <w:sz w:val="27"/>
+          <w:szCs w:val="27"/>
+          <w:lang w:eastAsia="ru-RU"/>
+        </w:rPr>
+      </w:pPr>
+      <w:r>
+        <w:rPr>
+          <w:rFonts w:ascii="Times New Roman" w:eastAsia="Times New Roman" w:hAnsi="Times New Roman" w:cs="Times New Roman"/>
+          <w:b/>
+          <w:bCs/>
+          <w:sz w:val="27"/>
+          <w:szCs w:val="27"/>
+          <w:lang w:eastAsia="ru-RU"/>
+        </w:rPr>
+        <w:t>Цель</w:t>
+      </w:r>
+    </w:p>
+    <w:p>
+      <w:pPr>
+        <w:spacing w:before="100" w:beforeAutospacing="1" w:after="100" w:afterAutospacing="1" w:line="240" w:lineRule="auto"/>
+        <w:rPr>
+          <w:rFonts w:ascii="Times New Roman" w:eastAsia="Times New Roman" w:hAnsi="Times New Roman" w:cs="Times New Roman"/>
+          <w:sz w:val="24"/>
+          <w:szCs w:val="24"/>
+          <w:lang w:eastAsia="ru-RU"/>
+        </w:rPr>
+      </w:pPr>
+      <w:r>
+        <w:rPr>
+          <w:rFonts w:ascii="Times New Roman" w:eastAsia="Times New Roman" w:hAnsi="Times New Roman" w:cs="Times New Roman"/>
+          <w:sz w:val="24"/>
+          <w:szCs w:val="24"/>
+          <w:lang w:eastAsia="ru-RU"/>
+        </w:rPr>
+        <w:t>Воспроизвести историю как путешествие.</w:t>
+      </w:r>
+    </w:p>
+    <w:p>
+      <w:pPr>
+        <w:spacing w:after="0" w:line="240" w:lineRule="auto"/>
+        <w:rPr>
+          <w:rFonts w:ascii="Times New Roman" w:eastAsia="Times New Roman" w:hAnsi="Times New Roman" w:cs="Times New Roman"/>
+          <w:sz w:val="24"/>
+          <w:szCs w:val="24"/>
+          <w:lang w:eastAsia="ru-RU"/>
+        </w:rPr>
+      </w:pPr>
+      <w:r>
+        <w:rPr>
+          <w:rFonts w:ascii="Times New Roman" w:eastAsia="Times New Roman" w:hAnsi="Times New Roman" w:cs="Times New Roman"/>
+          <w:sz w:val="24"/>
+          <w:szCs w:val="24"/>
+          <w:lang w:eastAsia="ru-RU"/>
+        </w:rPr>
+        <w:pict w14:anchorId="0F015DAB">
+          <v:rect id="_x0000_i1074" style="width:0;height:1.5pt" o:hralign="center" o:hrstd="t" o:hr="t" fillcolor="#a0a0a0" stroked="f"/>
+        </w:pict>
+      </w:r>
+    </w:p>
+    <w:p>
+      <w:pPr>
+        <w:spacing w:before="100" w:beforeAutospacing="1" w:after="100" w:afterAutospacing="1" w:line="240" w:lineRule="auto"/>
+        <w:outlineLvl w:val="2"/>
+        <w:rPr>
+          <w:rFonts w:ascii="Times New Roman" w:eastAsia="Times New Roman" w:hAnsi="Times New Roman" w:cs="Times New Roman"/>
+          <w:b/>
+          <w:bCs/>
+          <w:sz w:val="27"/>
+          <w:szCs w:val="27"/>
+          <w:lang w:eastAsia="ru-RU"/>
+        </w:rPr>
+      </w:pPr>
+      <w:r>
+        <w:rPr>
+          <w:rFonts w:ascii="Times New Roman" w:eastAsia="Times New Roman" w:hAnsi="Times New Roman" w:cs="Times New Roman"/>
+          <w:b/>
+          <w:bCs/>
+          <w:sz w:val="27"/>
+          <w:szCs w:val="27"/>
+          <w:lang w:eastAsia="ru-RU"/>
+        </w:rPr>
+        <w:t>Основной сценарий</w:t>
+      </w:r>
+    </w:p>
+    <w:p>
+      <w:pPr>
+        <w:numPr>
+          <w:ilvl w:val="0"/>
+          <w:numId w:val="6"/>
+        </w:numPr>
+        <w:spacing w:before="100" w:beforeAutospacing="1" w:after="100" w:afterAutospacing="1" w:line="240" w:lineRule="auto"/>
+        <w:rPr>
+          <w:rFonts w:ascii="Times New Roman" w:eastAsia="Times New Roman" w:hAnsi="Times New Roman" w:cs="Times New Roman"/>
+          <w:sz w:val="24"/>
+          <w:szCs w:val="24"/>
+          <w:lang w:eastAsia="ru-RU"/>
+        </w:rPr>
+      </w:pPr>
+      <w:r>
+        <w:rPr>
+          <w:rFonts w:ascii="Times New Roman" w:eastAsia="Times New Roman" w:hAnsi="Times New Roman" w:cs="Times New Roman"/>
+          <w:sz w:val="24"/>
+          <w:szCs w:val="24"/>
+          <w:lang w:eastAsia="ru-RU"/>
+        </w:rPr>
+        <w:t xml:space="preserve">Получить все Memory истории. </w:t>
+      </w:r>
+    </w:p>
+    <w:p>
+      <w:pPr>
+        <w:numPr>
+          <w:ilvl w:val="0"/>
+          <w:numId w:val="6"/>
+        </w:numPr>
+        <w:spacing w:before="100" w:beforeAutospacing="1" w:after="100" w:afterAutospacing="1" w:line="240" w:lineRule="auto"/>
+        <w:rPr>
+          <w:rFonts w:ascii="Times New Roman" w:eastAsia="Times New Roman" w:hAnsi="Times New Roman" w:cs="Times New Roman"/>
+          <w:sz w:val="24"/>
+          <w:szCs w:val="24"/>
+          <w:lang w:eastAsia="ru-RU"/>
+        </w:rPr>
+      </w:pPr>
+      <w:r>
+        <w:rPr>
+          <w:rFonts w:ascii="Times New Roman" w:eastAsia="Times New Roman" w:hAnsi="Times New Roman" w:cs="Times New Roman"/>
+          <w:sz w:val="24"/>
+          <w:szCs w:val="24"/>
+          <w:lang w:eastAsia="ru-RU"/>
+        </w:rPr>
+        <w:t xml:space="preserve">Отсортировать по eventDate. </w:t>
+      </w:r>
+    </w:p>
+    <w:p>
+      <w:pPr>
+        <w:numPr>
+          <w:ilvl w:val="0"/>
+          <w:numId w:val="6"/>
+        </w:numPr>
+        <w:spacing w:before="100" w:beforeAutospacing="1" w:after="100" w:afterAutospacing="1" w:line="240" w:lineRule="auto"/>
+        <w:rPr>
+          <w:rFonts w:ascii="Times New Roman" w:eastAsia="Times New Roman" w:hAnsi="Times New Roman" w:cs="Times New Roman"/>
+          <w:sz w:val="24"/>
+          <w:szCs w:val="24"/>
+          <w:lang w:eastAsia="ru-RU"/>
+        </w:rPr>
+      </w:pPr>
+      <w:r>
+        <w:rPr>
+          <w:rFonts w:ascii="Times New Roman" w:eastAsia="Times New Roman" w:hAnsi="Times New Roman" w:cs="Times New Roman"/>
+          <w:sz w:val="24"/>
+          <w:szCs w:val="24"/>
+          <w:lang w:eastAsia="ru-RU"/>
+        </w:rPr>
+        <w:t xml:space="preserve">Построить последовательность. </w:t>
+      </w:r>
+    </w:p>
+    <w:p>
+      <w:pPr>
+        <w:numPr>
+          <w:ilvl w:val="0"/>
+          <w:numId w:val="6"/>
+        </w:numPr>
+        <w:spacing w:before="100" w:beforeAutospacing="1" w:after="100" w:afterAutospacing="1" w:line="240" w:lineRule="auto"/>
+        <w:rPr>
+          <w:rFonts w:ascii="Times New Roman" w:eastAsia="Times New Roman" w:hAnsi="Times New Roman" w:cs="Times New Roman"/>
+          <w:sz w:val="24"/>
+          <w:szCs w:val="24"/>
+          <w:lang w:eastAsia="ru-RU"/>
+        </w:rPr>
+      </w:pPr>
+      <w:r>
+        <w:rPr>
+          <w:rFonts w:ascii="Times New Roman" w:eastAsia="Times New Roman" w:hAnsi="Times New Roman" w:cs="Times New Roman"/>
+          <w:sz w:val="24"/>
+          <w:szCs w:val="24"/>
+          <w:lang w:eastAsia="ru-RU"/>
+        </w:rPr>
+        <w:t xml:space="preserve">Передать её клиенту. </w:t>
+      </w:r>
+    </w:p>
+    <w:p>
+      <w:pPr>
+        <w:spacing w:after="0" w:line="240" w:lineRule="auto"/>
+        <w:rPr>
+          <w:rFonts w:ascii="Times New Roman" w:eastAsia="Times New Roman" w:hAnsi="Times New Roman" w:cs="Times New Roman"/>
+          <w:sz w:val="24"/>
+          <w:szCs w:val="24"/>
+          <w:lang w:eastAsia="ru-RU"/>
+        </w:rPr>
+      </w:pPr>
+      <w:r>
+        <w:rPr>
+          <w:rFonts w:ascii="Times New Roman" w:eastAsia="Times New Roman" w:hAnsi="Times New Roman" w:cs="Times New Roman"/>
+          <w:sz w:val="24"/>
+          <w:szCs w:val="24"/>
+          <w:lang w:eastAsia="ru-RU"/>
+        </w:rPr>
+        <w:lastRenderedPageBreak/>
+        <w:pict w14:anchorId="0F015DAC">
+          <v:rect id="_x0000_i1075" style="width:0;height:1.5pt" o:hralign="center" o:hrstd="t" o:hr="t" fillcolor="#a0a0a0" stroked="f"/>
+        </w:pict>
+      </w:r>
+    </w:p>
+    <w:p>
+      <w:pPr>
+        <w:spacing w:before="100" w:beforeAutospacing="1" w:after="100" w:afterAutospacing="1" w:line="240" w:lineRule="auto"/>
+        <w:outlineLvl w:val="2"/>
+        <w:rPr>
+          <w:rFonts w:ascii="Times New Roman" w:eastAsia="Times New Roman" w:hAnsi="Times New Roman" w:cs="Times New Roman"/>
+          <w:b/>
+          <w:bCs/>
+          <w:sz w:val="27"/>
+          <w:szCs w:val="27"/>
+          <w:lang w:eastAsia="ru-RU"/>
+        </w:rPr>
+      </w:pPr>
+      <w:r>
+        <w:rPr>
+          <w:rFonts w:ascii="Times New Roman" w:eastAsia="Times New Roman" w:hAnsi="Times New Roman" w:cs="Times New Roman"/>
+          <w:b/>
+          <w:bCs/>
+          <w:sz w:val="27"/>
+          <w:szCs w:val="27"/>
+          <w:lang w:eastAsia="ru-RU"/>
+        </w:rPr>
+        <w:t>Важное решение</w:t>
+      </w:r>
+    </w:p>
+    <w:p>
+      <w:pPr>
+        <w:spacing w:before="100" w:beforeAutospacing="1" w:after="100" w:afterAutospacing="1" w:line="240" w:lineRule="auto"/>
+        <w:rPr>
+          <w:rFonts w:ascii="Times New Roman" w:eastAsia="Times New Roman" w:hAnsi="Times New Roman" w:cs="Times New Roman"/>
+          <w:sz w:val="24"/>
+          <w:szCs w:val="24"/>
+          <w:lang w:eastAsia="ru-RU"/>
+        </w:rPr>
+      </w:pPr>
+      <w:r>
+        <w:rPr>
+          <w:rFonts w:ascii="Times New Roman" w:eastAsia="Times New Roman" w:hAnsi="Times New Roman" w:cs="Times New Roman"/>
+          <w:sz w:val="24"/>
+          <w:szCs w:val="24"/>
+          <w:lang w:eastAsia="ru-RU"/>
+        </w:rPr>
+        <w:t>Я бы не генерировал видео на backend.</w:t>
+      </w:r>
+    </w:p>
+    <w:p>
+      <w:pPr>
+        <w:spacing w:before="100" w:beforeAutospacing="1" w:after="100" w:afterAutospacing="1" w:line="240" w:lineRule="auto"/>
+        <w:rPr>
+          <w:rFonts w:ascii="Times New Roman" w:eastAsia="Times New Roman" w:hAnsi="Times New Roman" w:cs="Times New Roman"/>
+          <w:sz w:val="24"/>
+          <w:szCs w:val="24"/>
+          <w:lang w:val="en-US" w:eastAsia="ru-RU"/>
+        </w:rPr>
+      </w:pPr>
+      <w:r>
+        <w:rPr>
+          <w:rFonts w:ascii="Times New Roman" w:eastAsia="Times New Roman" w:hAnsi="Times New Roman" w:cs="Times New Roman"/>
+          <w:sz w:val="24"/>
+          <w:szCs w:val="24"/>
+          <w:lang w:eastAsia="ru-RU"/>
+        </w:rPr>
+        <w:t>Вообще</w:t>
+      </w:r>
+      <w:r>
+        <w:rPr>
+          <w:rFonts w:ascii="Times New Roman" w:eastAsia="Times New Roman" w:hAnsi="Times New Roman" w:cs="Times New Roman"/>
+          <w:sz w:val="24"/>
+          <w:szCs w:val="24"/>
+          <w:lang w:val="en-US" w:eastAsia="ru-RU"/>
+        </w:rPr>
+        <w:t>.</w:t>
+      </w:r>
+    </w:p>
+    <w:p>
+      <w:pPr>
+        <w:spacing w:before="100" w:beforeAutospacing="1" w:after="100" w:afterAutospacing="1" w:line="240" w:lineRule="auto"/>
+        <w:rPr>
+          <w:rFonts w:ascii="Times New Roman" w:eastAsia="Times New Roman" w:hAnsi="Times New Roman" w:cs="Times New Roman"/>
+          <w:sz w:val="24"/>
+          <w:szCs w:val="24"/>
+          <w:lang w:val="en-US" w:eastAsia="ru-RU"/>
+        </w:rPr>
+      </w:pPr>
+      <w:r>
+        <w:rPr>
+          <w:rFonts w:ascii="Times New Roman" w:eastAsia="Times New Roman" w:hAnsi="Times New Roman" w:cs="Times New Roman"/>
+          <w:sz w:val="24"/>
+          <w:szCs w:val="24"/>
+          <w:lang w:val="en-US" w:eastAsia="ru-RU"/>
+        </w:rPr>
+        <w:t xml:space="preserve">Backend </w:t>
+      </w:r>
+      <w:r>
+        <w:rPr>
+          <w:rFonts w:ascii="Times New Roman" w:eastAsia="Times New Roman" w:hAnsi="Times New Roman" w:cs="Times New Roman"/>
+          <w:sz w:val="24"/>
+          <w:szCs w:val="24"/>
+          <w:lang w:eastAsia="ru-RU"/>
+        </w:rPr>
+        <w:t>должен</w:t>
+      </w:r>
+      <w:r>
+        <w:rPr>
+          <w:rFonts w:ascii="Times New Roman" w:eastAsia="Times New Roman" w:hAnsi="Times New Roman" w:cs="Times New Roman"/>
+          <w:sz w:val="24"/>
+          <w:szCs w:val="24"/>
+          <w:lang w:val="en-US" w:eastAsia="ru-RU"/>
+        </w:rPr>
+        <w:t xml:space="preserve"> </w:t>
+      </w:r>
+      <w:r>
+        <w:rPr>
+          <w:rFonts w:ascii="Times New Roman" w:eastAsia="Times New Roman" w:hAnsi="Times New Roman" w:cs="Times New Roman"/>
+          <w:sz w:val="24"/>
+          <w:szCs w:val="24"/>
+          <w:lang w:eastAsia="ru-RU"/>
+        </w:rPr>
+        <w:t>вернуть</w:t>
+      </w:r>
+      <w:r>
+        <w:rPr>
+          <w:rFonts w:ascii="Times New Roman" w:eastAsia="Times New Roman" w:hAnsi="Times New Roman" w:cs="Times New Roman"/>
+          <w:sz w:val="24"/>
+          <w:szCs w:val="24"/>
+          <w:lang w:val="en-US" w:eastAsia="ru-RU"/>
+        </w:rPr>
+        <w:t>:</w:t>
+      </w:r>
+    </w:p>
+    <w:p>
+      <w:pPr>
+        <w:tabs>
+          <w:tab w:val="left" w:pos="916"/>
+          <w:tab w:val="left" w:pos="1832"/>
+          <w:tab w:val="left" w:pos="2748"/>
+          <w:tab w:val="left" w:pos="3664"/>
+          <w:tab w:val="left" w:pos="4580"/>
+          <w:tab w:val="left" w:pos="5496"/>
+          <w:tab w:val="left" w:pos="6412"/>
+          <w:tab w:val="left" w:pos="7328"/>
+          <w:tab w:val="left" w:pos="8244"/>
+          <w:tab w:val="left" w:pos="9160"/>
+          <w:tab w:val="left" w:pos="10076"/>
+          <w:tab w:val="left" w:pos="10992"/>
+          <w:tab w:val="left" w:pos="11908"/>
+          <w:tab w:val="left" w:pos="12824"/>
+          <w:tab w:val="left" w:pos="13740"/>
+          <w:tab w:val="left" w:pos="14656"/>
+        </w:tabs>
+        <w:spacing w:after="0" w:line="240" w:lineRule="auto"/>
+        <w:rPr>
+          <w:rFonts w:ascii="Courier New" w:eastAsia="Times New Roman" w:hAnsi="Courier New" w:cs="Courier New"/>
+          <w:sz w:val="20"/>
+          <w:szCs w:val="20"/>
           <w:lang w:val="en-US" w:eastAsia="ru-RU"/>
         </w:rPr>
       </w:pPr>
@@ -5779,7 +6574,378 @@
         <w:t>отображает фотографии.</w:t>
       </w:r>
     </w:p>
-    <w:p/>
+    <w:p>
+      <w:pPr>
+        <w:spacing w:before="100" w:beforeAutospacing="1" w:after="100" w:afterAutospacing="1" w:line="240" w:lineRule="auto"/>
+        <w:rPr>
+          <w:rFonts w:ascii="Times New Roman" w:eastAsia="Times New Roman" w:hAnsi="Times New Roman" w:cs="Times New Roman"/>
+          <w:sz w:val="24"/>
+          <w:szCs w:val="24"/>
+          <w:lang w:val="en-US" w:eastAsia="ru-RU"/>
+        </w:rPr>
+      </w:pPr>
+      <w:r>
+        <w:rPr>
+          <w:rFonts w:ascii="Times New Roman" w:eastAsia="Times New Roman" w:hAnsi="Times New Roman" w:cs="Times New Roman"/>
+          <w:sz w:val="24"/>
+          <w:szCs w:val="24"/>
+          <w:lang w:val="en-US" w:eastAsia="ru-RU"/>
+        </w:rPr>
+        <w:t>View Story Timeline</w:t>
+      </w:r>
+    </w:p>
+    <w:p>
+      <w:pPr>
+        <w:spacing w:before="100" w:beforeAutospacing="1" w:after="100" w:afterAutospacing="1" w:line="240" w:lineRule="auto"/>
+        <w:rPr>
+          <w:rFonts w:ascii="Times New Roman" w:eastAsia="Times New Roman" w:hAnsi="Times New Roman" w:cs="Times New Roman"/>
+          <w:sz w:val="24"/>
+          <w:szCs w:val="24"/>
+          <w:lang w:val="en-US" w:eastAsia="ru-RU"/>
+        </w:rPr>
+      </w:pPr>
+    </w:p>
+    <w:p>
+      <w:pPr>
+        <w:spacing w:before="100" w:beforeAutospacing="1" w:after="100" w:afterAutospacing="1" w:line="240" w:lineRule="auto"/>
+        <w:rPr>
+          <w:rFonts w:ascii="Times New Roman" w:eastAsia="Times New Roman" w:hAnsi="Times New Roman" w:cs="Times New Roman"/>
+          <w:sz w:val="24"/>
+          <w:szCs w:val="24"/>
+          <w:lang w:val="en-US" w:eastAsia="ru-RU"/>
+        </w:rPr>
+      </w:pPr>
+      <w:r>
+        <w:rPr>
+          <w:rFonts w:ascii="Times New Roman" w:eastAsia="Times New Roman" w:hAnsi="Times New Roman" w:cs="Times New Roman"/>
+          <w:sz w:val="24"/>
+          <w:szCs w:val="24"/>
+          <w:lang w:val="en-US" w:eastAsia="ru-RU"/>
+        </w:rPr>
+        <w:t>Actor:</w:t>
+      </w:r>
+    </w:p>
+    <w:p>
+      <w:pPr>
+        <w:spacing w:before="100" w:beforeAutospacing="1" w:after="100" w:afterAutospacing="1" w:line="240" w:lineRule="auto"/>
+        <w:rPr>
+          <w:rFonts w:ascii="Times New Roman" w:eastAsia="Times New Roman" w:hAnsi="Times New Roman" w:cs="Times New Roman"/>
+          <w:sz w:val="24"/>
+          <w:szCs w:val="24"/>
+          <w:lang w:val="en-US" w:eastAsia="ru-RU"/>
+        </w:rPr>
+      </w:pPr>
+      <w:r>
+        <w:rPr>
+          <w:rFonts w:ascii="Times New Roman" w:eastAsia="Times New Roman" w:hAnsi="Times New Roman" w:cs="Times New Roman"/>
+          <w:sz w:val="24"/>
+          <w:szCs w:val="24"/>
+          <w:lang w:val="en-US" w:eastAsia="ru-RU"/>
+        </w:rPr>
+        <w:t>Current Story Participant</w:t>
+      </w:r>
+    </w:p>
+    <w:p>
+      <w:pPr>
+        <w:spacing w:before="100" w:beforeAutospacing="1" w:after="100" w:afterAutospacing="1" w:line="240" w:lineRule="auto"/>
+        <w:rPr>
+          <w:rFonts w:ascii="Times New Roman" w:eastAsia="Times New Roman" w:hAnsi="Times New Roman" w:cs="Times New Roman"/>
+          <w:sz w:val="24"/>
+          <w:szCs w:val="24"/>
+          <w:lang w:val="en-US" w:eastAsia="ru-RU"/>
+        </w:rPr>
+      </w:pPr>
+    </w:p>
+    <w:p>
+      <w:pPr>
+        <w:spacing w:before="100" w:beforeAutospacing="1" w:after="100" w:afterAutospacing="1" w:line="240" w:lineRule="auto"/>
+        <w:rPr>
+          <w:rFonts w:ascii="Times New Roman" w:eastAsia="Times New Roman" w:hAnsi="Times New Roman" w:cs="Times New Roman"/>
+          <w:sz w:val="24"/>
+          <w:szCs w:val="24"/>
+          <w:lang w:val="en-US" w:eastAsia="ru-RU"/>
+        </w:rPr>
+      </w:pPr>
+      <w:r>
+        <w:rPr>
+          <w:rFonts w:ascii="Times New Roman" w:eastAsia="Times New Roman" w:hAnsi="Times New Roman" w:cs="Times New Roman"/>
+          <w:sz w:val="24"/>
+          <w:szCs w:val="24"/>
+          <w:lang w:val="en-US" w:eastAsia="ru-RU"/>
+        </w:rPr>
+        <w:t>Goal:</w:t>
+      </w:r>
+    </w:p>
+    <w:p>
+      <w:pPr>
+        <w:spacing w:before="100" w:beforeAutospacing="1" w:after="100" w:afterAutospacing="1" w:line="240" w:lineRule="auto"/>
+        <w:rPr>
+          <w:rFonts w:ascii="Times New Roman" w:eastAsia="Times New Roman" w:hAnsi="Times New Roman" w:cs="Times New Roman"/>
+          <w:sz w:val="24"/>
+          <w:szCs w:val="24"/>
+          <w:lang w:val="en-US" w:eastAsia="ru-RU"/>
+        </w:rPr>
+      </w:pPr>
+      <w:r>
+        <w:rPr>
+          <w:rFonts w:ascii="Times New Roman" w:eastAsia="Times New Roman" w:hAnsi="Times New Roman" w:cs="Times New Roman"/>
+          <w:sz w:val="24"/>
+          <w:szCs w:val="24"/>
+          <w:lang w:val="en-US" w:eastAsia="ru-RU"/>
+        </w:rPr>
+        <w:t>View Story Memories as a chronological visual history.</w:t>
+      </w:r>
+    </w:p>
+    <w:p>
+      <w:pPr>
+        <w:spacing w:before="100" w:beforeAutospacing="1" w:after="100" w:afterAutospacing="1" w:line="240" w:lineRule="auto"/>
+        <w:rPr>
+          <w:rFonts w:ascii="Times New Roman" w:eastAsia="Times New Roman" w:hAnsi="Times New Roman" w:cs="Times New Roman"/>
+          <w:sz w:val="24"/>
+          <w:szCs w:val="24"/>
+          <w:lang w:val="en-US" w:eastAsia="ru-RU"/>
+        </w:rPr>
+      </w:pPr>
+    </w:p>
+    <w:p>
+      <w:pPr>
+        <w:spacing w:before="100" w:beforeAutospacing="1" w:after="100" w:afterAutospacing="1" w:line="240" w:lineRule="auto"/>
+        <w:rPr>
+          <w:rFonts w:ascii="Times New Roman" w:eastAsia="Times New Roman" w:hAnsi="Times New Roman" w:cs="Times New Roman"/>
+          <w:sz w:val="24"/>
+          <w:szCs w:val="24"/>
+          <w:lang w:val="en-US" w:eastAsia="ru-RU"/>
+        </w:rPr>
+      </w:pPr>
+      <w:r>
+        <w:rPr>
+          <w:rFonts w:ascii="Times New Roman" w:eastAsia="Times New Roman" w:hAnsi="Times New Roman" w:cs="Times New Roman"/>
+          <w:sz w:val="24"/>
+          <w:szCs w:val="24"/>
+          <w:lang w:val="en-US" w:eastAsia="ru-RU"/>
+        </w:rPr>
+        <w:t>Flow:</w:t>
+      </w:r>
+    </w:p>
+    <w:p>
+      <w:pPr>
+        <w:spacing w:before="100" w:beforeAutospacing="1" w:after="100" w:afterAutospacing="1" w:line="240" w:lineRule="auto"/>
+        <w:rPr>
+          <w:rFonts w:ascii="Times New Roman" w:eastAsia="Times New Roman" w:hAnsi="Times New Roman" w:cs="Times New Roman"/>
+          <w:sz w:val="24"/>
+          <w:szCs w:val="24"/>
+          <w:lang w:val="en-US" w:eastAsia="ru-RU"/>
+        </w:rPr>
+      </w:pPr>
+      <w:r>
+        <w:rPr>
+          <w:rFonts w:ascii="Times New Roman" w:eastAsia="Times New Roman" w:hAnsi="Times New Roman" w:cs="Times New Roman"/>
+          <w:sz w:val="24"/>
+          <w:szCs w:val="24"/>
+          <w:lang w:val="en-US" w:eastAsia="ru-RU"/>
+        </w:rPr>
+        <w:t>1. Load authorized Story Memories.</w:t>
+      </w:r>
+    </w:p>
+    <w:p>
+      <w:pPr>
+        <w:spacing w:before="100" w:beforeAutospacing="1" w:after="100" w:afterAutospacing="1" w:line="240" w:lineRule="auto"/>
+        <w:rPr>
+          <w:rFonts w:ascii="Times New Roman" w:eastAsia="Times New Roman" w:hAnsi="Times New Roman" w:cs="Times New Roman"/>
+          <w:sz w:val="24"/>
+          <w:szCs w:val="24"/>
+          <w:lang w:val="en-US" w:eastAsia="ru-RU"/>
+        </w:rPr>
+      </w:pPr>
+      <w:r>
+        <w:rPr>
+          <w:rFonts w:ascii="Times New Roman" w:eastAsia="Times New Roman" w:hAnsi="Times New Roman" w:cs="Times New Roman"/>
+          <w:sz w:val="24"/>
+          <w:szCs w:val="24"/>
+          <w:lang w:val="en-US" w:eastAsia="ru-RU"/>
+        </w:rPr>
+        <w:t>2. Use the existing Memory read projection.</w:t>
+      </w:r>
+    </w:p>
+    <w:p>
+      <w:pPr>
+        <w:spacing w:before="100" w:beforeAutospacing="1" w:after="100" w:afterAutospacing="1" w:line="240" w:lineRule="auto"/>
+        <w:rPr>
+          <w:rFonts w:ascii="Times New Roman" w:eastAsia="Times New Roman" w:hAnsi="Times New Roman" w:cs="Times New Roman"/>
+          <w:sz w:val="24"/>
+          <w:szCs w:val="24"/>
+          <w:lang w:val="en-US" w:eastAsia="ru-RU"/>
+        </w:rPr>
+      </w:pPr>
+      <w:r>
+        <w:rPr>
+          <w:rFonts w:ascii="Times New Roman" w:eastAsia="Times New Roman" w:hAnsi="Times New Roman" w:cs="Times New Roman"/>
+          <w:sz w:val="24"/>
+          <w:szCs w:val="24"/>
+          <w:lang w:val="en-US" w:eastAsia="ru-RU"/>
+        </w:rPr>
+        <w:t>3. Group Memories by event year.</w:t>
+      </w:r>
+    </w:p>
+    <w:p>
+      <w:pPr>
+        <w:spacing w:before="100" w:beforeAutospacing="1" w:after="100" w:afterAutospacing="1" w:line="240" w:lineRule="auto"/>
+        <w:rPr>
+          <w:rFonts w:ascii="Times New Roman" w:eastAsia="Times New Roman" w:hAnsi="Times New Roman" w:cs="Times New Roman"/>
+          <w:sz w:val="24"/>
+          <w:szCs w:val="24"/>
+          <w:lang w:val="en-US" w:eastAsia="ru-RU"/>
+        </w:rPr>
+      </w:pPr>
+      <w:r>
+        <w:rPr>
+          <w:rFonts w:ascii="Times New Roman" w:eastAsia="Times New Roman" w:hAnsi="Times New Roman" w:cs="Times New Roman"/>
+          <w:sz w:val="24"/>
+          <w:szCs w:val="24"/>
+          <w:lang w:val="en-US" w:eastAsia="ru-RU"/>
+        </w:rPr>
+        <w:t>4. Render year sections newest-first.</w:t>
+      </w:r>
+    </w:p>
+    <w:p>
+      <w:pPr>
+        <w:spacing w:before="100" w:beforeAutospacing="1" w:after="100" w:afterAutospacing="1" w:line="240" w:lineRule="auto"/>
+        <w:rPr>
+          <w:rFonts w:ascii="Times New Roman" w:eastAsia="Times New Roman" w:hAnsi="Times New Roman" w:cs="Times New Roman"/>
+          <w:sz w:val="24"/>
+          <w:szCs w:val="24"/>
+          <w:lang w:val="en-US" w:eastAsia="ru-RU"/>
+        </w:rPr>
+      </w:pPr>
+      <w:r>
+        <w:rPr>
+          <w:rFonts w:ascii="Times New Roman" w:eastAsia="Times New Roman" w:hAnsi="Times New Roman" w:cs="Times New Roman"/>
+          <w:sz w:val="24"/>
+          <w:szCs w:val="24"/>
+          <w:lang w:val="en-US" w:eastAsia="ru-RU"/>
+        </w:rPr>
+        <w:t>5. Preserve canonical Memory ordering inside each year.</w:t>
+      </w:r>
+    </w:p>
+    <w:p>
+      <w:pPr>
+        <w:spacing w:before="100" w:beforeAutospacing="1" w:after="100" w:afterAutospacing="1" w:line="240" w:lineRule="auto"/>
+        <w:rPr>
+          <w:rFonts w:ascii="Times New Roman" w:eastAsia="Times New Roman" w:hAnsi="Times New Roman" w:cs="Times New Roman"/>
+          <w:sz w:val="24"/>
+          <w:szCs w:val="24"/>
+          <w:lang w:val="en-US" w:eastAsia="ru-RU"/>
+        </w:rPr>
+      </w:pPr>
+      <w:r>
+        <w:rPr>
+          <w:rFonts w:ascii="Times New Roman" w:eastAsia="Times New Roman" w:hAnsi="Times New Roman" w:cs="Times New Roman"/>
+          <w:sz w:val="24"/>
+          <w:szCs w:val="24"/>
+          <w:lang w:val="en-US" w:eastAsia="ru-RU"/>
+        </w:rPr>
+        <w:t>6. Show the real thumbnail when previewPhoto exists.</w:t>
+      </w:r>
+    </w:p>
+    <w:p>
+      <w:pPr>
+        <w:spacing w:before="100" w:beforeAutospacing="1" w:after="100" w:afterAutospacing="1" w:line="240" w:lineRule="auto"/>
+        <w:rPr>
+          <w:rFonts w:ascii="Times New Roman" w:eastAsia="Times New Roman" w:hAnsi="Times New Roman" w:cs="Times New Roman"/>
+          <w:sz w:val="24"/>
+          <w:szCs w:val="24"/>
+          <w:lang w:val="en-US" w:eastAsia="ru-RU"/>
+        </w:rPr>
+      </w:pPr>
+      <w:r>
+        <w:rPr>
+          <w:rFonts w:ascii="Times New Roman" w:eastAsia="Times New Roman" w:hAnsi="Times New Roman" w:cs="Times New Roman"/>
+          <w:sz w:val="24"/>
+          <w:szCs w:val="24"/>
+          <w:lang w:val="en-US" w:eastAsia="ru-RU"/>
+        </w:rPr>
+        <w:t>7. Show an intentional no-photo state when it does not.</w:t>
+      </w:r>
+    </w:p>
+    <w:p>
+      <w:pPr>
+        <w:spacing w:before="100" w:beforeAutospacing="1" w:after="100" w:afterAutospacing="1" w:line="240" w:lineRule="auto"/>
+        <w:rPr>
+          <w:rFonts w:ascii="Times New Roman" w:eastAsia="Times New Roman" w:hAnsi="Times New Roman" w:cs="Times New Roman"/>
+          <w:sz w:val="24"/>
+          <w:szCs w:val="24"/>
+          <w:lang w:val="en-US" w:eastAsia="ru-RU"/>
+        </w:rPr>
+      </w:pPr>
+      <w:r>
+        <w:rPr>
+          <w:rFonts w:ascii="Times New Roman" w:eastAsia="Times New Roman" w:hAnsi="Times New Roman" w:cs="Times New Roman"/>
+          <w:sz w:val="24"/>
+          <w:szCs w:val="24"/>
+          <w:lang w:val="en-US" w:eastAsia="ru-RU"/>
+        </w:rPr>
+        <w:t>8. Allow navigation to Memory Details.</w:t>
+      </w:r>
+    </w:p>
+    <w:p>
+      <w:pPr>
+        <w:spacing w:before="100" w:beforeAutospacing="1" w:after="100" w:afterAutospacing="1" w:line="240" w:lineRule="auto"/>
+        <w:rPr>
+          <w:rFonts w:ascii="Times New Roman" w:eastAsia="Times New Roman" w:hAnsi="Times New Roman" w:cs="Times New Roman"/>
+          <w:sz w:val="24"/>
+          <w:szCs w:val="24"/>
+          <w:lang w:val="en-US" w:eastAsia="ru-RU"/>
+        </w:rPr>
+      </w:pPr>
+      <w:r>
+        <w:rPr>
+          <w:rFonts w:ascii="Times New Roman" w:eastAsia="Times New Roman" w:hAnsi="Times New Roman" w:cs="Times New Roman"/>
+          <w:sz w:val="24"/>
+          <w:szCs w:val="24"/>
+          <w:lang w:val="en-US" w:eastAsia="ru-RU"/>
+        </w:rPr>
+        <w:lastRenderedPageBreak/>
+        <w:t>9. Allow Memory creation only when the current role permits it.</w:t>
+      </w:r>
+    </w:p>
+    <w:p>
+      <w:pPr>
+        <w:spacing w:before="100" w:beforeAutospacing="1" w:after="100" w:afterAutospacing="1" w:line="240" w:lineRule="auto"/>
+        <w:rPr>
+          <w:rFonts w:ascii="Times New Roman" w:eastAsia="Times New Roman" w:hAnsi="Times New Roman" w:cs="Times New Roman"/>
+          <w:sz w:val="24"/>
+          <w:szCs w:val="24"/>
+          <w:lang w:val="en-US" w:eastAsia="ru-RU"/>
+        </w:rPr>
+      </w:pPr>
+    </w:p>
+    <w:p>
+      <w:pPr>
+        <w:spacing w:before="100" w:beforeAutospacing="1" w:after="100" w:afterAutospacing="1" w:line="240" w:lineRule="auto"/>
+        <w:rPr>
+          <w:rFonts w:ascii="Times New Roman" w:eastAsia="Times New Roman" w:hAnsi="Times New Roman" w:cs="Times New Roman"/>
+          <w:sz w:val="24"/>
+          <w:szCs w:val="24"/>
+          <w:lang w:val="en-US" w:eastAsia="ru-RU"/>
+        </w:rPr>
+      </w:pPr>
+      <w:r>
+        <w:rPr>
+          <w:rFonts w:ascii="Times New Roman" w:eastAsia="Times New Roman" w:hAnsi="Times New Roman" w:cs="Times New Roman"/>
+          <w:sz w:val="24"/>
+          <w:szCs w:val="24"/>
+          <w:lang w:val="en-US" w:eastAsia="ru-RU"/>
+        </w:rPr>
+        <w:t>Timeline does not introduce a separate backend Timeline resource.</w:t>
+      </w:r>
+    </w:p>
+    <w:p>
+      <w:pPr>
+        <w:rPr>
+          <w:lang w:val="en-US"/>
+        </w:rPr>
+      </w:pPr>
+    </w:p>
     <w:sectPr>
       <w:pgSz w:w="11906" w:h="16838"/>
       <w:pgMar w:top="1134" w:right="850" w:bottom="1134" w:left="1701" w:header="708" w:footer="708" w:gutter="0"/>
@@ -5792,6 +6958,11 @@
 
 <file path=word/numbering.xml><?xml version="1.0" encoding="utf-8"?>
 <w:numbering xmlns:wpc="http://schemas.microsoft.com/office/word/2010/wordprocessingCanvas" xmlns:cx="http://schemas.microsoft.com/office/drawing/2014/chartex" xmlns:cx1="http://schemas.microsoft.com/office/drawing/2015/9/8/chartex" xmlns:cx2="http://schemas.microsoft.com/office/drawing/2015/10/21/chartex" xmlns:cx3="http://schemas.microsoft.com/office/drawing/2016/5/9/chartex" xmlns:cx4="http://schemas.microsoft.com/office/drawing/2016/5/10/chartex" xmlns:cx5="http://schemas.microsoft.com/office/drawing/2016/5/11/chartex" xmlns:cx6="http://schemas.microsoft.com/office/drawing/2016/5/12/chartex" xmlns:cx7="http://schemas.microsoft.com/office/drawing/2016/5/13/chartex" xmlns:cx8="http://schemas.microsoft.com/office/drawing/2016/5/14/chartex" xmlns:mc="http://schemas.openxmlformats.org/markup-compatibility/2006" xmlns:aink="http://schemas.microsoft.com/office/drawing/2016/ink" xmlns:am3d="http://schemas.microsoft.com/office/drawing/2017/model3d" xmlns:o="urn:schemas-microsoft-com:office:office" xmlns:r="http://schemas.openxmlformats.org/officeDocument/2006/relationships" xmlns:m="http://schemas.openxmlformats.org/officeDocument/2006/math" xmlns:v="urn:schemas-microsoft-com:vml" xmlns:wp14="http://schemas.microsoft.com/office/word/2010/wordprocessingDrawing" xmlns:wp="http://schemas.openxmlformats.org/drawingml/2006/wordprocessingDrawing" xmlns:w10="urn:schemas-microsoft-com:office:word" xmlns:w="http://schemas.openxmlformats.org/wordprocessingml/2006/main" xmlns:w14="http://schemas.microsoft.com/office/word/2010/wordml" xmlns:w15="http://schemas.microsoft.com/office/word/2012/wordml" xmlns:w16cex="http://schemas.microsoft.com/office/word/2018/wordml/cex" xmlns:w16cid="http://schemas.microsoft.com/office/word/2016/wordml/cid" xmlns:w16="http://schemas.microsoft.com/office/word/2018/wordml" xmlns:w16sdtdh="http://schemas.microsoft.com/office/word/2020/wordml/sdtdatahash" xmlns:w16se="http://schemas.microsoft.com/office/word/2015/wordml/symex" xmlns:wpg="http://schemas.microsoft.com/office/word/2010/wordprocessingGroup" xmlns:wpi="http://schemas.microsoft.com/office/word/2010/wordprocessingInk" xmlns:wne="http://schemas.microsoft.com/office/word/2006/wordml" xmlns:wps="http://schemas.microsoft.com/office/word/2010/wordprocessingShape" mc:Ignorable="w14 w15 w16se w16cid w16 w16cex w16sdtdh wp14">
+  <w:numPicBullet w:numPicBulletId="0">
+    <w:pict>
+      <v:rect id="_x0000_i1026" style="width:0;height:1.5pt" o:hralign="center" o:bullet="t" o:hrstd="t" o:hr="t" fillcolor="#a0a0a0" stroked="f"/>
+    </w:pict>
+  </w:numPicBullet>
   <w:abstractNum w:abstractNumId="0" w15:restartNumberingAfterBreak="0">
     <w:nsid w:val="016A5CF6"/>
     <w:multiLevelType w:val="multilevel"/>
@@ -6507,6 +7678,147 @@
     </w:lvl>
   </w:abstractNum>
   <w:abstractNum w:abstractNumId="6" w15:restartNumberingAfterBreak="0">
+    <w:nsid w:val="6AE63E23"/>
+    <w:multiLevelType w:val="hybridMultilevel"/>
+    <w:tmpl w:val="F708770A"/>
+    <w:lvl w:ilvl="0" w:tplc="527CEE3A">
+      <w:start w:val="1"/>
+      <w:numFmt w:val="bullet"/>
+      <w:lvlText w:val=""/>
+      <w:lvlPicBulletId w:val="0"/>
+      <w:lvlJc w:val="left"/>
+      <w:pPr>
+        <w:tabs>
+          <w:tab w:val="num" w:pos="720"/>
+        </w:tabs>
+        <w:ind w:left="720" w:hanging="360"/>
+      </w:pPr>
+      <w:rPr>
+        <w:rFonts w:ascii="Symbol" w:hAnsi="Symbol" w:hint="default"/>
+      </w:rPr>
+    </w:lvl>
+    <w:lvl w:ilvl="1" w:tplc="CCD4849E" w:tentative="1">
+      <w:start w:val="1"/>
+      <w:numFmt w:val="bullet"/>
+      <w:lvlText w:val=""/>
+      <w:lvlJc w:val="left"/>
+      <w:pPr>
+        <w:tabs>
+          <w:tab w:val="num" w:pos="1440"/>
+        </w:tabs>
+        <w:ind w:left="1440" w:hanging="360"/>
+      </w:pPr>
+      <w:rPr>
+        <w:rFonts w:ascii="Symbol" w:hAnsi="Symbol" w:hint="default"/>
+      </w:rPr>
+    </w:lvl>
+    <w:lvl w:ilvl="2" w:tplc="48A20630" w:tentative="1">
+      <w:start w:val="1"/>
+      <w:numFmt w:val="bullet"/>
+      <w:lvlText w:val=""/>
+      <w:lvlJc w:val="left"/>
+      <w:pPr>
+        <w:tabs>
+          <w:tab w:val="num" w:pos="2160"/>
+        </w:tabs>
+        <w:ind w:left="2160" w:hanging="360"/>
+      </w:pPr>
+      <w:rPr>
+        <w:rFonts w:ascii="Symbol" w:hAnsi="Symbol" w:hint="default"/>
+      </w:rPr>
+    </w:lvl>
+    <w:lvl w:ilvl="3" w:tplc="C8586C9A" w:tentative="1">
+      <w:start w:val="1"/>
+      <w:numFmt w:val="bullet"/>
+      <w:lvlText w:val=""/>
+      <w:lvlJc w:val="left"/>
+      <w:pPr>
+        <w:tabs>
+          <w:tab w:val="num" w:pos="2880"/>
+        </w:tabs>
+        <w:ind w:left="2880" w:hanging="360"/>
+      </w:pPr>
+      <w:rPr>
+        <w:rFonts w:ascii="Symbol" w:hAnsi="Symbol" w:hint="default"/>
+      </w:rPr>
+    </w:lvl>
+    <w:lvl w:ilvl="4" w:tplc="A99EC3F2" w:tentative="1">
+      <w:start w:val="1"/>
+      <w:numFmt w:val="bullet"/>
+      <w:lvlText w:val=""/>
+      <w:lvlJc w:val="left"/>
+      <w:pPr>
+        <w:tabs>
+          <w:tab w:val="num" w:pos="3600"/>
+        </w:tabs>
+        <w:ind w:left="3600" w:hanging="360"/>
+      </w:pPr>
+      <w:rPr>
+        <w:rFonts w:ascii="Symbol" w:hAnsi="Symbol" w:hint="default"/>
+      </w:rPr>
+    </w:lvl>
+    <w:lvl w:ilvl="5" w:tplc="9476E3EE" w:tentative="1">
+      <w:start w:val="1"/>
+      <w:numFmt w:val="bullet"/>
+      <w:lvlText w:val=""/>
+      <w:lvlJc w:val="left"/>
+      <w:pPr>
+        <w:tabs>
+          <w:tab w:val="num" w:pos="4320"/>
+        </w:tabs>
+        <w:ind w:left="4320" w:hanging="360"/>
+      </w:pPr>
+      <w:rPr>
+        <w:rFonts w:ascii="Symbol" w:hAnsi="Symbol" w:hint="default"/>
+      </w:rPr>
+    </w:lvl>
+    <w:lvl w:ilvl="6" w:tplc="A5B837FC" w:tentative="1">
+      <w:start w:val="1"/>
+      <w:numFmt w:val="bullet"/>
+      <w:lvlText w:val=""/>
+      <w:lvlJc w:val="left"/>
+      <w:pPr>
+        <w:tabs>
+          <w:tab w:val="num" w:pos="5040"/>
+        </w:tabs>
+        <w:ind w:left="5040" w:hanging="360"/>
+      </w:pPr>
+      <w:rPr>
+        <w:rFonts w:ascii="Symbol" w:hAnsi="Symbol" w:hint="default"/>
+      </w:rPr>
+    </w:lvl>
+    <w:lvl w:ilvl="7" w:tplc="3B467270" w:tentative="1">
+      <w:start w:val="1"/>
+      <w:numFmt w:val="bullet"/>
+      <w:lvlText w:val=""/>
+      <w:lvlJc w:val="left"/>
+      <w:pPr>
+        <w:tabs>
+          <w:tab w:val="num" w:pos="5760"/>
+        </w:tabs>
+        <w:ind w:left="5760" w:hanging="360"/>
+      </w:pPr>
+      <w:rPr>
+        <w:rFonts w:ascii="Symbol" w:hAnsi="Symbol" w:hint="default"/>
+      </w:rPr>
+    </w:lvl>
+    <w:lvl w:ilvl="8" w:tplc="B11AA28A" w:tentative="1">
+      <w:start w:val="1"/>
+      <w:numFmt w:val="bullet"/>
+      <w:lvlText w:val=""/>
+      <w:lvlJc w:val="left"/>
+      <w:pPr>
+        <w:tabs>
+          <w:tab w:val="num" w:pos="6480"/>
+        </w:tabs>
+        <w:ind w:left="6480" w:hanging="360"/>
+      </w:pPr>
+      <w:rPr>
+        <w:rFonts w:ascii="Symbol" w:hAnsi="Symbol" w:hint="default"/>
+      </w:rPr>
+    </w:lvl>
+  </w:abstractNum>
+  <w:abstractNum w:abstractNumId="7" w15:restartNumberingAfterBreak="0">
     <w:nsid w:val="6BAD2147"/>
     <w:multiLevelType w:val="multilevel"/>
     <w:tmpl w:val="A0C4F3C4"/>
@@ -6674,6 +7986,9 @@
     <w:abstractNumId w:val="3"/>
   </w:num>
   <w:num w:numId="7">
+    <w:abstractNumId w:val="7"/>
+  </w:num>
+  <w:num w:numId="8">
     <w:abstractNumId w:val="6"/>
   </w:num>
 </w:numbering>
@@ -7297,6 +8612,17 @@
     <w:basedOn w:val="a0"/>
     <w:rsid w:val="000A01A9"/>
   </w:style>
+  <w:style w:type="paragraph" w:styleId="a4">
+    <w:name w:val="List Paragraph"/>
+    <w:basedOn w:val="a"/>
+    <w:uiPriority w:val="34"/>
+    <w:qFormat/>
+    <w:rsid w:val="00C760BA"/>
+    <w:pPr>
+      <w:ind w:left="720"/>
+      <w:contextualSpacing/>
+    </w:pPr>
+  </w:style>
 </w:styles>
 </file>
 

--- a/docs/04-use-cases.docx
+++ b/docs/04-use-cases.docx
@@ -172,7 +172,7 @@
           <w:lang w:eastAsia="ru-RU"/>
         </w:rPr>
         <w:pict w14:anchorId="0F015D7A">
-          <v:rect id="_x0000_i1025" style="width:0;height:1.5pt" o:hralign="center" o:hrstd="t" o:hr="t" fillcolor="#a0a0a0" stroked="f"/>
+          <v:rect id="_x0000_i1027" style="width:0;height:1.5pt" o:hralign="center" o:hrstd="t" o:hr="t" fillcolor="#a0a0a0" stroked="f"/>
         </w:pict>
       </w:r>
     </w:p>
@@ -409,7 +409,7 @@
           <w:lang w:eastAsia="ru-RU"/>
         </w:rPr>
         <w:pict w14:anchorId="0F015D7B">
-          <v:rect id="_x0000_i1026" style="width:0;height:1.5pt" o:hralign="center" o:hrstd="t" o:hr="t" fillcolor="#a0a0a0" stroked="f"/>
+          <v:rect id="_x0000_i1028" style="width:0;height:1.5pt" o:hralign="center" o:hrstd="t" o:hr="t" fillcolor="#a0a0a0" stroked="f"/>
         </w:pict>
       </w:r>
     </w:p>
@@ -570,7 +570,7 @@
           <w:lang w:eastAsia="ru-RU"/>
         </w:rPr>
         <w:pict w14:anchorId="0F015D7C">
-          <v:rect id="_x0000_i1027" style="width:0;height:1.5pt" o:hralign="center" o:hrstd="t" o:hr="t" fillcolor="#a0a0a0" stroked="f"/>
+          <v:rect id="_x0000_i1029" style="width:0;height:1.5pt" o:hralign="center" o:hrstd="t" o:hr="t" fillcolor="#a0a0a0" stroked="f"/>
         </w:pict>
       </w:r>
     </w:p>
@@ -1151,7 +1151,7 @@
           <w:lang w:eastAsia="ru-RU"/>
         </w:rPr>
         <w:pict w14:anchorId="0F015D7E">
-          <v:rect id="_x0000_i1029" style="width:0;height:1.5pt" o:hralign="center" o:hrstd="t" o:hr="t" fillcolor="#a0a0a0" stroked="f"/>
+          <v:rect id="_x0000_i1030" style="width:0;height:1.5pt" o:hralign="center" o:hrstd="t" o:hr="t" fillcolor="#a0a0a0" stroked="f"/>
         </w:pict>
       </w:r>
     </w:p>
@@ -1225,7 +1225,7 @@
           <w:lang w:eastAsia="ru-RU"/>
         </w:rPr>
         <w:pict w14:anchorId="0F015D7F">
-          <v:rect id="_x0000_i1030" style="width:0;height:1.5pt" o:hralign="center" o:hrstd="t" o:hr="t" fillcolor="#a0a0a0" stroked="f"/>
+          <v:rect id="_x0000_i1031" style="width:0;height:1.5pt" o:hralign="center" o:hrstd="t" o:hr="t" fillcolor="#a0a0a0" stroked="f"/>
         </w:pict>
       </w:r>
     </w:p>
@@ -1292,7 +1292,7 @@
           <w:lang w:eastAsia="ru-RU"/>
         </w:rPr>
         <w:pict w14:anchorId="0F015D80">
-          <v:rect id="_x0000_i1031" style="width:0;height:1.5pt" o:hralign="center" o:hrstd="t" o:hr="t" fillcolor="#a0a0a0" stroked="f"/>
+          <v:rect id="_x0000_i1032" style="width:0;height:1.5pt" o:hralign="center" o:hrstd="t" o:hr="t" fillcolor="#a0a0a0" stroked="f"/>
         </w:pict>
       </w:r>
     </w:p>
@@ -1378,7 +1378,7 @@
           <w:lang w:eastAsia="ru-RU"/>
         </w:rPr>
         <w:pict w14:anchorId="0F015D81">
-          <v:rect id="_x0000_i1032" style="width:0;height:1.5pt" o:hralign="center" o:hrstd="t" o:hr="t" fillcolor="#a0a0a0" stroked="f"/>
+          <v:rect id="_x0000_i1033" style="width:0;height:1.5pt" o:hralign="center" o:hrstd="t" o:hr="t" fillcolor="#a0a0a0" stroked="f"/>
         </w:pict>
       </w:r>
     </w:p>
@@ -1463,7 +1463,7 @@
           <w:lang w:eastAsia="ru-RU"/>
         </w:rPr>
         <w:pict w14:anchorId="0F015D82">
-          <v:rect id="_x0000_i1033" style="width:0;height:1.5pt" o:hralign="center" o:hrstd="t" o:hr="t" fillcolor="#a0a0a0" stroked="f"/>
+          <v:rect id="_x0000_i1034" style="width:0;height:1.5pt" o:hralign="center" o:hrstd="t" o:hr="t" fillcolor="#a0a0a0" stroked="f"/>
         </w:pict>
       </w:r>
     </w:p>
@@ -1580,7 +1580,7 @@
           <w:lang w:eastAsia="ru-RU"/>
         </w:rPr>
         <w:pict w14:anchorId="0F015D83">
-          <v:rect id="_x0000_i1034" style="width:0;height:1.5pt" o:hralign="center" o:hrstd="t" o:hr="t" fillcolor="#a0a0a0" stroked="f"/>
+          <v:rect id="_x0000_i1035" style="width:0;height:1.5pt" o:hralign="center" o:hrstd="t" o:hr="t" fillcolor="#a0a0a0" stroked="f"/>
         </w:pict>
       </w:r>
     </w:p>
@@ -1699,7 +1699,7 @@
           <w:lang w:eastAsia="ru-RU"/>
         </w:rPr>
         <w:pict w14:anchorId="0F015D84">
-          <v:rect id="_x0000_i1035" style="width:0;height:1.5pt" o:hralign="center" o:hrstd="t" o:hr="t" fillcolor="#a0a0a0" stroked="f"/>
+          <v:rect id="_x0000_i1036" style="width:0;height:1.5pt" o:hralign="center" o:hrstd="t" o:hr="t" fillcolor="#a0a0a0" stroked="f"/>
         </w:pict>
       </w:r>
     </w:p>
@@ -1803,7 +1803,7 @@
           <w:lang w:eastAsia="ru-RU"/>
         </w:rPr>
         <w:pict w14:anchorId="0F015D85">
-          <v:rect id="_x0000_i1036" style="width:0;height:1.5pt" o:hralign="center" o:hrstd="t" o:hr="t" fillcolor="#a0a0a0" stroked="f"/>
+          <v:rect id="_x0000_i1037" style="width:0;height:1.5pt" o:hralign="center" o:hrstd="t" o:hr="t" fillcolor="#a0a0a0" stroked="f"/>
         </w:pict>
       </w:r>
     </w:p>
@@ -1907,7 +1907,7 @@
           <w:lang w:eastAsia="ru-RU"/>
         </w:rPr>
         <w:pict w14:anchorId="0F015D86">
-          <v:rect id="_x0000_i1037" style="width:0;height:1.5pt" o:hralign="center" o:hrstd="t" o:hr="t" fillcolor="#a0a0a0" stroked="f"/>
+          <v:rect id="_x0000_i1038" style="width:0;height:1.5pt" o:hralign="center" o:hrstd="t" o:hr="t" fillcolor="#a0a0a0" stroked="f"/>
         </w:pict>
       </w:r>
     </w:p>
@@ -1981,7 +1981,7 @@
           <w:lang w:eastAsia="ru-RU"/>
         </w:rPr>
         <w:pict w14:anchorId="0F015D87">
-          <v:rect id="_x0000_i1038" style="width:0;height:1.5pt" o:hralign="center" o:hrstd="t" o:hr="t" fillcolor="#a0a0a0" stroked="f"/>
+          <v:rect id="_x0000_i1039" style="width:0;height:1.5pt" o:hralign="center" o:hrstd="t" o:hr="t" fillcolor="#a0a0a0" stroked="f"/>
         </w:pict>
       </w:r>
     </w:p>
@@ -2048,7 +2048,7 @@
           <w:lang w:eastAsia="ru-RU"/>
         </w:rPr>
         <w:pict w14:anchorId="0F015D88">
-          <v:rect id="_x0000_i1039" style="width:0;height:1.5pt" o:hralign="center" o:hrstd="t" o:hr="t" fillcolor="#a0a0a0" stroked="f"/>
+          <v:rect id="_x0000_i1040" style="width:0;height:1.5pt" o:hralign="center" o:hrstd="t" o:hr="t" fillcolor="#a0a0a0" stroked="f"/>
         </w:pict>
       </w:r>
     </w:p>
@@ -2164,7 +2164,7 @@
           <w:lang w:eastAsia="ru-RU"/>
         </w:rPr>
         <w:pict w14:anchorId="0F015D89">
-          <v:rect id="_x0000_i1040" style="width:0;height:1.5pt" o:hralign="center" o:hrstd="t" o:hr="t" fillcolor="#a0a0a0" stroked="f"/>
+          <v:rect id="_x0000_i1041" style="width:0;height:1.5pt" o:hralign="center" o:hrstd="t" o:hr="t" fillcolor="#a0a0a0" stroked="f"/>
         </w:pict>
       </w:r>
     </w:p>
@@ -2307,7 +2307,7 @@
           <w:lang w:eastAsia="ru-RU"/>
         </w:rPr>
         <w:pict w14:anchorId="0F015D8A">
-          <v:rect id="_x0000_i1041" style="width:0;height:1.5pt" o:hralign="center" o:hrstd="t" o:hr="t" fillcolor="#a0a0a0" stroked="f"/>
+          <v:rect id="_x0000_i1042" style="width:0;height:1.5pt" o:hralign="center" o:hrstd="t" o:hr="t" fillcolor="#a0a0a0" stroked="f"/>
         </w:pict>
       </w:r>
     </w:p>
@@ -2392,7 +2392,7 @@
           <w:lang w:eastAsia="ru-RU"/>
         </w:rPr>
         <w:pict w14:anchorId="0F015D8B">
-          <v:rect id="_x0000_i1042" style="width:0;height:1.5pt" o:hralign="center" o:hrstd="t" o:hr="t" fillcolor="#a0a0a0" stroked="f"/>
+          <v:rect id="_x0000_i1043" style="width:0;height:1.5pt" o:hralign="center" o:hrstd="t" o:hr="t" fillcolor="#a0a0a0" stroked="f"/>
         </w:pict>
       </w:r>
     </w:p>
@@ -2615,7 +2615,7 @@
           <w:lang w:eastAsia="ru-RU"/>
         </w:rPr>
         <w:pict w14:anchorId="0F015D8C">
-          <v:rect id="_x0000_i1043" style="width:0;height:1.5pt" o:hralign="center" o:hrstd="t" o:hr="t" fillcolor="#a0a0a0" stroked="f"/>
+          <v:rect id="_x0000_i1044" style="width:0;height:1.5pt" o:hralign="center" o:hrstd="t" o:hr="t" fillcolor="#a0a0a0" stroked="f"/>
         </w:pict>
       </w:r>
     </w:p>
@@ -2689,7 +2689,7 @@
           <w:lang w:eastAsia="ru-RU"/>
         </w:rPr>
         <w:pict w14:anchorId="0F015D8D">
-          <v:rect id="_x0000_i1044" style="width:0;height:1.5pt" o:hralign="center" o:hrstd="t" o:hr="t" fillcolor="#a0a0a0" stroked="f"/>
+          <v:rect id="_x0000_i1045" style="width:0;height:1.5pt" o:hralign="center" o:hrstd="t" o:hr="t" fillcolor="#a0a0a0" stroked="f"/>
         </w:pict>
       </w:r>
     </w:p>
@@ -2756,7 +2756,7 @@
           <w:lang w:eastAsia="ru-RU"/>
         </w:rPr>
         <w:pict w14:anchorId="0F015D8E">
-          <v:rect id="_x0000_i1045" style="width:0;height:1.5pt" o:hralign="center" o:hrstd="t" o:hr="t" fillcolor="#a0a0a0" stroked="f"/>
+          <v:rect id="_x0000_i1046" style="width:0;height:1.5pt" o:hralign="center" o:hrstd="t" o:hr="t" fillcolor="#a0a0a0" stroked="f"/>
         </w:pict>
       </w:r>
     </w:p>
@@ -2842,7 +2842,7 @@
         </w:rPr>
         <w:lastRenderedPageBreak/>
         <w:pict w14:anchorId="0F015D8F">
-          <v:rect id="_x0000_i1046" style="width:0;height:1.5pt" o:hralign="center" o:hrstd="t" o:hr="t" fillcolor="#a0a0a0" stroked="f"/>
+          <v:rect id="_x0000_i1047" style="width:0;height:1.5pt" o:hralign="center" o:hrstd="t" o:hr="t" fillcolor="#a0a0a0" stroked="f"/>
         </w:pict>
       </w:r>
     </w:p>
@@ -3009,7 +3009,7 @@
           <w:lang w:eastAsia="ru-RU"/>
         </w:rPr>
         <w:pict w14:anchorId="0F015D90">
-          <v:rect id="_x0000_i1047" style="width:0;height:1.5pt" o:hralign="center" o:hrstd="t" o:hr="t" fillcolor="#a0a0a0" stroked="f"/>
+          <v:rect id="_x0000_i1048" style="width:0;height:1.5pt" o:hralign="center" o:hrstd="t" o:hr="t" fillcolor="#a0a0a0" stroked="f"/>
         </w:pict>
       </w:r>
     </w:p>
@@ -3094,7 +3094,7 @@
           <w:lang w:eastAsia="ru-RU"/>
         </w:rPr>
         <w:pict w14:anchorId="0F015D91">
-          <v:rect id="_x0000_i1048" style="width:0;height:1.5pt" o:hralign="center" o:hrstd="t" o:hr="t" fillcolor="#a0a0a0" stroked="f"/>
+          <v:rect id="_x0000_i1049" style="width:0;height:1.5pt" o:hralign="center" o:hrstd="t" o:hr="t" fillcolor="#a0a0a0" stroked="f"/>
         </w:pict>
       </w:r>
     </w:p>
@@ -3168,7 +3168,7 @@
           <w:lang w:eastAsia="ru-RU"/>
         </w:rPr>
         <w:pict w14:anchorId="0F015D92">
-          <v:rect id="_x0000_i1049" style="width:0;height:1.5pt" o:hralign="center" o:hrstd="t" o:hr="t" fillcolor="#a0a0a0" stroked="f"/>
+          <v:rect id="_x0000_i1050" style="width:0;height:1.5pt" o:hralign="center" o:hrstd="t" o:hr="t" fillcolor="#a0a0a0" stroked="f"/>
         </w:pict>
       </w:r>
     </w:p>
@@ -3235,7 +3235,7 @@
           <w:lang w:eastAsia="ru-RU"/>
         </w:rPr>
         <w:pict w14:anchorId="0F015D93">
-          <v:rect id="_x0000_i1050" style="width:0;height:1.5pt" o:hralign="center" o:hrstd="t" o:hr="t" fillcolor="#a0a0a0" stroked="f"/>
+          <v:rect id="_x0000_i1051" style="width:0;height:1.5pt" o:hralign="center" o:hrstd="t" o:hr="t" fillcolor="#a0a0a0" stroked="f"/>
         </w:pict>
       </w:r>
     </w:p>
@@ -3320,7 +3320,7 @@
           <w:lang w:eastAsia="ru-RU"/>
         </w:rPr>
         <w:pict w14:anchorId="0F015D94">
-          <v:rect id="_x0000_i1051" style="width:0;height:1.5pt" o:hralign="center" o:hrstd="t" o:hr="t" fillcolor="#a0a0a0" stroked="f"/>
+          <v:rect id="_x0000_i1052" style="width:0;height:1.5pt" o:hralign="center" o:hrstd="t" o:hr="t" fillcolor="#a0a0a0" stroked="f"/>
         </w:pict>
       </w:r>
     </w:p>
@@ -3503,7 +3503,7 @@
           <w:lang w:eastAsia="ru-RU"/>
         </w:rPr>
         <w:pict w14:anchorId="0F015D95">
-          <v:rect id="_x0000_i1052" style="width:0;height:1.5pt" o:hralign="center" o:hrstd="t" o:hr="t" fillcolor="#a0a0a0" stroked="f"/>
+          <v:rect id="_x0000_i1053" style="width:0;height:1.5pt" o:hralign="center" o:hrstd="t" o:hr="t" fillcolor="#a0a0a0" stroked="f"/>
         </w:pict>
       </w:r>
     </w:p>
@@ -3701,7 +3701,7 @@
           <w:lang w:eastAsia="ru-RU"/>
         </w:rPr>
         <w:pict w14:anchorId="0F015D96">
-          <v:rect id="_x0000_i1053" style="width:0;height:1.5pt" o:hralign="center" o:hrstd="t" o:hr="t" fillcolor="#a0a0a0" stroked="f"/>
+          <v:rect id="_x0000_i1054" style="width:0;height:1.5pt" o:hralign="center" o:hrstd="t" o:hr="t" fillcolor="#a0a0a0" stroked="f"/>
         </w:pict>
       </w:r>
     </w:p>
@@ -3821,7 +3821,7 @@
           <w:lang w:eastAsia="ru-RU"/>
         </w:rPr>
         <w:pict w14:anchorId="0F015D97">
-          <v:rect id="_x0000_i1054" style="width:0;height:1.5pt" o:hralign="center" o:hrstd="t" o:hr="t" fillcolor="#a0a0a0" stroked="f"/>
+          <v:rect id="_x0000_i1055" style="width:0;height:1.5pt" o:hralign="center" o:hrstd="t" o:hr="t" fillcolor="#a0a0a0" stroked="f"/>
         </w:pict>
       </w:r>
     </w:p>
@@ -3980,7 +3980,7 @@
           <w:lang w:eastAsia="ru-RU"/>
         </w:rPr>
         <w:pict w14:anchorId="0F015D98">
-          <v:rect id="_x0000_i1055" style="width:0;height:1.5pt" o:hralign="center" o:hrstd="t" o:hr="t" fillcolor="#a0a0a0" stroked="f"/>
+          <v:rect id="_x0000_i1056" style="width:0;height:1.5pt" o:hralign="center" o:hrstd="t" o:hr="t" fillcolor="#a0a0a0" stroked="f"/>
         </w:pict>
       </w:r>
     </w:p>
@@ -4133,7 +4133,7 @@
           <w:lang w:eastAsia="ru-RU"/>
         </w:rPr>
         <w:pict w14:anchorId="0F015D99">
-          <v:rect id="_x0000_i1056" style="width:0;height:1.5pt" o:hralign="center" o:hrstd="t" o:hr="t" fillcolor="#a0a0a0" stroked="f"/>
+          <v:rect id="_x0000_i1057" style="width:0;height:1.5pt" o:hralign="center" o:hrstd="t" o:hr="t" fillcolor="#a0a0a0" stroked="f"/>
         </w:pict>
       </w:r>
     </w:p>
@@ -4200,7 +4200,7 @@
           <w:lang w:eastAsia="ru-RU"/>
         </w:rPr>
         <w:pict w14:anchorId="0F015D9A">
-          <v:rect id="_x0000_i1057" style="width:0;height:1.5pt" o:hralign="center" o:hrstd="t" o:hr="t" fillcolor="#a0a0a0" stroked="f"/>
+          <v:rect id="_x0000_i1058" style="width:0;height:1.5pt" o:hralign="center" o:hrstd="t" o:hr="t" fillcolor="#a0a0a0" stroked="f"/>
         </w:pict>
       </w:r>
     </w:p>
@@ -4295,7 +4295,7 @@
           <w:lang w:eastAsia="ru-RU"/>
         </w:rPr>
         <w:pict w14:anchorId="0F015D9B">
-          <v:rect id="_x0000_i1058" style="width:0;height:1.5pt" o:hralign="center" o:hrstd="t" o:hr="t" fillcolor="#a0a0a0" stroked="f"/>
+          <v:rect id="_x0000_i1059" style="width:0;height:1.5pt" o:hralign="center" o:hrstd="t" o:hr="t" fillcolor="#a0a0a0" stroked="f"/>
         </w:pict>
       </w:r>
     </w:p>
@@ -4362,7 +4362,7 @@
           <w:lang w:eastAsia="ru-RU"/>
         </w:rPr>
         <w:pict w14:anchorId="0F015D9C">
-          <v:rect id="_x0000_i1059" style="width:0;height:1.5pt" o:hralign="center" o:hrstd="t" o:hr="t" fillcolor="#a0a0a0" stroked="f"/>
+          <v:rect id="_x0000_i1060" style="width:0;height:1.5pt" o:hralign="center" o:hrstd="t" o:hr="t" fillcolor="#a0a0a0" stroked="f"/>
         </w:pict>
       </w:r>
     </w:p>
@@ -4467,7 +4467,7 @@
           <w:lang w:eastAsia="ru-RU"/>
         </w:rPr>
         <w:pict w14:anchorId="0F015D9D">
-          <v:rect id="_x0000_i1060" style="width:0;height:1.5pt" o:hralign="center" o:hrstd="t" o:hr="t" fillcolor="#a0a0a0" stroked="f"/>
+          <v:rect id="_x0000_i1061" style="width:0;height:1.5pt" o:hralign="center" o:hrstd="t" o:hr="t" fillcolor="#a0a0a0" stroked="f"/>
         </w:pict>
       </w:r>
     </w:p>
@@ -4669,7 +4669,7 @@
           <w:lang w:eastAsia="ru-RU"/>
         </w:rPr>
         <w:pict w14:anchorId="0F015D9E">
-          <v:rect id="_x0000_i1061" style="width:0;height:1.5pt" o:hralign="center" o:hrstd="t" o:hr="t" fillcolor="#a0a0a0" stroked="f"/>
+          <v:rect id="_x0000_i1062" style="width:0;height:1.5pt" o:hralign="center" o:hrstd="t" o:hr="t" fillcolor="#a0a0a0" stroked="f"/>
         </w:pict>
       </w:r>
     </w:p>
@@ -4788,7 +4788,7 @@
           <w:lang w:eastAsia="ru-RU"/>
         </w:rPr>
         <w:pict w14:anchorId="0F015D9F">
-          <v:rect id="_x0000_i1062" style="width:0;height:1.5pt" o:hralign="center" o:hrstd="t" o:hr="t" fillcolor="#a0a0a0" stroked="f"/>
+          <v:rect id="_x0000_i1063" style="width:0;height:1.5pt" o:hralign="center" o:hrstd="t" o:hr="t" fillcolor="#a0a0a0" stroked="f"/>
         </w:pict>
       </w:r>
     </w:p>
@@ -4911,7 +4911,7 @@
           <w:lang w:eastAsia="ru-RU"/>
         </w:rPr>
         <w:pict w14:anchorId="0F015DA0">
-          <v:rect id="_x0000_i1063" style="width:0;height:1.5pt" o:hralign="center" o:hrstd="t" o:hr="t" fillcolor="#a0a0a0" stroked="f"/>
+          <v:rect id="_x0000_i1064" style="width:0;height:1.5pt" o:hralign="center" o:hrstd="t" o:hr="t" fillcolor="#a0a0a0" stroked="f"/>
         </w:pict>
       </w:r>
     </w:p>
@@ -4986,7 +4986,7 @@
           <w:lang w:eastAsia="ru-RU"/>
         </w:rPr>
         <w:pict w14:anchorId="0F015DA1">
-          <v:rect id="_x0000_i1064" style="width:0;height:1.5pt" o:hralign="center" o:hrstd="t" o:hr="t" fillcolor="#a0a0a0" stroked="f"/>
+          <v:rect id="_x0000_i1065" style="width:0;height:1.5pt" o:hralign="center" o:hrstd="t" o:hr="t" fillcolor="#a0a0a0" stroked="f"/>
         </w:pict>
       </w:r>
     </w:p>
@@ -5129,7 +5129,7 @@
           <w:lang w:eastAsia="ru-RU"/>
         </w:rPr>
         <w:pict w14:anchorId="0F015DA2">
-          <v:rect id="_x0000_i1065" style="width:0;height:1.5pt" o:hralign="center" o:hrstd="t" o:hr="t" fillcolor="#a0a0a0" stroked="f"/>
+          <v:rect id="_x0000_i1066" style="width:0;height:1.5pt" o:hralign="center" o:hrstd="t" o:hr="t" fillcolor="#a0a0a0" stroked="f"/>
         </w:pict>
       </w:r>
     </w:p>
@@ -5171,7 +5171,7 @@
           <w:lang w:eastAsia="ru-RU"/>
         </w:rPr>
         <w:pict w14:anchorId="0F015DA3">
-          <v:rect id="_x0000_i1066" style="width:0;height:1.5pt" o:hralign="center" o:hrstd="t" o:hr="t" fillcolor="#a0a0a0" stroked="f"/>
+          <v:rect id="_x0000_i1067" style="width:0;height:1.5pt" o:hralign="center" o:hrstd="t" o:hr="t" fillcolor="#a0a0a0" stroked="f"/>
         </w:pict>
       </w:r>
     </w:p>
@@ -5265,7 +5265,7 @@
           <w:lang w:eastAsia="ru-RU"/>
         </w:rPr>
         <w:pict w14:anchorId="0F015DA4">
-          <v:rect id="_x0000_i1067" style="width:0;height:1.5pt" o:hralign="center" o:hrstd="t" o:hr="t" fillcolor="#a0a0a0" stroked="f"/>
+          <v:rect id="_x0000_i1068" style="width:0;height:1.5pt" o:hralign="center" o:hrstd="t" o:hr="t" fillcolor="#a0a0a0" stroked="f"/>
         </w:pict>
       </w:r>
     </w:p>
@@ -5427,7 +5427,7 @@
           <w:lang w:eastAsia="ru-RU"/>
         </w:rPr>
         <w:pict w14:anchorId="0F015DA5">
-          <v:rect id="_x0000_i1068" style="width:0;height:1.5pt" o:hralign="center" o:hrstd="t" o:hr="t" fillcolor="#a0a0a0" stroked="f"/>
+          <v:rect id="_x0000_i1069" style="width:0;height:1.5pt" o:hralign="center" o:hrstd="t" o:hr="t" fillcolor="#a0a0a0" stroked="f"/>
         </w:pict>
       </w:r>
     </w:p>
@@ -5507,7 +5507,7 @@
           <w:lang w:eastAsia="ru-RU"/>
         </w:rPr>
         <w:pict w14:anchorId="0F015DA6">
-          <v:rect id="_x0000_i1069" style="width:0;height:1.5pt" o:hralign="center" o:hrstd="t" o:hr="t" fillcolor="#a0a0a0" stroked="f"/>
+          <v:rect id="_x0000_i1070" style="width:0;height:1.5pt" o:hralign="center" o:hrstd="t" o:hr="t" fillcolor="#a0a0a0" stroked="f"/>
         </w:pict>
       </w:r>
     </w:p>
@@ -5709,7 +5709,7 @@
           <w:lang w:eastAsia="ru-RU"/>
         </w:rPr>
         <w:pict w14:anchorId="0F015DA7">
-          <v:rect id="_x0000_i1070" style="width:0;height:1.5pt" o:hralign="center" o:hrstd="t" o:hr="t" fillcolor="#a0a0a0" stroked="f"/>
+          <v:rect id="_x0000_i1071" style="width:0;height:1.5pt" o:hralign="center" o:hrstd="t" o:hr="t" fillcolor="#a0a0a0" stroked="f"/>
         </w:pict>
       </w:r>
     </w:p>
@@ -5867,7 +5867,7 @@
           <w:lang w:eastAsia="ru-RU"/>
         </w:rPr>
         <w:pict w14:anchorId="0F015DA8">
-          <v:rect id="_x0000_i1071" style="width:0;height:1.5pt" o:hralign="center" o:hrstd="t" o:hr="t" fillcolor="#a0a0a0" stroked="f"/>
+          <v:rect id="_x0000_i1072" style="width:0;height:1.5pt" o:hralign="center" o:hrstd="t" o:hr="t" fillcolor="#a0a0a0" stroked="f"/>
         </w:pict>
       </w:r>
     </w:p>
@@ -5990,28 +5990,2926 @@
     <w:p>
       <w:pPr>
         <w:spacing w:after="0" w:line="240" w:lineRule="auto"/>
-        <w:rPr>
-          <w:rFonts w:ascii="Times New Roman" w:eastAsia="Times New Roman" w:hAnsi="Times New Roman" w:cs="Times New Roman"/>
-          <w:sz w:val="24"/>
-          <w:szCs w:val="24"/>
-          <w:lang w:eastAsia="ru-RU"/>
-        </w:rPr>
-      </w:pPr>
-      <w:r>
-        <w:rPr>
-          <w:rFonts w:ascii="Times New Roman" w:eastAsia="Times New Roman" w:hAnsi="Times New Roman" w:cs="Times New Roman"/>
-          <w:sz w:val="24"/>
-          <w:szCs w:val="24"/>
-          <w:lang w:eastAsia="ru-RU"/>
-        </w:rPr>
-        <w:pict w14:anchorId="0F015DA9">
-          <v:rect id="_x0000_i1072" style="width:0;height:1.5pt" o:hralign="center" o:hrstd="t" o:hr="t" fillcolor="#a0a0a0" stroked="f"/>
-        </w:pict>
-      </w:r>
-    </w:p>
-    <w:p>
-      <w:pPr>
-        <w:spacing w:before="100" w:beforeAutospacing="1" w:after="100" w:afterAutospacing="1" w:line="240" w:lineRule="auto"/>
+        <w:ind w:left="360"/>
+        <w:rPr>
+          <w:rFonts w:ascii="Times New Roman" w:eastAsia="Times New Roman" w:hAnsi="Times New Roman" w:cs="Times New Roman"/>
+          <w:sz w:val="24"/>
+          <w:szCs w:val="24"/>
+          <w:lang w:eastAsia="ru-RU"/>
+        </w:rPr>
+      </w:pPr>
+    </w:p>
+    <w:p>
+      <w:pPr>
+        <w:spacing w:after="0" w:line="240" w:lineRule="auto"/>
+        <w:ind w:left="360"/>
+        <w:rPr>
+          <w:rFonts w:ascii="Times New Roman" w:eastAsia="Times New Roman" w:hAnsi="Times New Roman" w:cs="Times New Roman"/>
+          <w:sz w:val="24"/>
+          <w:szCs w:val="24"/>
+          <w:lang w:eastAsia="ru-RU"/>
+        </w:rPr>
+      </w:pPr>
+    </w:p>
+    <w:p>
+      <w:pPr>
+        <w:spacing w:after="0" w:line="240" w:lineRule="auto"/>
+        <w:ind w:left="360"/>
+        <w:rPr>
+          <w:rFonts w:ascii="Times New Roman" w:eastAsia="Times New Roman" w:hAnsi="Times New Roman" w:cs="Times New Roman"/>
+          <w:sz w:val="24"/>
+          <w:szCs w:val="24"/>
+          <w:lang w:val="en-US" w:eastAsia="ru-RU"/>
+        </w:rPr>
+      </w:pPr>
+      <w:r>
+        <w:rPr>
+          <w:rFonts w:ascii="Times New Roman" w:eastAsia="Times New Roman" w:hAnsi="Times New Roman" w:cs="Times New Roman"/>
+          <w:sz w:val="24"/>
+          <w:szCs w:val="24"/>
+          <w:lang w:val="en-US" w:eastAsia="ru-RU"/>
+        </w:rPr>
+        <w:t>USE CASE</w:t>
+      </w:r>
+    </w:p>
+    <w:p>
+      <w:pPr>
+        <w:spacing w:after="0" w:line="240" w:lineRule="auto"/>
+        <w:ind w:left="360"/>
+        <w:rPr>
+          <w:rFonts w:ascii="Times New Roman" w:eastAsia="Times New Roman" w:hAnsi="Times New Roman" w:cs="Times New Roman"/>
+          <w:sz w:val="24"/>
+          <w:szCs w:val="24"/>
+          <w:lang w:val="en-US" w:eastAsia="ru-RU"/>
+        </w:rPr>
+      </w:pPr>
+      <w:r>
+        <w:rPr>
+          <w:rFonts w:ascii="Times New Roman" w:eastAsia="Times New Roman" w:hAnsi="Times New Roman" w:cs="Times New Roman"/>
+          <w:sz w:val="24"/>
+          <w:szCs w:val="24"/>
+          <w:lang w:val="en-US" w:eastAsia="ru-RU"/>
+        </w:rPr>
+        <w:t>Set Story Soundtrack</w:t>
+      </w:r>
+    </w:p>
+    <w:p>
+      <w:pPr>
+        <w:spacing w:after="0" w:line="240" w:lineRule="auto"/>
+        <w:ind w:left="360"/>
+        <w:rPr>
+          <w:rFonts w:ascii="Times New Roman" w:eastAsia="Times New Roman" w:hAnsi="Times New Roman" w:cs="Times New Roman"/>
+          <w:sz w:val="24"/>
+          <w:szCs w:val="24"/>
+          <w:lang w:val="en-US" w:eastAsia="ru-RU"/>
+        </w:rPr>
+      </w:pPr>
+    </w:p>
+    <w:p>
+      <w:pPr>
+        <w:spacing w:after="0" w:line="240" w:lineRule="auto"/>
+        <w:ind w:left="360"/>
+        <w:rPr>
+          <w:rFonts w:ascii="Times New Roman" w:eastAsia="Times New Roman" w:hAnsi="Times New Roman" w:cs="Times New Roman"/>
+          <w:sz w:val="24"/>
+          <w:szCs w:val="24"/>
+          <w:lang w:val="en-US" w:eastAsia="ru-RU"/>
+        </w:rPr>
+      </w:pPr>
+      <w:r>
+        <w:rPr>
+          <w:rFonts w:ascii="Times New Roman" w:eastAsia="Times New Roman" w:hAnsi="Times New Roman" w:cs="Times New Roman"/>
+          <w:sz w:val="24"/>
+          <w:szCs w:val="24"/>
+          <w:lang w:val="en-US" w:eastAsia="ru-RU"/>
+        </w:rPr>
+        <w:t>Actor:</w:t>
+      </w:r>
+    </w:p>
+    <w:p>
+      <w:pPr>
+        <w:spacing w:after="0" w:line="240" w:lineRule="auto"/>
+        <w:ind w:left="360"/>
+        <w:rPr>
+          <w:rFonts w:ascii="Times New Roman" w:eastAsia="Times New Roman" w:hAnsi="Times New Roman" w:cs="Times New Roman"/>
+          <w:sz w:val="24"/>
+          <w:szCs w:val="24"/>
+          <w:lang w:val="en-US" w:eastAsia="ru-RU"/>
+        </w:rPr>
+      </w:pPr>
+    </w:p>
+    <w:p>
+      <w:pPr>
+        <w:spacing w:after="0" w:line="240" w:lineRule="auto"/>
+        <w:ind w:left="360"/>
+        <w:rPr>
+          <w:rFonts w:ascii="Times New Roman" w:eastAsia="Times New Roman" w:hAnsi="Times New Roman" w:cs="Times New Roman"/>
+          <w:sz w:val="24"/>
+          <w:szCs w:val="24"/>
+          <w:lang w:val="en-US" w:eastAsia="ru-RU"/>
+        </w:rPr>
+      </w:pPr>
+      <w:r>
+        <w:rPr>
+          <w:rFonts w:ascii="Times New Roman" w:eastAsia="Times New Roman" w:hAnsi="Times New Roman" w:cs="Times New Roman"/>
+          <w:sz w:val="24"/>
+          <w:szCs w:val="24"/>
+          <w:lang w:val="en-US" w:eastAsia="ru-RU"/>
+        </w:rPr>
+        <w:t>Authenticated Story participant.</w:t>
+      </w:r>
+    </w:p>
+    <w:p>
+      <w:pPr>
+        <w:spacing w:after="0" w:line="240" w:lineRule="auto"/>
+        <w:ind w:left="360"/>
+        <w:rPr>
+          <w:rFonts w:ascii="Times New Roman" w:eastAsia="Times New Roman" w:hAnsi="Times New Roman" w:cs="Times New Roman"/>
+          <w:sz w:val="24"/>
+          <w:szCs w:val="24"/>
+          <w:lang w:val="en-US" w:eastAsia="ru-RU"/>
+        </w:rPr>
+      </w:pPr>
+    </w:p>
+    <w:p>
+      <w:pPr>
+        <w:spacing w:after="0" w:line="240" w:lineRule="auto"/>
+        <w:ind w:left="360"/>
+        <w:rPr>
+          <w:rFonts w:ascii="Times New Roman" w:eastAsia="Times New Roman" w:hAnsi="Times New Roman" w:cs="Times New Roman"/>
+          <w:sz w:val="24"/>
+          <w:szCs w:val="24"/>
+          <w:lang w:val="en-US" w:eastAsia="ru-RU"/>
+        </w:rPr>
+      </w:pPr>
+      <w:r>
+        <w:rPr>
+          <w:rFonts w:ascii="Times New Roman" w:eastAsia="Times New Roman" w:hAnsi="Times New Roman" w:cs="Times New Roman"/>
+          <w:sz w:val="24"/>
+          <w:szCs w:val="24"/>
+          <w:lang w:val="en-US" w:eastAsia="ru-RU"/>
+        </w:rPr>
+        <w:t>Allowed roles:</w:t>
+      </w:r>
+    </w:p>
+    <w:p>
+      <w:pPr>
+        <w:spacing w:after="0" w:line="240" w:lineRule="auto"/>
+        <w:ind w:left="360"/>
+        <w:rPr>
+          <w:rFonts w:ascii="Times New Roman" w:eastAsia="Times New Roman" w:hAnsi="Times New Roman" w:cs="Times New Roman"/>
+          <w:sz w:val="24"/>
+          <w:szCs w:val="24"/>
+          <w:lang w:val="en-US" w:eastAsia="ru-RU"/>
+        </w:rPr>
+      </w:pPr>
+    </w:p>
+    <w:p>
+      <w:pPr>
+        <w:spacing w:after="0" w:line="240" w:lineRule="auto"/>
+        <w:ind w:left="360"/>
+        <w:rPr>
+          <w:rFonts w:ascii="Times New Roman" w:eastAsia="Times New Roman" w:hAnsi="Times New Roman" w:cs="Times New Roman"/>
+          <w:sz w:val="24"/>
+          <w:szCs w:val="24"/>
+          <w:lang w:val="en-US" w:eastAsia="ru-RU"/>
+        </w:rPr>
+      </w:pPr>
+      <w:r>
+        <w:rPr>
+          <w:rFonts w:ascii="Times New Roman" w:eastAsia="Times New Roman" w:hAnsi="Times New Roman" w:cs="Times New Roman"/>
+          <w:sz w:val="24"/>
+          <w:szCs w:val="24"/>
+          <w:lang w:val="en-US" w:eastAsia="ru-RU"/>
+        </w:rPr>
+        <w:t>OWNER</w:t>
+      </w:r>
+    </w:p>
+    <w:p>
+      <w:pPr>
+        <w:spacing w:after="0" w:line="240" w:lineRule="auto"/>
+        <w:ind w:left="360"/>
+        <w:rPr>
+          <w:rFonts w:ascii="Times New Roman" w:eastAsia="Times New Roman" w:hAnsi="Times New Roman" w:cs="Times New Roman"/>
+          <w:sz w:val="24"/>
+          <w:szCs w:val="24"/>
+          <w:lang w:val="en-US" w:eastAsia="ru-RU"/>
+        </w:rPr>
+      </w:pPr>
+      <w:r>
+        <w:rPr>
+          <w:rFonts w:ascii="Times New Roman" w:eastAsia="Times New Roman" w:hAnsi="Times New Roman" w:cs="Times New Roman"/>
+          <w:sz w:val="24"/>
+          <w:szCs w:val="24"/>
+          <w:lang w:val="en-US" w:eastAsia="ru-RU"/>
+        </w:rPr>
+        <w:t>CO_OWNER</w:t>
+      </w:r>
+    </w:p>
+    <w:p>
+      <w:pPr>
+        <w:spacing w:after="0" w:line="240" w:lineRule="auto"/>
+        <w:ind w:left="360"/>
+        <w:rPr>
+          <w:rFonts w:ascii="Times New Roman" w:eastAsia="Times New Roman" w:hAnsi="Times New Roman" w:cs="Times New Roman"/>
+          <w:sz w:val="24"/>
+          <w:szCs w:val="24"/>
+          <w:lang w:val="en-US" w:eastAsia="ru-RU"/>
+        </w:rPr>
+      </w:pPr>
+    </w:p>
+    <w:p>
+      <w:pPr>
+        <w:spacing w:after="0" w:line="240" w:lineRule="auto"/>
+        <w:ind w:left="360"/>
+        <w:rPr>
+          <w:rFonts w:ascii="Times New Roman" w:eastAsia="Times New Roman" w:hAnsi="Times New Roman" w:cs="Times New Roman"/>
+          <w:sz w:val="24"/>
+          <w:szCs w:val="24"/>
+          <w:lang w:val="en-US" w:eastAsia="ru-RU"/>
+        </w:rPr>
+      </w:pPr>
+      <w:r>
+        <w:rPr>
+          <w:rFonts w:ascii="Times New Roman" w:eastAsia="Times New Roman" w:hAnsi="Times New Roman" w:cs="Times New Roman"/>
+          <w:sz w:val="24"/>
+          <w:szCs w:val="24"/>
+          <w:lang w:val="en-US" w:eastAsia="ru-RU"/>
+        </w:rPr>
+        <w:t>Preconditions:</w:t>
+      </w:r>
+    </w:p>
+    <w:p>
+      <w:pPr>
+        <w:spacing w:after="0" w:line="240" w:lineRule="auto"/>
+        <w:ind w:left="360"/>
+        <w:rPr>
+          <w:rFonts w:ascii="Times New Roman" w:eastAsia="Times New Roman" w:hAnsi="Times New Roman" w:cs="Times New Roman"/>
+          <w:sz w:val="24"/>
+          <w:szCs w:val="24"/>
+          <w:lang w:val="en-US" w:eastAsia="ru-RU"/>
+        </w:rPr>
+      </w:pPr>
+    </w:p>
+    <w:p>
+      <w:pPr>
+        <w:spacing w:after="0" w:line="240" w:lineRule="auto"/>
+        <w:ind w:left="360"/>
+        <w:rPr>
+          <w:rFonts w:ascii="Times New Roman" w:eastAsia="Times New Roman" w:hAnsi="Times New Roman" w:cs="Times New Roman"/>
+          <w:sz w:val="24"/>
+          <w:szCs w:val="24"/>
+          <w:lang w:val="en-US" w:eastAsia="ru-RU"/>
+        </w:rPr>
+      </w:pPr>
+      <w:r>
+        <w:rPr>
+          <w:rFonts w:ascii="Times New Roman" w:eastAsia="Times New Roman" w:hAnsi="Times New Roman" w:cs="Times New Roman"/>
+          <w:sz w:val="24"/>
+          <w:szCs w:val="24"/>
+          <w:lang w:val="en-US" w:eastAsia="ru-RU"/>
+        </w:rPr>
+        <w:t xml:space="preserve">User </w:t>
+      </w:r>
+      <w:r>
+        <w:rPr>
+          <w:rFonts w:ascii="Times New Roman" w:eastAsia="Times New Roman" w:hAnsi="Times New Roman" w:cs="Times New Roman"/>
+          <w:sz w:val="24"/>
+          <w:szCs w:val="24"/>
+          <w:lang w:eastAsia="ru-RU"/>
+        </w:rPr>
+        <w:t>является</w:t>
+      </w:r>
+      <w:r>
+        <w:rPr>
+          <w:rFonts w:ascii="Times New Roman" w:eastAsia="Times New Roman" w:hAnsi="Times New Roman" w:cs="Times New Roman"/>
+          <w:sz w:val="24"/>
+          <w:szCs w:val="24"/>
+          <w:lang w:val="en-US" w:eastAsia="ru-RU"/>
+        </w:rPr>
+        <w:t xml:space="preserve"> </w:t>
+      </w:r>
+      <w:r>
+        <w:rPr>
+          <w:rFonts w:ascii="Times New Roman" w:eastAsia="Times New Roman" w:hAnsi="Times New Roman" w:cs="Times New Roman"/>
+          <w:sz w:val="24"/>
+          <w:szCs w:val="24"/>
+          <w:lang w:eastAsia="ru-RU"/>
+        </w:rPr>
+        <w:t>текущим</w:t>
+      </w:r>
+      <w:r>
+        <w:rPr>
+          <w:rFonts w:ascii="Times New Roman" w:eastAsia="Times New Roman" w:hAnsi="Times New Roman" w:cs="Times New Roman"/>
+          <w:sz w:val="24"/>
+          <w:szCs w:val="24"/>
+          <w:lang w:val="en-US" w:eastAsia="ru-RU"/>
+        </w:rPr>
+        <w:t xml:space="preserve"> </w:t>
+      </w:r>
+      <w:r>
+        <w:rPr>
+          <w:rFonts w:ascii="Times New Roman" w:eastAsia="Times New Roman" w:hAnsi="Times New Roman" w:cs="Times New Roman"/>
+          <w:sz w:val="24"/>
+          <w:szCs w:val="24"/>
+          <w:lang w:eastAsia="ru-RU"/>
+        </w:rPr>
+        <w:t>участником</w:t>
+      </w:r>
+      <w:r>
+        <w:rPr>
+          <w:rFonts w:ascii="Times New Roman" w:eastAsia="Times New Roman" w:hAnsi="Times New Roman" w:cs="Times New Roman"/>
+          <w:sz w:val="24"/>
+          <w:szCs w:val="24"/>
+          <w:lang w:val="en-US" w:eastAsia="ru-RU"/>
+        </w:rPr>
+        <w:t xml:space="preserve"> Story.</w:t>
+      </w:r>
+    </w:p>
+    <w:p>
+      <w:pPr>
+        <w:spacing w:after="0" w:line="240" w:lineRule="auto"/>
+        <w:ind w:left="360"/>
+        <w:rPr>
+          <w:rFonts w:ascii="Times New Roman" w:eastAsia="Times New Roman" w:hAnsi="Times New Roman" w:cs="Times New Roman"/>
+          <w:sz w:val="24"/>
+          <w:szCs w:val="24"/>
+          <w:lang w:val="en-US" w:eastAsia="ru-RU"/>
+        </w:rPr>
+      </w:pPr>
+    </w:p>
+    <w:p>
+      <w:pPr>
+        <w:spacing w:after="0" w:line="240" w:lineRule="auto"/>
+        <w:ind w:left="360"/>
+        <w:rPr>
+          <w:rFonts w:ascii="Times New Roman" w:eastAsia="Times New Roman" w:hAnsi="Times New Roman" w:cs="Times New Roman"/>
+          <w:sz w:val="24"/>
+          <w:szCs w:val="24"/>
+          <w:lang w:eastAsia="ru-RU"/>
+        </w:rPr>
+      </w:pPr>
+      <w:r>
+        <w:rPr>
+          <w:rFonts w:ascii="Times New Roman" w:eastAsia="Times New Roman" w:hAnsi="Times New Roman" w:cs="Times New Roman"/>
+          <w:sz w:val="24"/>
+          <w:szCs w:val="24"/>
+          <w:lang w:eastAsia="ru-RU"/>
+        </w:rPr>
+        <w:t>Story существует.</w:t>
+      </w:r>
+    </w:p>
+    <w:p>
+      <w:pPr>
+        <w:spacing w:after="0" w:line="240" w:lineRule="auto"/>
+        <w:ind w:left="360"/>
+        <w:rPr>
+          <w:rFonts w:ascii="Times New Roman" w:eastAsia="Times New Roman" w:hAnsi="Times New Roman" w:cs="Times New Roman"/>
+          <w:sz w:val="24"/>
+          <w:szCs w:val="24"/>
+          <w:lang w:eastAsia="ru-RU"/>
+        </w:rPr>
+      </w:pPr>
+    </w:p>
+    <w:p>
+      <w:pPr>
+        <w:spacing w:after="0" w:line="240" w:lineRule="auto"/>
+        <w:ind w:left="360"/>
+        <w:rPr>
+          <w:rFonts w:ascii="Times New Roman" w:eastAsia="Times New Roman" w:hAnsi="Times New Roman" w:cs="Times New Roman"/>
+          <w:sz w:val="24"/>
+          <w:szCs w:val="24"/>
+          <w:lang w:eastAsia="ru-RU"/>
+        </w:rPr>
+      </w:pPr>
+      <w:r>
+        <w:rPr>
+          <w:rFonts w:ascii="Times New Roman" w:eastAsia="Times New Roman" w:hAnsi="Times New Roman" w:cs="Times New Roman"/>
+          <w:sz w:val="24"/>
+          <w:szCs w:val="24"/>
+          <w:lang w:eastAsia="ru-RU"/>
+        </w:rPr>
+        <w:t>Story не находится в состоянии, запрещающем изменение Story metadata.</w:t>
+      </w:r>
+    </w:p>
+    <w:p>
+      <w:pPr>
+        <w:spacing w:after="0" w:line="240" w:lineRule="auto"/>
+        <w:ind w:left="360"/>
+        <w:rPr>
+          <w:rFonts w:ascii="Times New Roman" w:eastAsia="Times New Roman" w:hAnsi="Times New Roman" w:cs="Times New Roman"/>
+          <w:sz w:val="24"/>
+          <w:szCs w:val="24"/>
+          <w:lang w:eastAsia="ru-RU"/>
+        </w:rPr>
+      </w:pPr>
+    </w:p>
+    <w:p>
+      <w:pPr>
+        <w:spacing w:after="0" w:line="240" w:lineRule="auto"/>
+        <w:ind w:left="360"/>
+        <w:rPr>
+          <w:rFonts w:ascii="Times New Roman" w:eastAsia="Times New Roman" w:hAnsi="Times New Roman" w:cs="Times New Roman"/>
+          <w:sz w:val="24"/>
+          <w:szCs w:val="24"/>
+          <w:lang w:val="en-US" w:eastAsia="ru-RU"/>
+        </w:rPr>
+      </w:pPr>
+      <w:r>
+        <w:rPr>
+          <w:rFonts w:ascii="Times New Roman" w:eastAsia="Times New Roman" w:hAnsi="Times New Roman" w:cs="Times New Roman"/>
+          <w:sz w:val="24"/>
+          <w:szCs w:val="24"/>
+          <w:lang w:val="en-US" w:eastAsia="ru-RU"/>
+        </w:rPr>
+        <w:t xml:space="preserve">Selected MusicTrack </w:t>
+      </w:r>
+      <w:r>
+        <w:rPr>
+          <w:rFonts w:ascii="Times New Roman" w:eastAsia="Times New Roman" w:hAnsi="Times New Roman" w:cs="Times New Roman"/>
+          <w:sz w:val="24"/>
+          <w:szCs w:val="24"/>
+          <w:lang w:eastAsia="ru-RU"/>
+        </w:rPr>
+        <w:t>существует</w:t>
+      </w:r>
+      <w:r>
+        <w:rPr>
+          <w:rFonts w:ascii="Times New Roman" w:eastAsia="Times New Roman" w:hAnsi="Times New Roman" w:cs="Times New Roman"/>
+          <w:sz w:val="24"/>
+          <w:szCs w:val="24"/>
+          <w:lang w:val="en-US" w:eastAsia="ru-RU"/>
+        </w:rPr>
+        <w:t>.</w:t>
+      </w:r>
+    </w:p>
+    <w:p>
+      <w:pPr>
+        <w:spacing w:after="0" w:line="240" w:lineRule="auto"/>
+        <w:ind w:left="360"/>
+        <w:rPr>
+          <w:rFonts w:ascii="Times New Roman" w:eastAsia="Times New Roman" w:hAnsi="Times New Roman" w:cs="Times New Roman"/>
+          <w:sz w:val="24"/>
+          <w:szCs w:val="24"/>
+          <w:lang w:val="en-US" w:eastAsia="ru-RU"/>
+        </w:rPr>
+      </w:pPr>
+    </w:p>
+    <w:p>
+      <w:pPr>
+        <w:spacing w:after="0" w:line="240" w:lineRule="auto"/>
+        <w:ind w:left="360"/>
+        <w:rPr>
+          <w:rFonts w:ascii="Times New Roman" w:eastAsia="Times New Roman" w:hAnsi="Times New Roman" w:cs="Times New Roman"/>
+          <w:sz w:val="24"/>
+          <w:szCs w:val="24"/>
+          <w:lang w:val="en-US" w:eastAsia="ru-RU"/>
+        </w:rPr>
+      </w:pPr>
+      <w:r>
+        <w:rPr>
+          <w:rFonts w:ascii="Times New Roman" w:eastAsia="Times New Roman" w:hAnsi="Times New Roman" w:cs="Times New Roman"/>
+          <w:sz w:val="24"/>
+          <w:szCs w:val="24"/>
+          <w:lang w:val="en-US" w:eastAsia="ru-RU"/>
+        </w:rPr>
+        <w:t xml:space="preserve">MusicTrack </w:t>
+      </w:r>
+      <w:r>
+        <w:rPr>
+          <w:rFonts w:ascii="Times New Roman" w:eastAsia="Times New Roman" w:hAnsi="Times New Roman" w:cs="Times New Roman"/>
+          <w:sz w:val="24"/>
+          <w:szCs w:val="24"/>
+          <w:lang w:eastAsia="ru-RU"/>
+        </w:rPr>
+        <w:t>доступен</w:t>
+      </w:r>
+      <w:r>
+        <w:rPr>
+          <w:rFonts w:ascii="Times New Roman" w:eastAsia="Times New Roman" w:hAnsi="Times New Roman" w:cs="Times New Roman"/>
+          <w:sz w:val="24"/>
+          <w:szCs w:val="24"/>
+          <w:lang w:val="en-US" w:eastAsia="ru-RU"/>
+        </w:rPr>
+        <w:t xml:space="preserve"> </w:t>
+      </w:r>
+      <w:r>
+        <w:rPr>
+          <w:rFonts w:ascii="Times New Roman" w:eastAsia="Times New Roman" w:hAnsi="Times New Roman" w:cs="Times New Roman"/>
+          <w:sz w:val="24"/>
+          <w:szCs w:val="24"/>
+          <w:lang w:eastAsia="ru-RU"/>
+        </w:rPr>
+        <w:t>для</w:t>
+      </w:r>
+      <w:r>
+        <w:rPr>
+          <w:rFonts w:ascii="Times New Roman" w:eastAsia="Times New Roman" w:hAnsi="Times New Roman" w:cs="Times New Roman"/>
+          <w:sz w:val="24"/>
+          <w:szCs w:val="24"/>
+          <w:lang w:val="en-US" w:eastAsia="ru-RU"/>
+        </w:rPr>
+        <w:t xml:space="preserve"> </w:t>
+      </w:r>
+      <w:r>
+        <w:rPr>
+          <w:rFonts w:ascii="Times New Roman" w:eastAsia="Times New Roman" w:hAnsi="Times New Roman" w:cs="Times New Roman"/>
+          <w:sz w:val="24"/>
+          <w:szCs w:val="24"/>
+          <w:lang w:eastAsia="ru-RU"/>
+        </w:rPr>
+        <w:t>выбора</w:t>
+      </w:r>
+      <w:r>
+        <w:rPr>
+          <w:rFonts w:ascii="Times New Roman" w:eastAsia="Times New Roman" w:hAnsi="Times New Roman" w:cs="Times New Roman"/>
+          <w:sz w:val="24"/>
+          <w:szCs w:val="24"/>
+          <w:lang w:val="en-US" w:eastAsia="ru-RU"/>
+        </w:rPr>
+        <w:t>.</w:t>
+      </w:r>
+    </w:p>
+    <w:p>
+      <w:pPr>
+        <w:spacing w:after="0" w:line="240" w:lineRule="auto"/>
+        <w:ind w:left="360"/>
+        <w:rPr>
+          <w:rFonts w:ascii="Times New Roman" w:eastAsia="Times New Roman" w:hAnsi="Times New Roman" w:cs="Times New Roman"/>
+          <w:sz w:val="24"/>
+          <w:szCs w:val="24"/>
+          <w:lang w:val="en-US" w:eastAsia="ru-RU"/>
+        </w:rPr>
+      </w:pPr>
+    </w:p>
+    <w:p>
+      <w:pPr>
+        <w:spacing w:after="0" w:line="240" w:lineRule="auto"/>
+        <w:ind w:left="360"/>
+        <w:rPr>
+          <w:rFonts w:ascii="Times New Roman" w:eastAsia="Times New Roman" w:hAnsi="Times New Roman" w:cs="Times New Roman"/>
+          <w:sz w:val="24"/>
+          <w:szCs w:val="24"/>
+          <w:lang w:val="en-US" w:eastAsia="ru-RU"/>
+        </w:rPr>
+      </w:pPr>
+      <w:r>
+        <w:rPr>
+          <w:rFonts w:ascii="Times New Roman" w:eastAsia="Times New Roman" w:hAnsi="Times New Roman" w:cs="Times New Roman"/>
+          <w:sz w:val="24"/>
+          <w:szCs w:val="24"/>
+          <w:lang w:val="en-US" w:eastAsia="ru-RU"/>
+        </w:rPr>
+        <w:t xml:space="preserve">MusicTrack </w:t>
+      </w:r>
+      <w:r>
+        <w:rPr>
+          <w:rFonts w:ascii="Times New Roman" w:eastAsia="Times New Roman" w:hAnsi="Times New Roman" w:cs="Times New Roman"/>
+          <w:sz w:val="24"/>
+          <w:szCs w:val="24"/>
+          <w:lang w:eastAsia="ru-RU"/>
+        </w:rPr>
+        <w:t>имеет</w:t>
+      </w:r>
+      <w:r>
+        <w:rPr>
+          <w:rFonts w:ascii="Times New Roman" w:eastAsia="Times New Roman" w:hAnsi="Times New Roman" w:cs="Times New Roman"/>
+          <w:sz w:val="24"/>
+          <w:szCs w:val="24"/>
+          <w:lang w:val="en-US" w:eastAsia="ru-RU"/>
+        </w:rPr>
+        <w:t xml:space="preserve"> status:</w:t>
+      </w:r>
+    </w:p>
+    <w:p>
+      <w:pPr>
+        <w:spacing w:after="0" w:line="240" w:lineRule="auto"/>
+        <w:ind w:left="360"/>
+        <w:rPr>
+          <w:rFonts w:ascii="Times New Roman" w:eastAsia="Times New Roman" w:hAnsi="Times New Roman" w:cs="Times New Roman"/>
+          <w:sz w:val="24"/>
+          <w:szCs w:val="24"/>
+          <w:lang w:val="en-US" w:eastAsia="ru-RU"/>
+        </w:rPr>
+      </w:pPr>
+    </w:p>
+    <w:p>
+      <w:pPr>
+        <w:spacing w:after="0" w:line="240" w:lineRule="auto"/>
+        <w:ind w:left="360"/>
+        <w:rPr>
+          <w:rFonts w:ascii="Times New Roman" w:eastAsia="Times New Roman" w:hAnsi="Times New Roman" w:cs="Times New Roman"/>
+          <w:sz w:val="24"/>
+          <w:szCs w:val="24"/>
+          <w:lang w:val="en-US" w:eastAsia="ru-RU"/>
+        </w:rPr>
+      </w:pPr>
+      <w:r>
+        <w:rPr>
+          <w:rFonts w:ascii="Times New Roman" w:eastAsia="Times New Roman" w:hAnsi="Times New Roman" w:cs="Times New Roman"/>
+          <w:sz w:val="24"/>
+          <w:szCs w:val="24"/>
+          <w:lang w:val="en-US" w:eastAsia="ru-RU"/>
+        </w:rPr>
+        <w:t>ACTIVE</w:t>
+      </w:r>
+    </w:p>
+    <w:p>
+      <w:pPr>
+        <w:spacing w:after="0" w:line="240" w:lineRule="auto"/>
+        <w:ind w:left="360"/>
+        <w:rPr>
+          <w:rFonts w:ascii="Times New Roman" w:eastAsia="Times New Roman" w:hAnsi="Times New Roman" w:cs="Times New Roman"/>
+          <w:sz w:val="24"/>
+          <w:szCs w:val="24"/>
+          <w:lang w:val="en-US" w:eastAsia="ru-RU"/>
+        </w:rPr>
+      </w:pPr>
+    </w:p>
+    <w:p>
+      <w:pPr>
+        <w:spacing w:after="0" w:line="240" w:lineRule="auto"/>
+        <w:ind w:left="360"/>
+        <w:rPr>
+          <w:rFonts w:ascii="Times New Roman" w:eastAsia="Times New Roman" w:hAnsi="Times New Roman" w:cs="Times New Roman"/>
+          <w:sz w:val="24"/>
+          <w:szCs w:val="24"/>
+          <w:lang w:val="en-US" w:eastAsia="ru-RU"/>
+        </w:rPr>
+      </w:pPr>
+      <w:r>
+        <w:rPr>
+          <w:rFonts w:ascii="Times New Roman" w:eastAsia="Times New Roman" w:hAnsi="Times New Roman" w:cs="Times New Roman"/>
+          <w:sz w:val="24"/>
+          <w:szCs w:val="24"/>
+          <w:lang w:val="en-US" w:eastAsia="ru-RU"/>
+        </w:rPr>
+        <w:t xml:space="preserve">MusicTrack </w:t>
+      </w:r>
+      <w:r>
+        <w:rPr>
+          <w:rFonts w:ascii="Times New Roman" w:eastAsia="Times New Roman" w:hAnsi="Times New Roman" w:cs="Times New Roman"/>
+          <w:sz w:val="24"/>
+          <w:szCs w:val="24"/>
+          <w:lang w:eastAsia="ru-RU"/>
+        </w:rPr>
+        <w:t>разрешён</w:t>
+      </w:r>
+      <w:r>
+        <w:rPr>
+          <w:rFonts w:ascii="Times New Roman" w:eastAsia="Times New Roman" w:hAnsi="Times New Roman" w:cs="Times New Roman"/>
+          <w:sz w:val="24"/>
+          <w:szCs w:val="24"/>
+          <w:lang w:val="en-US" w:eastAsia="ru-RU"/>
+        </w:rPr>
+        <w:t xml:space="preserve"> </w:t>
+      </w:r>
+      <w:r>
+        <w:rPr>
+          <w:rFonts w:ascii="Times New Roman" w:eastAsia="Times New Roman" w:hAnsi="Times New Roman" w:cs="Times New Roman"/>
+          <w:sz w:val="24"/>
+          <w:szCs w:val="24"/>
+          <w:lang w:eastAsia="ru-RU"/>
+        </w:rPr>
+        <w:t>для</w:t>
+      </w:r>
+      <w:r>
+        <w:rPr>
+          <w:rFonts w:ascii="Times New Roman" w:eastAsia="Times New Roman" w:hAnsi="Times New Roman" w:cs="Times New Roman"/>
+          <w:sz w:val="24"/>
+          <w:szCs w:val="24"/>
+          <w:lang w:val="en-US" w:eastAsia="ru-RU"/>
+        </w:rPr>
+        <w:t xml:space="preserve"> in-app Story Playback.</w:t>
+      </w:r>
+    </w:p>
+    <w:p>
+      <w:pPr>
+        <w:spacing w:after="0" w:line="240" w:lineRule="auto"/>
+        <w:ind w:left="360"/>
+        <w:rPr>
+          <w:rFonts w:ascii="Times New Roman" w:eastAsia="Times New Roman" w:hAnsi="Times New Roman" w:cs="Times New Roman"/>
+          <w:sz w:val="24"/>
+          <w:szCs w:val="24"/>
+          <w:lang w:val="en-US" w:eastAsia="ru-RU"/>
+        </w:rPr>
+      </w:pPr>
+    </w:p>
+    <w:p>
+      <w:pPr>
+        <w:spacing w:after="0" w:line="240" w:lineRule="auto"/>
+        <w:ind w:left="360"/>
+        <w:rPr>
+          <w:rFonts w:ascii="Times New Roman" w:eastAsia="Times New Roman" w:hAnsi="Times New Roman" w:cs="Times New Roman"/>
+          <w:sz w:val="24"/>
+          <w:szCs w:val="24"/>
+          <w:lang w:val="en-US" w:eastAsia="ru-RU"/>
+        </w:rPr>
+      </w:pPr>
+      <w:r>
+        <w:rPr>
+          <w:rFonts w:ascii="Times New Roman" w:eastAsia="Times New Roman" w:hAnsi="Times New Roman" w:cs="Times New Roman"/>
+          <w:sz w:val="24"/>
+          <w:szCs w:val="24"/>
+          <w:lang w:val="en-US" w:eastAsia="ru-RU"/>
+        </w:rPr>
+        <w:t>Main Flow:</w:t>
+      </w:r>
+    </w:p>
+    <w:p>
+      <w:pPr>
+        <w:spacing w:after="0" w:line="240" w:lineRule="auto"/>
+        <w:ind w:left="360"/>
+        <w:rPr>
+          <w:rFonts w:ascii="Times New Roman" w:eastAsia="Times New Roman" w:hAnsi="Times New Roman" w:cs="Times New Roman"/>
+          <w:sz w:val="24"/>
+          <w:szCs w:val="24"/>
+          <w:lang w:val="en-US" w:eastAsia="ru-RU"/>
+        </w:rPr>
+      </w:pPr>
+    </w:p>
+    <w:p>
+      <w:pPr>
+        <w:spacing w:after="0" w:line="240" w:lineRule="auto"/>
+        <w:ind w:left="360"/>
+        <w:rPr>
+          <w:rFonts w:ascii="Times New Roman" w:eastAsia="Times New Roman" w:hAnsi="Times New Roman" w:cs="Times New Roman"/>
+          <w:sz w:val="24"/>
+          <w:szCs w:val="24"/>
+          <w:lang w:val="en-US" w:eastAsia="ru-RU"/>
+        </w:rPr>
+      </w:pPr>
+      <w:r>
+        <w:rPr>
+          <w:rFonts w:ascii="Times New Roman" w:eastAsia="Times New Roman" w:hAnsi="Times New Roman" w:cs="Times New Roman"/>
+          <w:sz w:val="24"/>
+          <w:szCs w:val="24"/>
+          <w:lang w:val="en-US" w:eastAsia="ru-RU"/>
+        </w:rPr>
+        <w:t xml:space="preserve">1. User </w:t>
+      </w:r>
+      <w:r>
+        <w:rPr>
+          <w:rFonts w:ascii="Times New Roman" w:eastAsia="Times New Roman" w:hAnsi="Times New Roman" w:cs="Times New Roman"/>
+          <w:sz w:val="24"/>
+          <w:szCs w:val="24"/>
+          <w:lang w:eastAsia="ru-RU"/>
+        </w:rPr>
+        <w:t>открывает</w:t>
+      </w:r>
+      <w:r>
+        <w:rPr>
+          <w:rFonts w:ascii="Times New Roman" w:eastAsia="Times New Roman" w:hAnsi="Times New Roman" w:cs="Times New Roman"/>
+          <w:sz w:val="24"/>
+          <w:szCs w:val="24"/>
+          <w:lang w:val="en-US" w:eastAsia="ru-RU"/>
+        </w:rPr>
+        <w:t xml:space="preserve"> </w:t>
+      </w:r>
+      <w:r>
+        <w:rPr>
+          <w:rFonts w:ascii="Times New Roman" w:eastAsia="Times New Roman" w:hAnsi="Times New Roman" w:cs="Times New Roman"/>
+          <w:sz w:val="24"/>
+          <w:szCs w:val="24"/>
+          <w:lang w:eastAsia="ru-RU"/>
+        </w:rPr>
+        <w:t>выбор</w:t>
+      </w:r>
+      <w:r>
+        <w:rPr>
+          <w:rFonts w:ascii="Times New Roman" w:eastAsia="Times New Roman" w:hAnsi="Times New Roman" w:cs="Times New Roman"/>
+          <w:sz w:val="24"/>
+          <w:szCs w:val="24"/>
+          <w:lang w:val="en-US" w:eastAsia="ru-RU"/>
+        </w:rPr>
+        <w:t xml:space="preserve"> soundtrack </w:t>
+      </w:r>
+      <w:r>
+        <w:rPr>
+          <w:rFonts w:ascii="Times New Roman" w:eastAsia="Times New Roman" w:hAnsi="Times New Roman" w:cs="Times New Roman"/>
+          <w:sz w:val="24"/>
+          <w:szCs w:val="24"/>
+          <w:lang w:eastAsia="ru-RU"/>
+        </w:rPr>
+        <w:t>для</w:t>
+      </w:r>
+      <w:r>
+        <w:rPr>
+          <w:rFonts w:ascii="Times New Roman" w:eastAsia="Times New Roman" w:hAnsi="Times New Roman" w:cs="Times New Roman"/>
+          <w:sz w:val="24"/>
+          <w:szCs w:val="24"/>
+          <w:lang w:val="en-US" w:eastAsia="ru-RU"/>
+        </w:rPr>
+        <w:t xml:space="preserve"> Story.</w:t>
+      </w:r>
+    </w:p>
+    <w:p>
+      <w:pPr>
+        <w:spacing w:after="0" w:line="240" w:lineRule="auto"/>
+        <w:ind w:left="360"/>
+        <w:rPr>
+          <w:rFonts w:ascii="Times New Roman" w:eastAsia="Times New Roman" w:hAnsi="Times New Roman" w:cs="Times New Roman"/>
+          <w:sz w:val="24"/>
+          <w:szCs w:val="24"/>
+          <w:lang w:val="en-US" w:eastAsia="ru-RU"/>
+        </w:rPr>
+      </w:pPr>
+    </w:p>
+    <w:p>
+      <w:pPr>
+        <w:spacing w:after="0" w:line="240" w:lineRule="auto"/>
+        <w:ind w:left="360"/>
+        <w:rPr>
+          <w:rFonts w:ascii="Times New Roman" w:eastAsia="Times New Roman" w:hAnsi="Times New Roman" w:cs="Times New Roman"/>
+          <w:sz w:val="24"/>
+          <w:szCs w:val="24"/>
+          <w:lang w:val="en-US" w:eastAsia="ru-RU"/>
+        </w:rPr>
+      </w:pPr>
+      <w:r>
+        <w:rPr>
+          <w:rFonts w:ascii="Times New Roman" w:eastAsia="Times New Roman" w:hAnsi="Times New Roman" w:cs="Times New Roman"/>
+          <w:sz w:val="24"/>
+          <w:szCs w:val="24"/>
+          <w:lang w:val="en-US" w:eastAsia="ru-RU"/>
+        </w:rPr>
+        <w:t xml:space="preserve">2. System </w:t>
+      </w:r>
+      <w:r>
+        <w:rPr>
+          <w:rFonts w:ascii="Times New Roman" w:eastAsia="Times New Roman" w:hAnsi="Times New Roman" w:cs="Times New Roman"/>
+          <w:sz w:val="24"/>
+          <w:szCs w:val="24"/>
+          <w:lang w:eastAsia="ru-RU"/>
+        </w:rPr>
+        <w:t>получает</w:t>
+      </w:r>
+      <w:r>
+        <w:rPr>
+          <w:rFonts w:ascii="Times New Roman" w:eastAsia="Times New Roman" w:hAnsi="Times New Roman" w:cs="Times New Roman"/>
+          <w:sz w:val="24"/>
+          <w:szCs w:val="24"/>
+          <w:lang w:val="en-US" w:eastAsia="ru-RU"/>
+        </w:rPr>
+        <w:t xml:space="preserve"> curated Music Catalog.</w:t>
+      </w:r>
+    </w:p>
+    <w:p>
+      <w:pPr>
+        <w:spacing w:after="0" w:line="240" w:lineRule="auto"/>
+        <w:ind w:left="360"/>
+        <w:rPr>
+          <w:rFonts w:ascii="Times New Roman" w:eastAsia="Times New Roman" w:hAnsi="Times New Roman" w:cs="Times New Roman"/>
+          <w:sz w:val="24"/>
+          <w:szCs w:val="24"/>
+          <w:lang w:val="en-US" w:eastAsia="ru-RU"/>
+        </w:rPr>
+      </w:pPr>
+    </w:p>
+    <w:p>
+      <w:pPr>
+        <w:spacing w:after="0" w:line="240" w:lineRule="auto"/>
+        <w:ind w:left="360"/>
+        <w:rPr>
+          <w:rFonts w:ascii="Times New Roman" w:eastAsia="Times New Roman" w:hAnsi="Times New Roman" w:cs="Times New Roman"/>
+          <w:sz w:val="24"/>
+          <w:szCs w:val="24"/>
+          <w:lang w:val="en-US" w:eastAsia="ru-RU"/>
+        </w:rPr>
+      </w:pPr>
+      <w:r>
+        <w:rPr>
+          <w:rFonts w:ascii="Times New Roman" w:eastAsia="Times New Roman" w:hAnsi="Times New Roman" w:cs="Times New Roman"/>
+          <w:sz w:val="24"/>
+          <w:szCs w:val="24"/>
+          <w:lang w:val="en-US" w:eastAsia="ru-RU"/>
+        </w:rPr>
+        <w:t xml:space="preserve">3. User </w:t>
+      </w:r>
+      <w:r>
+        <w:rPr>
+          <w:rFonts w:ascii="Times New Roman" w:eastAsia="Times New Roman" w:hAnsi="Times New Roman" w:cs="Times New Roman"/>
+          <w:sz w:val="24"/>
+          <w:szCs w:val="24"/>
+          <w:lang w:eastAsia="ru-RU"/>
+        </w:rPr>
+        <w:t>выбирает</w:t>
+      </w:r>
+      <w:r>
+        <w:rPr>
+          <w:rFonts w:ascii="Times New Roman" w:eastAsia="Times New Roman" w:hAnsi="Times New Roman" w:cs="Times New Roman"/>
+          <w:sz w:val="24"/>
+          <w:szCs w:val="24"/>
+          <w:lang w:val="en-US" w:eastAsia="ru-RU"/>
+        </w:rPr>
+        <w:t xml:space="preserve"> MusicTrack.</w:t>
+      </w:r>
+    </w:p>
+    <w:p>
+      <w:pPr>
+        <w:spacing w:after="0" w:line="240" w:lineRule="auto"/>
+        <w:ind w:left="360"/>
+        <w:rPr>
+          <w:rFonts w:ascii="Times New Roman" w:eastAsia="Times New Roman" w:hAnsi="Times New Roman" w:cs="Times New Roman"/>
+          <w:sz w:val="24"/>
+          <w:szCs w:val="24"/>
+          <w:lang w:val="en-US" w:eastAsia="ru-RU"/>
+        </w:rPr>
+      </w:pPr>
+    </w:p>
+    <w:p>
+      <w:pPr>
+        <w:spacing w:after="0" w:line="240" w:lineRule="auto"/>
+        <w:ind w:left="360"/>
+        <w:rPr>
+          <w:rFonts w:ascii="Times New Roman" w:eastAsia="Times New Roman" w:hAnsi="Times New Roman" w:cs="Times New Roman"/>
+          <w:sz w:val="24"/>
+          <w:szCs w:val="24"/>
+          <w:lang w:val="en-US" w:eastAsia="ru-RU"/>
+        </w:rPr>
+      </w:pPr>
+      <w:r>
+        <w:rPr>
+          <w:rFonts w:ascii="Times New Roman" w:eastAsia="Times New Roman" w:hAnsi="Times New Roman" w:cs="Times New Roman"/>
+          <w:sz w:val="24"/>
+          <w:szCs w:val="24"/>
+          <w:lang w:val="en-US" w:eastAsia="ru-RU"/>
+        </w:rPr>
+        <w:t xml:space="preserve">4. Backend </w:t>
+      </w:r>
+      <w:r>
+        <w:rPr>
+          <w:rFonts w:ascii="Times New Roman" w:eastAsia="Times New Roman" w:hAnsi="Times New Roman" w:cs="Times New Roman"/>
+          <w:sz w:val="24"/>
+          <w:szCs w:val="24"/>
+          <w:lang w:eastAsia="ru-RU"/>
+        </w:rPr>
+        <w:t>определяет</w:t>
+      </w:r>
+      <w:r>
+        <w:rPr>
+          <w:rFonts w:ascii="Times New Roman" w:eastAsia="Times New Roman" w:hAnsi="Times New Roman" w:cs="Times New Roman"/>
+          <w:sz w:val="24"/>
+          <w:szCs w:val="24"/>
+          <w:lang w:val="en-US" w:eastAsia="ru-RU"/>
+        </w:rPr>
+        <w:t xml:space="preserve"> authenticated current user.</w:t>
+      </w:r>
+    </w:p>
+    <w:p>
+      <w:pPr>
+        <w:spacing w:after="0" w:line="240" w:lineRule="auto"/>
+        <w:ind w:left="360"/>
+        <w:rPr>
+          <w:rFonts w:ascii="Times New Roman" w:eastAsia="Times New Roman" w:hAnsi="Times New Roman" w:cs="Times New Roman"/>
+          <w:sz w:val="24"/>
+          <w:szCs w:val="24"/>
+          <w:lang w:val="en-US" w:eastAsia="ru-RU"/>
+        </w:rPr>
+      </w:pPr>
+    </w:p>
+    <w:p>
+      <w:pPr>
+        <w:spacing w:after="0" w:line="240" w:lineRule="auto"/>
+        <w:ind w:left="360"/>
+        <w:rPr>
+          <w:rFonts w:ascii="Times New Roman" w:eastAsia="Times New Roman" w:hAnsi="Times New Roman" w:cs="Times New Roman"/>
+          <w:sz w:val="24"/>
+          <w:szCs w:val="24"/>
+          <w:lang w:val="en-US" w:eastAsia="ru-RU"/>
+        </w:rPr>
+      </w:pPr>
+      <w:r>
+        <w:rPr>
+          <w:rFonts w:ascii="Times New Roman" w:eastAsia="Times New Roman" w:hAnsi="Times New Roman" w:cs="Times New Roman"/>
+          <w:sz w:val="24"/>
+          <w:szCs w:val="24"/>
+          <w:lang w:val="en-US" w:eastAsia="ru-RU"/>
+        </w:rPr>
+        <w:t xml:space="preserve">5. Backend </w:t>
+      </w:r>
+      <w:r>
+        <w:rPr>
+          <w:rFonts w:ascii="Times New Roman" w:eastAsia="Times New Roman" w:hAnsi="Times New Roman" w:cs="Times New Roman"/>
+          <w:sz w:val="24"/>
+          <w:szCs w:val="24"/>
+          <w:lang w:eastAsia="ru-RU"/>
+        </w:rPr>
+        <w:t>загружает</w:t>
+      </w:r>
+      <w:r>
+        <w:rPr>
+          <w:rFonts w:ascii="Times New Roman" w:eastAsia="Times New Roman" w:hAnsi="Times New Roman" w:cs="Times New Roman"/>
+          <w:sz w:val="24"/>
+          <w:szCs w:val="24"/>
+          <w:lang w:val="en-US" w:eastAsia="ru-RU"/>
+        </w:rPr>
+        <w:t xml:space="preserve"> Story.</w:t>
+      </w:r>
+    </w:p>
+    <w:p>
+      <w:pPr>
+        <w:spacing w:after="0" w:line="240" w:lineRule="auto"/>
+        <w:ind w:left="360"/>
+        <w:rPr>
+          <w:rFonts w:ascii="Times New Roman" w:eastAsia="Times New Roman" w:hAnsi="Times New Roman" w:cs="Times New Roman"/>
+          <w:sz w:val="24"/>
+          <w:szCs w:val="24"/>
+          <w:lang w:val="en-US" w:eastAsia="ru-RU"/>
+        </w:rPr>
+      </w:pPr>
+    </w:p>
+    <w:p>
+      <w:pPr>
+        <w:spacing w:after="0" w:line="240" w:lineRule="auto"/>
+        <w:ind w:left="360"/>
+        <w:rPr>
+          <w:rFonts w:ascii="Times New Roman" w:eastAsia="Times New Roman" w:hAnsi="Times New Roman" w:cs="Times New Roman"/>
+          <w:sz w:val="24"/>
+          <w:szCs w:val="24"/>
+          <w:lang w:val="en-US" w:eastAsia="ru-RU"/>
+        </w:rPr>
+      </w:pPr>
+      <w:r>
+        <w:rPr>
+          <w:rFonts w:ascii="Times New Roman" w:eastAsia="Times New Roman" w:hAnsi="Times New Roman" w:cs="Times New Roman"/>
+          <w:sz w:val="24"/>
+          <w:szCs w:val="24"/>
+          <w:lang w:val="en-US" w:eastAsia="ru-RU"/>
+        </w:rPr>
+        <w:t xml:space="preserve">6. Backend </w:t>
+      </w:r>
+      <w:r>
+        <w:rPr>
+          <w:rFonts w:ascii="Times New Roman" w:eastAsia="Times New Roman" w:hAnsi="Times New Roman" w:cs="Times New Roman"/>
+          <w:sz w:val="24"/>
+          <w:szCs w:val="24"/>
+          <w:lang w:eastAsia="ru-RU"/>
+        </w:rPr>
+        <w:t>проверяет</w:t>
+      </w:r>
+      <w:r>
+        <w:rPr>
+          <w:rFonts w:ascii="Times New Roman" w:eastAsia="Times New Roman" w:hAnsi="Times New Roman" w:cs="Times New Roman"/>
+          <w:sz w:val="24"/>
+          <w:szCs w:val="24"/>
+          <w:lang w:val="en-US" w:eastAsia="ru-RU"/>
+        </w:rPr>
+        <w:t xml:space="preserve"> Story membership.</w:t>
+      </w:r>
+    </w:p>
+    <w:p>
+      <w:pPr>
+        <w:spacing w:after="0" w:line="240" w:lineRule="auto"/>
+        <w:ind w:left="360"/>
+        <w:rPr>
+          <w:rFonts w:ascii="Times New Roman" w:eastAsia="Times New Roman" w:hAnsi="Times New Roman" w:cs="Times New Roman"/>
+          <w:sz w:val="24"/>
+          <w:szCs w:val="24"/>
+          <w:lang w:val="en-US" w:eastAsia="ru-RU"/>
+        </w:rPr>
+      </w:pPr>
+    </w:p>
+    <w:p>
+      <w:pPr>
+        <w:spacing w:after="0" w:line="240" w:lineRule="auto"/>
+        <w:ind w:left="360"/>
+        <w:rPr>
+          <w:rFonts w:ascii="Times New Roman" w:eastAsia="Times New Roman" w:hAnsi="Times New Roman" w:cs="Times New Roman"/>
+          <w:sz w:val="24"/>
+          <w:szCs w:val="24"/>
+          <w:lang w:val="en-US" w:eastAsia="ru-RU"/>
+        </w:rPr>
+      </w:pPr>
+      <w:r>
+        <w:rPr>
+          <w:rFonts w:ascii="Times New Roman" w:eastAsia="Times New Roman" w:hAnsi="Times New Roman" w:cs="Times New Roman"/>
+          <w:sz w:val="24"/>
+          <w:szCs w:val="24"/>
+          <w:lang w:val="en-US" w:eastAsia="ru-RU"/>
+        </w:rPr>
+        <w:t xml:space="preserve">7. Backend </w:t>
+      </w:r>
+      <w:r>
+        <w:rPr>
+          <w:rFonts w:ascii="Times New Roman" w:eastAsia="Times New Roman" w:hAnsi="Times New Roman" w:cs="Times New Roman"/>
+          <w:sz w:val="24"/>
+          <w:szCs w:val="24"/>
+          <w:lang w:eastAsia="ru-RU"/>
+        </w:rPr>
+        <w:t>проверяет</w:t>
+      </w:r>
+      <w:r>
+        <w:rPr>
+          <w:rFonts w:ascii="Times New Roman" w:eastAsia="Times New Roman" w:hAnsi="Times New Roman" w:cs="Times New Roman"/>
+          <w:sz w:val="24"/>
+          <w:szCs w:val="24"/>
+          <w:lang w:val="en-US" w:eastAsia="ru-RU"/>
+        </w:rPr>
+        <w:t xml:space="preserve"> capability </w:t>
+      </w:r>
+      <w:r>
+        <w:rPr>
+          <w:rFonts w:ascii="Times New Roman" w:eastAsia="Times New Roman" w:hAnsi="Times New Roman" w:cs="Times New Roman"/>
+          <w:sz w:val="24"/>
+          <w:szCs w:val="24"/>
+          <w:lang w:eastAsia="ru-RU"/>
+        </w:rPr>
+        <w:t>изменения</w:t>
+      </w:r>
+      <w:r>
+        <w:rPr>
+          <w:rFonts w:ascii="Times New Roman" w:eastAsia="Times New Roman" w:hAnsi="Times New Roman" w:cs="Times New Roman"/>
+          <w:sz w:val="24"/>
+          <w:szCs w:val="24"/>
+          <w:lang w:val="en-US" w:eastAsia="ru-RU"/>
+        </w:rPr>
+        <w:t xml:space="preserve"> Story soundtrack.</w:t>
+      </w:r>
+    </w:p>
+    <w:p>
+      <w:pPr>
+        <w:spacing w:after="0" w:line="240" w:lineRule="auto"/>
+        <w:ind w:left="360"/>
+        <w:rPr>
+          <w:rFonts w:ascii="Times New Roman" w:eastAsia="Times New Roman" w:hAnsi="Times New Roman" w:cs="Times New Roman"/>
+          <w:sz w:val="24"/>
+          <w:szCs w:val="24"/>
+          <w:lang w:val="en-US" w:eastAsia="ru-RU"/>
+        </w:rPr>
+      </w:pPr>
+    </w:p>
+    <w:p>
+      <w:pPr>
+        <w:spacing w:after="0" w:line="240" w:lineRule="auto"/>
+        <w:ind w:left="360"/>
+        <w:rPr>
+          <w:rFonts w:ascii="Times New Roman" w:eastAsia="Times New Roman" w:hAnsi="Times New Roman" w:cs="Times New Roman"/>
+          <w:sz w:val="24"/>
+          <w:szCs w:val="24"/>
+          <w:lang w:val="en-US" w:eastAsia="ru-RU"/>
+        </w:rPr>
+      </w:pPr>
+      <w:r>
+        <w:rPr>
+          <w:rFonts w:ascii="Times New Roman" w:eastAsia="Times New Roman" w:hAnsi="Times New Roman" w:cs="Times New Roman"/>
+          <w:sz w:val="24"/>
+          <w:szCs w:val="24"/>
+          <w:lang w:val="en-US" w:eastAsia="ru-RU"/>
+        </w:rPr>
+        <w:t xml:space="preserve">8. Backend </w:t>
+      </w:r>
+      <w:r>
+        <w:rPr>
+          <w:rFonts w:ascii="Times New Roman" w:eastAsia="Times New Roman" w:hAnsi="Times New Roman" w:cs="Times New Roman"/>
+          <w:sz w:val="24"/>
+          <w:szCs w:val="24"/>
+          <w:lang w:eastAsia="ru-RU"/>
+        </w:rPr>
+        <w:t>загружает</w:t>
+      </w:r>
+      <w:r>
+        <w:rPr>
+          <w:rFonts w:ascii="Times New Roman" w:eastAsia="Times New Roman" w:hAnsi="Times New Roman" w:cs="Times New Roman"/>
+          <w:sz w:val="24"/>
+          <w:szCs w:val="24"/>
+          <w:lang w:val="en-US" w:eastAsia="ru-RU"/>
+        </w:rPr>
+        <w:t xml:space="preserve"> </w:t>
+      </w:r>
+      <w:r>
+        <w:rPr>
+          <w:rFonts w:ascii="Times New Roman" w:eastAsia="Times New Roman" w:hAnsi="Times New Roman" w:cs="Times New Roman"/>
+          <w:sz w:val="24"/>
+          <w:szCs w:val="24"/>
+          <w:lang w:eastAsia="ru-RU"/>
+        </w:rPr>
+        <w:t>выбранный</w:t>
+      </w:r>
+      <w:r>
+        <w:rPr>
+          <w:rFonts w:ascii="Times New Roman" w:eastAsia="Times New Roman" w:hAnsi="Times New Roman" w:cs="Times New Roman"/>
+          <w:sz w:val="24"/>
+          <w:szCs w:val="24"/>
+          <w:lang w:val="en-US" w:eastAsia="ru-RU"/>
+        </w:rPr>
+        <w:t xml:space="preserve"> MusicTrack.</w:t>
+      </w:r>
+    </w:p>
+    <w:p>
+      <w:pPr>
+        <w:spacing w:after="0" w:line="240" w:lineRule="auto"/>
+        <w:ind w:left="360"/>
+        <w:rPr>
+          <w:rFonts w:ascii="Times New Roman" w:eastAsia="Times New Roman" w:hAnsi="Times New Roman" w:cs="Times New Roman"/>
+          <w:sz w:val="24"/>
+          <w:szCs w:val="24"/>
+          <w:lang w:val="en-US" w:eastAsia="ru-RU"/>
+        </w:rPr>
+      </w:pPr>
+    </w:p>
+    <w:p>
+      <w:pPr>
+        <w:spacing w:after="0" w:line="240" w:lineRule="auto"/>
+        <w:ind w:left="360"/>
+        <w:rPr>
+          <w:rFonts w:ascii="Times New Roman" w:eastAsia="Times New Roman" w:hAnsi="Times New Roman" w:cs="Times New Roman"/>
+          <w:sz w:val="24"/>
+          <w:szCs w:val="24"/>
+          <w:lang w:val="en-US" w:eastAsia="ru-RU"/>
+        </w:rPr>
+      </w:pPr>
+      <w:r>
+        <w:rPr>
+          <w:rFonts w:ascii="Times New Roman" w:eastAsia="Times New Roman" w:hAnsi="Times New Roman" w:cs="Times New Roman"/>
+          <w:sz w:val="24"/>
+          <w:szCs w:val="24"/>
+          <w:lang w:val="en-US" w:eastAsia="ru-RU"/>
+        </w:rPr>
+        <w:t xml:space="preserve">9. Backend </w:t>
+      </w:r>
+      <w:r>
+        <w:rPr>
+          <w:rFonts w:ascii="Times New Roman" w:eastAsia="Times New Roman" w:hAnsi="Times New Roman" w:cs="Times New Roman"/>
+          <w:sz w:val="24"/>
+          <w:szCs w:val="24"/>
+          <w:lang w:eastAsia="ru-RU"/>
+        </w:rPr>
+        <w:t>проверяет</w:t>
+      </w:r>
+      <w:r>
+        <w:rPr>
+          <w:rFonts w:ascii="Times New Roman" w:eastAsia="Times New Roman" w:hAnsi="Times New Roman" w:cs="Times New Roman"/>
+          <w:sz w:val="24"/>
+          <w:szCs w:val="24"/>
+          <w:lang w:val="en-US" w:eastAsia="ru-RU"/>
+        </w:rPr>
+        <w:t xml:space="preserve">, </w:t>
+      </w:r>
+      <w:r>
+        <w:rPr>
+          <w:rFonts w:ascii="Times New Roman" w:eastAsia="Times New Roman" w:hAnsi="Times New Roman" w:cs="Times New Roman"/>
+          <w:sz w:val="24"/>
+          <w:szCs w:val="24"/>
+          <w:lang w:eastAsia="ru-RU"/>
+        </w:rPr>
+        <w:t>что</w:t>
+      </w:r>
+      <w:r>
+        <w:rPr>
+          <w:rFonts w:ascii="Times New Roman" w:eastAsia="Times New Roman" w:hAnsi="Times New Roman" w:cs="Times New Roman"/>
+          <w:sz w:val="24"/>
+          <w:szCs w:val="24"/>
+          <w:lang w:val="en-US" w:eastAsia="ru-RU"/>
+        </w:rPr>
+        <w:t xml:space="preserve"> MusicTrack </w:t>
+      </w:r>
+      <w:r>
+        <w:rPr>
+          <w:rFonts w:ascii="Times New Roman" w:eastAsia="Times New Roman" w:hAnsi="Times New Roman" w:cs="Times New Roman"/>
+          <w:sz w:val="24"/>
+          <w:szCs w:val="24"/>
+          <w:lang w:eastAsia="ru-RU"/>
+        </w:rPr>
+        <w:t>существует</w:t>
+      </w:r>
+      <w:r>
+        <w:rPr>
+          <w:rFonts w:ascii="Times New Roman" w:eastAsia="Times New Roman" w:hAnsi="Times New Roman" w:cs="Times New Roman"/>
+          <w:sz w:val="24"/>
+          <w:szCs w:val="24"/>
+          <w:lang w:val="en-US" w:eastAsia="ru-RU"/>
+        </w:rPr>
+        <w:t>.</w:t>
+      </w:r>
+    </w:p>
+    <w:p>
+      <w:pPr>
+        <w:spacing w:after="0" w:line="240" w:lineRule="auto"/>
+        <w:ind w:left="360"/>
+        <w:rPr>
+          <w:rFonts w:ascii="Times New Roman" w:eastAsia="Times New Roman" w:hAnsi="Times New Roman" w:cs="Times New Roman"/>
+          <w:sz w:val="24"/>
+          <w:szCs w:val="24"/>
+          <w:lang w:val="en-US" w:eastAsia="ru-RU"/>
+        </w:rPr>
+      </w:pPr>
+    </w:p>
+    <w:p>
+      <w:pPr>
+        <w:spacing w:after="0" w:line="240" w:lineRule="auto"/>
+        <w:ind w:left="360"/>
+        <w:rPr>
+          <w:rFonts w:ascii="Times New Roman" w:eastAsia="Times New Roman" w:hAnsi="Times New Roman" w:cs="Times New Roman"/>
+          <w:sz w:val="24"/>
+          <w:szCs w:val="24"/>
+          <w:lang w:val="en-US" w:eastAsia="ru-RU"/>
+        </w:rPr>
+      </w:pPr>
+      <w:r>
+        <w:rPr>
+          <w:rFonts w:ascii="Times New Roman" w:eastAsia="Times New Roman" w:hAnsi="Times New Roman" w:cs="Times New Roman"/>
+          <w:sz w:val="24"/>
+          <w:szCs w:val="24"/>
+          <w:lang w:val="en-US" w:eastAsia="ru-RU"/>
+        </w:rPr>
+        <w:t xml:space="preserve">10. Backend </w:t>
+      </w:r>
+      <w:r>
+        <w:rPr>
+          <w:rFonts w:ascii="Times New Roman" w:eastAsia="Times New Roman" w:hAnsi="Times New Roman" w:cs="Times New Roman"/>
+          <w:sz w:val="24"/>
+          <w:szCs w:val="24"/>
+          <w:lang w:eastAsia="ru-RU"/>
+        </w:rPr>
+        <w:t>проверяет</w:t>
+      </w:r>
+      <w:r>
+        <w:rPr>
+          <w:rFonts w:ascii="Times New Roman" w:eastAsia="Times New Roman" w:hAnsi="Times New Roman" w:cs="Times New Roman"/>
+          <w:sz w:val="24"/>
+          <w:szCs w:val="24"/>
+          <w:lang w:val="en-US" w:eastAsia="ru-RU"/>
+        </w:rPr>
+        <w:t xml:space="preserve">, </w:t>
+      </w:r>
+      <w:r>
+        <w:rPr>
+          <w:rFonts w:ascii="Times New Roman" w:eastAsia="Times New Roman" w:hAnsi="Times New Roman" w:cs="Times New Roman"/>
+          <w:sz w:val="24"/>
+          <w:szCs w:val="24"/>
+          <w:lang w:eastAsia="ru-RU"/>
+        </w:rPr>
+        <w:t>что</w:t>
+      </w:r>
+      <w:r>
+        <w:rPr>
+          <w:rFonts w:ascii="Times New Roman" w:eastAsia="Times New Roman" w:hAnsi="Times New Roman" w:cs="Times New Roman"/>
+          <w:sz w:val="24"/>
+          <w:szCs w:val="24"/>
+          <w:lang w:val="en-US" w:eastAsia="ru-RU"/>
+        </w:rPr>
+        <w:t xml:space="preserve"> MusicTrack </w:t>
+      </w:r>
+      <w:r>
+        <w:rPr>
+          <w:rFonts w:ascii="Times New Roman" w:eastAsia="Times New Roman" w:hAnsi="Times New Roman" w:cs="Times New Roman"/>
+          <w:sz w:val="24"/>
+          <w:szCs w:val="24"/>
+          <w:lang w:eastAsia="ru-RU"/>
+        </w:rPr>
+        <w:t>имеет</w:t>
+      </w:r>
+      <w:r>
+        <w:rPr>
+          <w:rFonts w:ascii="Times New Roman" w:eastAsia="Times New Roman" w:hAnsi="Times New Roman" w:cs="Times New Roman"/>
+          <w:sz w:val="24"/>
+          <w:szCs w:val="24"/>
+          <w:lang w:val="en-US" w:eastAsia="ru-RU"/>
+        </w:rPr>
+        <w:t xml:space="preserve"> status ACTIVE.</w:t>
+      </w:r>
+    </w:p>
+    <w:p>
+      <w:pPr>
+        <w:spacing w:after="0" w:line="240" w:lineRule="auto"/>
+        <w:ind w:left="360"/>
+        <w:rPr>
+          <w:rFonts w:ascii="Times New Roman" w:eastAsia="Times New Roman" w:hAnsi="Times New Roman" w:cs="Times New Roman"/>
+          <w:sz w:val="24"/>
+          <w:szCs w:val="24"/>
+          <w:lang w:val="en-US" w:eastAsia="ru-RU"/>
+        </w:rPr>
+      </w:pPr>
+    </w:p>
+    <w:p>
+      <w:pPr>
+        <w:spacing w:after="0" w:line="240" w:lineRule="auto"/>
+        <w:ind w:left="360"/>
+        <w:rPr>
+          <w:rFonts w:ascii="Times New Roman" w:eastAsia="Times New Roman" w:hAnsi="Times New Roman" w:cs="Times New Roman"/>
+          <w:sz w:val="24"/>
+          <w:szCs w:val="24"/>
+          <w:lang w:val="en-US" w:eastAsia="ru-RU"/>
+        </w:rPr>
+      </w:pPr>
+      <w:r>
+        <w:rPr>
+          <w:rFonts w:ascii="Times New Roman" w:eastAsia="Times New Roman" w:hAnsi="Times New Roman" w:cs="Times New Roman"/>
+          <w:sz w:val="24"/>
+          <w:szCs w:val="24"/>
+          <w:lang w:val="en-US" w:eastAsia="ru-RU"/>
+        </w:rPr>
+        <w:t xml:space="preserve">11. Backend </w:t>
+      </w:r>
+      <w:r>
+        <w:rPr>
+          <w:rFonts w:ascii="Times New Roman" w:eastAsia="Times New Roman" w:hAnsi="Times New Roman" w:cs="Times New Roman"/>
+          <w:sz w:val="24"/>
+          <w:szCs w:val="24"/>
+          <w:lang w:eastAsia="ru-RU"/>
+        </w:rPr>
+        <w:t>проверяет</w:t>
+      </w:r>
+      <w:r>
+        <w:rPr>
+          <w:rFonts w:ascii="Times New Roman" w:eastAsia="Times New Roman" w:hAnsi="Times New Roman" w:cs="Times New Roman"/>
+          <w:sz w:val="24"/>
+          <w:szCs w:val="24"/>
+          <w:lang w:val="en-US" w:eastAsia="ru-RU"/>
+        </w:rPr>
+        <w:t xml:space="preserve">, </w:t>
+      </w:r>
+      <w:r>
+        <w:rPr>
+          <w:rFonts w:ascii="Times New Roman" w:eastAsia="Times New Roman" w:hAnsi="Times New Roman" w:cs="Times New Roman"/>
+          <w:sz w:val="24"/>
+          <w:szCs w:val="24"/>
+          <w:lang w:eastAsia="ru-RU"/>
+        </w:rPr>
+        <w:t>что</w:t>
+      </w:r>
+      <w:r>
+        <w:rPr>
+          <w:rFonts w:ascii="Times New Roman" w:eastAsia="Times New Roman" w:hAnsi="Times New Roman" w:cs="Times New Roman"/>
+          <w:sz w:val="24"/>
+          <w:szCs w:val="24"/>
+          <w:lang w:val="en-US" w:eastAsia="ru-RU"/>
+        </w:rPr>
+        <w:t xml:space="preserve"> MusicTrack </w:t>
+      </w:r>
+      <w:r>
+        <w:rPr>
+          <w:rFonts w:ascii="Times New Roman" w:eastAsia="Times New Roman" w:hAnsi="Times New Roman" w:cs="Times New Roman"/>
+          <w:sz w:val="24"/>
+          <w:szCs w:val="24"/>
+          <w:lang w:eastAsia="ru-RU"/>
+        </w:rPr>
+        <w:t>разрешён</w:t>
+      </w:r>
+      <w:r>
+        <w:rPr>
+          <w:rFonts w:ascii="Times New Roman" w:eastAsia="Times New Roman" w:hAnsi="Times New Roman" w:cs="Times New Roman"/>
+          <w:sz w:val="24"/>
+          <w:szCs w:val="24"/>
+          <w:lang w:val="en-US" w:eastAsia="ru-RU"/>
+        </w:rPr>
+        <w:t xml:space="preserve"> </w:t>
+      </w:r>
+      <w:r>
+        <w:rPr>
+          <w:rFonts w:ascii="Times New Roman" w:eastAsia="Times New Roman" w:hAnsi="Times New Roman" w:cs="Times New Roman"/>
+          <w:sz w:val="24"/>
+          <w:szCs w:val="24"/>
+          <w:lang w:eastAsia="ru-RU"/>
+        </w:rPr>
+        <w:t>для</w:t>
+      </w:r>
+      <w:r>
+        <w:rPr>
+          <w:rFonts w:ascii="Times New Roman" w:eastAsia="Times New Roman" w:hAnsi="Times New Roman" w:cs="Times New Roman"/>
+          <w:sz w:val="24"/>
+          <w:szCs w:val="24"/>
+          <w:lang w:val="en-US" w:eastAsia="ru-RU"/>
+        </w:rPr>
+        <w:t xml:space="preserve"> in-app Playback.</w:t>
+      </w:r>
+    </w:p>
+    <w:p>
+      <w:pPr>
+        <w:spacing w:after="0" w:line="240" w:lineRule="auto"/>
+        <w:ind w:left="360"/>
+        <w:rPr>
+          <w:rFonts w:ascii="Times New Roman" w:eastAsia="Times New Roman" w:hAnsi="Times New Roman" w:cs="Times New Roman"/>
+          <w:sz w:val="24"/>
+          <w:szCs w:val="24"/>
+          <w:lang w:val="en-US" w:eastAsia="ru-RU"/>
+        </w:rPr>
+      </w:pPr>
+    </w:p>
+    <w:p>
+      <w:pPr>
+        <w:spacing w:after="0" w:line="240" w:lineRule="auto"/>
+        <w:ind w:left="360"/>
+        <w:rPr>
+          <w:rFonts w:ascii="Times New Roman" w:eastAsia="Times New Roman" w:hAnsi="Times New Roman" w:cs="Times New Roman"/>
+          <w:sz w:val="24"/>
+          <w:szCs w:val="24"/>
+          <w:lang w:eastAsia="ru-RU"/>
+        </w:rPr>
+      </w:pPr>
+      <w:r>
+        <w:rPr>
+          <w:rFonts w:ascii="Times New Roman" w:eastAsia="Times New Roman" w:hAnsi="Times New Roman" w:cs="Times New Roman"/>
+          <w:sz w:val="24"/>
+          <w:szCs w:val="24"/>
+          <w:lang w:eastAsia="ru-RU"/>
+        </w:rPr>
+        <w:t>12. Backend сохраняет выбранный soundtrack в Story.</w:t>
+      </w:r>
+    </w:p>
+    <w:p>
+      <w:pPr>
+        <w:spacing w:after="0" w:line="240" w:lineRule="auto"/>
+        <w:ind w:left="360"/>
+        <w:rPr>
+          <w:rFonts w:ascii="Times New Roman" w:eastAsia="Times New Roman" w:hAnsi="Times New Roman" w:cs="Times New Roman"/>
+          <w:sz w:val="24"/>
+          <w:szCs w:val="24"/>
+          <w:lang w:eastAsia="ru-RU"/>
+        </w:rPr>
+      </w:pPr>
+    </w:p>
+    <w:p>
+      <w:pPr>
+        <w:spacing w:after="0" w:line="240" w:lineRule="auto"/>
+        <w:ind w:left="360"/>
+        <w:rPr>
+          <w:rFonts w:ascii="Times New Roman" w:eastAsia="Times New Roman" w:hAnsi="Times New Roman" w:cs="Times New Roman"/>
+          <w:sz w:val="24"/>
+          <w:szCs w:val="24"/>
+          <w:lang w:val="en-US" w:eastAsia="ru-RU"/>
+        </w:rPr>
+      </w:pPr>
+      <w:r>
+        <w:rPr>
+          <w:rFonts w:ascii="Times New Roman" w:eastAsia="Times New Roman" w:hAnsi="Times New Roman" w:cs="Times New Roman"/>
+          <w:sz w:val="24"/>
+          <w:szCs w:val="24"/>
+          <w:lang w:val="en-US" w:eastAsia="ru-RU"/>
+        </w:rPr>
+        <w:t xml:space="preserve">13. Backend </w:t>
+      </w:r>
+      <w:r>
+        <w:rPr>
+          <w:rFonts w:ascii="Times New Roman" w:eastAsia="Times New Roman" w:hAnsi="Times New Roman" w:cs="Times New Roman"/>
+          <w:sz w:val="24"/>
+          <w:szCs w:val="24"/>
+          <w:lang w:eastAsia="ru-RU"/>
+        </w:rPr>
+        <w:t>возвращает</w:t>
+      </w:r>
+      <w:r>
+        <w:rPr>
+          <w:rFonts w:ascii="Times New Roman" w:eastAsia="Times New Roman" w:hAnsi="Times New Roman" w:cs="Times New Roman"/>
+          <w:sz w:val="24"/>
+          <w:szCs w:val="24"/>
+          <w:lang w:val="en-US" w:eastAsia="ru-RU"/>
+        </w:rPr>
+        <w:t xml:space="preserve"> authoritative Story state.</w:t>
+      </w:r>
+    </w:p>
+    <w:p>
+      <w:pPr>
+        <w:spacing w:after="0" w:line="240" w:lineRule="auto"/>
+        <w:ind w:left="360"/>
+        <w:rPr>
+          <w:rFonts w:ascii="Times New Roman" w:eastAsia="Times New Roman" w:hAnsi="Times New Roman" w:cs="Times New Roman"/>
+          <w:sz w:val="24"/>
+          <w:szCs w:val="24"/>
+          <w:lang w:val="en-US" w:eastAsia="ru-RU"/>
+        </w:rPr>
+      </w:pPr>
+    </w:p>
+    <w:p>
+      <w:pPr>
+        <w:spacing w:after="0" w:line="240" w:lineRule="auto"/>
+        <w:ind w:left="360"/>
+        <w:rPr>
+          <w:rFonts w:ascii="Times New Roman" w:eastAsia="Times New Roman" w:hAnsi="Times New Roman" w:cs="Times New Roman"/>
+          <w:sz w:val="24"/>
+          <w:szCs w:val="24"/>
+          <w:lang w:val="en-US" w:eastAsia="ru-RU"/>
+        </w:rPr>
+      </w:pPr>
+      <w:r>
+        <w:rPr>
+          <w:rFonts w:ascii="Times New Roman" w:eastAsia="Times New Roman" w:hAnsi="Times New Roman" w:cs="Times New Roman"/>
+          <w:sz w:val="24"/>
+          <w:szCs w:val="24"/>
+          <w:lang w:val="en-US" w:eastAsia="ru-RU"/>
+        </w:rPr>
+        <w:t>Result:</w:t>
+      </w:r>
+    </w:p>
+    <w:p>
+      <w:pPr>
+        <w:spacing w:after="0" w:line="240" w:lineRule="auto"/>
+        <w:ind w:left="360"/>
+        <w:rPr>
+          <w:rFonts w:ascii="Times New Roman" w:eastAsia="Times New Roman" w:hAnsi="Times New Roman" w:cs="Times New Roman"/>
+          <w:sz w:val="24"/>
+          <w:szCs w:val="24"/>
+          <w:lang w:val="en-US" w:eastAsia="ru-RU"/>
+        </w:rPr>
+      </w:pPr>
+    </w:p>
+    <w:p>
+      <w:pPr>
+        <w:spacing w:after="0" w:line="240" w:lineRule="auto"/>
+        <w:ind w:left="360"/>
+        <w:rPr>
+          <w:rFonts w:ascii="Times New Roman" w:eastAsia="Times New Roman" w:hAnsi="Times New Roman" w:cs="Times New Roman"/>
+          <w:sz w:val="24"/>
+          <w:szCs w:val="24"/>
+          <w:lang w:val="en-US" w:eastAsia="ru-RU"/>
+        </w:rPr>
+      </w:pPr>
+      <w:r>
+        <w:rPr>
+          <w:rFonts w:ascii="Times New Roman" w:eastAsia="Times New Roman" w:hAnsi="Times New Roman" w:cs="Times New Roman"/>
+          <w:sz w:val="24"/>
+          <w:szCs w:val="24"/>
+          <w:lang w:val="en-US" w:eastAsia="ru-RU"/>
+        </w:rPr>
+        <w:t xml:space="preserve">Story </w:t>
+      </w:r>
+      <w:r>
+        <w:rPr>
+          <w:rFonts w:ascii="Times New Roman" w:eastAsia="Times New Roman" w:hAnsi="Times New Roman" w:cs="Times New Roman"/>
+          <w:sz w:val="24"/>
+          <w:szCs w:val="24"/>
+          <w:lang w:eastAsia="ru-RU"/>
+        </w:rPr>
+        <w:t>имеет</w:t>
+      </w:r>
+      <w:r>
+        <w:rPr>
+          <w:rFonts w:ascii="Times New Roman" w:eastAsia="Times New Roman" w:hAnsi="Times New Roman" w:cs="Times New Roman"/>
+          <w:sz w:val="24"/>
+          <w:szCs w:val="24"/>
+          <w:lang w:val="en-US" w:eastAsia="ru-RU"/>
+        </w:rPr>
+        <w:t xml:space="preserve"> </w:t>
+      </w:r>
+      <w:r>
+        <w:rPr>
+          <w:rFonts w:ascii="Times New Roman" w:eastAsia="Times New Roman" w:hAnsi="Times New Roman" w:cs="Times New Roman"/>
+          <w:sz w:val="24"/>
+          <w:szCs w:val="24"/>
+          <w:lang w:eastAsia="ru-RU"/>
+        </w:rPr>
+        <w:t>выбранный</w:t>
+      </w:r>
+      <w:r>
+        <w:rPr>
+          <w:rFonts w:ascii="Times New Roman" w:eastAsia="Times New Roman" w:hAnsi="Times New Roman" w:cs="Times New Roman"/>
+          <w:sz w:val="24"/>
+          <w:szCs w:val="24"/>
+          <w:lang w:val="en-US" w:eastAsia="ru-RU"/>
+        </w:rPr>
+        <w:t xml:space="preserve"> soundtrack.</w:t>
+      </w:r>
+    </w:p>
+    <w:p>
+      <w:pPr>
+        <w:spacing w:after="0" w:line="240" w:lineRule="auto"/>
+        <w:ind w:left="360"/>
+        <w:rPr>
+          <w:rFonts w:ascii="Times New Roman" w:eastAsia="Times New Roman" w:hAnsi="Times New Roman" w:cs="Times New Roman"/>
+          <w:sz w:val="24"/>
+          <w:szCs w:val="24"/>
+          <w:lang w:val="en-US" w:eastAsia="ru-RU"/>
+        </w:rPr>
+      </w:pPr>
+    </w:p>
+    <w:p>
+      <w:pPr>
+        <w:spacing w:after="0" w:line="240" w:lineRule="auto"/>
+        <w:ind w:left="360"/>
+        <w:rPr>
+          <w:rFonts w:ascii="Times New Roman" w:eastAsia="Times New Roman" w:hAnsi="Times New Roman" w:cs="Times New Roman"/>
+          <w:sz w:val="24"/>
+          <w:szCs w:val="24"/>
+          <w:lang w:eastAsia="ru-RU"/>
+        </w:rPr>
+      </w:pPr>
+      <w:r>
+        <w:rPr>
+          <w:rFonts w:ascii="Times New Roman" w:eastAsia="Times New Roman" w:hAnsi="Times New Roman" w:cs="Times New Roman"/>
+          <w:sz w:val="24"/>
+          <w:szCs w:val="24"/>
+          <w:lang w:eastAsia="ru-RU"/>
+        </w:rPr>
+        <w:t>Все участники, имеющие право запускать Story Playback, используют</w:t>
+      </w:r>
+    </w:p>
+    <w:p>
+      <w:pPr>
+        <w:spacing w:after="0" w:line="240" w:lineRule="auto"/>
+        <w:ind w:left="360"/>
+        <w:rPr>
+          <w:rFonts w:ascii="Times New Roman" w:eastAsia="Times New Roman" w:hAnsi="Times New Roman" w:cs="Times New Roman"/>
+          <w:sz w:val="24"/>
+          <w:szCs w:val="24"/>
+          <w:lang w:eastAsia="ru-RU"/>
+        </w:rPr>
+      </w:pPr>
+      <w:r>
+        <w:rPr>
+          <w:rFonts w:ascii="Times New Roman" w:eastAsia="Times New Roman" w:hAnsi="Times New Roman" w:cs="Times New Roman"/>
+          <w:sz w:val="24"/>
+          <w:szCs w:val="24"/>
+          <w:lang w:eastAsia="ru-RU"/>
+        </w:rPr>
+        <w:t>один и тот же Story soundtrack.</w:t>
+      </w:r>
+    </w:p>
+    <w:p>
+      <w:pPr>
+        <w:spacing w:after="0" w:line="240" w:lineRule="auto"/>
+        <w:ind w:left="360"/>
+        <w:rPr>
+          <w:rFonts w:ascii="Times New Roman" w:eastAsia="Times New Roman" w:hAnsi="Times New Roman" w:cs="Times New Roman"/>
+          <w:sz w:val="24"/>
+          <w:szCs w:val="24"/>
+          <w:lang w:eastAsia="ru-RU"/>
+        </w:rPr>
+      </w:pPr>
+    </w:p>
+    <w:p>
+      <w:pPr>
+        <w:spacing w:after="0" w:line="240" w:lineRule="auto"/>
+        <w:ind w:left="360"/>
+        <w:rPr>
+          <w:rFonts w:ascii="Times New Roman" w:eastAsia="Times New Roman" w:hAnsi="Times New Roman" w:cs="Times New Roman"/>
+          <w:sz w:val="24"/>
+          <w:szCs w:val="24"/>
+          <w:lang w:val="en-US" w:eastAsia="ru-RU"/>
+        </w:rPr>
+      </w:pPr>
+      <w:r>
+        <w:rPr>
+          <w:rFonts w:ascii="Times New Roman" w:eastAsia="Times New Roman" w:hAnsi="Times New Roman" w:cs="Times New Roman"/>
+          <w:sz w:val="24"/>
+          <w:szCs w:val="24"/>
+          <w:lang w:val="en-US" w:eastAsia="ru-RU"/>
+        </w:rPr>
+        <w:t>Authorization:</w:t>
+      </w:r>
+    </w:p>
+    <w:p>
+      <w:pPr>
+        <w:spacing w:after="0" w:line="240" w:lineRule="auto"/>
+        <w:ind w:left="360"/>
+        <w:rPr>
+          <w:rFonts w:ascii="Times New Roman" w:eastAsia="Times New Roman" w:hAnsi="Times New Roman" w:cs="Times New Roman"/>
+          <w:sz w:val="24"/>
+          <w:szCs w:val="24"/>
+          <w:lang w:val="en-US" w:eastAsia="ru-RU"/>
+        </w:rPr>
+      </w:pPr>
+    </w:p>
+    <w:p>
+      <w:pPr>
+        <w:spacing w:after="0" w:line="240" w:lineRule="auto"/>
+        <w:ind w:left="360"/>
+        <w:rPr>
+          <w:rFonts w:ascii="Times New Roman" w:eastAsia="Times New Roman" w:hAnsi="Times New Roman" w:cs="Times New Roman"/>
+          <w:sz w:val="24"/>
+          <w:szCs w:val="24"/>
+          <w:lang w:val="en-US" w:eastAsia="ru-RU"/>
+        </w:rPr>
+      </w:pPr>
+      <w:r>
+        <w:rPr>
+          <w:rFonts w:ascii="Times New Roman" w:eastAsia="Times New Roman" w:hAnsi="Times New Roman" w:cs="Times New Roman"/>
+          <w:sz w:val="24"/>
+          <w:szCs w:val="24"/>
+          <w:lang w:val="en-US" w:eastAsia="ru-RU"/>
+        </w:rPr>
+        <w:t>OWNER</w:t>
+      </w:r>
+    </w:p>
+    <w:p>
+      <w:pPr>
+        <w:spacing w:after="0" w:line="240" w:lineRule="auto"/>
+        <w:ind w:left="360"/>
+        <w:rPr>
+          <w:rFonts w:ascii="Times New Roman" w:eastAsia="Times New Roman" w:hAnsi="Times New Roman" w:cs="Times New Roman"/>
+          <w:sz w:val="24"/>
+          <w:szCs w:val="24"/>
+          <w:lang w:val="en-US" w:eastAsia="ru-RU"/>
+        </w:rPr>
+      </w:pPr>
+      <w:r>
+        <w:rPr>
+          <w:rFonts w:ascii="Times New Roman" w:eastAsia="Times New Roman" w:hAnsi="Times New Roman" w:cs="Times New Roman"/>
+          <w:sz w:val="24"/>
+          <w:szCs w:val="24"/>
+          <w:lang w:val="en-US" w:eastAsia="ru-RU"/>
+        </w:rPr>
+        <w:t>→ allowed</w:t>
+      </w:r>
+    </w:p>
+    <w:p>
+      <w:pPr>
+        <w:spacing w:after="0" w:line="240" w:lineRule="auto"/>
+        <w:ind w:left="360"/>
+        <w:rPr>
+          <w:rFonts w:ascii="Times New Roman" w:eastAsia="Times New Roman" w:hAnsi="Times New Roman" w:cs="Times New Roman"/>
+          <w:sz w:val="24"/>
+          <w:szCs w:val="24"/>
+          <w:lang w:val="en-US" w:eastAsia="ru-RU"/>
+        </w:rPr>
+      </w:pPr>
+    </w:p>
+    <w:p>
+      <w:pPr>
+        <w:spacing w:after="0" w:line="240" w:lineRule="auto"/>
+        <w:ind w:left="360"/>
+        <w:rPr>
+          <w:rFonts w:ascii="Times New Roman" w:eastAsia="Times New Roman" w:hAnsi="Times New Roman" w:cs="Times New Roman"/>
+          <w:sz w:val="24"/>
+          <w:szCs w:val="24"/>
+          <w:lang w:val="en-US" w:eastAsia="ru-RU"/>
+        </w:rPr>
+      </w:pPr>
+      <w:r>
+        <w:rPr>
+          <w:rFonts w:ascii="Times New Roman" w:eastAsia="Times New Roman" w:hAnsi="Times New Roman" w:cs="Times New Roman"/>
+          <w:sz w:val="24"/>
+          <w:szCs w:val="24"/>
+          <w:lang w:val="en-US" w:eastAsia="ru-RU"/>
+        </w:rPr>
+        <w:t>CO_OWNER</w:t>
+      </w:r>
+    </w:p>
+    <w:p>
+      <w:pPr>
+        <w:spacing w:after="0" w:line="240" w:lineRule="auto"/>
+        <w:ind w:left="360"/>
+        <w:rPr>
+          <w:rFonts w:ascii="Times New Roman" w:eastAsia="Times New Roman" w:hAnsi="Times New Roman" w:cs="Times New Roman"/>
+          <w:sz w:val="24"/>
+          <w:szCs w:val="24"/>
+          <w:lang w:val="en-US" w:eastAsia="ru-RU"/>
+        </w:rPr>
+      </w:pPr>
+      <w:r>
+        <w:rPr>
+          <w:rFonts w:ascii="Times New Roman" w:eastAsia="Times New Roman" w:hAnsi="Times New Roman" w:cs="Times New Roman"/>
+          <w:sz w:val="24"/>
+          <w:szCs w:val="24"/>
+          <w:lang w:val="en-US" w:eastAsia="ru-RU"/>
+        </w:rPr>
+        <w:t>→ allowed</w:t>
+      </w:r>
+    </w:p>
+    <w:p>
+      <w:pPr>
+        <w:spacing w:after="0" w:line="240" w:lineRule="auto"/>
+        <w:ind w:left="360"/>
+        <w:rPr>
+          <w:rFonts w:ascii="Times New Roman" w:eastAsia="Times New Roman" w:hAnsi="Times New Roman" w:cs="Times New Roman"/>
+          <w:sz w:val="24"/>
+          <w:szCs w:val="24"/>
+          <w:lang w:val="en-US" w:eastAsia="ru-RU"/>
+        </w:rPr>
+      </w:pPr>
+    </w:p>
+    <w:p>
+      <w:pPr>
+        <w:spacing w:after="0" w:line="240" w:lineRule="auto"/>
+        <w:ind w:left="360"/>
+        <w:rPr>
+          <w:rFonts w:ascii="Times New Roman" w:eastAsia="Times New Roman" w:hAnsi="Times New Roman" w:cs="Times New Roman"/>
+          <w:sz w:val="24"/>
+          <w:szCs w:val="24"/>
+          <w:lang w:val="en-US" w:eastAsia="ru-RU"/>
+        </w:rPr>
+      </w:pPr>
+      <w:r>
+        <w:rPr>
+          <w:rFonts w:ascii="Times New Roman" w:eastAsia="Times New Roman" w:hAnsi="Times New Roman" w:cs="Times New Roman"/>
+          <w:sz w:val="24"/>
+          <w:szCs w:val="24"/>
+          <w:lang w:val="en-US" w:eastAsia="ru-RU"/>
+        </w:rPr>
+        <w:t>EDITOR</w:t>
+      </w:r>
+    </w:p>
+    <w:p>
+      <w:pPr>
+        <w:spacing w:after="0" w:line="240" w:lineRule="auto"/>
+        <w:ind w:left="360"/>
+        <w:rPr>
+          <w:rFonts w:ascii="Times New Roman" w:eastAsia="Times New Roman" w:hAnsi="Times New Roman" w:cs="Times New Roman"/>
+          <w:sz w:val="24"/>
+          <w:szCs w:val="24"/>
+          <w:lang w:val="en-US" w:eastAsia="ru-RU"/>
+        </w:rPr>
+      </w:pPr>
+      <w:r>
+        <w:rPr>
+          <w:rFonts w:ascii="Times New Roman" w:eastAsia="Times New Roman" w:hAnsi="Times New Roman" w:cs="Times New Roman"/>
+          <w:sz w:val="24"/>
+          <w:szCs w:val="24"/>
+          <w:lang w:val="en-US" w:eastAsia="ru-RU"/>
+        </w:rPr>
+        <w:t>→ forbidden</w:t>
+      </w:r>
+    </w:p>
+    <w:p>
+      <w:pPr>
+        <w:spacing w:after="0" w:line="240" w:lineRule="auto"/>
+        <w:ind w:left="360"/>
+        <w:rPr>
+          <w:rFonts w:ascii="Times New Roman" w:eastAsia="Times New Roman" w:hAnsi="Times New Roman" w:cs="Times New Roman"/>
+          <w:sz w:val="24"/>
+          <w:szCs w:val="24"/>
+          <w:lang w:val="en-US" w:eastAsia="ru-RU"/>
+        </w:rPr>
+      </w:pPr>
+    </w:p>
+    <w:p>
+      <w:pPr>
+        <w:spacing w:after="0" w:line="240" w:lineRule="auto"/>
+        <w:ind w:left="360"/>
+        <w:rPr>
+          <w:rFonts w:ascii="Times New Roman" w:eastAsia="Times New Roman" w:hAnsi="Times New Roman" w:cs="Times New Roman"/>
+          <w:sz w:val="24"/>
+          <w:szCs w:val="24"/>
+          <w:lang w:val="en-US" w:eastAsia="ru-RU"/>
+        </w:rPr>
+      </w:pPr>
+      <w:r>
+        <w:rPr>
+          <w:rFonts w:ascii="Times New Roman" w:eastAsia="Times New Roman" w:hAnsi="Times New Roman" w:cs="Times New Roman"/>
+          <w:sz w:val="24"/>
+          <w:szCs w:val="24"/>
+          <w:lang w:val="en-US" w:eastAsia="ru-RU"/>
+        </w:rPr>
+        <w:t>VIEWER</w:t>
+      </w:r>
+    </w:p>
+    <w:p>
+      <w:pPr>
+        <w:spacing w:after="0" w:line="240" w:lineRule="auto"/>
+        <w:ind w:left="360"/>
+        <w:rPr>
+          <w:rFonts w:ascii="Times New Roman" w:eastAsia="Times New Roman" w:hAnsi="Times New Roman" w:cs="Times New Roman"/>
+          <w:sz w:val="24"/>
+          <w:szCs w:val="24"/>
+          <w:lang w:val="en-US" w:eastAsia="ru-RU"/>
+        </w:rPr>
+      </w:pPr>
+      <w:r>
+        <w:rPr>
+          <w:rFonts w:ascii="Times New Roman" w:eastAsia="Times New Roman" w:hAnsi="Times New Roman" w:cs="Times New Roman"/>
+          <w:sz w:val="24"/>
+          <w:szCs w:val="24"/>
+          <w:lang w:val="en-US" w:eastAsia="ru-RU"/>
+        </w:rPr>
+        <w:t>→ forbidden</w:t>
+      </w:r>
+    </w:p>
+    <w:p>
+      <w:pPr>
+        <w:spacing w:after="0" w:line="240" w:lineRule="auto"/>
+        <w:ind w:left="360"/>
+        <w:rPr>
+          <w:rFonts w:ascii="Times New Roman" w:eastAsia="Times New Roman" w:hAnsi="Times New Roman" w:cs="Times New Roman"/>
+          <w:sz w:val="24"/>
+          <w:szCs w:val="24"/>
+          <w:lang w:val="en-US" w:eastAsia="ru-RU"/>
+        </w:rPr>
+      </w:pPr>
+    </w:p>
+    <w:p>
+      <w:pPr>
+        <w:spacing w:after="0" w:line="240" w:lineRule="auto"/>
+        <w:ind w:left="360"/>
+        <w:rPr>
+          <w:rFonts w:ascii="Times New Roman" w:eastAsia="Times New Roman" w:hAnsi="Times New Roman" w:cs="Times New Roman"/>
+          <w:sz w:val="24"/>
+          <w:szCs w:val="24"/>
+          <w:lang w:val="en-US" w:eastAsia="ru-RU"/>
+        </w:rPr>
+      </w:pPr>
+      <w:r>
+        <w:rPr>
+          <w:rFonts w:ascii="Times New Roman" w:eastAsia="Times New Roman" w:hAnsi="Times New Roman" w:cs="Times New Roman"/>
+          <w:sz w:val="24"/>
+          <w:szCs w:val="24"/>
+          <w:lang w:val="en-US" w:eastAsia="ru-RU"/>
+        </w:rPr>
+        <w:t>Security:</w:t>
+      </w:r>
+    </w:p>
+    <w:p>
+      <w:pPr>
+        <w:spacing w:after="0" w:line="240" w:lineRule="auto"/>
+        <w:ind w:left="360"/>
+        <w:rPr>
+          <w:rFonts w:ascii="Times New Roman" w:eastAsia="Times New Roman" w:hAnsi="Times New Roman" w:cs="Times New Roman"/>
+          <w:sz w:val="24"/>
+          <w:szCs w:val="24"/>
+          <w:lang w:val="en-US" w:eastAsia="ru-RU"/>
+        </w:rPr>
+      </w:pPr>
+    </w:p>
+    <w:p>
+      <w:pPr>
+        <w:spacing w:after="0" w:line="240" w:lineRule="auto"/>
+        <w:ind w:left="360"/>
+        <w:rPr>
+          <w:rFonts w:ascii="Times New Roman" w:eastAsia="Times New Roman" w:hAnsi="Times New Roman" w:cs="Times New Roman"/>
+          <w:sz w:val="24"/>
+          <w:szCs w:val="24"/>
+          <w:lang w:eastAsia="ru-RU"/>
+        </w:rPr>
+      </w:pPr>
+      <w:r>
+        <w:rPr>
+          <w:rFonts w:ascii="Times New Roman" w:eastAsia="Times New Roman" w:hAnsi="Times New Roman" w:cs="Times New Roman"/>
+          <w:sz w:val="24"/>
+          <w:szCs w:val="24"/>
+          <w:lang w:eastAsia="ru-RU"/>
+        </w:rPr>
+        <w:t>musicTrackId сам по себе не доказывает право изменить Story.</w:t>
+      </w:r>
+    </w:p>
+    <w:p>
+      <w:pPr>
+        <w:spacing w:after="0" w:line="240" w:lineRule="auto"/>
+        <w:ind w:left="360"/>
+        <w:rPr>
+          <w:rFonts w:ascii="Times New Roman" w:eastAsia="Times New Roman" w:hAnsi="Times New Roman" w:cs="Times New Roman"/>
+          <w:sz w:val="24"/>
+          <w:szCs w:val="24"/>
+          <w:lang w:eastAsia="ru-RU"/>
+        </w:rPr>
+      </w:pPr>
+    </w:p>
+    <w:p>
+      <w:pPr>
+        <w:spacing w:after="0" w:line="240" w:lineRule="auto"/>
+        <w:ind w:left="360"/>
+        <w:rPr>
+          <w:rFonts w:ascii="Times New Roman" w:eastAsia="Times New Roman" w:hAnsi="Times New Roman" w:cs="Times New Roman"/>
+          <w:sz w:val="24"/>
+          <w:szCs w:val="24"/>
+          <w:lang w:eastAsia="ru-RU"/>
+        </w:rPr>
+      </w:pPr>
+      <w:r>
+        <w:rPr>
+          <w:rFonts w:ascii="Times New Roman" w:eastAsia="Times New Roman" w:hAnsi="Times New Roman" w:cs="Times New Roman"/>
+          <w:sz w:val="24"/>
+          <w:szCs w:val="24"/>
+          <w:lang w:eastAsia="ru-RU"/>
+        </w:rPr>
+        <w:t>Авторизация всегда определяется через:</w:t>
+      </w:r>
+    </w:p>
+    <w:p>
+      <w:pPr>
+        <w:spacing w:after="0" w:line="240" w:lineRule="auto"/>
+        <w:ind w:left="360"/>
+        <w:rPr>
+          <w:rFonts w:ascii="Times New Roman" w:eastAsia="Times New Roman" w:hAnsi="Times New Roman" w:cs="Times New Roman"/>
+          <w:sz w:val="24"/>
+          <w:szCs w:val="24"/>
+          <w:lang w:eastAsia="ru-RU"/>
+        </w:rPr>
+      </w:pPr>
+    </w:p>
+    <w:p>
+      <w:pPr>
+        <w:spacing w:after="0" w:line="240" w:lineRule="auto"/>
+        <w:ind w:left="360"/>
+        <w:rPr>
+          <w:rFonts w:ascii="Times New Roman" w:eastAsia="Times New Roman" w:hAnsi="Times New Roman" w:cs="Times New Roman"/>
+          <w:sz w:val="24"/>
+          <w:szCs w:val="24"/>
+          <w:lang w:eastAsia="ru-RU"/>
+        </w:rPr>
+      </w:pPr>
+      <w:r>
+        <w:rPr>
+          <w:rFonts w:ascii="Times New Roman" w:eastAsia="Times New Roman" w:hAnsi="Times New Roman" w:cs="Times New Roman"/>
+          <w:sz w:val="24"/>
+          <w:szCs w:val="24"/>
+          <w:lang w:eastAsia="ru-RU"/>
+        </w:rPr>
+        <w:t>Current User</w:t>
+      </w:r>
+    </w:p>
+    <w:p>
+      <w:pPr>
+        <w:spacing w:after="0" w:line="240" w:lineRule="auto"/>
+        <w:ind w:left="360"/>
+        <w:rPr>
+          <w:rFonts w:ascii="Times New Roman" w:eastAsia="Times New Roman" w:hAnsi="Times New Roman" w:cs="Times New Roman"/>
+          <w:sz w:val="24"/>
+          <w:szCs w:val="24"/>
+          <w:lang w:eastAsia="ru-RU"/>
+        </w:rPr>
+      </w:pPr>
+      <w:r>
+        <w:rPr>
+          <w:rFonts w:ascii="Times New Roman" w:eastAsia="Times New Roman" w:hAnsi="Times New Roman" w:cs="Times New Roman"/>
+          <w:sz w:val="24"/>
+          <w:szCs w:val="24"/>
+          <w:lang w:eastAsia="ru-RU"/>
+        </w:rPr>
+        <w:t>→ StoryParticipant</w:t>
+      </w:r>
+    </w:p>
+    <w:p>
+      <w:pPr>
+        <w:spacing w:after="0" w:line="240" w:lineRule="auto"/>
+        <w:ind w:left="360"/>
+        <w:rPr>
+          <w:rFonts w:ascii="Times New Roman" w:eastAsia="Times New Roman" w:hAnsi="Times New Roman" w:cs="Times New Roman"/>
+          <w:sz w:val="24"/>
+          <w:szCs w:val="24"/>
+          <w:lang w:eastAsia="ru-RU"/>
+        </w:rPr>
+      </w:pPr>
+      <w:r>
+        <w:rPr>
+          <w:rFonts w:ascii="Times New Roman" w:eastAsia="Times New Roman" w:hAnsi="Times New Roman" w:cs="Times New Roman"/>
+          <w:sz w:val="24"/>
+          <w:szCs w:val="24"/>
+          <w:lang w:eastAsia="ru-RU"/>
+        </w:rPr>
+        <w:t>→ StoryRole</w:t>
+      </w:r>
+    </w:p>
+    <w:p>
+      <w:pPr>
+        <w:spacing w:after="0" w:line="240" w:lineRule="auto"/>
+        <w:ind w:left="360"/>
+        <w:rPr>
+          <w:rFonts w:ascii="Times New Roman" w:eastAsia="Times New Roman" w:hAnsi="Times New Roman" w:cs="Times New Roman"/>
+          <w:sz w:val="24"/>
+          <w:szCs w:val="24"/>
+          <w:lang w:eastAsia="ru-RU"/>
+        </w:rPr>
+      </w:pPr>
+      <w:r>
+        <w:rPr>
+          <w:rFonts w:ascii="Times New Roman" w:eastAsia="Times New Roman" w:hAnsi="Times New Roman" w:cs="Times New Roman"/>
+          <w:sz w:val="24"/>
+          <w:szCs w:val="24"/>
+          <w:lang w:eastAsia="ru-RU"/>
+        </w:rPr>
+        <w:t>→ Operation</w:t>
+      </w:r>
+    </w:p>
+    <w:p>
+      <w:pPr>
+        <w:spacing w:after="0" w:line="240" w:lineRule="auto"/>
+        <w:ind w:left="360"/>
+        <w:rPr>
+          <w:rFonts w:ascii="Times New Roman" w:eastAsia="Times New Roman" w:hAnsi="Times New Roman" w:cs="Times New Roman"/>
+          <w:sz w:val="24"/>
+          <w:szCs w:val="24"/>
+          <w:lang w:eastAsia="ru-RU"/>
+        </w:rPr>
+      </w:pPr>
+    </w:p>
+    <w:p>
+      <w:pPr>
+        <w:spacing w:after="0" w:line="240" w:lineRule="auto"/>
+        <w:ind w:left="360"/>
+        <w:rPr>
+          <w:rFonts w:ascii="Times New Roman" w:eastAsia="Times New Roman" w:hAnsi="Times New Roman" w:cs="Times New Roman"/>
+          <w:sz w:val="24"/>
+          <w:szCs w:val="24"/>
+          <w:lang w:val="en-US" w:eastAsia="ru-RU"/>
+        </w:rPr>
+      </w:pPr>
+      <w:r>
+        <w:rPr>
+          <w:rFonts w:ascii="Times New Roman" w:eastAsia="Times New Roman" w:hAnsi="Times New Roman" w:cs="Times New Roman"/>
+          <w:sz w:val="24"/>
+          <w:szCs w:val="24"/>
+          <w:lang w:val="en-US" w:eastAsia="ru-RU"/>
+        </w:rPr>
+        <w:t>USE CASE</w:t>
+      </w:r>
+    </w:p>
+    <w:p>
+      <w:pPr>
+        <w:spacing w:after="0" w:line="240" w:lineRule="auto"/>
+        <w:ind w:left="360"/>
+        <w:rPr>
+          <w:rFonts w:ascii="Times New Roman" w:eastAsia="Times New Roman" w:hAnsi="Times New Roman" w:cs="Times New Roman"/>
+          <w:sz w:val="24"/>
+          <w:szCs w:val="24"/>
+          <w:lang w:val="en-US" w:eastAsia="ru-RU"/>
+        </w:rPr>
+      </w:pPr>
+      <w:r>
+        <w:rPr>
+          <w:rFonts w:ascii="Times New Roman" w:eastAsia="Times New Roman" w:hAnsi="Times New Roman" w:cs="Times New Roman"/>
+          <w:sz w:val="24"/>
+          <w:szCs w:val="24"/>
+          <w:lang w:val="en-US" w:eastAsia="ru-RU"/>
+        </w:rPr>
+        <w:t>Remove Story Soundtrack</w:t>
+      </w:r>
+    </w:p>
+    <w:p>
+      <w:pPr>
+        <w:spacing w:after="0" w:line="240" w:lineRule="auto"/>
+        <w:ind w:left="360"/>
+        <w:rPr>
+          <w:rFonts w:ascii="Times New Roman" w:eastAsia="Times New Roman" w:hAnsi="Times New Roman" w:cs="Times New Roman"/>
+          <w:sz w:val="24"/>
+          <w:szCs w:val="24"/>
+          <w:lang w:val="en-US" w:eastAsia="ru-RU"/>
+        </w:rPr>
+      </w:pPr>
+    </w:p>
+    <w:p>
+      <w:pPr>
+        <w:spacing w:after="0" w:line="240" w:lineRule="auto"/>
+        <w:ind w:left="360"/>
+        <w:rPr>
+          <w:rFonts w:ascii="Times New Roman" w:eastAsia="Times New Roman" w:hAnsi="Times New Roman" w:cs="Times New Roman"/>
+          <w:sz w:val="24"/>
+          <w:szCs w:val="24"/>
+          <w:lang w:val="en-US" w:eastAsia="ru-RU"/>
+        </w:rPr>
+      </w:pPr>
+      <w:r>
+        <w:rPr>
+          <w:rFonts w:ascii="Times New Roman" w:eastAsia="Times New Roman" w:hAnsi="Times New Roman" w:cs="Times New Roman"/>
+          <w:sz w:val="24"/>
+          <w:szCs w:val="24"/>
+          <w:lang w:val="en-US" w:eastAsia="ru-RU"/>
+        </w:rPr>
+        <w:t>Actor:</w:t>
+      </w:r>
+    </w:p>
+    <w:p>
+      <w:pPr>
+        <w:spacing w:after="0" w:line="240" w:lineRule="auto"/>
+        <w:ind w:left="360"/>
+        <w:rPr>
+          <w:rFonts w:ascii="Times New Roman" w:eastAsia="Times New Roman" w:hAnsi="Times New Roman" w:cs="Times New Roman"/>
+          <w:sz w:val="24"/>
+          <w:szCs w:val="24"/>
+          <w:lang w:val="en-US" w:eastAsia="ru-RU"/>
+        </w:rPr>
+      </w:pPr>
+    </w:p>
+    <w:p>
+      <w:pPr>
+        <w:spacing w:after="0" w:line="240" w:lineRule="auto"/>
+        <w:ind w:left="360"/>
+        <w:rPr>
+          <w:rFonts w:ascii="Times New Roman" w:eastAsia="Times New Roman" w:hAnsi="Times New Roman" w:cs="Times New Roman"/>
+          <w:sz w:val="24"/>
+          <w:szCs w:val="24"/>
+          <w:lang w:val="en-US" w:eastAsia="ru-RU"/>
+        </w:rPr>
+      </w:pPr>
+      <w:r>
+        <w:rPr>
+          <w:rFonts w:ascii="Times New Roman" w:eastAsia="Times New Roman" w:hAnsi="Times New Roman" w:cs="Times New Roman"/>
+          <w:sz w:val="24"/>
+          <w:szCs w:val="24"/>
+          <w:lang w:val="en-US" w:eastAsia="ru-RU"/>
+        </w:rPr>
+        <w:t>OWNER</w:t>
+      </w:r>
+    </w:p>
+    <w:p>
+      <w:pPr>
+        <w:spacing w:after="0" w:line="240" w:lineRule="auto"/>
+        <w:ind w:left="360"/>
+        <w:rPr>
+          <w:rFonts w:ascii="Times New Roman" w:eastAsia="Times New Roman" w:hAnsi="Times New Roman" w:cs="Times New Roman"/>
+          <w:sz w:val="24"/>
+          <w:szCs w:val="24"/>
+          <w:lang w:val="en-US" w:eastAsia="ru-RU"/>
+        </w:rPr>
+      </w:pPr>
+      <w:r>
+        <w:rPr>
+          <w:rFonts w:ascii="Times New Roman" w:eastAsia="Times New Roman" w:hAnsi="Times New Roman" w:cs="Times New Roman"/>
+          <w:sz w:val="24"/>
+          <w:szCs w:val="24"/>
+          <w:lang w:val="en-US" w:eastAsia="ru-RU"/>
+        </w:rPr>
+        <w:t>CO_OWNER</w:t>
+      </w:r>
+    </w:p>
+    <w:p>
+      <w:pPr>
+        <w:spacing w:after="0" w:line="240" w:lineRule="auto"/>
+        <w:ind w:left="360"/>
+        <w:rPr>
+          <w:rFonts w:ascii="Times New Roman" w:eastAsia="Times New Roman" w:hAnsi="Times New Roman" w:cs="Times New Roman"/>
+          <w:sz w:val="24"/>
+          <w:szCs w:val="24"/>
+          <w:lang w:val="en-US" w:eastAsia="ru-RU"/>
+        </w:rPr>
+      </w:pPr>
+    </w:p>
+    <w:p>
+      <w:pPr>
+        <w:spacing w:after="0" w:line="240" w:lineRule="auto"/>
+        <w:ind w:left="360"/>
+        <w:rPr>
+          <w:rFonts w:ascii="Times New Roman" w:eastAsia="Times New Roman" w:hAnsi="Times New Roman" w:cs="Times New Roman"/>
+          <w:sz w:val="24"/>
+          <w:szCs w:val="24"/>
+          <w:lang w:val="en-US" w:eastAsia="ru-RU"/>
+        </w:rPr>
+      </w:pPr>
+      <w:r>
+        <w:rPr>
+          <w:rFonts w:ascii="Times New Roman" w:eastAsia="Times New Roman" w:hAnsi="Times New Roman" w:cs="Times New Roman"/>
+          <w:sz w:val="24"/>
+          <w:szCs w:val="24"/>
+          <w:lang w:val="en-US" w:eastAsia="ru-RU"/>
+        </w:rPr>
+        <w:t>Main Flow:</w:t>
+      </w:r>
+    </w:p>
+    <w:p>
+      <w:pPr>
+        <w:spacing w:after="0" w:line="240" w:lineRule="auto"/>
+        <w:ind w:left="360"/>
+        <w:rPr>
+          <w:rFonts w:ascii="Times New Roman" w:eastAsia="Times New Roman" w:hAnsi="Times New Roman" w:cs="Times New Roman"/>
+          <w:sz w:val="24"/>
+          <w:szCs w:val="24"/>
+          <w:lang w:val="en-US" w:eastAsia="ru-RU"/>
+        </w:rPr>
+      </w:pPr>
+    </w:p>
+    <w:p>
+      <w:pPr>
+        <w:spacing w:after="0" w:line="240" w:lineRule="auto"/>
+        <w:ind w:left="360"/>
+        <w:rPr>
+          <w:rFonts w:ascii="Times New Roman" w:eastAsia="Times New Roman" w:hAnsi="Times New Roman" w:cs="Times New Roman"/>
+          <w:sz w:val="24"/>
+          <w:szCs w:val="24"/>
+          <w:lang w:val="en-US" w:eastAsia="ru-RU"/>
+        </w:rPr>
+      </w:pPr>
+      <w:r>
+        <w:rPr>
+          <w:rFonts w:ascii="Times New Roman" w:eastAsia="Times New Roman" w:hAnsi="Times New Roman" w:cs="Times New Roman"/>
+          <w:sz w:val="24"/>
+          <w:szCs w:val="24"/>
+          <w:lang w:val="en-US" w:eastAsia="ru-RU"/>
+        </w:rPr>
+        <w:t xml:space="preserve">1. User </w:t>
+      </w:r>
+      <w:r>
+        <w:rPr>
+          <w:rFonts w:ascii="Times New Roman" w:eastAsia="Times New Roman" w:hAnsi="Times New Roman" w:cs="Times New Roman"/>
+          <w:sz w:val="24"/>
+          <w:szCs w:val="24"/>
+          <w:lang w:eastAsia="ru-RU"/>
+        </w:rPr>
+        <w:t>выбирает</w:t>
+      </w:r>
+      <w:r>
+        <w:rPr>
+          <w:rFonts w:ascii="Times New Roman" w:eastAsia="Times New Roman" w:hAnsi="Times New Roman" w:cs="Times New Roman"/>
+          <w:sz w:val="24"/>
+          <w:szCs w:val="24"/>
+          <w:lang w:val="en-US" w:eastAsia="ru-RU"/>
+        </w:rPr>
+        <w:t xml:space="preserve"> No music.</w:t>
+      </w:r>
+    </w:p>
+    <w:p>
+      <w:pPr>
+        <w:spacing w:after="0" w:line="240" w:lineRule="auto"/>
+        <w:ind w:left="360"/>
+        <w:rPr>
+          <w:rFonts w:ascii="Times New Roman" w:eastAsia="Times New Roman" w:hAnsi="Times New Roman" w:cs="Times New Roman"/>
+          <w:sz w:val="24"/>
+          <w:szCs w:val="24"/>
+          <w:lang w:val="en-US" w:eastAsia="ru-RU"/>
+        </w:rPr>
+      </w:pPr>
+    </w:p>
+    <w:p>
+      <w:pPr>
+        <w:spacing w:after="0" w:line="240" w:lineRule="auto"/>
+        <w:ind w:left="360"/>
+        <w:rPr>
+          <w:rFonts w:ascii="Times New Roman" w:eastAsia="Times New Roman" w:hAnsi="Times New Roman" w:cs="Times New Roman"/>
+          <w:sz w:val="24"/>
+          <w:szCs w:val="24"/>
+          <w:lang w:val="en-US" w:eastAsia="ru-RU"/>
+        </w:rPr>
+      </w:pPr>
+      <w:r>
+        <w:rPr>
+          <w:rFonts w:ascii="Times New Roman" w:eastAsia="Times New Roman" w:hAnsi="Times New Roman" w:cs="Times New Roman"/>
+          <w:sz w:val="24"/>
+          <w:szCs w:val="24"/>
+          <w:lang w:val="en-US" w:eastAsia="ru-RU"/>
+        </w:rPr>
+        <w:t xml:space="preserve">2. Backend </w:t>
+      </w:r>
+      <w:r>
+        <w:rPr>
+          <w:rFonts w:ascii="Times New Roman" w:eastAsia="Times New Roman" w:hAnsi="Times New Roman" w:cs="Times New Roman"/>
+          <w:sz w:val="24"/>
+          <w:szCs w:val="24"/>
+          <w:lang w:eastAsia="ru-RU"/>
+        </w:rPr>
+        <w:t>определяет</w:t>
+      </w:r>
+      <w:r>
+        <w:rPr>
+          <w:rFonts w:ascii="Times New Roman" w:eastAsia="Times New Roman" w:hAnsi="Times New Roman" w:cs="Times New Roman"/>
+          <w:sz w:val="24"/>
+          <w:szCs w:val="24"/>
+          <w:lang w:val="en-US" w:eastAsia="ru-RU"/>
+        </w:rPr>
+        <w:t xml:space="preserve"> current user.</w:t>
+      </w:r>
+    </w:p>
+    <w:p>
+      <w:pPr>
+        <w:spacing w:after="0" w:line="240" w:lineRule="auto"/>
+        <w:ind w:left="360"/>
+        <w:rPr>
+          <w:rFonts w:ascii="Times New Roman" w:eastAsia="Times New Roman" w:hAnsi="Times New Roman" w:cs="Times New Roman"/>
+          <w:sz w:val="24"/>
+          <w:szCs w:val="24"/>
+          <w:lang w:val="en-US" w:eastAsia="ru-RU"/>
+        </w:rPr>
+      </w:pPr>
+    </w:p>
+    <w:p>
+      <w:pPr>
+        <w:spacing w:after="0" w:line="240" w:lineRule="auto"/>
+        <w:ind w:left="360"/>
+        <w:rPr>
+          <w:rFonts w:ascii="Times New Roman" w:eastAsia="Times New Roman" w:hAnsi="Times New Roman" w:cs="Times New Roman"/>
+          <w:sz w:val="24"/>
+          <w:szCs w:val="24"/>
+          <w:lang w:val="en-US" w:eastAsia="ru-RU"/>
+        </w:rPr>
+      </w:pPr>
+      <w:r>
+        <w:rPr>
+          <w:rFonts w:ascii="Times New Roman" w:eastAsia="Times New Roman" w:hAnsi="Times New Roman" w:cs="Times New Roman"/>
+          <w:sz w:val="24"/>
+          <w:szCs w:val="24"/>
+          <w:lang w:val="en-US" w:eastAsia="ru-RU"/>
+        </w:rPr>
+        <w:t xml:space="preserve">3. Backend </w:t>
+      </w:r>
+      <w:r>
+        <w:rPr>
+          <w:rFonts w:ascii="Times New Roman" w:eastAsia="Times New Roman" w:hAnsi="Times New Roman" w:cs="Times New Roman"/>
+          <w:sz w:val="24"/>
+          <w:szCs w:val="24"/>
+          <w:lang w:eastAsia="ru-RU"/>
+        </w:rPr>
+        <w:t>загружает</w:t>
+      </w:r>
+      <w:r>
+        <w:rPr>
+          <w:rFonts w:ascii="Times New Roman" w:eastAsia="Times New Roman" w:hAnsi="Times New Roman" w:cs="Times New Roman"/>
+          <w:sz w:val="24"/>
+          <w:szCs w:val="24"/>
+          <w:lang w:val="en-US" w:eastAsia="ru-RU"/>
+        </w:rPr>
+        <w:t xml:space="preserve"> Story.</w:t>
+      </w:r>
+    </w:p>
+    <w:p>
+      <w:pPr>
+        <w:spacing w:after="0" w:line="240" w:lineRule="auto"/>
+        <w:ind w:left="360"/>
+        <w:rPr>
+          <w:rFonts w:ascii="Times New Roman" w:eastAsia="Times New Roman" w:hAnsi="Times New Roman" w:cs="Times New Roman"/>
+          <w:sz w:val="24"/>
+          <w:szCs w:val="24"/>
+          <w:lang w:val="en-US" w:eastAsia="ru-RU"/>
+        </w:rPr>
+      </w:pPr>
+    </w:p>
+    <w:p>
+      <w:pPr>
+        <w:spacing w:after="0" w:line="240" w:lineRule="auto"/>
+        <w:ind w:left="360"/>
+        <w:rPr>
+          <w:rFonts w:ascii="Times New Roman" w:eastAsia="Times New Roman" w:hAnsi="Times New Roman" w:cs="Times New Roman"/>
+          <w:sz w:val="24"/>
+          <w:szCs w:val="24"/>
+          <w:lang w:val="en-US" w:eastAsia="ru-RU"/>
+        </w:rPr>
+      </w:pPr>
+      <w:r>
+        <w:rPr>
+          <w:rFonts w:ascii="Times New Roman" w:eastAsia="Times New Roman" w:hAnsi="Times New Roman" w:cs="Times New Roman"/>
+          <w:sz w:val="24"/>
+          <w:szCs w:val="24"/>
+          <w:lang w:val="en-US" w:eastAsia="ru-RU"/>
+        </w:rPr>
+        <w:t xml:space="preserve">4. Backend </w:t>
+      </w:r>
+      <w:r>
+        <w:rPr>
+          <w:rFonts w:ascii="Times New Roman" w:eastAsia="Times New Roman" w:hAnsi="Times New Roman" w:cs="Times New Roman"/>
+          <w:sz w:val="24"/>
+          <w:szCs w:val="24"/>
+          <w:lang w:eastAsia="ru-RU"/>
+        </w:rPr>
+        <w:t>проверяет</w:t>
+      </w:r>
+      <w:r>
+        <w:rPr>
+          <w:rFonts w:ascii="Times New Roman" w:eastAsia="Times New Roman" w:hAnsi="Times New Roman" w:cs="Times New Roman"/>
+          <w:sz w:val="24"/>
+          <w:szCs w:val="24"/>
+          <w:lang w:val="en-US" w:eastAsia="ru-RU"/>
+        </w:rPr>
+        <w:t xml:space="preserve"> Story membership.</w:t>
+      </w:r>
+    </w:p>
+    <w:p>
+      <w:pPr>
+        <w:spacing w:after="0" w:line="240" w:lineRule="auto"/>
+        <w:ind w:left="360"/>
+        <w:rPr>
+          <w:rFonts w:ascii="Times New Roman" w:eastAsia="Times New Roman" w:hAnsi="Times New Roman" w:cs="Times New Roman"/>
+          <w:sz w:val="24"/>
+          <w:szCs w:val="24"/>
+          <w:lang w:val="en-US" w:eastAsia="ru-RU"/>
+        </w:rPr>
+      </w:pPr>
+    </w:p>
+    <w:p>
+      <w:pPr>
+        <w:spacing w:after="0" w:line="240" w:lineRule="auto"/>
+        <w:ind w:left="360"/>
+        <w:rPr>
+          <w:rFonts w:ascii="Times New Roman" w:eastAsia="Times New Roman" w:hAnsi="Times New Roman" w:cs="Times New Roman"/>
+          <w:sz w:val="24"/>
+          <w:szCs w:val="24"/>
+          <w:lang w:eastAsia="ru-RU"/>
+        </w:rPr>
+      </w:pPr>
+      <w:r>
+        <w:rPr>
+          <w:rFonts w:ascii="Times New Roman" w:eastAsia="Times New Roman" w:hAnsi="Times New Roman" w:cs="Times New Roman"/>
+          <w:sz w:val="24"/>
+          <w:szCs w:val="24"/>
+          <w:lang w:eastAsia="ru-RU"/>
+        </w:rPr>
+        <w:t>5. Backend проверяет право изменения Story soundtrack.</w:t>
+      </w:r>
+    </w:p>
+    <w:p>
+      <w:pPr>
+        <w:spacing w:after="0" w:line="240" w:lineRule="auto"/>
+        <w:ind w:left="360"/>
+        <w:rPr>
+          <w:rFonts w:ascii="Times New Roman" w:eastAsia="Times New Roman" w:hAnsi="Times New Roman" w:cs="Times New Roman"/>
+          <w:sz w:val="24"/>
+          <w:szCs w:val="24"/>
+          <w:lang w:eastAsia="ru-RU"/>
+        </w:rPr>
+      </w:pPr>
+    </w:p>
+    <w:p>
+      <w:pPr>
+        <w:spacing w:after="0" w:line="240" w:lineRule="auto"/>
+        <w:ind w:left="360"/>
+        <w:rPr>
+          <w:rFonts w:ascii="Times New Roman" w:eastAsia="Times New Roman" w:hAnsi="Times New Roman" w:cs="Times New Roman"/>
+          <w:sz w:val="24"/>
+          <w:szCs w:val="24"/>
+          <w:lang w:val="en-US" w:eastAsia="ru-RU"/>
+        </w:rPr>
+      </w:pPr>
+      <w:r>
+        <w:rPr>
+          <w:rFonts w:ascii="Times New Roman" w:eastAsia="Times New Roman" w:hAnsi="Times New Roman" w:cs="Times New Roman"/>
+          <w:sz w:val="24"/>
+          <w:szCs w:val="24"/>
+          <w:lang w:val="en-US" w:eastAsia="ru-RU"/>
+        </w:rPr>
+        <w:t xml:space="preserve">6. Backend </w:t>
+      </w:r>
+      <w:r>
+        <w:rPr>
+          <w:rFonts w:ascii="Times New Roman" w:eastAsia="Times New Roman" w:hAnsi="Times New Roman" w:cs="Times New Roman"/>
+          <w:sz w:val="24"/>
+          <w:szCs w:val="24"/>
+          <w:lang w:eastAsia="ru-RU"/>
+        </w:rPr>
+        <w:t>удаляет</w:t>
+      </w:r>
+      <w:r>
+        <w:rPr>
+          <w:rFonts w:ascii="Times New Roman" w:eastAsia="Times New Roman" w:hAnsi="Times New Roman" w:cs="Times New Roman"/>
+          <w:sz w:val="24"/>
+          <w:szCs w:val="24"/>
+          <w:lang w:val="en-US" w:eastAsia="ru-RU"/>
+        </w:rPr>
+        <w:t xml:space="preserve"> selected soundtrack reference </w:t>
+      </w:r>
+      <w:r>
+        <w:rPr>
+          <w:rFonts w:ascii="Times New Roman" w:eastAsia="Times New Roman" w:hAnsi="Times New Roman" w:cs="Times New Roman"/>
+          <w:sz w:val="24"/>
+          <w:szCs w:val="24"/>
+          <w:lang w:eastAsia="ru-RU"/>
+        </w:rPr>
+        <w:t>из</w:t>
+      </w:r>
+      <w:r>
+        <w:rPr>
+          <w:rFonts w:ascii="Times New Roman" w:eastAsia="Times New Roman" w:hAnsi="Times New Roman" w:cs="Times New Roman"/>
+          <w:sz w:val="24"/>
+          <w:szCs w:val="24"/>
+          <w:lang w:val="en-US" w:eastAsia="ru-RU"/>
+        </w:rPr>
+        <w:t xml:space="preserve"> Story.</w:t>
+      </w:r>
+    </w:p>
+    <w:p>
+      <w:pPr>
+        <w:spacing w:after="0" w:line="240" w:lineRule="auto"/>
+        <w:ind w:left="360"/>
+        <w:rPr>
+          <w:rFonts w:ascii="Times New Roman" w:eastAsia="Times New Roman" w:hAnsi="Times New Roman" w:cs="Times New Roman"/>
+          <w:sz w:val="24"/>
+          <w:szCs w:val="24"/>
+          <w:lang w:val="en-US" w:eastAsia="ru-RU"/>
+        </w:rPr>
+      </w:pPr>
+    </w:p>
+    <w:p>
+      <w:pPr>
+        <w:spacing w:after="0" w:line="240" w:lineRule="auto"/>
+        <w:ind w:left="360"/>
+        <w:rPr>
+          <w:rFonts w:ascii="Times New Roman" w:eastAsia="Times New Roman" w:hAnsi="Times New Roman" w:cs="Times New Roman"/>
+          <w:sz w:val="24"/>
+          <w:szCs w:val="24"/>
+          <w:lang w:val="en-US" w:eastAsia="ru-RU"/>
+        </w:rPr>
+      </w:pPr>
+      <w:r>
+        <w:rPr>
+          <w:rFonts w:ascii="Times New Roman" w:eastAsia="Times New Roman" w:hAnsi="Times New Roman" w:cs="Times New Roman"/>
+          <w:sz w:val="24"/>
+          <w:szCs w:val="24"/>
+          <w:lang w:val="en-US" w:eastAsia="ru-RU"/>
+        </w:rPr>
+        <w:t>Result:</w:t>
+      </w:r>
+    </w:p>
+    <w:p>
+      <w:pPr>
+        <w:spacing w:after="0" w:line="240" w:lineRule="auto"/>
+        <w:ind w:left="360"/>
+        <w:rPr>
+          <w:rFonts w:ascii="Times New Roman" w:eastAsia="Times New Roman" w:hAnsi="Times New Roman" w:cs="Times New Roman"/>
+          <w:sz w:val="24"/>
+          <w:szCs w:val="24"/>
+          <w:lang w:val="en-US" w:eastAsia="ru-RU"/>
+        </w:rPr>
+      </w:pPr>
+    </w:p>
+    <w:p>
+      <w:pPr>
+        <w:spacing w:after="0" w:line="240" w:lineRule="auto"/>
+        <w:ind w:left="360"/>
+        <w:rPr>
+          <w:rFonts w:ascii="Times New Roman" w:eastAsia="Times New Roman" w:hAnsi="Times New Roman" w:cs="Times New Roman"/>
+          <w:sz w:val="24"/>
+          <w:szCs w:val="24"/>
+          <w:lang w:val="en-US" w:eastAsia="ru-RU"/>
+        </w:rPr>
+      </w:pPr>
+      <w:r>
+        <w:rPr>
+          <w:rFonts w:ascii="Times New Roman" w:eastAsia="Times New Roman" w:hAnsi="Times New Roman" w:cs="Times New Roman"/>
+          <w:sz w:val="24"/>
+          <w:szCs w:val="24"/>
+          <w:lang w:val="en-US" w:eastAsia="ru-RU"/>
+        </w:rPr>
+        <w:t xml:space="preserve">Story soundtrack </w:t>
+      </w:r>
+      <w:r>
+        <w:rPr>
+          <w:rFonts w:ascii="Times New Roman" w:eastAsia="Times New Roman" w:hAnsi="Times New Roman" w:cs="Times New Roman"/>
+          <w:sz w:val="24"/>
+          <w:szCs w:val="24"/>
+          <w:lang w:eastAsia="ru-RU"/>
+        </w:rPr>
+        <w:t>отсутствует</w:t>
+      </w:r>
+      <w:r>
+        <w:rPr>
+          <w:rFonts w:ascii="Times New Roman" w:eastAsia="Times New Roman" w:hAnsi="Times New Roman" w:cs="Times New Roman"/>
+          <w:sz w:val="24"/>
+          <w:szCs w:val="24"/>
+          <w:lang w:val="en-US" w:eastAsia="ru-RU"/>
+        </w:rPr>
+        <w:t>.</w:t>
+      </w:r>
+    </w:p>
+    <w:p>
+      <w:pPr>
+        <w:spacing w:after="0" w:line="240" w:lineRule="auto"/>
+        <w:ind w:left="360"/>
+        <w:rPr>
+          <w:rFonts w:ascii="Times New Roman" w:eastAsia="Times New Roman" w:hAnsi="Times New Roman" w:cs="Times New Roman"/>
+          <w:sz w:val="24"/>
+          <w:szCs w:val="24"/>
+          <w:lang w:val="en-US" w:eastAsia="ru-RU"/>
+        </w:rPr>
+      </w:pPr>
+    </w:p>
+    <w:p>
+      <w:pPr>
+        <w:spacing w:after="0" w:line="240" w:lineRule="auto"/>
+        <w:ind w:left="360"/>
+        <w:rPr>
+          <w:rFonts w:ascii="Times New Roman" w:eastAsia="Times New Roman" w:hAnsi="Times New Roman" w:cs="Times New Roman"/>
+          <w:sz w:val="24"/>
+          <w:szCs w:val="24"/>
+          <w:lang w:val="en-US" w:eastAsia="ru-RU"/>
+        </w:rPr>
+      </w:pPr>
+      <w:r>
+        <w:rPr>
+          <w:rFonts w:ascii="Times New Roman" w:eastAsia="Times New Roman" w:hAnsi="Times New Roman" w:cs="Times New Roman"/>
+          <w:sz w:val="24"/>
+          <w:szCs w:val="24"/>
+          <w:lang w:val="en-US" w:eastAsia="ru-RU"/>
+        </w:rPr>
+        <w:t xml:space="preserve">Story Playback </w:t>
+      </w:r>
+      <w:r>
+        <w:rPr>
+          <w:rFonts w:ascii="Times New Roman" w:eastAsia="Times New Roman" w:hAnsi="Times New Roman" w:cs="Times New Roman"/>
+          <w:sz w:val="24"/>
+          <w:szCs w:val="24"/>
+          <w:lang w:eastAsia="ru-RU"/>
+        </w:rPr>
+        <w:t>работает</w:t>
+      </w:r>
+      <w:r>
+        <w:rPr>
+          <w:rFonts w:ascii="Times New Roman" w:eastAsia="Times New Roman" w:hAnsi="Times New Roman" w:cs="Times New Roman"/>
+          <w:sz w:val="24"/>
+          <w:szCs w:val="24"/>
+          <w:lang w:val="en-US" w:eastAsia="ru-RU"/>
+        </w:rPr>
+        <w:t xml:space="preserve"> </w:t>
+      </w:r>
+      <w:r>
+        <w:rPr>
+          <w:rFonts w:ascii="Times New Roman" w:eastAsia="Times New Roman" w:hAnsi="Times New Roman" w:cs="Times New Roman"/>
+          <w:sz w:val="24"/>
+          <w:szCs w:val="24"/>
+          <w:lang w:eastAsia="ru-RU"/>
+        </w:rPr>
+        <w:t>без</w:t>
+      </w:r>
+      <w:r>
+        <w:rPr>
+          <w:rFonts w:ascii="Times New Roman" w:eastAsia="Times New Roman" w:hAnsi="Times New Roman" w:cs="Times New Roman"/>
+          <w:sz w:val="24"/>
+          <w:szCs w:val="24"/>
+          <w:lang w:val="en-US" w:eastAsia="ru-RU"/>
+        </w:rPr>
+        <w:t xml:space="preserve"> </w:t>
+      </w:r>
+      <w:r>
+        <w:rPr>
+          <w:rFonts w:ascii="Times New Roman" w:eastAsia="Times New Roman" w:hAnsi="Times New Roman" w:cs="Times New Roman"/>
+          <w:sz w:val="24"/>
+          <w:szCs w:val="24"/>
+          <w:lang w:eastAsia="ru-RU"/>
+        </w:rPr>
+        <w:t>фоновой</w:t>
+      </w:r>
+      <w:r>
+        <w:rPr>
+          <w:rFonts w:ascii="Times New Roman" w:eastAsia="Times New Roman" w:hAnsi="Times New Roman" w:cs="Times New Roman"/>
+          <w:sz w:val="24"/>
+          <w:szCs w:val="24"/>
+          <w:lang w:val="en-US" w:eastAsia="ru-RU"/>
+        </w:rPr>
+        <w:t xml:space="preserve"> </w:t>
+      </w:r>
+      <w:r>
+        <w:rPr>
+          <w:rFonts w:ascii="Times New Roman" w:eastAsia="Times New Roman" w:hAnsi="Times New Roman" w:cs="Times New Roman"/>
+          <w:sz w:val="24"/>
+          <w:szCs w:val="24"/>
+          <w:lang w:eastAsia="ru-RU"/>
+        </w:rPr>
+        <w:t>музыки</w:t>
+      </w:r>
+      <w:r>
+        <w:rPr>
+          <w:rFonts w:ascii="Times New Roman" w:eastAsia="Times New Roman" w:hAnsi="Times New Roman" w:cs="Times New Roman"/>
+          <w:sz w:val="24"/>
+          <w:szCs w:val="24"/>
+          <w:lang w:val="en-US" w:eastAsia="ru-RU"/>
+        </w:rPr>
+        <w:t>.</w:t>
+      </w:r>
+    </w:p>
+    <w:p>
+      <w:pPr>
+        <w:spacing w:after="0" w:line="240" w:lineRule="auto"/>
+        <w:ind w:left="360"/>
+        <w:rPr>
+          <w:rFonts w:ascii="Times New Roman" w:eastAsia="Times New Roman" w:hAnsi="Times New Roman" w:cs="Times New Roman"/>
+          <w:sz w:val="24"/>
+          <w:szCs w:val="24"/>
+          <w:lang w:val="en-US" w:eastAsia="ru-RU"/>
+        </w:rPr>
+      </w:pPr>
+    </w:p>
+    <w:p>
+      <w:pPr>
+        <w:spacing w:after="0" w:line="240" w:lineRule="auto"/>
+        <w:ind w:left="360"/>
+        <w:rPr>
+          <w:rFonts w:ascii="Times New Roman" w:eastAsia="Times New Roman" w:hAnsi="Times New Roman" w:cs="Times New Roman"/>
+          <w:sz w:val="24"/>
+          <w:szCs w:val="24"/>
+          <w:lang w:eastAsia="ru-RU"/>
+        </w:rPr>
+      </w:pPr>
+      <w:r>
+        <w:rPr>
+          <w:rFonts w:ascii="Times New Roman" w:eastAsia="Times New Roman" w:hAnsi="Times New Roman" w:cs="Times New Roman"/>
+          <w:sz w:val="24"/>
+          <w:szCs w:val="24"/>
+          <w:lang w:eastAsia="ru-RU"/>
+        </w:rPr>
+        <w:t>Conceptually:</w:t>
+      </w:r>
+    </w:p>
+    <w:p>
+      <w:pPr>
+        <w:spacing w:after="0" w:line="240" w:lineRule="auto"/>
+        <w:ind w:left="360"/>
+        <w:rPr>
+          <w:rFonts w:ascii="Times New Roman" w:eastAsia="Times New Roman" w:hAnsi="Times New Roman" w:cs="Times New Roman"/>
+          <w:sz w:val="24"/>
+          <w:szCs w:val="24"/>
+          <w:lang w:eastAsia="ru-RU"/>
+        </w:rPr>
+      </w:pPr>
+    </w:p>
+    <w:p>
+      <w:pPr>
+        <w:spacing w:after="0" w:line="240" w:lineRule="auto"/>
+        <w:ind w:left="360"/>
+        <w:rPr>
+          <w:rFonts w:ascii="Times New Roman" w:eastAsia="Times New Roman" w:hAnsi="Times New Roman" w:cs="Times New Roman"/>
+          <w:sz w:val="24"/>
+          <w:szCs w:val="24"/>
+          <w:lang w:eastAsia="ru-RU"/>
+        </w:rPr>
+      </w:pPr>
+      <w:r>
+        <w:rPr>
+          <w:rFonts w:ascii="Times New Roman" w:eastAsia="Times New Roman" w:hAnsi="Times New Roman" w:cs="Times New Roman"/>
+          <w:sz w:val="24"/>
+          <w:szCs w:val="24"/>
+          <w:lang w:eastAsia="ru-RU"/>
+        </w:rPr>
+        <w:t>story.soundtrack = null</w:t>
+      </w:r>
+    </w:p>
+    <w:p>
+      <w:pPr>
+        <w:spacing w:after="0" w:line="240" w:lineRule="auto"/>
+        <w:ind w:left="360"/>
+        <w:rPr>
+          <w:rFonts w:ascii="Times New Roman" w:eastAsia="Times New Roman" w:hAnsi="Times New Roman" w:cs="Times New Roman"/>
+          <w:sz w:val="24"/>
+          <w:szCs w:val="24"/>
+          <w:lang w:eastAsia="ru-RU"/>
+        </w:rPr>
+      </w:pPr>
+    </w:p>
+    <w:p>
+      <w:pPr>
+        <w:spacing w:before="100" w:beforeAutospacing="1" w:after="100" w:afterAutospacing="1" w:line="240" w:lineRule="auto"/>
+        <w:ind w:left="360"/>
         <w:outlineLvl w:val="0"/>
         <w:rPr>
           <w:rFonts w:ascii="Times New Roman" w:eastAsia="Times New Roman" w:hAnsi="Times New Roman" w:cs="Times New Roman"/>
@@ -6031,9 +8929,21 @@
           <w:kern w:val="36"/>
           <w:sz w:val="48"/>
           <w:szCs w:val="48"/>
-          <w:lang w:eastAsia="ru-RU"/>
-        </w:rPr>
-        <w:t>Use Case №10</w:t>
+          <w:lang w:val="en-US" w:eastAsia="ru-RU"/>
+        </w:rPr>
+        <w:t>U</w:t>
+      </w:r>
+      <w:r>
+        <w:rPr>
+          <w:rFonts w:ascii="Times New Roman" w:eastAsia="Times New Roman" w:hAnsi="Times New Roman" w:cs="Times New Roman"/>
+          <w:b/>
+          <w:bCs/>
+          <w:kern w:val="36"/>
+          <w:sz w:val="48"/>
+          <w:szCs w:val="48"/>
+          <w:lang w:eastAsia="ru-RU"/>
+        </w:rPr>
+        <w:t>se Case №10</w:t>
       </w:r>
     </w:p>
     <w:p>
@@ -6078,6 +8988,7 @@
           <w:szCs w:val="24"/>
           <w:lang w:eastAsia="ru-RU"/>
         </w:rPr>
+        <w:lastRenderedPageBreak/>
         <w:t>Вот тут начинается настоящая магия продукта.</w:t>
       </w:r>
     </w:p>
@@ -6308,7 +9219,6 @@
           <w:szCs w:val="24"/>
           <w:lang w:eastAsia="ru-RU"/>
         </w:rPr>
-        <w:lastRenderedPageBreak/>
         <w:pict w14:anchorId="0F015DAC">
           <v:rect id="_x0000_i1075" style="width:0;height:1.5pt" o:hralign="center" o:hrstd="t" o:hr="t" fillcolor="#a0a0a0" stroked="f"/>
         </w:pict>
@@ -6744,6 +9654,7 @@
           <w:szCs w:val="24"/>
           <w:lang w:val="en-US" w:eastAsia="ru-RU"/>
         </w:rPr>
+        <w:lastRenderedPageBreak/>
         <w:t>1. Load authorized Story Memories.</w:t>
       </w:r>
     </w:p>
@@ -6904,39 +9815,1189 @@
           <w:szCs w:val="24"/>
           <w:lang w:val="en-US" w:eastAsia="ru-RU"/>
         </w:rPr>
+        <w:t>9. Allow Memory creation only when the current role permits it.</w:t>
+      </w:r>
+    </w:p>
+    <w:p>
+      <w:pPr>
+        <w:spacing w:before="100" w:beforeAutospacing="1" w:after="100" w:afterAutospacing="1" w:line="240" w:lineRule="auto"/>
+        <w:rPr>
+          <w:rFonts w:ascii="Times New Roman" w:eastAsia="Times New Roman" w:hAnsi="Times New Roman" w:cs="Times New Roman"/>
+          <w:sz w:val="24"/>
+          <w:szCs w:val="24"/>
+          <w:lang w:val="en-US" w:eastAsia="ru-RU"/>
+        </w:rPr>
+      </w:pPr>
+    </w:p>
+    <w:p>
+      <w:pPr>
+        <w:spacing w:before="100" w:beforeAutospacing="1" w:after="100" w:afterAutospacing="1" w:line="240" w:lineRule="auto"/>
+        <w:rPr>
+          <w:rFonts w:ascii="Times New Roman" w:eastAsia="Times New Roman" w:hAnsi="Times New Roman" w:cs="Times New Roman"/>
+          <w:sz w:val="24"/>
+          <w:szCs w:val="24"/>
+          <w:lang w:val="en-US" w:eastAsia="ru-RU"/>
+        </w:rPr>
+      </w:pPr>
+      <w:r>
+        <w:rPr>
+          <w:rFonts w:ascii="Times New Roman" w:eastAsia="Times New Roman" w:hAnsi="Times New Roman" w:cs="Times New Roman"/>
+          <w:sz w:val="24"/>
+          <w:szCs w:val="24"/>
+          <w:lang w:val="en-US" w:eastAsia="ru-RU"/>
+        </w:rPr>
+        <w:t>Timeline does not introduce a separate backend Timeline resource.</w:t>
+      </w:r>
+    </w:p>
+    <w:p>
+      <w:pPr>
+        <w:spacing w:before="100" w:beforeAutospacing="1" w:after="100" w:afterAutospacing="1" w:line="240" w:lineRule="auto"/>
+        <w:rPr>
+          <w:rFonts w:ascii="Times New Roman" w:eastAsia="Times New Roman" w:hAnsi="Times New Roman" w:cs="Times New Roman"/>
+          <w:sz w:val="24"/>
+          <w:szCs w:val="24"/>
+          <w:lang w:val="en-US" w:eastAsia="ru-RU"/>
+        </w:rPr>
+      </w:pPr>
+    </w:p>
+    <w:p>
+      <w:pPr>
+        <w:spacing w:before="100" w:beforeAutospacing="1" w:after="100" w:afterAutospacing="1" w:line="240" w:lineRule="auto"/>
+        <w:rPr>
+          <w:rFonts w:ascii="Times New Roman" w:eastAsia="Times New Roman" w:hAnsi="Times New Roman" w:cs="Times New Roman"/>
+          <w:sz w:val="24"/>
+          <w:szCs w:val="24"/>
+          <w:lang w:val="en-US" w:eastAsia="ru-RU"/>
+        </w:rPr>
+      </w:pPr>
+      <w:r>
+        <w:rPr>
+          <w:rFonts w:ascii="Times New Roman" w:eastAsia="Times New Roman" w:hAnsi="Times New Roman" w:cs="Times New Roman"/>
+          <w:sz w:val="24"/>
+          <w:szCs w:val="24"/>
+          <w:lang w:val="en-US" w:eastAsia="ru-RU"/>
+        </w:rPr>
+        <w:t>Story Playback Soundtrack</w:t>
+      </w:r>
+    </w:p>
+    <w:p>
+      <w:pPr>
+        <w:spacing w:before="100" w:beforeAutospacing="1" w:after="100" w:afterAutospacing="1" w:line="240" w:lineRule="auto"/>
+        <w:rPr>
+          <w:rFonts w:ascii="Times New Roman" w:eastAsia="Times New Roman" w:hAnsi="Times New Roman" w:cs="Times New Roman"/>
+          <w:sz w:val="24"/>
+          <w:szCs w:val="24"/>
+          <w:lang w:val="en-US" w:eastAsia="ru-RU"/>
+        </w:rPr>
+      </w:pPr>
+    </w:p>
+    <w:p>
+      <w:pPr>
+        <w:spacing w:before="100" w:beforeAutospacing="1" w:after="100" w:afterAutospacing="1" w:line="240" w:lineRule="auto"/>
+        <w:rPr>
+          <w:rFonts w:ascii="Times New Roman" w:eastAsia="Times New Roman" w:hAnsi="Times New Roman" w:cs="Times New Roman"/>
+          <w:sz w:val="24"/>
+          <w:szCs w:val="24"/>
+          <w:lang w:val="en-US" w:eastAsia="ru-RU"/>
+        </w:rPr>
+      </w:pPr>
+      <w:r>
+        <w:rPr>
+          <w:rFonts w:ascii="Times New Roman" w:eastAsia="Times New Roman" w:hAnsi="Times New Roman" w:cs="Times New Roman"/>
+          <w:sz w:val="24"/>
+          <w:szCs w:val="24"/>
+          <w:lang w:val="en-US" w:eastAsia="ru-RU"/>
+        </w:rPr>
+        <w:t>При старте Story Playback система определяет effective soundtrack.</w:t>
+      </w:r>
+    </w:p>
+    <w:p>
+      <w:pPr>
+        <w:spacing w:before="100" w:beforeAutospacing="1" w:after="100" w:afterAutospacing="1" w:line="240" w:lineRule="auto"/>
+        <w:rPr>
+          <w:rFonts w:ascii="Times New Roman" w:eastAsia="Times New Roman" w:hAnsi="Times New Roman" w:cs="Times New Roman"/>
+          <w:sz w:val="24"/>
+          <w:szCs w:val="24"/>
+          <w:lang w:val="en-US" w:eastAsia="ru-RU"/>
+        </w:rPr>
+      </w:pPr>
+    </w:p>
+    <w:p>
+      <w:pPr>
+        <w:spacing w:before="100" w:beforeAutospacing="1" w:after="100" w:afterAutospacing="1" w:line="240" w:lineRule="auto"/>
+        <w:rPr>
+          <w:rFonts w:ascii="Times New Roman" w:eastAsia="Times New Roman" w:hAnsi="Times New Roman" w:cs="Times New Roman"/>
+          <w:sz w:val="24"/>
+          <w:szCs w:val="24"/>
+          <w:lang w:val="en-US" w:eastAsia="ru-RU"/>
+        </w:rPr>
+      </w:pPr>
+      <w:r>
+        <w:rPr>
+          <w:rFonts w:ascii="Times New Roman" w:eastAsia="Times New Roman" w:hAnsi="Times New Roman" w:cs="Times New Roman"/>
+          <w:sz w:val="24"/>
+          <w:szCs w:val="24"/>
+          <w:lang w:val="en-US" w:eastAsia="ru-RU"/>
+        </w:rPr>
+        <w:t>Resolution:</w:t>
+      </w:r>
+    </w:p>
+    <w:p>
+      <w:pPr>
+        <w:spacing w:before="100" w:beforeAutospacing="1" w:after="100" w:afterAutospacing="1" w:line="240" w:lineRule="auto"/>
+        <w:rPr>
+          <w:rFonts w:ascii="Times New Roman" w:eastAsia="Times New Roman" w:hAnsi="Times New Roman" w:cs="Times New Roman"/>
+          <w:sz w:val="24"/>
+          <w:szCs w:val="24"/>
+          <w:lang w:val="en-US" w:eastAsia="ru-RU"/>
+        </w:rPr>
+      </w:pPr>
+    </w:p>
+    <w:p>
+      <w:pPr>
+        <w:spacing w:before="100" w:beforeAutospacing="1" w:after="100" w:afterAutospacing="1" w:line="240" w:lineRule="auto"/>
+        <w:rPr>
+          <w:rFonts w:ascii="Times New Roman" w:eastAsia="Times New Roman" w:hAnsi="Times New Roman" w:cs="Times New Roman"/>
+          <w:sz w:val="24"/>
+          <w:szCs w:val="24"/>
+          <w:lang w:val="en-US" w:eastAsia="ru-RU"/>
+        </w:rPr>
+      </w:pPr>
+      <w:r>
+        <w:rPr>
+          <w:rFonts w:ascii="Times New Roman" w:eastAsia="Times New Roman" w:hAnsi="Times New Roman" w:cs="Times New Roman"/>
+          <w:sz w:val="24"/>
+          <w:szCs w:val="24"/>
+          <w:lang w:val="en-US" w:eastAsia="ru-RU"/>
+        </w:rPr>
+        <w:t>Story soundtrack отсутствует</w:t>
+      </w:r>
+    </w:p>
+    <w:p>
+      <w:pPr>
+        <w:spacing w:before="100" w:beforeAutospacing="1" w:after="100" w:afterAutospacing="1" w:line="240" w:lineRule="auto"/>
+        <w:rPr>
+          <w:rFonts w:ascii="Times New Roman" w:eastAsia="Times New Roman" w:hAnsi="Times New Roman" w:cs="Times New Roman"/>
+          <w:sz w:val="24"/>
+          <w:szCs w:val="24"/>
+          <w:lang w:val="en-US" w:eastAsia="ru-RU"/>
+        </w:rPr>
+      </w:pPr>
+      <w:r>
+        <w:rPr>
+          <w:rFonts w:ascii="Times New Roman" w:eastAsia="Times New Roman" w:hAnsi="Times New Roman" w:cs="Times New Roman"/>
+          <w:sz w:val="24"/>
+          <w:szCs w:val="24"/>
+          <w:lang w:val="en-US" w:eastAsia="ru-RU"/>
+        </w:rPr>
+        <w:t>→ Playback запускается без музыки.</w:t>
+      </w:r>
+    </w:p>
+    <w:p>
+      <w:pPr>
+        <w:spacing w:before="100" w:beforeAutospacing="1" w:after="100" w:afterAutospacing="1" w:line="240" w:lineRule="auto"/>
+        <w:rPr>
+          <w:rFonts w:ascii="Times New Roman" w:eastAsia="Times New Roman" w:hAnsi="Times New Roman" w:cs="Times New Roman"/>
+          <w:sz w:val="24"/>
+          <w:szCs w:val="24"/>
+          <w:lang w:val="en-US" w:eastAsia="ru-RU"/>
+        </w:rPr>
+      </w:pPr>
+    </w:p>
+    <w:p>
+      <w:pPr>
+        <w:spacing w:before="100" w:beforeAutospacing="1" w:after="100" w:afterAutospacing="1" w:line="240" w:lineRule="auto"/>
+        <w:rPr>
+          <w:rFonts w:ascii="Times New Roman" w:eastAsia="Times New Roman" w:hAnsi="Times New Roman" w:cs="Times New Roman"/>
+          <w:sz w:val="24"/>
+          <w:szCs w:val="24"/>
+          <w:lang w:val="en-US" w:eastAsia="ru-RU"/>
+        </w:rPr>
+      </w:pPr>
+      <w:r>
+        <w:rPr>
+          <w:rFonts w:ascii="Times New Roman" w:eastAsia="Times New Roman" w:hAnsi="Times New Roman" w:cs="Times New Roman"/>
+          <w:sz w:val="24"/>
+          <w:szCs w:val="24"/>
+          <w:lang w:val="en-US" w:eastAsia="ru-RU"/>
+        </w:rPr>
+        <w:t>Story soundtrack существует и ACTIVE</w:t>
+      </w:r>
+    </w:p>
+    <w:p>
+      <w:pPr>
+        <w:spacing w:before="100" w:beforeAutospacing="1" w:after="100" w:afterAutospacing="1" w:line="240" w:lineRule="auto"/>
+        <w:rPr>
+          <w:rFonts w:ascii="Times New Roman" w:eastAsia="Times New Roman" w:hAnsi="Times New Roman" w:cs="Times New Roman"/>
+          <w:sz w:val="24"/>
+          <w:szCs w:val="24"/>
+          <w:lang w:val="en-US" w:eastAsia="ru-RU"/>
+        </w:rPr>
+      </w:pPr>
+      <w:r>
+        <w:rPr>
+          <w:rFonts w:ascii="Times New Roman" w:eastAsia="Times New Roman" w:hAnsi="Times New Roman" w:cs="Times New Roman"/>
+          <w:sz w:val="24"/>
+          <w:szCs w:val="24"/>
+          <w:lang w:val="en-US" w:eastAsia="ru-RU"/>
+        </w:rPr>
+        <w:t>→ soundtrack может использоваться для Playback.</w:t>
+      </w:r>
+    </w:p>
+    <w:p>
+      <w:pPr>
+        <w:spacing w:before="100" w:beforeAutospacing="1" w:after="100" w:afterAutospacing="1" w:line="240" w:lineRule="auto"/>
+        <w:rPr>
+          <w:rFonts w:ascii="Times New Roman" w:eastAsia="Times New Roman" w:hAnsi="Times New Roman" w:cs="Times New Roman"/>
+          <w:sz w:val="24"/>
+          <w:szCs w:val="24"/>
+          <w:lang w:val="en-US" w:eastAsia="ru-RU"/>
+        </w:rPr>
+      </w:pPr>
+    </w:p>
+    <w:p>
+      <w:pPr>
+        <w:spacing w:before="100" w:beforeAutospacing="1" w:after="100" w:afterAutospacing="1" w:line="240" w:lineRule="auto"/>
+        <w:rPr>
+          <w:rFonts w:ascii="Times New Roman" w:eastAsia="Times New Roman" w:hAnsi="Times New Roman" w:cs="Times New Roman"/>
+          <w:sz w:val="24"/>
+          <w:szCs w:val="24"/>
+          <w:lang w:val="en-US" w:eastAsia="ru-RU"/>
+        </w:rPr>
+      </w:pPr>
+      <w:r>
+        <w:rPr>
+          <w:rFonts w:ascii="Times New Roman" w:eastAsia="Times New Roman" w:hAnsi="Times New Roman" w:cs="Times New Roman"/>
+          <w:sz w:val="24"/>
+          <w:szCs w:val="24"/>
+          <w:lang w:val="en-US" w:eastAsia="ru-RU"/>
+        </w:rPr>
+        <w:t>Story soundtrack DISABLED</w:t>
+      </w:r>
+    </w:p>
+    <w:p>
+      <w:pPr>
+        <w:spacing w:before="100" w:beforeAutospacing="1" w:after="100" w:afterAutospacing="1" w:line="240" w:lineRule="auto"/>
+        <w:rPr>
+          <w:rFonts w:ascii="Times New Roman" w:eastAsia="Times New Roman" w:hAnsi="Times New Roman" w:cs="Times New Roman"/>
+          <w:sz w:val="24"/>
+          <w:szCs w:val="24"/>
+          <w:lang w:val="en-US" w:eastAsia="ru-RU"/>
+        </w:rPr>
+      </w:pPr>
+      <w:r>
+        <w:rPr>
+          <w:rFonts w:ascii="Times New Roman" w:eastAsia="Times New Roman" w:hAnsi="Times New Roman" w:cs="Times New Roman"/>
+          <w:sz w:val="24"/>
+          <w:szCs w:val="24"/>
+          <w:lang w:val="en-US" w:eastAsia="ru-RU"/>
+        </w:rPr>
+        <w:t>→ Playback запускается без музыки.</w:t>
+      </w:r>
+    </w:p>
+    <w:p>
+      <w:pPr>
+        <w:spacing w:before="100" w:beforeAutospacing="1" w:after="100" w:afterAutospacing="1" w:line="240" w:lineRule="auto"/>
+        <w:rPr>
+          <w:rFonts w:ascii="Times New Roman" w:eastAsia="Times New Roman" w:hAnsi="Times New Roman" w:cs="Times New Roman"/>
+          <w:sz w:val="24"/>
+          <w:szCs w:val="24"/>
+          <w:lang w:val="en-US" w:eastAsia="ru-RU"/>
+        </w:rPr>
+      </w:pPr>
+    </w:p>
+    <w:p>
+      <w:pPr>
+        <w:spacing w:before="100" w:beforeAutospacing="1" w:after="100" w:afterAutospacing="1" w:line="240" w:lineRule="auto"/>
+        <w:rPr>
+          <w:rFonts w:ascii="Times New Roman" w:eastAsia="Times New Roman" w:hAnsi="Times New Roman" w:cs="Times New Roman"/>
+          <w:sz w:val="24"/>
+          <w:szCs w:val="24"/>
+          <w:lang w:eastAsia="ru-RU"/>
+        </w:rPr>
+      </w:pPr>
+      <w:r>
+        <w:rPr>
+          <w:rFonts w:ascii="Times New Roman" w:eastAsia="Times New Roman" w:hAnsi="Times New Roman" w:cs="Times New Roman"/>
+          <w:sz w:val="24"/>
+          <w:szCs w:val="24"/>
+          <w:lang w:eastAsia="ru-RU"/>
+        </w:rPr>
+        <w:t xml:space="preserve">Ошибка загрузки или воспроизведения </w:t>
+      </w:r>
+      <w:r>
+        <w:rPr>
+          <w:rFonts w:ascii="Times New Roman" w:eastAsia="Times New Roman" w:hAnsi="Times New Roman" w:cs="Times New Roman"/>
+          <w:sz w:val="24"/>
+          <w:szCs w:val="24"/>
+          <w:lang w:val="en-US" w:eastAsia="ru-RU"/>
+        </w:rPr>
+        <w:t>audio</w:t>
+      </w:r>
+    </w:p>
+    <w:p>
+      <w:pPr>
+        <w:spacing w:before="100" w:beforeAutospacing="1" w:after="100" w:afterAutospacing="1" w:line="240" w:lineRule="auto"/>
+        <w:rPr>
+          <w:rFonts w:ascii="Times New Roman" w:eastAsia="Times New Roman" w:hAnsi="Times New Roman" w:cs="Times New Roman"/>
+          <w:sz w:val="24"/>
+          <w:szCs w:val="24"/>
+          <w:lang w:eastAsia="ru-RU"/>
+        </w:rPr>
+      </w:pPr>
+      <w:r>
+        <w:rPr>
+          <w:rFonts w:ascii="Times New Roman" w:eastAsia="Times New Roman" w:hAnsi="Times New Roman" w:cs="Times New Roman"/>
+          <w:sz w:val="24"/>
+          <w:szCs w:val="24"/>
+          <w:lang w:eastAsia="ru-RU"/>
+        </w:rPr>
+        <w:t xml:space="preserve">→ </w:t>
+      </w:r>
+      <w:r>
+        <w:rPr>
+          <w:rFonts w:ascii="Times New Roman" w:eastAsia="Times New Roman" w:hAnsi="Times New Roman" w:cs="Times New Roman"/>
+          <w:sz w:val="24"/>
+          <w:szCs w:val="24"/>
+          <w:lang w:val="en-US" w:eastAsia="ru-RU"/>
+        </w:rPr>
+        <w:t>visual</w:t>
+      </w:r>
+      <w:r>
+        <w:rPr>
+          <w:rFonts w:ascii="Times New Roman" w:eastAsia="Times New Roman" w:hAnsi="Times New Roman" w:cs="Times New Roman"/>
+          <w:sz w:val="24"/>
+          <w:szCs w:val="24"/>
+          <w:lang w:eastAsia="ru-RU"/>
+        </w:rPr>
+        <w:t xml:space="preserve"> </w:t>
+      </w:r>
+      <w:r>
+        <w:rPr>
+          <w:rFonts w:ascii="Times New Roman" w:eastAsia="Times New Roman" w:hAnsi="Times New Roman" w:cs="Times New Roman"/>
+          <w:sz w:val="24"/>
+          <w:szCs w:val="24"/>
+          <w:lang w:val="en-US" w:eastAsia="ru-RU"/>
+        </w:rPr>
+        <w:t>Story</w:t>
+      </w:r>
+      <w:r>
+        <w:rPr>
+          <w:rFonts w:ascii="Times New Roman" w:eastAsia="Times New Roman" w:hAnsi="Times New Roman" w:cs="Times New Roman"/>
+          <w:sz w:val="24"/>
+          <w:szCs w:val="24"/>
+          <w:lang w:eastAsia="ru-RU"/>
+        </w:rPr>
+        <w:t xml:space="preserve"> </w:t>
+      </w:r>
+      <w:r>
+        <w:rPr>
+          <w:rFonts w:ascii="Times New Roman" w:eastAsia="Times New Roman" w:hAnsi="Times New Roman" w:cs="Times New Roman"/>
+          <w:sz w:val="24"/>
+          <w:szCs w:val="24"/>
+          <w:lang w:val="en-US" w:eastAsia="ru-RU"/>
+        </w:rPr>
+        <w:t>Playback</w:t>
+      </w:r>
+      <w:r>
+        <w:rPr>
+          <w:rFonts w:ascii="Times New Roman" w:eastAsia="Times New Roman" w:hAnsi="Times New Roman" w:cs="Times New Roman"/>
+          <w:sz w:val="24"/>
+          <w:szCs w:val="24"/>
+          <w:lang w:eastAsia="ru-RU"/>
+        </w:rPr>
+        <w:t xml:space="preserve"> продолжается.</w:t>
+      </w:r>
+    </w:p>
+    <w:p>
+      <w:pPr>
+        <w:spacing w:before="100" w:beforeAutospacing="1" w:after="100" w:afterAutospacing="1" w:line="240" w:lineRule="auto"/>
+        <w:rPr>
+          <w:rFonts w:ascii="Times New Roman" w:eastAsia="Times New Roman" w:hAnsi="Times New Roman" w:cs="Times New Roman"/>
+          <w:sz w:val="24"/>
+          <w:szCs w:val="24"/>
+          <w:lang w:eastAsia="ru-RU"/>
+        </w:rPr>
+      </w:pPr>
+    </w:p>
+    <w:p>
+      <w:pPr>
+        <w:spacing w:before="100" w:beforeAutospacing="1" w:after="100" w:afterAutospacing="1" w:line="240" w:lineRule="auto"/>
+        <w:rPr>
+          <w:rFonts w:ascii="Times New Roman" w:eastAsia="Times New Roman" w:hAnsi="Times New Roman" w:cs="Times New Roman"/>
+          <w:sz w:val="24"/>
+          <w:szCs w:val="24"/>
+          <w:lang w:val="en-US" w:eastAsia="ru-RU"/>
+        </w:rPr>
+      </w:pPr>
+      <w:r>
+        <w:rPr>
+          <w:rFonts w:ascii="Times New Roman" w:eastAsia="Times New Roman" w:hAnsi="Times New Roman" w:cs="Times New Roman"/>
+          <w:sz w:val="24"/>
+          <w:szCs w:val="24"/>
+          <w:lang w:val="en-US" w:eastAsia="ru-RU"/>
+        </w:rPr>
+        <w:t>Music failure не является Story Playback failure.</w:t>
+      </w:r>
+    </w:p>
+    <w:p>
+      <w:pPr>
+        <w:spacing w:before="100" w:beforeAutospacing="1" w:after="100" w:afterAutospacing="1" w:line="240" w:lineRule="auto"/>
+        <w:rPr>
+          <w:rFonts w:ascii="Times New Roman" w:eastAsia="Times New Roman" w:hAnsi="Times New Roman" w:cs="Times New Roman"/>
+          <w:sz w:val="24"/>
+          <w:szCs w:val="24"/>
+          <w:lang w:val="en-US" w:eastAsia="ru-RU"/>
+        </w:rPr>
+      </w:pPr>
+    </w:p>
+    <w:p>
+      <w:pPr>
+        <w:spacing w:before="100" w:beforeAutospacing="1" w:after="100" w:afterAutospacing="1" w:line="240" w:lineRule="auto"/>
+        <w:rPr>
+          <w:rFonts w:ascii="Times New Roman" w:eastAsia="Times New Roman" w:hAnsi="Times New Roman" w:cs="Times New Roman"/>
+          <w:sz w:val="24"/>
+          <w:szCs w:val="24"/>
+          <w:lang w:eastAsia="ru-RU"/>
+        </w:rPr>
+      </w:pPr>
+      <w:r>
+        <w:rPr>
+          <w:rFonts w:ascii="Times New Roman" w:eastAsia="Times New Roman" w:hAnsi="Times New Roman" w:cs="Times New Roman"/>
+          <w:sz w:val="24"/>
+          <w:szCs w:val="24"/>
+          <w:lang w:eastAsia="ru-RU"/>
+        </w:rPr>
+        <w:t xml:space="preserve">Для первой версии </w:t>
+      </w:r>
+      <w:r>
+        <w:rPr>
+          <w:rFonts w:ascii="Times New Roman" w:eastAsia="Times New Roman" w:hAnsi="Times New Roman" w:cs="Times New Roman"/>
+          <w:sz w:val="24"/>
+          <w:szCs w:val="24"/>
+          <w:lang w:val="en-US" w:eastAsia="ru-RU"/>
+        </w:rPr>
+        <w:t>audio</w:t>
+      </w:r>
+      <w:r>
+        <w:rPr>
+          <w:rFonts w:ascii="Times New Roman" w:eastAsia="Times New Roman" w:hAnsi="Times New Roman" w:cs="Times New Roman"/>
+          <w:sz w:val="24"/>
+          <w:szCs w:val="24"/>
+          <w:lang w:eastAsia="ru-RU"/>
+        </w:rPr>
+        <w:t xml:space="preserve"> </w:t>
+      </w:r>
+      <w:r>
+        <w:rPr>
+          <w:rFonts w:ascii="Times New Roman" w:eastAsia="Times New Roman" w:hAnsi="Times New Roman" w:cs="Times New Roman"/>
+          <w:sz w:val="24"/>
+          <w:szCs w:val="24"/>
+          <w:lang w:val="en-US" w:eastAsia="ru-RU"/>
+        </w:rPr>
+        <w:t>orchestration</w:t>
+      </w:r>
+      <w:r>
+        <w:rPr>
+          <w:rFonts w:ascii="Times New Roman" w:eastAsia="Times New Roman" w:hAnsi="Times New Roman" w:cs="Times New Roman"/>
+          <w:sz w:val="24"/>
+          <w:szCs w:val="24"/>
+          <w:lang w:eastAsia="ru-RU"/>
+        </w:rPr>
+        <w:t xml:space="preserve"> синхронизирует только:</w:t>
+      </w:r>
+    </w:p>
+    <w:p>
+      <w:pPr>
+        <w:spacing w:before="100" w:beforeAutospacing="1" w:after="100" w:afterAutospacing="1" w:line="240" w:lineRule="auto"/>
+        <w:rPr>
+          <w:rFonts w:ascii="Times New Roman" w:eastAsia="Times New Roman" w:hAnsi="Times New Roman" w:cs="Times New Roman"/>
+          <w:sz w:val="24"/>
+          <w:szCs w:val="24"/>
+          <w:lang w:eastAsia="ru-RU"/>
+        </w:rPr>
+      </w:pPr>
+    </w:p>
+    <w:p>
+      <w:pPr>
+        <w:spacing w:before="100" w:beforeAutospacing="1" w:after="100" w:afterAutospacing="1" w:line="240" w:lineRule="auto"/>
+        <w:rPr>
+          <w:rFonts w:ascii="Times New Roman" w:eastAsia="Times New Roman" w:hAnsi="Times New Roman" w:cs="Times New Roman"/>
+          <w:sz w:val="24"/>
+          <w:szCs w:val="24"/>
+          <w:lang w:val="en-US" w:eastAsia="ru-RU"/>
+        </w:rPr>
+      </w:pPr>
+      <w:r>
+        <w:rPr>
+          <w:rFonts w:ascii="Times New Roman" w:eastAsia="Times New Roman" w:hAnsi="Times New Roman" w:cs="Times New Roman"/>
+          <w:sz w:val="24"/>
+          <w:szCs w:val="24"/>
+          <w:lang w:val="en-US" w:eastAsia="ru-RU"/>
+        </w:rPr>
+        <w:t>Playback start</w:t>
+      </w:r>
+    </w:p>
+    <w:p>
+      <w:pPr>
+        <w:spacing w:before="100" w:beforeAutospacing="1" w:after="100" w:afterAutospacing="1" w:line="240" w:lineRule="auto"/>
+        <w:rPr>
+          <w:rFonts w:ascii="Times New Roman" w:eastAsia="Times New Roman" w:hAnsi="Times New Roman" w:cs="Times New Roman"/>
+          <w:sz w:val="24"/>
+          <w:szCs w:val="24"/>
+          <w:lang w:val="en-US" w:eastAsia="ru-RU"/>
+        </w:rPr>
+      </w:pPr>
+      <w:r>
+        <w:rPr>
+          <w:rFonts w:ascii="Times New Roman" w:eastAsia="Times New Roman" w:hAnsi="Times New Roman" w:cs="Times New Roman"/>
+          <w:sz w:val="24"/>
+          <w:szCs w:val="24"/>
+          <w:lang w:val="en-US" w:eastAsia="ru-RU"/>
+        </w:rPr>
+        <w:t>→ Audio play</w:t>
+      </w:r>
+    </w:p>
+    <w:p>
+      <w:pPr>
+        <w:spacing w:before="100" w:beforeAutospacing="1" w:after="100" w:afterAutospacing="1" w:line="240" w:lineRule="auto"/>
+        <w:rPr>
+          <w:rFonts w:ascii="Times New Roman" w:eastAsia="Times New Roman" w:hAnsi="Times New Roman" w:cs="Times New Roman"/>
+          <w:sz w:val="24"/>
+          <w:szCs w:val="24"/>
+          <w:lang w:val="en-US" w:eastAsia="ru-RU"/>
+        </w:rPr>
+      </w:pPr>
+    </w:p>
+    <w:p>
+      <w:pPr>
+        <w:spacing w:before="100" w:beforeAutospacing="1" w:after="100" w:afterAutospacing="1" w:line="240" w:lineRule="auto"/>
+        <w:rPr>
+          <w:rFonts w:ascii="Times New Roman" w:eastAsia="Times New Roman" w:hAnsi="Times New Roman" w:cs="Times New Roman"/>
+          <w:sz w:val="24"/>
+          <w:szCs w:val="24"/>
+          <w:lang w:val="en-US" w:eastAsia="ru-RU"/>
+        </w:rPr>
+      </w:pPr>
+      <w:r>
+        <w:rPr>
+          <w:rFonts w:ascii="Times New Roman" w:eastAsia="Times New Roman" w:hAnsi="Times New Roman" w:cs="Times New Roman"/>
+          <w:sz w:val="24"/>
+          <w:szCs w:val="24"/>
+          <w:lang w:val="en-US" w:eastAsia="ru-RU"/>
+        </w:rPr>
+        <w:t>Playback pause</w:t>
+      </w:r>
+    </w:p>
+    <w:p>
+      <w:pPr>
+        <w:spacing w:before="100" w:beforeAutospacing="1" w:after="100" w:afterAutospacing="1" w:line="240" w:lineRule="auto"/>
+        <w:rPr>
+          <w:rFonts w:ascii="Times New Roman" w:eastAsia="Times New Roman" w:hAnsi="Times New Roman" w:cs="Times New Roman"/>
+          <w:sz w:val="24"/>
+          <w:szCs w:val="24"/>
+          <w:lang w:val="en-US" w:eastAsia="ru-RU"/>
+        </w:rPr>
+      </w:pPr>
+      <w:r>
+        <w:rPr>
+          <w:rFonts w:ascii="Times New Roman" w:eastAsia="Times New Roman" w:hAnsi="Times New Roman" w:cs="Times New Roman"/>
+          <w:sz w:val="24"/>
+          <w:szCs w:val="24"/>
+          <w:lang w:val="en-US" w:eastAsia="ru-RU"/>
+        </w:rPr>
+        <w:t>→ Audio pause</w:t>
+      </w:r>
+    </w:p>
+    <w:p>
+      <w:pPr>
+        <w:spacing w:before="100" w:beforeAutospacing="1" w:after="100" w:afterAutospacing="1" w:line="240" w:lineRule="auto"/>
+        <w:rPr>
+          <w:rFonts w:ascii="Times New Roman" w:eastAsia="Times New Roman" w:hAnsi="Times New Roman" w:cs="Times New Roman"/>
+          <w:sz w:val="24"/>
+          <w:szCs w:val="24"/>
+          <w:lang w:val="en-US" w:eastAsia="ru-RU"/>
+        </w:rPr>
+      </w:pPr>
+    </w:p>
+    <w:p>
+      <w:pPr>
+        <w:spacing w:before="100" w:beforeAutospacing="1" w:after="100" w:afterAutospacing="1" w:line="240" w:lineRule="auto"/>
+        <w:rPr>
+          <w:rFonts w:ascii="Times New Roman" w:eastAsia="Times New Roman" w:hAnsi="Times New Roman" w:cs="Times New Roman"/>
+          <w:sz w:val="24"/>
+          <w:szCs w:val="24"/>
+          <w:lang w:val="en-US" w:eastAsia="ru-RU"/>
+        </w:rPr>
+      </w:pPr>
+      <w:r>
+        <w:rPr>
+          <w:rFonts w:ascii="Times New Roman" w:eastAsia="Times New Roman" w:hAnsi="Times New Roman" w:cs="Times New Roman"/>
+          <w:sz w:val="24"/>
+          <w:szCs w:val="24"/>
+          <w:lang w:val="en-US" w:eastAsia="ru-RU"/>
+        </w:rPr>
+        <w:t>Playback resume</w:t>
+      </w:r>
+    </w:p>
+    <w:p>
+      <w:pPr>
+        <w:spacing w:before="100" w:beforeAutospacing="1" w:after="100" w:afterAutospacing="1" w:line="240" w:lineRule="auto"/>
+        <w:rPr>
+          <w:rFonts w:ascii="Times New Roman" w:eastAsia="Times New Roman" w:hAnsi="Times New Roman" w:cs="Times New Roman"/>
+          <w:sz w:val="24"/>
+          <w:szCs w:val="24"/>
+          <w:lang w:val="en-US" w:eastAsia="ru-RU"/>
+        </w:rPr>
+      </w:pPr>
+      <w:r>
+        <w:rPr>
+          <w:rFonts w:ascii="Times New Roman" w:eastAsia="Times New Roman" w:hAnsi="Times New Roman" w:cs="Times New Roman"/>
+          <w:sz w:val="24"/>
+          <w:szCs w:val="24"/>
+          <w:lang w:val="en-US" w:eastAsia="ru-RU"/>
+        </w:rPr>
+        <w:t>→ Audio resume</w:t>
+      </w:r>
+    </w:p>
+    <w:p>
+      <w:pPr>
+        <w:spacing w:before="100" w:beforeAutospacing="1" w:after="100" w:afterAutospacing="1" w:line="240" w:lineRule="auto"/>
+        <w:rPr>
+          <w:rFonts w:ascii="Times New Roman" w:eastAsia="Times New Roman" w:hAnsi="Times New Roman" w:cs="Times New Roman"/>
+          <w:sz w:val="24"/>
+          <w:szCs w:val="24"/>
+          <w:lang w:val="en-US" w:eastAsia="ru-RU"/>
+        </w:rPr>
+      </w:pPr>
+    </w:p>
+    <w:p>
+      <w:pPr>
+        <w:spacing w:before="100" w:beforeAutospacing="1" w:after="100" w:afterAutospacing="1" w:line="240" w:lineRule="auto"/>
+        <w:rPr>
+          <w:rFonts w:ascii="Times New Roman" w:eastAsia="Times New Roman" w:hAnsi="Times New Roman" w:cs="Times New Roman"/>
+          <w:sz w:val="24"/>
+          <w:szCs w:val="24"/>
+          <w:lang w:val="en-US" w:eastAsia="ru-RU"/>
+        </w:rPr>
+      </w:pPr>
+      <w:r>
+        <w:rPr>
+          <w:rFonts w:ascii="Times New Roman" w:eastAsia="Times New Roman" w:hAnsi="Times New Roman" w:cs="Times New Roman"/>
+          <w:sz w:val="24"/>
+          <w:szCs w:val="24"/>
+          <w:lang w:val="en-US" w:eastAsia="ru-RU"/>
+        </w:rPr>
+        <w:t>Playback stop</w:t>
+      </w:r>
+    </w:p>
+    <w:p>
+      <w:pPr>
+        <w:spacing w:before="100" w:beforeAutospacing="1" w:after="100" w:afterAutospacing="1" w:line="240" w:lineRule="auto"/>
+        <w:rPr>
+          <w:rFonts w:ascii="Times New Roman" w:eastAsia="Times New Roman" w:hAnsi="Times New Roman" w:cs="Times New Roman"/>
+          <w:sz w:val="24"/>
+          <w:szCs w:val="24"/>
+          <w:lang w:val="en-US" w:eastAsia="ru-RU"/>
+        </w:rPr>
+      </w:pPr>
+      <w:r>
+        <w:rPr>
+          <w:rFonts w:ascii="Times New Roman" w:eastAsia="Times New Roman" w:hAnsi="Times New Roman" w:cs="Times New Roman"/>
+          <w:sz w:val="24"/>
+          <w:szCs w:val="24"/>
+          <w:lang w:val="en-US" w:eastAsia="ru-RU"/>
+        </w:rPr>
+        <w:t>→ Audio stop</w:t>
+      </w:r>
+    </w:p>
+    <w:p>
+      <w:pPr>
+        <w:spacing w:before="100" w:beforeAutospacing="1" w:after="100" w:afterAutospacing="1" w:line="240" w:lineRule="auto"/>
+        <w:rPr>
+          <w:rFonts w:ascii="Times New Roman" w:eastAsia="Times New Roman" w:hAnsi="Times New Roman" w:cs="Times New Roman"/>
+          <w:sz w:val="24"/>
+          <w:szCs w:val="24"/>
+          <w:lang w:val="en-US" w:eastAsia="ru-RU"/>
+        </w:rPr>
+      </w:pPr>
+    </w:p>
+    <w:p>
+      <w:pPr>
+        <w:spacing w:before="100" w:beforeAutospacing="1" w:after="100" w:afterAutospacing="1" w:line="240" w:lineRule="auto"/>
+        <w:rPr>
+          <w:rFonts w:ascii="Times New Roman" w:eastAsia="Times New Roman" w:hAnsi="Times New Roman" w:cs="Times New Roman"/>
+          <w:sz w:val="24"/>
+          <w:szCs w:val="24"/>
+          <w:lang w:val="en-US" w:eastAsia="ru-RU"/>
+        </w:rPr>
+      </w:pPr>
+      <w:r>
+        <w:rPr>
+          <w:rFonts w:ascii="Times New Roman" w:eastAsia="Times New Roman" w:hAnsi="Times New Roman" w:cs="Times New Roman"/>
+          <w:sz w:val="24"/>
+          <w:szCs w:val="24"/>
+          <w:lang w:val="en-US" w:eastAsia="ru-RU"/>
+        </w:rPr>
+        <w:t>Playback finished</w:t>
+      </w:r>
+    </w:p>
+    <w:p>
+      <w:pPr>
+        <w:spacing w:before="100" w:beforeAutospacing="1" w:after="100" w:afterAutospacing="1" w:line="240" w:lineRule="auto"/>
+        <w:rPr>
+          <w:rFonts w:ascii="Times New Roman" w:eastAsia="Times New Roman" w:hAnsi="Times New Roman" w:cs="Times New Roman"/>
+          <w:sz w:val="24"/>
+          <w:szCs w:val="24"/>
+          <w:lang w:val="en-US" w:eastAsia="ru-RU"/>
+        </w:rPr>
+      </w:pPr>
+      <w:r>
+        <w:rPr>
+          <w:rFonts w:ascii="Times New Roman" w:eastAsia="Times New Roman" w:hAnsi="Times New Roman" w:cs="Times New Roman"/>
+          <w:sz w:val="24"/>
+          <w:szCs w:val="24"/>
+          <w:lang w:val="en-US" w:eastAsia="ru-RU"/>
+        </w:rPr>
+        <w:t>→ Audio stop</w:t>
+      </w:r>
+    </w:p>
+    <w:p>
+      <w:pPr>
+        <w:spacing w:before="100" w:beforeAutospacing="1" w:after="100" w:afterAutospacing="1" w:line="240" w:lineRule="auto"/>
+        <w:rPr>
+          <w:rFonts w:ascii="Times New Roman" w:eastAsia="Times New Roman" w:hAnsi="Times New Roman" w:cs="Times New Roman"/>
+          <w:sz w:val="24"/>
+          <w:szCs w:val="24"/>
+          <w:lang w:val="en-US" w:eastAsia="ru-RU"/>
+        </w:rPr>
+      </w:pPr>
+    </w:p>
+    <w:p>
+      <w:pPr>
+        <w:spacing w:before="100" w:beforeAutospacing="1" w:after="100" w:afterAutospacing="1" w:line="240" w:lineRule="auto"/>
+        <w:rPr>
+          <w:rFonts w:ascii="Times New Roman" w:eastAsia="Times New Roman" w:hAnsi="Times New Roman" w:cs="Times New Roman"/>
+          <w:sz w:val="24"/>
+          <w:szCs w:val="24"/>
+          <w:lang w:val="en-US" w:eastAsia="ru-RU"/>
+        </w:rPr>
+      </w:pPr>
+      <w:r>
+        <w:rPr>
+          <w:rFonts w:ascii="Times New Roman" w:eastAsia="Times New Roman" w:hAnsi="Times New Roman" w:cs="Times New Roman"/>
+          <w:sz w:val="24"/>
+          <w:szCs w:val="24"/>
+          <w:lang w:val="en-US" w:eastAsia="ru-RU"/>
+        </w:rPr>
+        <w:t>Playback disposed</w:t>
+      </w:r>
+    </w:p>
+    <w:p>
+      <w:pPr>
+        <w:spacing w:before="100" w:beforeAutospacing="1" w:after="100" w:afterAutospacing="1" w:line="240" w:lineRule="auto"/>
+        <w:rPr>
+          <w:rFonts w:ascii="Times New Roman" w:eastAsia="Times New Roman" w:hAnsi="Times New Roman" w:cs="Times New Roman"/>
+          <w:sz w:val="24"/>
+          <w:szCs w:val="24"/>
+          <w:lang w:val="en-US" w:eastAsia="ru-RU"/>
+        </w:rPr>
+      </w:pPr>
+      <w:r>
+        <w:rPr>
+          <w:rFonts w:ascii="Times New Roman" w:eastAsia="Times New Roman" w:hAnsi="Times New Roman" w:cs="Times New Roman"/>
+          <w:sz w:val="24"/>
+          <w:szCs w:val="24"/>
+          <w:lang w:val="en-US" w:eastAsia="ru-RU"/>
+        </w:rPr>
+        <w:t>→ Audio stop / release</w:t>
+      </w:r>
+    </w:p>
+    <w:p>
+      <w:pPr>
+        <w:spacing w:before="100" w:beforeAutospacing="1" w:after="100" w:afterAutospacing="1" w:line="240" w:lineRule="auto"/>
+        <w:rPr>
+          <w:rFonts w:ascii="Times New Roman" w:eastAsia="Times New Roman" w:hAnsi="Times New Roman" w:cs="Times New Roman"/>
+          <w:sz w:val="24"/>
+          <w:szCs w:val="24"/>
+          <w:lang w:val="en-US" w:eastAsia="ru-RU"/>
+        </w:rPr>
+      </w:pPr>
+    </w:p>
+    <w:p>
+      <w:pPr>
+        <w:spacing w:before="100" w:beforeAutospacing="1" w:after="100" w:afterAutospacing="1" w:line="240" w:lineRule="auto"/>
+        <w:rPr>
+          <w:rFonts w:ascii="Times New Roman" w:eastAsia="Times New Roman" w:hAnsi="Times New Roman" w:cs="Times New Roman"/>
+          <w:sz w:val="24"/>
+          <w:szCs w:val="24"/>
+          <w:lang w:val="en-US" w:eastAsia="ru-RU"/>
+        </w:rPr>
+      </w:pPr>
+      <w:r>
+        <w:rPr>
+          <w:rFonts w:ascii="Times New Roman" w:eastAsia="Times New Roman" w:hAnsi="Times New Roman" w:cs="Times New Roman"/>
+          <w:sz w:val="24"/>
+          <w:szCs w:val="24"/>
+          <w:lang w:val="en-US" w:eastAsia="ru-RU"/>
+        </w:rPr>
         <w:lastRenderedPageBreak/>
-        <w:t>9. Allow Memory creation only when the current role permits it.</w:t>
-      </w:r>
-    </w:p>
-    <w:p>
-      <w:pPr>
-        <w:spacing w:before="100" w:beforeAutospacing="1" w:after="100" w:afterAutospacing="1" w:line="240" w:lineRule="auto"/>
-        <w:rPr>
-          <w:rFonts w:ascii="Times New Roman" w:eastAsia="Times New Roman" w:hAnsi="Times New Roman" w:cs="Times New Roman"/>
-          <w:sz w:val="24"/>
-          <w:szCs w:val="24"/>
-          <w:lang w:val="en-US" w:eastAsia="ru-RU"/>
-        </w:rPr>
-      </w:pPr>
-    </w:p>
-    <w:p>
-      <w:pPr>
-        <w:spacing w:before="100" w:beforeAutospacing="1" w:after="100" w:afterAutospacing="1" w:line="240" w:lineRule="auto"/>
-        <w:rPr>
-          <w:rFonts w:ascii="Times New Roman" w:eastAsia="Times New Roman" w:hAnsi="Times New Roman" w:cs="Times New Roman"/>
-          <w:sz w:val="24"/>
-          <w:szCs w:val="24"/>
-          <w:lang w:val="en-US" w:eastAsia="ru-RU"/>
-        </w:rPr>
-      </w:pPr>
-      <w:r>
-        <w:rPr>
-          <w:rFonts w:ascii="Times New Roman" w:eastAsia="Times New Roman" w:hAnsi="Times New Roman" w:cs="Times New Roman"/>
-          <w:sz w:val="24"/>
-          <w:szCs w:val="24"/>
-          <w:lang w:val="en-US" w:eastAsia="ru-RU"/>
-        </w:rPr>
-        <w:t>Timeline does not introduce a separate backend Timeline resource.</w:t>
+        <w:t>Не входит в первую версию:</w:t>
+      </w:r>
+    </w:p>
+    <w:p>
+      <w:pPr>
+        <w:spacing w:before="100" w:beforeAutospacing="1" w:after="100" w:afterAutospacing="1" w:line="240" w:lineRule="auto"/>
+        <w:rPr>
+          <w:rFonts w:ascii="Times New Roman" w:eastAsia="Times New Roman" w:hAnsi="Times New Roman" w:cs="Times New Roman"/>
+          <w:sz w:val="24"/>
+          <w:szCs w:val="24"/>
+          <w:lang w:val="en-US" w:eastAsia="ru-RU"/>
+        </w:rPr>
+      </w:pPr>
+    </w:p>
+    <w:p>
+      <w:pPr>
+        <w:spacing w:before="100" w:beforeAutospacing="1" w:after="100" w:afterAutospacing="1" w:line="240" w:lineRule="auto"/>
+        <w:rPr>
+          <w:rFonts w:ascii="Times New Roman" w:eastAsia="Times New Roman" w:hAnsi="Times New Roman" w:cs="Times New Roman"/>
+          <w:sz w:val="24"/>
+          <w:szCs w:val="24"/>
+          <w:lang w:val="en-US" w:eastAsia="ru-RU"/>
+        </w:rPr>
+      </w:pPr>
+      <w:r>
+        <w:rPr>
+          <w:rFonts w:ascii="Times New Roman" w:eastAsia="Times New Roman" w:hAnsi="Times New Roman" w:cs="Times New Roman"/>
+          <w:sz w:val="24"/>
+          <w:szCs w:val="24"/>
+          <w:lang w:val="en-US" w:eastAsia="ru-RU"/>
+        </w:rPr>
+        <w:t>seek;</w:t>
+      </w:r>
+    </w:p>
+    <w:p>
+      <w:pPr>
+        <w:spacing w:before="100" w:beforeAutospacing="1" w:after="100" w:afterAutospacing="1" w:line="240" w:lineRule="auto"/>
+        <w:rPr>
+          <w:rFonts w:ascii="Times New Roman" w:eastAsia="Times New Roman" w:hAnsi="Times New Roman" w:cs="Times New Roman"/>
+          <w:sz w:val="24"/>
+          <w:szCs w:val="24"/>
+          <w:lang w:val="en-US" w:eastAsia="ru-RU"/>
+        </w:rPr>
+      </w:pPr>
+      <w:r>
+        <w:rPr>
+          <w:rFonts w:ascii="Times New Roman" w:eastAsia="Times New Roman" w:hAnsi="Times New Roman" w:cs="Times New Roman"/>
+          <w:sz w:val="24"/>
+          <w:szCs w:val="24"/>
+          <w:lang w:val="en-US" w:eastAsia="ru-RU"/>
+        </w:rPr>
+        <w:t>scrubbing;</w:t>
+      </w:r>
+    </w:p>
+    <w:p>
+      <w:pPr>
+        <w:spacing w:before="100" w:beforeAutospacing="1" w:after="100" w:afterAutospacing="1" w:line="240" w:lineRule="auto"/>
+        <w:rPr>
+          <w:rFonts w:ascii="Times New Roman" w:eastAsia="Times New Roman" w:hAnsi="Times New Roman" w:cs="Times New Roman"/>
+          <w:sz w:val="24"/>
+          <w:szCs w:val="24"/>
+          <w:lang w:val="en-US" w:eastAsia="ru-RU"/>
+        </w:rPr>
+      </w:pPr>
+      <w:r>
+        <w:rPr>
+          <w:rFonts w:ascii="Times New Roman" w:eastAsia="Times New Roman" w:hAnsi="Times New Roman" w:cs="Times New Roman"/>
+          <w:sz w:val="24"/>
+          <w:szCs w:val="24"/>
+          <w:lang w:val="en-US" w:eastAsia="ru-RU"/>
+        </w:rPr>
+        <w:t>audio-driven Memory timings;</w:t>
+      </w:r>
+    </w:p>
+    <w:p>
+      <w:pPr>
+        <w:spacing w:before="100" w:beforeAutospacing="1" w:after="100" w:afterAutospacing="1" w:line="240" w:lineRule="auto"/>
+        <w:rPr>
+          <w:rFonts w:ascii="Times New Roman" w:eastAsia="Times New Roman" w:hAnsi="Times New Roman" w:cs="Times New Roman"/>
+          <w:sz w:val="24"/>
+          <w:szCs w:val="24"/>
+          <w:lang w:val="en-US" w:eastAsia="ru-RU"/>
+        </w:rPr>
+      </w:pPr>
+      <w:r>
+        <w:rPr>
+          <w:rFonts w:ascii="Times New Roman" w:eastAsia="Times New Roman" w:hAnsi="Times New Roman" w:cs="Times New Roman"/>
+          <w:sz w:val="24"/>
+          <w:szCs w:val="24"/>
+          <w:lang w:val="en-US" w:eastAsia="ru-RU"/>
+        </w:rPr>
+        <w:t>beat synchronization;</w:t>
+      </w:r>
+    </w:p>
+    <w:p>
+      <w:pPr>
+        <w:spacing w:before="100" w:beforeAutospacing="1" w:after="100" w:afterAutospacing="1" w:line="240" w:lineRule="auto"/>
+        <w:rPr>
+          <w:rFonts w:ascii="Times New Roman" w:eastAsia="Times New Roman" w:hAnsi="Times New Roman" w:cs="Times New Roman"/>
+          <w:sz w:val="24"/>
+          <w:szCs w:val="24"/>
+          <w:lang w:val="en-US" w:eastAsia="ru-RU"/>
+        </w:rPr>
+      </w:pPr>
+      <w:r>
+        <w:rPr>
+          <w:rFonts w:ascii="Times New Roman" w:eastAsia="Times New Roman" w:hAnsi="Times New Roman" w:cs="Times New Roman"/>
+          <w:sz w:val="24"/>
+          <w:szCs w:val="24"/>
+          <w:lang w:val="en-US" w:eastAsia="ru-RU"/>
+        </w:rPr>
+        <w:t>dynamic Story pacing based on soundtrack duration;</w:t>
+      </w:r>
+    </w:p>
+    <w:p>
+      <w:pPr>
+        <w:spacing w:before="100" w:beforeAutospacing="1" w:after="100" w:afterAutospacing="1" w:line="240" w:lineRule="auto"/>
+        <w:rPr>
+          <w:rFonts w:ascii="Times New Roman" w:eastAsia="Times New Roman" w:hAnsi="Times New Roman" w:cs="Times New Roman"/>
+          <w:sz w:val="24"/>
+          <w:szCs w:val="24"/>
+          <w:lang w:val="en-US" w:eastAsia="ru-RU"/>
+        </w:rPr>
+      </w:pPr>
+      <w:r>
+        <w:rPr>
+          <w:rFonts w:ascii="Times New Roman" w:eastAsia="Times New Roman" w:hAnsi="Times New Roman" w:cs="Times New Roman"/>
+          <w:sz w:val="24"/>
+          <w:szCs w:val="24"/>
+          <w:lang w:val="en-US" w:eastAsia="ru-RU"/>
+        </w:rPr>
+        <w:t>полноценный shared Playback Clock.</w:t>
+      </w:r>
+    </w:p>
+    <w:p>
+      <w:pPr>
+        <w:spacing w:before="100" w:beforeAutospacing="1" w:after="100" w:afterAutospacing="1" w:line="240" w:lineRule="auto"/>
+        <w:rPr>
+          <w:rFonts w:ascii="Times New Roman" w:eastAsia="Times New Roman" w:hAnsi="Times New Roman" w:cs="Times New Roman"/>
+          <w:sz w:val="24"/>
+          <w:szCs w:val="24"/>
+          <w:lang w:val="en-US" w:eastAsia="ru-RU"/>
+        </w:rPr>
+      </w:pPr>
+    </w:p>
+    <w:p>
+      <w:pPr>
+        <w:spacing w:before="100" w:beforeAutospacing="1" w:after="100" w:afterAutospacing="1" w:line="240" w:lineRule="auto"/>
+        <w:rPr>
+          <w:rFonts w:ascii="Times New Roman" w:eastAsia="Times New Roman" w:hAnsi="Times New Roman" w:cs="Times New Roman"/>
+          <w:sz w:val="24"/>
+          <w:szCs w:val="24"/>
+          <w:lang w:val="en-US" w:eastAsia="ru-RU"/>
+        </w:rPr>
+      </w:pPr>
+      <w:r>
+        <w:rPr>
+          <w:rFonts w:ascii="Times New Roman" w:eastAsia="Times New Roman" w:hAnsi="Times New Roman" w:cs="Times New Roman"/>
+          <w:sz w:val="24"/>
+          <w:szCs w:val="24"/>
+          <w:lang w:val="en-US" w:eastAsia="ru-RU"/>
+        </w:rPr>
+        <w:t>Story Playback Snapshot</w:t>
+      </w:r>
+    </w:p>
+    <w:p>
+      <w:pPr>
+        <w:spacing w:before="100" w:beforeAutospacing="1" w:after="100" w:afterAutospacing="1" w:line="240" w:lineRule="auto"/>
+        <w:rPr>
+          <w:rFonts w:ascii="Times New Roman" w:eastAsia="Times New Roman" w:hAnsi="Times New Roman" w:cs="Times New Roman"/>
+          <w:sz w:val="24"/>
+          <w:szCs w:val="24"/>
+          <w:lang w:val="en-US" w:eastAsia="ru-RU"/>
+        </w:rPr>
+      </w:pPr>
+    </w:p>
+    <w:p>
+      <w:pPr>
+        <w:spacing w:before="100" w:beforeAutospacing="1" w:after="100" w:afterAutospacing="1" w:line="240" w:lineRule="auto"/>
+        <w:rPr>
+          <w:rFonts w:ascii="Times New Roman" w:eastAsia="Times New Roman" w:hAnsi="Times New Roman" w:cs="Times New Roman"/>
+          <w:sz w:val="24"/>
+          <w:szCs w:val="24"/>
+          <w:lang w:val="en-US" w:eastAsia="ru-RU"/>
+        </w:rPr>
+      </w:pPr>
+      <w:r>
+        <w:rPr>
+          <w:rFonts w:ascii="Times New Roman" w:eastAsia="Times New Roman" w:hAnsi="Times New Roman" w:cs="Times New Roman"/>
+          <w:sz w:val="24"/>
+          <w:szCs w:val="24"/>
+          <w:lang w:val="en-US" w:eastAsia="ru-RU"/>
+        </w:rPr>
+        <w:t>Добавление soundtrack не меняет существующую stable snapshot semantics</w:t>
+      </w:r>
+    </w:p>
+    <w:p>
+      <w:pPr>
+        <w:spacing w:before="100" w:beforeAutospacing="1" w:after="100" w:afterAutospacing="1" w:line="240" w:lineRule="auto"/>
+        <w:rPr>
+          <w:rFonts w:ascii="Times New Roman" w:eastAsia="Times New Roman" w:hAnsi="Times New Roman" w:cs="Times New Roman"/>
+          <w:sz w:val="24"/>
+          <w:szCs w:val="24"/>
+          <w:lang w:val="en-US" w:eastAsia="ru-RU"/>
+        </w:rPr>
+      </w:pPr>
+      <w:r>
+        <w:rPr>
+          <w:rFonts w:ascii="Times New Roman" w:eastAsia="Times New Roman" w:hAnsi="Times New Roman" w:cs="Times New Roman"/>
+          <w:sz w:val="24"/>
+          <w:szCs w:val="24"/>
+          <w:lang w:val="en-US" w:eastAsia="ru-RU"/>
+        </w:rPr>
+        <w:t>визуального Playback.</w:t>
+      </w:r>
+    </w:p>
+    <w:p>
+      <w:pPr>
+        <w:spacing w:before="100" w:beforeAutospacing="1" w:after="100" w:afterAutospacing="1" w:line="240" w:lineRule="auto"/>
+        <w:rPr>
+          <w:rFonts w:ascii="Times New Roman" w:eastAsia="Times New Roman" w:hAnsi="Times New Roman" w:cs="Times New Roman"/>
+          <w:sz w:val="24"/>
+          <w:szCs w:val="24"/>
+          <w:lang w:val="en-US" w:eastAsia="ru-RU"/>
+        </w:rPr>
+      </w:pPr>
+    </w:p>
+    <w:p>
+      <w:pPr>
+        <w:spacing w:before="100" w:beforeAutospacing="1" w:after="100" w:afterAutospacing="1" w:line="240" w:lineRule="auto"/>
+        <w:rPr>
+          <w:rFonts w:ascii="Times New Roman" w:eastAsia="Times New Roman" w:hAnsi="Times New Roman" w:cs="Times New Roman"/>
+          <w:sz w:val="24"/>
+          <w:szCs w:val="24"/>
+          <w:lang w:val="en-US" w:eastAsia="ru-RU"/>
+        </w:rPr>
+      </w:pPr>
+      <w:r>
+        <w:rPr>
+          <w:rFonts w:ascii="Times New Roman" w:eastAsia="Times New Roman" w:hAnsi="Times New Roman" w:cs="Times New Roman"/>
+          <w:sz w:val="24"/>
+          <w:szCs w:val="24"/>
+          <w:lang w:val="en-US" w:eastAsia="ru-RU"/>
+        </w:rPr>
+        <w:t>Soundtrack orchestration не должна изменять:</w:t>
+      </w:r>
+    </w:p>
+    <w:p>
+      <w:pPr>
+        <w:spacing w:before="100" w:beforeAutospacing="1" w:after="100" w:afterAutospacing="1" w:line="240" w:lineRule="auto"/>
+        <w:rPr>
+          <w:rFonts w:ascii="Times New Roman" w:eastAsia="Times New Roman" w:hAnsi="Times New Roman" w:cs="Times New Roman"/>
+          <w:sz w:val="24"/>
+          <w:szCs w:val="24"/>
+          <w:lang w:val="en-US" w:eastAsia="ru-RU"/>
+        </w:rPr>
+      </w:pPr>
+    </w:p>
+    <w:p>
+      <w:pPr>
+        <w:spacing w:before="100" w:beforeAutospacing="1" w:after="100" w:afterAutospacing="1" w:line="240" w:lineRule="auto"/>
+        <w:rPr>
+          <w:rFonts w:ascii="Times New Roman" w:eastAsia="Times New Roman" w:hAnsi="Times New Roman" w:cs="Times New Roman"/>
+          <w:sz w:val="24"/>
+          <w:szCs w:val="24"/>
+          <w:lang w:val="en-US" w:eastAsia="ru-RU"/>
+        </w:rPr>
+      </w:pPr>
+      <w:r>
+        <w:rPr>
+          <w:rFonts w:ascii="Times New Roman" w:eastAsia="Times New Roman" w:hAnsi="Times New Roman" w:cs="Times New Roman"/>
+          <w:sz w:val="24"/>
+          <w:szCs w:val="24"/>
+          <w:lang w:val="en-US" w:eastAsia="ru-RU"/>
+        </w:rPr>
+        <w:t>Memory ordering;</w:t>
+      </w:r>
+    </w:p>
+    <w:p>
+      <w:pPr>
+        <w:spacing w:before="100" w:beforeAutospacing="1" w:after="100" w:afterAutospacing="1" w:line="240" w:lineRule="auto"/>
+        <w:rPr>
+          <w:rFonts w:ascii="Times New Roman" w:eastAsia="Times New Roman" w:hAnsi="Times New Roman" w:cs="Times New Roman"/>
+          <w:sz w:val="24"/>
+          <w:szCs w:val="24"/>
+          <w:lang w:val="en-US" w:eastAsia="ru-RU"/>
+        </w:rPr>
+      </w:pPr>
+      <w:r>
+        <w:rPr>
+          <w:rFonts w:ascii="Times New Roman" w:eastAsia="Times New Roman" w:hAnsi="Times New Roman" w:cs="Times New Roman"/>
+          <w:sz w:val="24"/>
+          <w:szCs w:val="24"/>
+          <w:lang w:val="en-US" w:eastAsia="ru-RU"/>
+        </w:rPr>
+        <w:t>currentIndex;</w:t>
+      </w:r>
+    </w:p>
+    <w:p>
+      <w:pPr>
+        <w:spacing w:before="100" w:beforeAutospacing="1" w:after="100" w:afterAutospacing="1" w:line="240" w:lineRule="auto"/>
+        <w:rPr>
+          <w:rFonts w:ascii="Times New Roman" w:eastAsia="Times New Roman" w:hAnsi="Times New Roman" w:cs="Times New Roman"/>
+          <w:sz w:val="24"/>
+          <w:szCs w:val="24"/>
+          <w:lang w:val="en-US" w:eastAsia="ru-RU"/>
+        </w:rPr>
+      </w:pPr>
+      <w:r>
+        <w:rPr>
+          <w:rFonts w:ascii="Times New Roman" w:eastAsia="Times New Roman" w:hAnsi="Times New Roman" w:cs="Times New Roman"/>
+          <w:sz w:val="24"/>
+          <w:szCs w:val="24"/>
+          <w:lang w:val="en-US" w:eastAsia="ru-RU"/>
+        </w:rPr>
+        <w:t>camera revisions;</w:t>
+      </w:r>
+    </w:p>
+    <w:p>
+      <w:pPr>
+        <w:spacing w:before="100" w:beforeAutospacing="1" w:after="100" w:afterAutospacing="1" w:line="240" w:lineRule="auto"/>
+        <w:rPr>
+          <w:rFonts w:ascii="Times New Roman" w:eastAsia="Times New Roman" w:hAnsi="Times New Roman" w:cs="Times New Roman"/>
+          <w:sz w:val="24"/>
+          <w:szCs w:val="24"/>
+          <w:lang w:val="en-US" w:eastAsia="ru-RU"/>
+        </w:rPr>
+      </w:pPr>
+      <w:r>
+        <w:rPr>
+          <w:rFonts w:ascii="Times New Roman" w:eastAsia="Times New Roman" w:hAnsi="Times New Roman" w:cs="Times New Roman"/>
+          <w:sz w:val="24"/>
+          <w:szCs w:val="24"/>
+          <w:lang w:val="en-US" w:eastAsia="ru-RU"/>
+        </w:rPr>
+        <w:t>presentation revisions;</w:t>
+      </w:r>
+    </w:p>
+    <w:p>
+      <w:pPr>
+        <w:spacing w:before="100" w:beforeAutospacing="1" w:after="100" w:afterAutospacing="1" w:line="240" w:lineRule="auto"/>
+        <w:rPr>
+          <w:rFonts w:ascii="Times New Roman" w:eastAsia="Times New Roman" w:hAnsi="Times New Roman" w:cs="Times New Roman"/>
+          <w:sz w:val="24"/>
+          <w:szCs w:val="24"/>
+          <w:lang w:val="en-US" w:eastAsia="ru-RU"/>
+        </w:rPr>
+      </w:pPr>
+      <w:r>
+        <w:rPr>
+          <w:rFonts w:ascii="Times New Roman" w:eastAsia="Times New Roman" w:hAnsi="Times New Roman" w:cs="Times New Roman"/>
+          <w:sz w:val="24"/>
+          <w:szCs w:val="24"/>
+          <w:lang w:val="en-US" w:eastAsia="ru-RU"/>
+        </w:rPr>
+        <w:t>Replay snapshot behavior.</w:t>
       </w:r>
     </w:p>
     <w:p>
@@ -6963,6 +11024,11 @@
       <v:rect id="_x0000_i1026" style="width:0;height:1.5pt" o:hralign="center" o:bullet="t" o:hrstd="t" o:hr="t" fillcolor="#a0a0a0" stroked="f"/>
     </w:pict>
   </w:numPicBullet>
+  <w:numPicBullet w:numPicBulletId="1">
+    <w:pict>
+      <v:rect id="_x0000_i1027" style="width:0;height:1.5pt" o:hralign="center" o:bullet="t" o:hrstd="t" o:hr="t" fillcolor="#a0a0a0" stroked="f"/>
+    </w:pict>
+  </w:numPicBullet>
   <w:abstractNum w:abstractNumId="0" w15:restartNumberingAfterBreak="0">
     <w:nsid w:val="016A5CF6"/>
     <w:multiLevelType w:val="multilevel"/>
@@ -7678,6 +11744,147 @@
     </w:lvl>
   </w:abstractNum>
   <w:abstractNum w:abstractNumId="6" w15:restartNumberingAfterBreak="0">
+    <w:nsid w:val="5F033FA9"/>
+    <w:multiLevelType w:val="hybridMultilevel"/>
+    <w:tmpl w:val="C9DEF17E"/>
+    <w:lvl w:ilvl="0" w:tplc="2FFEAD2E">
+      <w:start w:val="1"/>
+      <w:numFmt w:val="bullet"/>
+      <w:lvlText w:val=""/>
+      <w:lvlPicBulletId w:val="1"/>
+      <w:lvlJc w:val="left"/>
+      <w:pPr>
+        <w:tabs>
+          <w:tab w:val="num" w:pos="720"/>
+        </w:tabs>
+        <w:ind w:left="720" w:hanging="360"/>
+      </w:pPr>
+      <w:rPr>
+        <w:rFonts w:ascii="Symbol" w:hAnsi="Symbol" w:hint="default"/>
+      </w:rPr>
+    </w:lvl>
+    <w:lvl w:ilvl="1" w:tplc="6176403A" w:tentative="1">
+      <w:start w:val="1"/>
+      <w:numFmt w:val="bullet"/>
+      <w:lvlText w:val=""/>
+      <w:lvlJc w:val="left"/>
+      <w:pPr>
+        <w:tabs>
+          <w:tab w:val="num" w:pos="1440"/>
+        </w:tabs>
+        <w:ind w:left="1440" w:hanging="360"/>
+      </w:pPr>
+      <w:rPr>
+        <w:rFonts w:ascii="Symbol" w:hAnsi="Symbol" w:hint="default"/>
+      </w:rPr>
+    </w:lvl>
+    <w:lvl w:ilvl="2" w:tplc="8436B404" w:tentative="1">
+      <w:start w:val="1"/>
+      <w:numFmt w:val="bullet"/>
+      <w:lvlText w:val=""/>
+      <w:lvlJc w:val="left"/>
+      <w:pPr>
+        <w:tabs>
+          <w:tab w:val="num" w:pos="2160"/>
+        </w:tabs>
+        <w:ind w:left="2160" w:hanging="360"/>
+      </w:pPr>
+      <w:rPr>
+        <w:rFonts w:ascii="Symbol" w:hAnsi="Symbol" w:hint="default"/>
+      </w:rPr>
+    </w:lvl>
+    <w:lvl w:ilvl="3" w:tplc="A992D418" w:tentative="1">
+      <w:start w:val="1"/>
+      <w:numFmt w:val="bullet"/>
+      <w:lvlText w:val=""/>
+      <w:lvlJc w:val="left"/>
+      <w:pPr>
+        <w:tabs>
+          <w:tab w:val="num" w:pos="2880"/>
+        </w:tabs>
+        <w:ind w:left="2880" w:hanging="360"/>
+      </w:pPr>
+      <w:rPr>
+        <w:rFonts w:ascii="Symbol" w:hAnsi="Symbol" w:hint="default"/>
+      </w:rPr>
+    </w:lvl>
+    <w:lvl w:ilvl="4" w:tplc="15E07014" w:tentative="1">
+      <w:start w:val="1"/>
+      <w:numFmt w:val="bullet"/>
+      <w:lvlText w:val=""/>
+      <w:lvlJc w:val="left"/>
+      <w:pPr>
+        <w:tabs>
+          <w:tab w:val="num" w:pos="3600"/>
+        </w:tabs>
+        <w:ind w:left="3600" w:hanging="360"/>
+      </w:pPr>
+      <w:rPr>
+        <w:rFonts w:ascii="Symbol" w:hAnsi="Symbol" w:hint="default"/>
+      </w:rPr>
+    </w:lvl>
+    <w:lvl w:ilvl="5" w:tplc="39AE1712" w:tentative="1">
+      <w:start w:val="1"/>
+      <w:numFmt w:val="bullet"/>
+      <w:lvlText w:val=""/>
+      <w:lvlJc w:val="left"/>
+      <w:pPr>
+        <w:tabs>
+          <w:tab w:val="num" w:pos="4320"/>
+        </w:tabs>
+        <w:ind w:left="4320" w:hanging="360"/>
+      </w:pPr>
+      <w:rPr>
+        <w:rFonts w:ascii="Symbol" w:hAnsi="Symbol" w:hint="default"/>
+      </w:rPr>
+    </w:lvl>
+    <w:lvl w:ilvl="6" w:tplc="7C5C7784" w:tentative="1">
+      <w:start w:val="1"/>
+      <w:numFmt w:val="bullet"/>
+      <w:lvlText w:val=""/>
+      <w:lvlJc w:val="left"/>
+      <w:pPr>
+        <w:tabs>
+          <w:tab w:val="num" w:pos="5040"/>
+        </w:tabs>
+        <w:ind w:left="5040" w:hanging="360"/>
+      </w:pPr>
+      <w:rPr>
+        <w:rFonts w:ascii="Symbol" w:hAnsi="Symbol" w:hint="default"/>
+      </w:rPr>
+    </w:lvl>
+    <w:lvl w:ilvl="7" w:tplc="78EA3E78" w:tentative="1">
+      <w:start w:val="1"/>
+      <w:numFmt w:val="bullet"/>
+      <w:lvlText w:val=""/>
+      <w:lvlJc w:val="left"/>
+      <w:pPr>
+        <w:tabs>
+          <w:tab w:val="num" w:pos="5760"/>
+        </w:tabs>
+        <w:ind w:left="5760" w:hanging="360"/>
+      </w:pPr>
+      <w:rPr>
+        <w:rFonts w:ascii="Symbol" w:hAnsi="Symbol" w:hint="default"/>
+      </w:rPr>
+    </w:lvl>
+    <w:lvl w:ilvl="8" w:tplc="CF3EF39E" w:tentative="1">
+      <w:start w:val="1"/>
+      <w:numFmt w:val="bullet"/>
+      <w:lvlText w:val=""/>
+      <w:lvlJc w:val="left"/>
+      <w:pPr>
+        <w:tabs>
+          <w:tab w:val="num" w:pos="6480"/>
+        </w:tabs>
+        <w:ind w:left="6480" w:hanging="360"/>
+      </w:pPr>
+      <w:rPr>
+        <w:rFonts w:ascii="Symbol" w:hAnsi="Symbol" w:hint="default"/>
+      </w:rPr>
+    </w:lvl>
+  </w:abstractNum>
+  <w:abstractNum w:abstractNumId="7" w15:restartNumberingAfterBreak="0">
     <w:nsid w:val="6AE63E23"/>
     <w:multiLevelType w:val="hybridMultilevel"/>
     <w:tmpl w:val="F708770A"/>
@@ -7818,7 +12025,7 @@
       </w:rPr>
     </w:lvl>
   </w:abstractNum>
-  <w:abstractNum w:abstractNumId="7" w15:restartNumberingAfterBreak="0">
+  <w:abstractNum w:abstractNumId="8" w15:restartNumberingAfterBreak="0">
     <w:nsid w:val="6BAD2147"/>
     <w:multiLevelType w:val="multilevel"/>
     <w:tmpl w:val="A0C4F3C4"/>
@@ -7986,9 +12193,12 @@
     <w:abstractNumId w:val="3"/>
   </w:num>
   <w:num w:numId="7">
+    <w:abstractNumId w:val="8"/>
+  </w:num>
+  <w:num w:numId="8">
     <w:abstractNumId w:val="7"/>
   </w:num>
-  <w:num w:numId="8">
+  <w:num w:numId="9">
     <w:abstractNumId w:val="6"/>
   </w:num>
 </w:numbering>
